--- a/backend/apps/operaciones/templates/Proios_Quotation_Quimicos_TEMPLATE_EN.docx
+++ b/backend/apps/operaciones/templates/Proios_Quotation_Quimicos_TEMPLATE_EN.docx
@@ -539,8 +539,28 @@
         <w:rPr>
           <w:lang w:val="en-GB"/>
         </w:rPr>
-        <w:t>We are pleased to submit our quotation for the works detailed below:</w:t>
+        <w:t xml:space="preserve">We are pleased to submit our quotation for the </w:t>
       </w:r>
+      <w:r>
+        <w:rPr>
+          <w:lang w:val="en-GB"/>
+        </w:rPr>
+        <w:t>products</w:t>
+      </w:r>
+      <w:r>
+        <w:rPr>
+          <w:lang w:val="en-GB"/>
+        </w:rPr>
+        <w:t xml:space="preserve"> detailed below:</w:t>
+      </w:r>
+    </w:p>
+    <w:p>
+      <w:pPr>
+        <w:spacing w:before="220"/>
+        <w:rPr>
+          <w:lang w:val="en-GB"/>
+        </w:rPr>
+      </w:pPr>
     </w:p>
     <w:p>
       <w:pPr>
@@ -885,6 +905,9 @@
           <w:p>
             <w:pPr>
               <w:jc w:val="right"/>
+              <w:rPr>
+                <w:lang w:val="en-GB"/>
+              </w:rPr>
             </w:pPr>
           </w:p>
         </w:tc>
@@ -1760,6 +1783,7 @@
                 <w:sz w:val="19"/>
                 <w:szCs w:val="19"/>
               </w:rPr>
+              <w:lastRenderedPageBreak/>
               <w:t>Payment terms</w:t>
             </w:r>
           </w:p>
@@ -1806,7 +1830,6 @@
                 <w:sz w:val="19"/>
                 <w:szCs w:val="19"/>
               </w:rPr>
-              <w:lastRenderedPageBreak/>
               <w:t>Delivery time</w:t>
             </w:r>
           </w:p>
@@ -1976,17 +1999,7 @@
             </w:tcMar>
             <w:vAlign w:val="center"/>
           </w:tcPr>
-          <w:p>
-            <w:r>
-              <w:rPr>
-                <w:b/>
-                <w:bCs/>
-                <w:sz w:val="19"/>
-                <w:szCs w:val="19"/>
-              </w:rPr>
-              <w:t>Taxes</w:t>
-            </w:r>
-          </w:p>
+          <w:p/>
         </w:tc>
         <w:tc>
           <w:tcPr>
@@ -1999,15 +2012,7 @@
             </w:tcMar>
             <w:vAlign w:val="center"/>
           </w:tcPr>
-          <w:p>
-            <w:r>
-              <w:rPr>
-                <w:i/>
-                <w:iCs/>
-              </w:rPr>
-              <w:t>{{impuestos}}</w:t>
-            </w:r>
-          </w:p>
+          <w:p/>
         </w:tc>
       </w:tr>
     </w:tbl>
@@ -2073,59 +2078,21 @@
         <w:rPr>
           <w:lang w:val="en-GB"/>
         </w:rPr>
-        <w:t xml:space="preserve">This lump sum covers only the designated works listed in this quotation. Any </w:t>
+        <w:t>{{</w:t>
       </w:r>
+      <w:proofErr w:type="spellStart"/>
       <w:r>
         <w:rPr>
           <w:lang w:val="en-GB"/>
         </w:rPr>
-        <w:t>additional steel, works or damage found after crop-out will be re-quoted and charged separately.</w:t>
+        <w:t>notas</w:t>
       </w:r>
-    </w:p>
-    <w:p>
-      <w:pPr>
-        <w:pStyle w:val="Prrafodelista"/>
-        <w:numPr>
-          <w:ilvl w:val="0"/>
-          <w:numId w:val="2"/>
-        </w:numPr>
-        <w:rPr>
-          <w:lang w:val="en-GB"/>
-        </w:rPr>
-      </w:pPr>
+      <w:proofErr w:type="spellEnd"/>
       <w:r>
         <w:rPr>
           <w:lang w:val="en-GB"/>
         </w:rPr>
-        <w:t>Repairs are subject to Classification Society approval and attendance.</w:t>
-      </w:r>
-    </w:p>
-    <w:p>
-      <w:pPr>
-        <w:pStyle w:val="Prrafodelista"/>
-        <w:numPr>
-          <w:ilvl w:val="0"/>
-          <w:numId w:val="2"/>
-        </w:numPr>
-        <w:rPr>
-          <w:lang w:val="en-GB"/>
-        </w:rPr>
-      </w:pPr>
-      <w:r>
-        <w:rPr>
-          <w:i/>
-          <w:iCs/>
-          <w:lang w:val="en-GB"/>
-        </w:rPr>
-        <w:t>Scaffolding and staging, mobilisation/demobilisation, painting, NDT, docking and port ch</w:t>
-      </w:r>
-      <w:r>
-        <w:rPr>
-          <w:i/>
-          <w:iCs/>
-          <w:lang w:val="en-GB"/>
-        </w:rPr>
-        <w:t>arges are NOT included in this lump sum and will be charged separately.</w:t>
+        <w:t>}}</w:t>
       </w:r>
     </w:p>
     <w:p>

--- a/backend/apps/operaciones/templates/Proios_Quotation_Quimicos_TEMPLATE_EN.docx
+++ b/backend/apps/operaciones/templates/Proios_Quotation_Quimicos_TEMPLATE_EN.docx
@@ -5,9 +5,13 @@
     <w:p>
       <w:pPr>
         <w:spacing w:before="120"/>
+        <w:rPr>
+          <w:rFonts w:ascii="Tahoma" w:hAnsi="Tahoma" w:cs="Tahoma"/>
+        </w:rPr>
       </w:pPr>
       <w:r>
         <w:rPr>
+          <w:rFonts w:ascii="Tahoma" w:hAnsi="Tahoma" w:cs="Tahoma"/>
           <w:b/>
           <w:bCs/>
           <w:sz w:val="52"/>
@@ -19,6 +23,9 @@
     <w:p>
       <w:pPr>
         <w:spacing w:after="60"/>
+        <w:rPr>
+          <w:rFonts w:ascii="Tahoma" w:hAnsi="Tahoma" w:cs="Tahoma"/>
+        </w:rPr>
       </w:pPr>
     </w:p>
     <w:tbl>
@@ -52,13 +59,15 @@
                 <w:bottom w:val="single" w:sz="6" w:space="3" w:color="1394B1"/>
               </w:pBdr>
               <w:spacing w:after="70"/>
-            </w:pPr>
-            <w:r>
-              <w:rPr>
+              <w:rPr>
+                <w:rFonts w:ascii="Tahoma" w:hAnsi="Tahoma" w:cs="Tahoma"/>
+              </w:rPr>
+            </w:pPr>
+            <w:r>
+              <w:rPr>
+                <w:rFonts w:ascii="Tahoma" w:hAnsi="Tahoma" w:cs="Tahoma"/>
                 <w:b/>
                 <w:bCs/>
-                <w:sz w:val="16"/>
-                <w:szCs w:val="16"/>
               </w:rPr>
               <w:t>FROM</w:t>
             </w:r>
@@ -66,41 +75,105 @@
           <w:p>
             <w:pPr>
               <w:spacing w:after="20"/>
-            </w:pPr>
-            <w:r>
-              <w:rPr>
+              <w:rPr>
+                <w:rFonts w:ascii="Tahoma" w:hAnsi="Tahoma" w:cs="Tahoma"/>
+              </w:rPr>
+            </w:pPr>
+            <w:proofErr w:type="spellStart"/>
+            <w:r>
+              <w:rPr>
+                <w:rFonts w:ascii="Tahoma" w:hAnsi="Tahoma" w:cs="Tahoma"/>
                 <w:b/>
                 <w:bCs/>
               </w:rPr>
-              <w:t>Proios S.A.</w:t>
+              <w:t>Proios</w:t>
+            </w:r>
+            <w:proofErr w:type="spellEnd"/>
+            <w:r>
+              <w:rPr>
+                <w:rFonts w:ascii="Tahoma" w:hAnsi="Tahoma" w:cs="Tahoma"/>
+                <w:b/>
+                <w:bCs/>
+              </w:rPr>
+              <w:t xml:space="preserve"> S.A.</w:t>
             </w:r>
           </w:p>
           <w:p>
             <w:pPr>
               <w:spacing w:after="20"/>
-            </w:pPr>
-            <w:r>
+              <w:rPr>
+                <w:rFonts w:ascii="Tahoma" w:hAnsi="Tahoma" w:cs="Tahoma"/>
+              </w:rPr>
+            </w:pPr>
+            <w:r>
+              <w:rPr>
+                <w:rFonts w:ascii="Tahoma" w:hAnsi="Tahoma" w:cs="Tahoma"/>
+              </w:rPr>
               <w:t>Buenos Aires, Argentina</w:t>
             </w:r>
           </w:p>
           <w:p>
             <w:pPr>
               <w:spacing w:after="20"/>
-            </w:pPr>
-            <w:r>
-              <w:rPr>
+              <w:rPr>
+                <w:rFonts w:ascii="Tahoma" w:hAnsi="Tahoma" w:cs="Tahoma"/>
+              </w:rPr>
+            </w:pPr>
+            <w:r>
+              <w:rPr>
+                <w:rFonts w:ascii="Tahoma" w:hAnsi="Tahoma" w:cs="Tahoma"/>
                 <w:i/>
                 <w:iCs/>
               </w:rPr>
-              <w:t>Comodoro Pedro Zanni 351, 5th Fl. – 503 LN (C1104AAH)</w:t>
+              <w:t xml:space="preserve">Comodoro Pedro </w:t>
+            </w:r>
+            <w:proofErr w:type="spellStart"/>
+            <w:r>
+              <w:rPr>
+                <w:rFonts w:ascii="Tahoma" w:hAnsi="Tahoma" w:cs="Tahoma"/>
+                <w:i/>
+                <w:iCs/>
+              </w:rPr>
+              <w:t>Zanni</w:t>
+            </w:r>
+            <w:proofErr w:type="spellEnd"/>
+            <w:r>
+              <w:rPr>
+                <w:rFonts w:ascii="Tahoma" w:hAnsi="Tahoma" w:cs="Tahoma"/>
+                <w:i/>
+                <w:iCs/>
+              </w:rPr>
+              <w:t xml:space="preserve"> 351, 5th </w:t>
+            </w:r>
+            <w:proofErr w:type="spellStart"/>
+            <w:r>
+              <w:rPr>
+                <w:rFonts w:ascii="Tahoma" w:hAnsi="Tahoma" w:cs="Tahoma"/>
+                <w:i/>
+                <w:iCs/>
+              </w:rPr>
+              <w:t>Fl</w:t>
+            </w:r>
+            <w:proofErr w:type="spellEnd"/>
+            <w:r>
+              <w:rPr>
+                <w:rFonts w:ascii="Tahoma" w:hAnsi="Tahoma" w:cs="Tahoma"/>
+                <w:i/>
+                <w:iCs/>
+              </w:rPr>
+              <w:t>. – 503 LN (C1104AAH)</w:t>
             </w:r>
           </w:p>
           <w:p>
             <w:pPr>
               <w:spacing w:after="20"/>
-            </w:pPr>
-            <w:r>
-              <w:rPr>
+              <w:rPr>
+                <w:rFonts w:ascii="Tahoma" w:hAnsi="Tahoma" w:cs="Tahoma"/>
+              </w:rPr>
+            </w:pPr>
+            <w:r>
+              <w:rPr>
+                <w:rFonts w:ascii="Tahoma" w:hAnsi="Tahoma" w:cs="Tahoma"/>
                 <w:i/>
                 <w:iCs/>
               </w:rPr>
@@ -124,13 +197,15 @@
                 <w:bottom w:val="single" w:sz="6" w:space="3" w:color="1394B1"/>
               </w:pBdr>
               <w:spacing w:after="70"/>
-            </w:pPr>
-            <w:r>
-              <w:rPr>
+              <w:rPr>
+                <w:rFonts w:ascii="Tahoma" w:hAnsi="Tahoma" w:cs="Tahoma"/>
+              </w:rPr>
+            </w:pPr>
+            <w:r>
+              <w:rPr>
+                <w:rFonts w:ascii="Tahoma" w:hAnsi="Tahoma" w:cs="Tahoma"/>
                 <w:b/>
                 <w:bCs/>
-                <w:sz w:val="16"/>
-                <w:szCs w:val="16"/>
               </w:rPr>
               <w:t>TO</w:t>
             </w:r>
@@ -138,12 +213,13 @@
           <w:p>
             <w:pPr>
               <w:spacing w:after="20"/>
-            </w:pPr>
-            <w:r>
-              <w:rPr>
-                <w:rFonts w:ascii="Consolas" w:eastAsia="Consolas" w:hAnsi="Consolas" w:cs="Consolas"/>
-                <w:b/>
-                <w:bCs/>
+              <w:rPr>
+                <w:rFonts w:ascii="Tahoma" w:hAnsi="Tahoma" w:cs="Tahoma"/>
+              </w:rPr>
+            </w:pPr>
+            <w:r>
+              <w:rPr>
+                <w:rFonts w:ascii="Tahoma" w:eastAsia="Consolas" w:hAnsi="Tahoma" w:cs="Tahoma"/>
               </w:rPr>
               <w:t>{{cliente}}</w:t>
             </w:r>
@@ -151,16 +227,49 @@
           <w:p>
             <w:pPr>
               <w:spacing w:after="20"/>
-            </w:pPr>
-            <w:r>
-              <w:t xml:space="preserve">Attn: </w:t>
-            </w:r>
-            <w:r>
-              <w:rPr>
+              <w:rPr>
+                <w:rFonts w:ascii="Tahoma" w:hAnsi="Tahoma" w:cs="Tahoma"/>
+              </w:rPr>
+            </w:pPr>
+            <w:proofErr w:type="spellStart"/>
+            <w:r>
+              <w:rPr>
+                <w:rFonts w:ascii="Tahoma" w:hAnsi="Tahoma" w:cs="Tahoma"/>
+              </w:rPr>
+              <w:t>Attn</w:t>
+            </w:r>
+            <w:proofErr w:type="spellEnd"/>
+            <w:r>
+              <w:rPr>
+                <w:rFonts w:ascii="Tahoma" w:hAnsi="Tahoma" w:cs="Tahoma"/>
+              </w:rPr>
+              <w:t xml:space="preserve">: </w:t>
+            </w:r>
+            <w:r>
+              <w:rPr>
+                <w:rFonts w:ascii="Tahoma" w:hAnsi="Tahoma" w:cs="Tahoma"/>
                 <w:i/>
                 <w:iCs/>
               </w:rPr>
-              <w:t>{{atencion}}</w:t>
+              <w:t>{{</w:t>
+            </w:r>
+            <w:proofErr w:type="spellStart"/>
+            <w:r>
+              <w:rPr>
+                <w:rFonts w:ascii="Tahoma" w:hAnsi="Tahoma" w:cs="Tahoma"/>
+                <w:i/>
+                <w:iCs/>
+              </w:rPr>
+              <w:t>atencion</w:t>
+            </w:r>
+            <w:proofErr w:type="spellEnd"/>
+            <w:r>
+              <w:rPr>
+                <w:rFonts w:ascii="Tahoma" w:hAnsi="Tahoma" w:cs="Tahoma"/>
+                <w:i/>
+                <w:iCs/>
+              </w:rPr>
+              <w:t>}}</w:t>
             </w:r>
           </w:p>
         </w:tc>
@@ -181,15 +290,15 @@
               </w:pBdr>
               <w:spacing w:after="70"/>
               <w:rPr>
-                <w:lang w:val="en-GB"/>
-              </w:rPr>
-            </w:pPr>
-            <w:r>
-              <w:rPr>
+                <w:rFonts w:ascii="Tahoma" w:hAnsi="Tahoma" w:cs="Tahoma"/>
+                <w:lang w:val="en-GB"/>
+              </w:rPr>
+            </w:pPr>
+            <w:r>
+              <w:rPr>
+                <w:rFonts w:ascii="Tahoma" w:hAnsi="Tahoma" w:cs="Tahoma"/>
                 <w:b/>
                 <w:bCs/>
-                <w:sz w:val="16"/>
-                <w:szCs w:val="16"/>
                 <w:lang w:val="en-GB"/>
               </w:rPr>
               <w:t>QUOTATION</w:t>
@@ -199,67 +308,148 @@
             <w:pPr>
               <w:spacing w:after="20"/>
               <w:rPr>
-                <w:lang w:val="en-GB"/>
-              </w:rPr>
-            </w:pPr>
-            <w:r>
-              <w:rPr>
-                <w:b/>
-                <w:bCs/>
+                <w:rFonts w:ascii="Tahoma" w:hAnsi="Tahoma" w:cs="Tahoma"/>
+                <w:lang w:val="en-GB"/>
+              </w:rPr>
+            </w:pPr>
+            <w:r>
+              <w:rPr>
+                <w:rFonts w:ascii="Tahoma" w:hAnsi="Tahoma" w:cs="Tahoma"/>
                 <w:sz w:val="18"/>
                 <w:szCs w:val="18"/>
                 <w:lang w:val="en-GB"/>
               </w:rPr>
-              <w:t>No.</w:t>
-            </w:r>
-            <w:r>
-              <w:rPr>
+              <w:t xml:space="preserve">No.  </w:t>
+            </w:r>
+            <w:r>
+              <w:rPr>
+                <w:rFonts w:ascii="Tahoma" w:eastAsia="Consolas" w:hAnsi="Tahoma" w:cs="Tahoma"/>
+                <w:lang w:val="en-GB"/>
+              </w:rPr>
+              <w:t>{{ref}}</w:t>
+            </w:r>
+          </w:p>
+          <w:p>
+            <w:pPr>
+              <w:spacing w:after="20"/>
+              <w:rPr>
+                <w:rFonts w:ascii="Tahoma" w:hAnsi="Tahoma" w:cs="Tahoma"/>
+                <w:lang w:val="en-GB"/>
+              </w:rPr>
+            </w:pPr>
+            <w:proofErr w:type="gramStart"/>
+            <w:r>
+              <w:rPr>
+                <w:rFonts w:ascii="Tahoma" w:hAnsi="Tahoma" w:cs="Tahoma"/>
                 <w:sz w:val="18"/>
                 <w:szCs w:val="18"/>
                 <w:lang w:val="en-GB"/>
               </w:rPr>
-              <w:t xml:space="preserve">  </w:t>
-            </w:r>
-            <w:r>
-              <w:rPr>
-                <w:rFonts w:ascii="Consolas" w:eastAsia="Consolas" w:hAnsi="Consolas" w:cs="Consolas"/>
-                <w:b/>
-                <w:bCs/>
-                <w:lang w:val="en-GB"/>
-              </w:rPr>
-              <w:t>{{ref}}</w:t>
+              <w:t xml:space="preserve">Date  </w:t>
+            </w:r>
+            <w:r>
+              <w:rPr>
+                <w:rFonts w:ascii="Tahoma" w:hAnsi="Tahoma" w:cs="Tahoma"/>
+                <w:lang w:val="en-GB"/>
+              </w:rPr>
+              <w:t>{</w:t>
+            </w:r>
+            <w:proofErr w:type="gramEnd"/>
+            <w:r>
+              <w:rPr>
+                <w:rFonts w:ascii="Tahoma" w:hAnsi="Tahoma" w:cs="Tahoma"/>
+                <w:lang w:val="en-GB"/>
+              </w:rPr>
+              <w:t>{</w:t>
+            </w:r>
+            <w:proofErr w:type="spellStart"/>
+            <w:r>
+              <w:rPr>
+                <w:rFonts w:ascii="Tahoma" w:hAnsi="Tahoma" w:cs="Tahoma"/>
+                <w:lang w:val="en-GB"/>
+              </w:rPr>
+              <w:t>fecha</w:t>
+            </w:r>
+            <w:proofErr w:type="spellEnd"/>
+            <w:r>
+              <w:rPr>
+                <w:rFonts w:ascii="Tahoma" w:hAnsi="Tahoma" w:cs="Tahoma"/>
+                <w:lang w:val="en-GB"/>
+              </w:rPr>
+              <w:t>}}</w:t>
             </w:r>
           </w:p>
           <w:p>
             <w:pPr>
               <w:spacing w:after="20"/>
               <w:rPr>
+                <w:rFonts w:ascii="Tahoma" w:hAnsi="Tahoma" w:cs="Tahoma"/>
                 <w:lang w:val="en-GB"/>
               </w:rPr>
             </w:pPr>
             <w:proofErr w:type="gramStart"/>
             <w:r>
               <w:rPr>
-                <w:b/>
-                <w:bCs/>
+                <w:rFonts w:ascii="Tahoma" w:hAnsi="Tahoma" w:cs="Tahoma"/>
                 <w:sz w:val="18"/>
                 <w:szCs w:val="18"/>
                 <w:lang w:val="en-GB"/>
               </w:rPr>
-              <w:t>Date</w:t>
-            </w:r>
-            <w:r>
-              <w:rPr>
+              <w:t xml:space="preserve">Valid  </w:t>
+            </w:r>
+            <w:r>
+              <w:rPr>
+                <w:rFonts w:ascii="Tahoma" w:hAnsi="Tahoma" w:cs="Tahoma"/>
+                <w:lang w:val="en-GB"/>
+              </w:rPr>
+              <w:t>{</w:t>
+            </w:r>
+            <w:proofErr w:type="gramEnd"/>
+            <w:r>
+              <w:rPr>
+                <w:rFonts w:ascii="Tahoma" w:hAnsi="Tahoma" w:cs="Tahoma"/>
+                <w:lang w:val="en-GB"/>
+              </w:rPr>
+              <w:t>{</w:t>
+            </w:r>
+            <w:proofErr w:type="spellStart"/>
+            <w:r>
+              <w:rPr>
+                <w:rFonts w:ascii="Tahoma" w:hAnsi="Tahoma" w:cs="Tahoma"/>
+                <w:lang w:val="en-GB"/>
+              </w:rPr>
+              <w:t>validez</w:t>
+            </w:r>
+            <w:proofErr w:type="spellEnd"/>
+            <w:r>
+              <w:rPr>
+                <w:rFonts w:ascii="Tahoma" w:hAnsi="Tahoma" w:cs="Tahoma"/>
+                <w:lang w:val="en-GB"/>
+              </w:rPr>
+              <w:t>}}</w:t>
+            </w:r>
+          </w:p>
+          <w:p>
+            <w:pPr>
+              <w:spacing w:after="20"/>
+              <w:rPr>
+                <w:rFonts w:ascii="Tahoma" w:hAnsi="Tahoma" w:cs="Tahoma"/>
+                <w:lang w:val="en-GB"/>
+              </w:rPr>
+            </w:pPr>
+            <w:proofErr w:type="gramStart"/>
+            <w:r>
+              <w:rPr>
+                <w:rFonts w:ascii="Tahoma" w:hAnsi="Tahoma" w:cs="Tahoma"/>
                 <w:sz w:val="18"/>
                 <w:szCs w:val="18"/>
                 <w:lang w:val="en-GB"/>
               </w:rPr>
-              <w:t xml:space="preserve">  </w:t>
-            </w:r>
-            <w:r>
-              <w:rPr>
-                <w:i/>
-                <w:iCs/>
+              <w:t xml:space="preserve">Vessel  </w:t>
+            </w:r>
+            <w:r>
+              <w:rPr>
+                <w:rFonts w:ascii="Tahoma" w:eastAsia="Consolas" w:hAnsi="Tahoma" w:cs="Tahoma"/>
                 <w:lang w:val="en-GB"/>
               </w:rPr>
               <w:t>{</w:t>
@@ -267,8 +457,7 @@
             <w:proofErr w:type="gramEnd"/>
             <w:r>
               <w:rPr>
-                <w:i/>
-                <w:iCs/>
+                <w:rFonts w:ascii="Tahoma" w:eastAsia="Consolas" w:hAnsi="Tahoma" w:cs="Tahoma"/>
                 <w:lang w:val="en-GB"/>
               </w:rPr>
               <w:t>{</w:t>
@@ -276,17 +465,15 @@
             <w:proofErr w:type="spellStart"/>
             <w:r>
               <w:rPr>
-                <w:i/>
-                <w:iCs/>
-                <w:lang w:val="en-GB"/>
-              </w:rPr>
-              <w:t>fecha</w:t>
+                <w:rFonts w:ascii="Tahoma" w:eastAsia="Consolas" w:hAnsi="Tahoma" w:cs="Tahoma"/>
+                <w:lang w:val="en-GB"/>
+              </w:rPr>
+              <w:t>buque</w:t>
             </w:r>
             <w:proofErr w:type="spellEnd"/>
             <w:r>
               <w:rPr>
-                <w:i/>
-                <w:iCs/>
+                <w:rFonts w:ascii="Tahoma" w:eastAsia="Consolas" w:hAnsi="Tahoma" w:cs="Tahoma"/>
                 <w:lang w:val="en-GB"/>
               </w:rPr>
               <w:t>}}</w:t>
@@ -296,231 +483,78 @@
             <w:pPr>
               <w:spacing w:after="20"/>
               <w:rPr>
+                <w:rFonts w:ascii="Tahoma" w:hAnsi="Tahoma" w:cs="Tahoma"/>
                 <w:lang w:val="en-GB"/>
               </w:rPr>
             </w:pPr>
             <w:proofErr w:type="gramStart"/>
             <w:r>
               <w:rPr>
-                <w:b/>
-                <w:bCs/>
+                <w:rFonts w:ascii="Tahoma" w:hAnsi="Tahoma" w:cs="Tahoma"/>
                 <w:sz w:val="18"/>
                 <w:szCs w:val="18"/>
                 <w:lang w:val="en-GB"/>
               </w:rPr>
-              <w:t>Valid</w:t>
-            </w:r>
-            <w:r>
-              <w:rPr>
+              <w:t xml:space="preserve">Location  </w:t>
+            </w:r>
+            <w:r>
+              <w:rPr>
+                <w:rFonts w:ascii="Tahoma" w:eastAsia="Consolas" w:hAnsi="Tahoma" w:cs="Tahoma"/>
+                <w:lang w:val="en-GB"/>
+              </w:rPr>
+              <w:t>{</w:t>
+            </w:r>
+            <w:proofErr w:type="gramEnd"/>
+            <w:r>
+              <w:rPr>
+                <w:rFonts w:ascii="Tahoma" w:eastAsia="Consolas" w:hAnsi="Tahoma" w:cs="Tahoma"/>
+                <w:lang w:val="en-GB"/>
+              </w:rPr>
+              <w:t>{</w:t>
+            </w:r>
+            <w:proofErr w:type="spellStart"/>
+            <w:r>
+              <w:rPr>
+                <w:rFonts w:ascii="Tahoma" w:eastAsia="Consolas" w:hAnsi="Tahoma" w:cs="Tahoma"/>
+                <w:lang w:val="en-GB"/>
+              </w:rPr>
+              <w:t>ubicacion</w:t>
+            </w:r>
+            <w:proofErr w:type="spellEnd"/>
+            <w:r>
+              <w:rPr>
+                <w:rFonts w:ascii="Tahoma" w:eastAsia="Consolas" w:hAnsi="Tahoma" w:cs="Tahoma"/>
+                <w:lang w:val="en-GB"/>
+              </w:rPr>
+              <w:t>}}</w:t>
+            </w:r>
+          </w:p>
+          <w:p>
+            <w:pPr>
+              <w:spacing w:after="20"/>
+              <w:rPr>
+                <w:rFonts w:ascii="Tahoma" w:hAnsi="Tahoma" w:cs="Tahoma"/>
+              </w:rPr>
+            </w:pPr>
+            <w:proofErr w:type="gramStart"/>
+            <w:r>
+              <w:rPr>
+                <w:rFonts w:ascii="Tahoma" w:hAnsi="Tahoma" w:cs="Tahoma"/>
                 <w:sz w:val="18"/>
                 <w:szCs w:val="18"/>
-                <w:lang w:val="en-GB"/>
-              </w:rPr>
-              <w:t xml:space="preserve">  </w:t>
-            </w:r>
-            <w:r>
-              <w:rPr>
-                <w:i/>
-                <w:iCs/>
-                <w:lang w:val="en-GB"/>
+              </w:rPr>
+              <w:t xml:space="preserve">ETA  </w:t>
+            </w:r>
+            <w:r>
+              <w:rPr>
+                <w:rFonts w:ascii="Tahoma" w:eastAsia="Consolas" w:hAnsi="Tahoma" w:cs="Tahoma"/>
               </w:rPr>
               <w:t>{</w:t>
             </w:r>
             <w:proofErr w:type="gramEnd"/>
             <w:r>
               <w:rPr>
-                <w:i/>
-                <w:iCs/>
-                <w:lang w:val="en-GB"/>
-              </w:rPr>
-              <w:t>{</w:t>
-            </w:r>
-            <w:proofErr w:type="spellStart"/>
-            <w:r>
-              <w:rPr>
-                <w:i/>
-                <w:iCs/>
-                <w:lang w:val="en-GB"/>
-              </w:rPr>
-              <w:t>validez</w:t>
-            </w:r>
-            <w:proofErr w:type="spellEnd"/>
-            <w:r>
-              <w:rPr>
-                <w:i/>
-                <w:iCs/>
-                <w:lang w:val="en-GB"/>
-              </w:rPr>
-              <w:t>}}</w:t>
-            </w:r>
-          </w:p>
-          <w:p>
-            <w:pPr>
-              <w:spacing w:after="20"/>
-              <w:rPr>
-                <w:lang w:val="en-GB"/>
-              </w:rPr>
-            </w:pPr>
-            <w:proofErr w:type="gramStart"/>
-            <w:r>
-              <w:rPr>
-                <w:b/>
-                <w:bCs/>
-                <w:sz w:val="18"/>
-                <w:szCs w:val="18"/>
-                <w:lang w:val="en-GB"/>
-              </w:rPr>
-              <w:t>Vessel</w:t>
-            </w:r>
-            <w:r>
-              <w:rPr>
-                <w:sz w:val="18"/>
-                <w:szCs w:val="18"/>
-                <w:lang w:val="en-GB"/>
-              </w:rPr>
-              <w:t xml:space="preserve">  </w:t>
-            </w:r>
-            <w:r>
-              <w:rPr>
-                <w:rFonts w:ascii="Consolas" w:eastAsia="Consolas" w:hAnsi="Consolas" w:cs="Consolas"/>
-                <w:b/>
-                <w:bCs/>
-                <w:lang w:val="en-GB"/>
-              </w:rPr>
-              <w:t>{</w:t>
-            </w:r>
-            <w:proofErr w:type="gramEnd"/>
-            <w:r>
-              <w:rPr>
-                <w:rFonts w:ascii="Consolas" w:eastAsia="Consolas" w:hAnsi="Consolas" w:cs="Consolas"/>
-                <w:b/>
-                <w:bCs/>
-                <w:lang w:val="en-GB"/>
-              </w:rPr>
-              <w:t>{</w:t>
-            </w:r>
-            <w:proofErr w:type="spellStart"/>
-            <w:r>
-              <w:rPr>
-                <w:rFonts w:ascii="Consolas" w:eastAsia="Consolas" w:hAnsi="Consolas" w:cs="Consolas"/>
-                <w:b/>
-                <w:bCs/>
-                <w:lang w:val="en-GB"/>
-              </w:rPr>
-              <w:t>buque</w:t>
-            </w:r>
-            <w:proofErr w:type="spellEnd"/>
-            <w:r>
-              <w:rPr>
-                <w:rFonts w:ascii="Consolas" w:eastAsia="Consolas" w:hAnsi="Consolas" w:cs="Consolas"/>
-                <w:b/>
-                <w:bCs/>
-                <w:lang w:val="en-GB"/>
-              </w:rPr>
-              <w:t>}}</w:t>
-            </w:r>
-          </w:p>
-          <w:p>
-            <w:pPr>
-              <w:spacing w:after="20"/>
-              <w:rPr>
-                <w:lang w:val="en-GB"/>
-              </w:rPr>
-            </w:pPr>
-            <w:proofErr w:type="gramStart"/>
-            <w:r>
-              <w:rPr>
-                <w:b/>
-                <w:bCs/>
-                <w:sz w:val="18"/>
-                <w:szCs w:val="18"/>
-                <w:lang w:val="en-GB"/>
-              </w:rPr>
-              <w:t>Location</w:t>
-            </w:r>
-            <w:r>
-              <w:rPr>
-                <w:sz w:val="18"/>
-                <w:szCs w:val="18"/>
-                <w:lang w:val="en-GB"/>
-              </w:rPr>
-              <w:t xml:space="preserve">  </w:t>
-            </w:r>
-            <w:r>
-              <w:rPr>
-                <w:rFonts w:ascii="Consolas" w:eastAsia="Consolas" w:hAnsi="Consolas" w:cs="Consolas"/>
-                <w:b/>
-                <w:bCs/>
-                <w:lang w:val="en-GB"/>
-              </w:rPr>
-              <w:t>{</w:t>
-            </w:r>
-            <w:proofErr w:type="gramEnd"/>
-            <w:r>
-              <w:rPr>
-                <w:rFonts w:ascii="Consolas" w:eastAsia="Consolas" w:hAnsi="Consolas" w:cs="Consolas"/>
-                <w:b/>
-                <w:bCs/>
-                <w:lang w:val="en-GB"/>
-              </w:rPr>
-              <w:t>{</w:t>
-            </w:r>
-            <w:proofErr w:type="spellStart"/>
-            <w:r>
-              <w:rPr>
-                <w:rFonts w:ascii="Consolas" w:eastAsia="Consolas" w:hAnsi="Consolas" w:cs="Consolas"/>
-                <w:b/>
-                <w:bCs/>
-                <w:lang w:val="en-GB"/>
-              </w:rPr>
-              <w:t>ubicacion</w:t>
-            </w:r>
-            <w:proofErr w:type="spellEnd"/>
-            <w:r>
-              <w:rPr>
-                <w:rFonts w:ascii="Consolas" w:eastAsia="Consolas" w:hAnsi="Consolas" w:cs="Consolas"/>
-                <w:b/>
-                <w:bCs/>
-                <w:lang w:val="en-GB"/>
-              </w:rPr>
-              <w:t>}}</w:t>
-            </w:r>
-          </w:p>
-          <w:p>
-            <w:pPr>
-              <w:spacing w:after="20"/>
-            </w:pPr>
-            <w:proofErr w:type="gramStart"/>
-            <w:r>
-              <w:rPr>
-                <w:b/>
-                <w:bCs/>
-                <w:sz w:val="18"/>
-                <w:szCs w:val="18"/>
-              </w:rPr>
-              <w:t>ETA</w:t>
-            </w:r>
-            <w:r>
-              <w:rPr>
-                <w:sz w:val="18"/>
-                <w:szCs w:val="18"/>
-              </w:rPr>
-              <w:t xml:space="preserve">  </w:t>
-            </w:r>
-            <w:r>
-              <w:rPr>
-                <w:rFonts w:ascii="Consolas" w:eastAsia="Consolas" w:hAnsi="Consolas" w:cs="Consolas"/>
-                <w:b/>
-                <w:bCs/>
-              </w:rPr>
-              <w:t>{</w:t>
-            </w:r>
-            <w:proofErr w:type="gramEnd"/>
-            <w:r>
-              <w:rPr>
-                <w:rFonts w:ascii="Consolas" w:eastAsia="Consolas" w:hAnsi="Consolas" w:cs="Consolas"/>
-                <w:b/>
-                <w:bCs/>
+                <w:rFonts w:ascii="Tahoma" w:eastAsia="Consolas" w:hAnsi="Tahoma" w:cs="Tahoma"/>
               </w:rPr>
               <w:t>{eta}}</w:t>
             </w:r>
@@ -532,42 +566,28 @@
       <w:pPr>
         <w:spacing w:before="220"/>
         <w:rPr>
+          <w:rFonts w:ascii="Tahoma" w:hAnsi="Tahoma" w:cs="Tahoma"/>
           <w:lang w:val="en-GB"/>
         </w:rPr>
       </w:pPr>
       <w:r>
         <w:rPr>
+          <w:rFonts w:ascii="Tahoma" w:hAnsi="Tahoma" w:cs="Tahoma"/>
           <w:lang w:val="en-GB"/>
         </w:rPr>
-        <w:t xml:space="preserve">We are pleased to submit our quotation for the </w:t>
-      </w:r>
-      <w:r>
-        <w:rPr>
-          <w:lang w:val="en-GB"/>
-        </w:rPr>
-        <w:t>products</w:t>
-      </w:r>
-      <w:r>
-        <w:rPr>
-          <w:lang w:val="en-GB"/>
-        </w:rPr>
-        <w:t xml:space="preserve"> detailed below:</w:t>
+        <w:t>We are pleased to submit our quotation for the products detailed below:</w:t>
       </w:r>
     </w:p>
     <w:p>
       <w:pPr>
-        <w:spacing w:before="220"/>
+        <w:spacing w:before="240" w:after="90"/>
         <w:rPr>
-          <w:lang w:val="en-GB"/>
+          <w:rFonts w:ascii="Tahoma" w:hAnsi="Tahoma" w:cs="Tahoma"/>
         </w:rPr>
-      </w:pPr>
-    </w:p>
-    <w:p>
-      <w:pPr>
-        <w:spacing w:before="240" w:after="90"/>
       </w:pPr>
       <w:r>
         <w:rPr>
+          <w:rFonts w:ascii="Tahoma" w:hAnsi="Tahoma" w:cs="Tahoma"/>
           <w:b/>
           <w:bCs/>
           <w:sz w:val="16"/>
@@ -578,7 +598,7 @@
     </w:p>
     <w:tbl>
       <w:tblPr>
-        <w:tblW w:w="9360" w:type="dxa"/>
+        <w:tblW w:w="9345" w:type="dxa"/>
         <w:tblCellMar>
           <w:left w:w="10" w:type="dxa"/>
           <w:right w:w="10" w:type="dxa"/>
@@ -586,23 +606,16 @@
         <w:tblLook w:val="04A0" w:firstRow="1" w:lastRow="0" w:firstColumn="1" w:lastColumn="0" w:noHBand="0" w:noVBand="1"/>
       </w:tblPr>
       <w:tblGrid>
-        <w:gridCol w:w="1826"/>
-        <w:gridCol w:w="109"/>
-        <w:gridCol w:w="1496"/>
-        <w:gridCol w:w="53"/>
-        <w:gridCol w:w="1575"/>
-        <w:gridCol w:w="156"/>
-        <w:gridCol w:w="1275"/>
-        <w:gridCol w:w="123"/>
-        <w:gridCol w:w="1252"/>
-        <w:gridCol w:w="106"/>
-        <w:gridCol w:w="1389"/>
+        <w:gridCol w:w="2612"/>
+        <w:gridCol w:w="1798"/>
+        <w:gridCol w:w="1637"/>
+        <w:gridCol w:w="1574"/>
+        <w:gridCol w:w="1724"/>
       </w:tblGrid>
       <w:tr>
         <w:tc>
           <w:tcPr>
-            <w:tcW w:w="1985" w:type="dxa"/>
-            <w:gridSpan w:val="2"/>
+            <w:tcW w:w="2612" w:type="dxa"/>
             <w:tcBorders>
               <w:bottom w:val="single" w:sz="10" w:space="0" w:color="1394B1"/>
             </w:tcBorders>
@@ -614,9 +627,15 @@
             </w:tcMar>
           </w:tcPr>
           <w:p>
+            <w:pPr>
+              <w:rPr>
+                <w:rFonts w:ascii="Tahoma" w:hAnsi="Tahoma" w:cs="Tahoma"/>
+              </w:rPr>
+            </w:pPr>
             <w:proofErr w:type="spellStart"/>
             <w:r>
               <w:rPr>
+                <w:rFonts w:ascii="Tahoma" w:hAnsi="Tahoma" w:cs="Tahoma"/>
                 <w:b/>
                 <w:bCs/>
                 <w:sz w:val="17"/>
@@ -629,7 +648,7 @@
         </w:tc>
         <w:tc>
           <w:tcPr>
-            <w:tcW w:w="1435" w:type="dxa"/>
+            <w:tcW w:w="1798" w:type="dxa"/>
             <w:tcBorders>
               <w:bottom w:val="single" w:sz="10" w:space="0" w:color="1394B1"/>
             </w:tcBorders>
@@ -641,23 +660,39 @@
             </w:tcMar>
           </w:tcPr>
           <w:p>
+            <w:pPr>
+              <w:jc w:val="center"/>
+              <w:rPr>
+                <w:rFonts w:ascii="Tahoma" w:hAnsi="Tahoma" w:cs="Tahoma"/>
+                <w:b/>
+                <w:bCs/>
+              </w:rPr>
+            </w:pPr>
             <w:proofErr w:type="spellStart"/>
             <w:r>
               <w:rPr>
+                <w:rFonts w:ascii="Tahoma" w:hAnsi="Tahoma" w:cs="Tahoma"/>
                 <w:b/>
                 <w:bCs/>
                 <w:sz w:val="17"/>
                 <w:szCs w:val="17"/>
               </w:rPr>
-              <w:t>Category</w:t>
+              <w:t>Qty</w:t>
             </w:r>
             <w:proofErr w:type="spellEnd"/>
-          </w:p>
-        </w:tc>
-        <w:tc>
-          <w:tcPr>
-            <w:tcW w:w="1828" w:type="dxa"/>
-            <w:gridSpan w:val="3"/>
+            <w:r>
+              <w:rPr>
+                <w:rFonts w:ascii="Tahoma" w:hAnsi="Tahoma" w:cs="Tahoma"/>
+                <w:b/>
+                <w:bCs/>
+              </w:rPr>
+              <w:t>.</w:t>
+            </w:r>
+          </w:p>
+        </w:tc>
+        <w:tc>
+          <w:tcPr>
+            <w:tcW w:w="1637" w:type="dxa"/>
             <w:tcBorders>
               <w:bottom w:val="single" w:sz="10" w:space="0" w:color="1394B1"/>
             </w:tcBorders>
@@ -669,32 +704,39 @@
             </w:tcMar>
           </w:tcPr>
           <w:p>
-            <w:r>
-              <w:rPr>
+            <w:pPr>
+              <w:jc w:val="center"/>
+              <w:rPr>
+                <w:rFonts w:ascii="Tahoma" w:hAnsi="Tahoma" w:cs="Tahoma"/>
+              </w:rPr>
+            </w:pPr>
+            <w:r>
+              <w:rPr>
+                <w:rFonts w:ascii="Tahoma" w:hAnsi="Tahoma" w:cs="Tahoma"/>
                 <w:b/>
                 <w:bCs/>
                 <w:sz w:val="17"/>
                 <w:szCs w:val="17"/>
               </w:rPr>
-              <w:t xml:space="preserve">         </w:t>
+              <w:t xml:space="preserve">     </w:t>
             </w:r>
             <w:proofErr w:type="spellStart"/>
             <w:r>
               <w:rPr>
+                <w:rFonts w:ascii="Tahoma" w:hAnsi="Tahoma" w:cs="Tahoma"/>
                 <w:b/>
                 <w:bCs/>
                 <w:sz w:val="17"/>
                 <w:szCs w:val="17"/>
               </w:rPr>
-              <w:t>Qty</w:t>
+              <w:t>Unit</w:t>
             </w:r>
             <w:proofErr w:type="spellEnd"/>
           </w:p>
         </w:tc>
         <w:tc>
           <w:tcPr>
-            <w:tcW w:w="1373" w:type="dxa"/>
-            <w:gridSpan w:val="2"/>
+            <w:tcW w:w="1574" w:type="dxa"/>
             <w:tcBorders>
               <w:bottom w:val="single" w:sz="10" w:space="0" w:color="1394B1"/>
             </w:tcBorders>
@@ -706,32 +748,51 @@
             </w:tcMar>
           </w:tcPr>
           <w:p>
-            <w:r>
-              <w:rPr>
+            <w:pPr>
+              <w:jc w:val="right"/>
+              <w:rPr>
+                <w:rFonts w:ascii="Tahoma" w:hAnsi="Tahoma" w:cs="Tahoma"/>
+              </w:rPr>
+            </w:pPr>
+            <w:proofErr w:type="spellStart"/>
+            <w:r>
+              <w:rPr>
+                <w:rFonts w:ascii="Tahoma" w:hAnsi="Tahoma" w:cs="Tahoma"/>
                 <w:b/>
                 <w:bCs/>
                 <w:sz w:val="17"/>
                 <w:szCs w:val="17"/>
               </w:rPr>
-              <w:t xml:space="preserve">     </w:t>
-            </w:r>
-            <w:proofErr w:type="spellStart"/>
-            <w:r>
-              <w:rPr>
+              <w:t>Unit</w:t>
+            </w:r>
+            <w:proofErr w:type="spellEnd"/>
+            <w:r>
+              <w:rPr>
+                <w:rFonts w:ascii="Tahoma" w:hAnsi="Tahoma" w:cs="Tahoma"/>
                 <w:b/>
                 <w:bCs/>
                 <w:sz w:val="17"/>
                 <w:szCs w:val="17"/>
               </w:rPr>
-              <w:t>Unit</w:t>
+              <w:t xml:space="preserve"> </w:t>
+            </w:r>
+            <w:proofErr w:type="spellStart"/>
+            <w:r>
+              <w:rPr>
+                <w:rFonts w:ascii="Tahoma" w:hAnsi="Tahoma" w:cs="Tahoma"/>
+                <w:b/>
+                <w:bCs/>
+                <w:sz w:val="17"/>
+                <w:szCs w:val="17"/>
+              </w:rPr>
+              <w:t>price</w:t>
             </w:r>
             <w:proofErr w:type="spellEnd"/>
           </w:p>
         </w:tc>
         <w:tc>
           <w:tcPr>
-            <w:tcW w:w="1365" w:type="dxa"/>
-            <w:gridSpan w:val="2"/>
+            <w:tcW w:w="1724" w:type="dxa"/>
             <w:tcBorders>
               <w:bottom w:val="single" w:sz="10" w:space="0" w:color="1394B1"/>
             </w:tcBorders>
@@ -744,25 +805,30 @@
           </w:tcPr>
           <w:p>
             <w:pPr>
-              <w:jc w:val="center"/>
-            </w:pPr>
-            <w:r>
-              <w:rPr>
+              <w:jc w:val="right"/>
+              <w:rPr>
+                <w:rFonts w:ascii="Tahoma" w:hAnsi="Tahoma" w:cs="Tahoma"/>
+              </w:rPr>
+            </w:pPr>
+            <w:proofErr w:type="spellStart"/>
+            <w:r>
+              <w:rPr>
+                <w:rFonts w:ascii="Tahoma" w:hAnsi="Tahoma" w:cs="Tahoma"/>
                 <w:b/>
                 <w:bCs/>
                 <w:sz w:val="17"/>
                 <w:szCs w:val="17"/>
               </w:rPr>
-              <w:t>Unit price</w:t>
-            </w:r>
-          </w:p>
-        </w:tc>
-        <w:tc>
-          <w:tcPr>
-            <w:tcW w:w="1374" w:type="dxa"/>
-            <w:tcBorders>
-              <w:bottom w:val="single" w:sz="10" w:space="0" w:color="1394B1"/>
-            </w:tcBorders>
+              <w:t>Amount</w:t>
+            </w:r>
+            <w:proofErr w:type="spellEnd"/>
+          </w:p>
+        </w:tc>
+      </w:tr>
+      <w:tr>
+        <w:tc>
+          <w:tcPr>
+            <w:tcW w:w="2612" w:type="dxa"/>
             <w:tcMar>
               <w:top w:w="70" w:type="dxa"/>
               <w:left w:w="0" w:type="dxa"/>
@@ -772,25 +838,25 @@
           </w:tcPr>
           <w:p>
             <w:pPr>
-              <w:jc w:val="right"/>
-            </w:pPr>
-            <w:r>
-              <w:rPr>
-                <w:b/>
-                <w:bCs/>
-                <w:sz w:val="17"/>
-                <w:szCs w:val="17"/>
-              </w:rPr>
-              <w:t>Amount</w:t>
-            </w:r>
-          </w:p>
-        </w:tc>
-      </w:tr>
-      <w:tr>
-        <w:tc>
-          <w:tcPr>
-            <w:tcW w:w="1985" w:type="dxa"/>
-            <w:gridSpan w:val="2"/>
+              <w:rPr>
+                <w:rFonts w:ascii="Tahoma" w:hAnsi="Tahoma" w:cs="Tahoma"/>
+                <w:lang w:val="en-GB"/>
+              </w:rPr>
+            </w:pPr>
+            <w:r>
+              <w:rPr>
+                <w:rFonts w:ascii="Tahoma" w:hAnsi="Tahoma" w:cs="Tahoma"/>
+                <w:i/>
+                <w:iCs/>
+                <w:lang w:val="en-GB"/>
+              </w:rPr>
+              <w:t xml:space="preserve">{%tr for item in items %} </w:t>
+            </w:r>
+          </w:p>
+        </w:tc>
+        <w:tc>
+          <w:tcPr>
+            <w:tcW w:w="1798" w:type="dxa"/>
             <w:tcMar>
               <w:top w:w="70" w:type="dxa"/>
               <w:left w:w="0" w:type="dxa"/>
@@ -800,23 +866,17 @@
           </w:tcPr>
           <w:p>
             <w:pPr>
-              <w:rPr>
-                <w:lang w:val="en-GB"/>
-              </w:rPr>
-            </w:pPr>
-            <w:r>
-              <w:rPr>
-                <w:i/>
-                <w:iCs/>
-                <w:lang w:val="en-GB"/>
-              </w:rPr>
-              <w:t>{%tr for item in items %}</w:t>
-            </w:r>
-          </w:p>
-        </w:tc>
-        <w:tc>
-          <w:tcPr>
-            <w:tcW w:w="1435" w:type="dxa"/>
+              <w:jc w:val="center"/>
+              <w:rPr>
+                <w:rFonts w:ascii="Tahoma" w:hAnsi="Tahoma" w:cs="Tahoma"/>
+                <w:lang w:val="en-GB"/>
+              </w:rPr>
+            </w:pPr>
+          </w:p>
+        </w:tc>
+        <w:tc>
+          <w:tcPr>
+            <w:tcW w:w="1637" w:type="dxa"/>
             <w:tcMar>
               <w:top w:w="70" w:type="dxa"/>
               <w:left w:w="0" w:type="dxa"/>
@@ -826,16 +886,17 @@
           </w:tcPr>
           <w:p>
             <w:pPr>
-              <w:rPr>
-                <w:lang w:val="en-GB"/>
-              </w:rPr>
-            </w:pPr>
-          </w:p>
-        </w:tc>
-        <w:tc>
-          <w:tcPr>
-            <w:tcW w:w="1828" w:type="dxa"/>
-            <w:gridSpan w:val="3"/>
+              <w:jc w:val="center"/>
+              <w:rPr>
+                <w:rFonts w:ascii="Tahoma" w:hAnsi="Tahoma" w:cs="Tahoma"/>
+                <w:lang w:val="en-GB"/>
+              </w:rPr>
+            </w:pPr>
+          </w:p>
+        </w:tc>
+        <w:tc>
+          <w:tcPr>
+            <w:tcW w:w="1574" w:type="dxa"/>
             <w:tcMar>
               <w:top w:w="70" w:type="dxa"/>
               <w:left w:w="0" w:type="dxa"/>
@@ -845,17 +906,17 @@
           </w:tcPr>
           <w:p>
             <w:pPr>
-              <w:jc w:val="center"/>
-              <w:rPr>
-                <w:lang w:val="en-GB"/>
-              </w:rPr>
-            </w:pPr>
-          </w:p>
-        </w:tc>
-        <w:tc>
-          <w:tcPr>
-            <w:tcW w:w="1373" w:type="dxa"/>
-            <w:gridSpan w:val="2"/>
+              <w:jc w:val="right"/>
+              <w:rPr>
+                <w:rFonts w:ascii="Tahoma" w:hAnsi="Tahoma" w:cs="Tahoma"/>
+                <w:lang w:val="en-GB"/>
+              </w:rPr>
+            </w:pPr>
+          </w:p>
+        </w:tc>
+        <w:tc>
+          <w:tcPr>
+            <w:tcW w:w="1724" w:type="dxa"/>
             <w:tcMar>
               <w:top w:w="70" w:type="dxa"/>
               <w:left w:w="0" w:type="dxa"/>
@@ -865,17 +926,19 @@
           </w:tcPr>
           <w:p>
             <w:pPr>
-              <w:jc w:val="center"/>
-              <w:rPr>
-                <w:lang w:val="en-GB"/>
-              </w:rPr>
-            </w:pPr>
-          </w:p>
-        </w:tc>
-        <w:tc>
-          <w:tcPr>
-            <w:tcW w:w="1365" w:type="dxa"/>
-            <w:gridSpan w:val="2"/>
+              <w:jc w:val="right"/>
+              <w:rPr>
+                <w:rFonts w:ascii="Tahoma" w:hAnsi="Tahoma" w:cs="Tahoma"/>
+                <w:lang w:val="en-GB"/>
+              </w:rPr>
+            </w:pPr>
+          </w:p>
+        </w:tc>
+      </w:tr>
+      <w:tr>
+        <w:tc>
+          <w:tcPr>
+            <w:tcW w:w="2612" w:type="dxa"/>
             <w:tcMar>
               <w:top w:w="70" w:type="dxa"/>
               <w:left w:w="0" w:type="dxa"/>
@@ -885,16 +948,41 @@
           </w:tcPr>
           <w:p>
             <w:pPr>
-              <w:jc w:val="right"/>
-              <w:rPr>
-                <w:lang w:val="en-GB"/>
-              </w:rPr>
-            </w:pPr>
-          </w:p>
-        </w:tc>
-        <w:tc>
-          <w:tcPr>
-            <w:tcW w:w="1374" w:type="dxa"/>
+              <w:rPr>
+                <w:rFonts w:ascii="Tahoma" w:hAnsi="Tahoma" w:cs="Tahoma"/>
+                <w:lang w:val="en-GB"/>
+              </w:rPr>
+            </w:pPr>
+            <w:r>
+              <w:rPr>
+                <w:rFonts w:ascii="Tahoma" w:hAnsi="Tahoma" w:cs="Tahoma"/>
+                <w:lang w:val="en-GB"/>
+              </w:rPr>
+              <w:t>{{</w:t>
+            </w:r>
+            <w:proofErr w:type="spellStart"/>
+            <w:proofErr w:type="gramStart"/>
+            <w:r>
+              <w:rPr>
+                <w:rFonts w:ascii="Tahoma" w:hAnsi="Tahoma" w:cs="Tahoma"/>
+                <w:lang w:val="en-GB"/>
+              </w:rPr>
+              <w:t>item.descripcion</w:t>
+            </w:r>
+            <w:proofErr w:type="spellEnd"/>
+            <w:proofErr w:type="gramEnd"/>
+            <w:r>
+              <w:rPr>
+                <w:rFonts w:ascii="Tahoma" w:hAnsi="Tahoma" w:cs="Tahoma"/>
+                <w:lang w:val="en-GB"/>
+              </w:rPr>
+              <w:t>}}</w:t>
+            </w:r>
+          </w:p>
+        </w:tc>
+        <w:tc>
+          <w:tcPr>
+            <w:tcW w:w="1798" w:type="dxa"/>
             <w:tcMar>
               <w:top w:w="70" w:type="dxa"/>
               <w:left w:w="0" w:type="dxa"/>
@@ -904,18 +992,38 @@
           </w:tcPr>
           <w:p>
             <w:pPr>
-              <w:jc w:val="right"/>
-              <w:rPr>
-                <w:lang w:val="en-GB"/>
-              </w:rPr>
-            </w:pPr>
-          </w:p>
-        </w:tc>
-      </w:tr>
-      <w:tr>
-        <w:tc>
-          <w:tcPr>
-            <w:tcW w:w="1834" w:type="dxa"/>
+              <w:jc w:val="center"/>
+              <w:rPr>
+                <w:rFonts w:ascii="Tahoma" w:hAnsi="Tahoma" w:cs="Tahoma"/>
+              </w:rPr>
+            </w:pPr>
+            <w:r>
+              <w:rPr>
+                <w:rFonts w:ascii="Tahoma" w:hAnsi="Tahoma" w:cs="Tahoma"/>
+              </w:rPr>
+              <w:t>{{</w:t>
+            </w:r>
+            <w:proofErr w:type="spellStart"/>
+            <w:proofErr w:type="gramStart"/>
+            <w:r>
+              <w:rPr>
+                <w:rFonts w:ascii="Tahoma" w:hAnsi="Tahoma" w:cs="Tahoma"/>
+              </w:rPr>
+              <w:t>item.cantidad</w:t>
+            </w:r>
+            <w:proofErr w:type="spellEnd"/>
+            <w:proofErr w:type="gramEnd"/>
+            <w:r>
+              <w:rPr>
+                <w:rFonts w:ascii="Tahoma" w:hAnsi="Tahoma" w:cs="Tahoma"/>
+              </w:rPr>
+              <w:t>}}</w:t>
+            </w:r>
+          </w:p>
+        </w:tc>
+        <w:tc>
+          <w:tcPr>
+            <w:tcW w:w="1637" w:type="dxa"/>
             <w:tcMar>
               <w:top w:w="70" w:type="dxa"/>
               <w:left w:w="0" w:type="dxa"/>
@@ -925,17 +1033,14 @@
           </w:tcPr>
           <w:p>
             <w:pPr>
-              <w:rPr>
-                <w:i/>
-                <w:iCs/>
-                <w:lang w:val="en-GB"/>
-              </w:rPr>
-            </w:pPr>
-            <w:r>
-              <w:rPr>
-                <w:i/>
-                <w:iCs/>
-                <w:lang w:val="en-GB"/>
+              <w:jc w:val="center"/>
+              <w:rPr>
+                <w:rFonts w:ascii="Tahoma" w:hAnsi="Tahoma" w:cs="Tahoma"/>
+              </w:rPr>
+            </w:pPr>
+            <w:r>
+              <w:rPr>
+                <w:rFonts w:ascii="Tahoma" w:hAnsi="Tahoma" w:cs="Tahoma"/>
               </w:rPr>
               <w:t>{{</w:t>
             </w:r>
@@ -943,19 +1048,15 @@
             <w:proofErr w:type="gramStart"/>
             <w:r>
               <w:rPr>
-                <w:i/>
-                <w:iCs/>
-                <w:lang w:val="en-GB"/>
-              </w:rPr>
-              <w:t>item.descripcion</w:t>
+                <w:rFonts w:ascii="Tahoma" w:hAnsi="Tahoma" w:cs="Tahoma"/>
+              </w:rPr>
+              <w:t>item.unidad</w:t>
             </w:r>
             <w:proofErr w:type="spellEnd"/>
             <w:proofErr w:type="gramEnd"/>
             <w:r>
               <w:rPr>
-                <w:i/>
-                <w:iCs/>
-                <w:lang w:val="en-GB"/>
+                <w:rFonts w:ascii="Tahoma" w:hAnsi="Tahoma" w:cs="Tahoma"/>
               </w:rPr>
               <w:t>}}</w:t>
             </w:r>
@@ -963,8 +1064,7 @@
         </w:tc>
         <w:tc>
           <w:tcPr>
-            <w:tcW w:w="1649" w:type="dxa"/>
-            <w:gridSpan w:val="3"/>
+            <w:tcW w:w="1574" w:type="dxa"/>
             <w:tcMar>
               <w:top w:w="70" w:type="dxa"/>
               <w:left w:w="0" w:type="dxa"/>
@@ -973,17 +1073,15 @@
             </w:tcMar>
           </w:tcPr>
           <w:p>
-            <w:r>
-              <w:rPr>
-                <w:i/>
-                <w:iCs/>
-              </w:rPr>
-              <w:t xml:space="preserve"> </w:t>
-            </w:r>
-            <w:r>
-              <w:rPr>
-                <w:i/>
-                <w:iCs/>
+            <w:pPr>
+              <w:jc w:val="right"/>
+              <w:rPr>
+                <w:rFonts w:ascii="Tahoma" w:hAnsi="Tahoma" w:cs="Tahoma"/>
+              </w:rPr>
+            </w:pPr>
+            <w:r>
+              <w:rPr>
+                <w:rFonts w:ascii="Tahoma" w:hAnsi="Tahoma" w:cs="Tahoma"/>
               </w:rPr>
               <w:t>{{</w:t>
             </w:r>
@@ -991,17 +1089,15 @@
             <w:proofErr w:type="gramStart"/>
             <w:r>
               <w:rPr>
-                <w:i/>
-                <w:iCs/>
-              </w:rPr>
-              <w:t>item.categoria</w:t>
+                <w:rFonts w:ascii="Tahoma" w:hAnsi="Tahoma" w:cs="Tahoma"/>
+              </w:rPr>
+              <w:t>item.precio</w:t>
             </w:r>
             <w:proofErr w:type="spellEnd"/>
             <w:proofErr w:type="gramEnd"/>
             <w:r>
               <w:rPr>
-                <w:i/>
-                <w:iCs/>
+                <w:rFonts w:ascii="Tahoma" w:hAnsi="Tahoma" w:cs="Tahoma"/>
               </w:rPr>
               <w:t>}}</w:t>
             </w:r>
@@ -1009,7 +1105,7 @@
         </w:tc>
         <w:tc>
           <w:tcPr>
-            <w:tcW w:w="1575" w:type="dxa"/>
+            <w:tcW w:w="1724" w:type="dxa"/>
             <w:tcMar>
               <w:top w:w="70" w:type="dxa"/>
               <w:left w:w="0" w:type="dxa"/>
@@ -1019,27 +1115,41 @@
           </w:tcPr>
           <w:p>
             <w:pPr>
-              <w:jc w:val="center"/>
-            </w:pPr>
-            <w:r>
+              <w:jc w:val="right"/>
+              <w:rPr>
+                <w:rFonts w:ascii="Tahoma" w:hAnsi="Tahoma" w:cs="Tahoma"/>
+                <w:u w:val="single"/>
+              </w:rPr>
+            </w:pPr>
+            <w:r>
+              <w:rPr>
+                <w:rFonts w:ascii="Tahoma" w:hAnsi="Tahoma" w:cs="Tahoma"/>
+              </w:rPr>
               <w:t>{{</w:t>
             </w:r>
             <w:proofErr w:type="spellStart"/>
             <w:proofErr w:type="gramStart"/>
             <w:r>
-              <w:t>item.cantidad</w:t>
+              <w:rPr>
+                <w:rFonts w:ascii="Tahoma" w:hAnsi="Tahoma" w:cs="Tahoma"/>
+              </w:rPr>
+              <w:t>item.importe</w:t>
             </w:r>
             <w:proofErr w:type="spellEnd"/>
             <w:proofErr w:type="gramEnd"/>
             <w:r>
+              <w:rPr>
+                <w:rFonts w:ascii="Tahoma" w:hAnsi="Tahoma" w:cs="Tahoma"/>
+              </w:rPr>
               <w:t>}}</w:t>
             </w:r>
           </w:p>
         </w:tc>
-        <w:tc>
-          <w:tcPr>
-            <w:tcW w:w="1431" w:type="dxa"/>
-            <w:gridSpan w:val="2"/>
+      </w:tr>
+      <w:tr>
+        <w:tc>
+          <w:tcPr>
+            <w:tcW w:w="2612" w:type="dxa"/>
             <w:tcMar>
               <w:top w:w="70" w:type="dxa"/>
               <w:left w:w="0" w:type="dxa"/>
@@ -1049,27 +1159,18 @@
           </w:tcPr>
           <w:p>
             <w:pPr>
-              <w:jc w:val="center"/>
-            </w:pPr>
-            <w:r>
-              <w:t>{{</w:t>
-            </w:r>
-            <w:proofErr w:type="spellStart"/>
-            <w:proofErr w:type="gramStart"/>
-            <w:r>
-              <w:t>item.unidad</w:t>
-            </w:r>
-            <w:proofErr w:type="spellEnd"/>
-            <w:proofErr w:type="gramEnd"/>
-            <w:r>
-              <w:t>}}</w:t>
-            </w:r>
-          </w:p>
-        </w:tc>
-        <w:tc>
-          <w:tcPr>
-            <w:tcW w:w="1376" w:type="dxa"/>
-            <w:gridSpan w:val="2"/>
+              <w:rPr>
+                <w:rFonts w:ascii="Tahoma" w:hAnsi="Tahoma" w:cs="Tahoma"/>
+                <w:i/>
+                <w:iCs/>
+                <w:lang w:val="en-GB"/>
+              </w:rPr>
+            </w:pPr>
+          </w:p>
+        </w:tc>
+        <w:tc>
+          <w:tcPr>
+            <w:tcW w:w="1798" w:type="dxa"/>
             <w:tcMar>
               <w:top w:w="70" w:type="dxa"/>
               <w:left w:w="0" w:type="dxa"/>
@@ -1079,27 +1180,16 @@
           </w:tcPr>
           <w:p>
             <w:pPr>
-              <w:jc w:val="right"/>
-            </w:pPr>
-            <w:r>
-              <w:t>{{</w:t>
-            </w:r>
-            <w:proofErr w:type="spellStart"/>
-            <w:proofErr w:type="gramStart"/>
-            <w:r>
-              <w:t>item.precio</w:t>
-            </w:r>
-            <w:proofErr w:type="spellEnd"/>
-            <w:proofErr w:type="gramEnd"/>
-            <w:r>
-              <w:t>}}</w:t>
-            </w:r>
-          </w:p>
-        </w:tc>
-        <w:tc>
-          <w:tcPr>
-            <w:tcW w:w="1495" w:type="dxa"/>
-            <w:gridSpan w:val="2"/>
+              <w:jc w:val="center"/>
+              <w:rPr>
+                <w:rFonts w:ascii="Tahoma" w:hAnsi="Tahoma" w:cs="Tahoma"/>
+              </w:rPr>
+            </w:pPr>
+          </w:p>
+        </w:tc>
+        <w:tc>
+          <w:tcPr>
+            <w:tcW w:w="1637" w:type="dxa"/>
             <w:tcMar>
               <w:top w:w="70" w:type="dxa"/>
               <w:left w:w="0" w:type="dxa"/>
@@ -1109,46 +1199,16 @@
           </w:tcPr>
           <w:p>
             <w:pPr>
-              <w:jc w:val="right"/>
-              <w:rPr>
-                <w:i/>
-                <w:iCs/>
-                <w:u w:val="single"/>
-              </w:rPr>
-            </w:pPr>
-            <w:r>
-              <w:rPr>
-                <w:i/>
-                <w:iCs/>
-              </w:rPr>
-              <w:t>{{</w:t>
-            </w:r>
-            <w:proofErr w:type="spellStart"/>
-            <w:proofErr w:type="gramStart"/>
-            <w:r>
-              <w:rPr>
-                <w:i/>
-                <w:iCs/>
-              </w:rPr>
-              <w:t>item.importe</w:t>
-            </w:r>
-            <w:proofErr w:type="spellEnd"/>
-            <w:proofErr w:type="gramEnd"/>
-            <w:r>
-              <w:rPr>
-                <w:i/>
-                <w:iCs/>
-              </w:rPr>
-              <w:t>}}</w:t>
-            </w:r>
-          </w:p>
-        </w:tc>
-      </w:tr>
-      <w:tr>
-        <w:tc>
-          <w:tcPr>
-            <w:tcW w:w="1985" w:type="dxa"/>
-            <w:gridSpan w:val="2"/>
+              <w:jc w:val="center"/>
+              <w:rPr>
+                <w:rFonts w:ascii="Tahoma" w:hAnsi="Tahoma" w:cs="Tahoma"/>
+              </w:rPr>
+            </w:pPr>
+          </w:p>
+        </w:tc>
+        <w:tc>
+          <w:tcPr>
+            <w:tcW w:w="1574" w:type="dxa"/>
             <w:tcMar>
               <w:top w:w="70" w:type="dxa"/>
               <w:left w:w="0" w:type="dxa"/>
@@ -1158,17 +1218,16 @@
           </w:tcPr>
           <w:p>
             <w:pPr>
-              <w:rPr>
-                <w:i/>
-                <w:iCs/>
-                <w:lang w:val="en-GB"/>
-              </w:rPr>
-            </w:pPr>
-          </w:p>
-        </w:tc>
-        <w:tc>
-          <w:tcPr>
-            <w:tcW w:w="1435" w:type="dxa"/>
+              <w:jc w:val="right"/>
+              <w:rPr>
+                <w:rFonts w:ascii="Tahoma" w:hAnsi="Tahoma" w:cs="Tahoma"/>
+              </w:rPr>
+            </w:pPr>
+          </w:p>
+        </w:tc>
+        <w:tc>
+          <w:tcPr>
+            <w:tcW w:w="1724" w:type="dxa"/>
             <w:tcMar>
               <w:top w:w="70" w:type="dxa"/>
               <w:left w:w="0" w:type="dxa"/>
@@ -1178,92 +1237,16 @@
           </w:tcPr>
           <w:p>
             <w:pPr>
-              <w:rPr>
-                <w:lang w:val="en-GB"/>
-              </w:rPr>
-            </w:pPr>
-          </w:p>
-        </w:tc>
-        <w:tc>
-          <w:tcPr>
-            <w:tcW w:w="1828" w:type="dxa"/>
-            <w:gridSpan w:val="3"/>
-            <w:tcMar>
-              <w:top w:w="70" w:type="dxa"/>
-              <w:left w:w="0" w:type="dxa"/>
-              <w:bottom w:w="70" w:type="dxa"/>
-              <w:right w:w="140" w:type="dxa"/>
-            </w:tcMar>
-          </w:tcPr>
-          <w:p>
-            <w:pPr>
-              <w:jc w:val="center"/>
-              <w:rPr>
-                <w:lang w:val="en-GB"/>
-              </w:rPr>
-            </w:pPr>
-          </w:p>
-        </w:tc>
-        <w:tc>
-          <w:tcPr>
-            <w:tcW w:w="1373" w:type="dxa"/>
-            <w:gridSpan w:val="2"/>
-            <w:tcMar>
-              <w:top w:w="70" w:type="dxa"/>
-              <w:left w:w="0" w:type="dxa"/>
-              <w:bottom w:w="70" w:type="dxa"/>
-              <w:right w:w="140" w:type="dxa"/>
-            </w:tcMar>
-          </w:tcPr>
-          <w:p>
-            <w:pPr>
-              <w:jc w:val="center"/>
-              <w:rPr>
-                <w:lang w:val="en-GB"/>
-              </w:rPr>
-            </w:pPr>
-          </w:p>
-        </w:tc>
-        <w:tc>
-          <w:tcPr>
-            <w:tcW w:w="1365" w:type="dxa"/>
-            <w:gridSpan w:val="2"/>
-            <w:tcMar>
-              <w:top w:w="70" w:type="dxa"/>
-              <w:left w:w="0" w:type="dxa"/>
-              <w:bottom w:w="70" w:type="dxa"/>
-              <w:right w:w="140" w:type="dxa"/>
-            </w:tcMar>
-          </w:tcPr>
-          <w:p>
-            <w:pPr>
               <w:jc w:val="right"/>
               <w:rPr>
-                <w:lang w:val="en-GB"/>
-              </w:rPr>
-            </w:pPr>
-          </w:p>
-        </w:tc>
-        <w:tc>
-          <w:tcPr>
-            <w:tcW w:w="1374" w:type="dxa"/>
-            <w:tcMar>
-              <w:top w:w="70" w:type="dxa"/>
-              <w:left w:w="0" w:type="dxa"/>
-              <w:bottom w:w="70" w:type="dxa"/>
-              <w:right w:w="140" w:type="dxa"/>
-            </w:tcMar>
-          </w:tcPr>
-          <w:p>
-            <w:pPr>
-              <w:jc w:val="right"/>
-              <w:rPr>
+                <w:rFonts w:ascii="Tahoma" w:hAnsi="Tahoma" w:cs="Tahoma"/>
                 <w:i/>
                 <w:iCs/>
               </w:rPr>
             </w:pPr>
             <w:r>
               <w:rPr>
+                <w:rFonts w:ascii="Tahoma" w:hAnsi="Tahoma" w:cs="Tahoma"/>
                 <w:i/>
                 <w:iCs/>
               </w:rPr>
@@ -1272,6 +1255,7 @@
             <w:proofErr w:type="spellStart"/>
             <w:r>
               <w:rPr>
+                <w:rFonts w:ascii="Tahoma" w:hAnsi="Tahoma" w:cs="Tahoma"/>
                 <w:i/>
                 <w:iCs/>
               </w:rPr>
@@ -1280,6 +1264,7 @@
             <w:proofErr w:type="spellEnd"/>
             <w:r>
               <w:rPr>
+                <w:rFonts w:ascii="Tahoma" w:hAnsi="Tahoma" w:cs="Tahoma"/>
                 <w:i/>
                 <w:iCs/>
               </w:rPr>
@@ -1288,6 +1273,7 @@
             <w:proofErr w:type="spellStart"/>
             <w:r>
               <w:rPr>
+                <w:rFonts w:ascii="Tahoma" w:hAnsi="Tahoma" w:cs="Tahoma"/>
                 <w:i/>
                 <w:iCs/>
               </w:rPr>
@@ -1296,6 +1282,7 @@
             <w:proofErr w:type="spellEnd"/>
             <w:r>
               <w:rPr>
+                <w:rFonts w:ascii="Tahoma" w:hAnsi="Tahoma" w:cs="Tahoma"/>
                 <w:i/>
                 <w:iCs/>
               </w:rPr>
@@ -1305,123 +1292,19 @@
           <w:p>
             <w:pPr>
               <w:jc w:val="right"/>
-            </w:pPr>
-          </w:p>
-        </w:tc>
-      </w:tr>
-      <w:tr>
-        <w:tc>
-          <w:tcPr>
-            <w:tcW w:w="1985" w:type="dxa"/>
-            <w:gridSpan w:val="2"/>
-            <w:tcMar>
-              <w:top w:w="70" w:type="dxa"/>
-              <w:left w:w="0" w:type="dxa"/>
-              <w:bottom w:w="70" w:type="dxa"/>
-              <w:right w:w="140" w:type="dxa"/>
-            </w:tcMar>
-          </w:tcPr>
-          <w:p>
-            <w:pPr>
-              <w:rPr>
+              <w:rPr>
+                <w:rFonts w:ascii="Tahoma" w:hAnsi="Tahoma" w:cs="Tahoma"/>
+              </w:rPr>
+            </w:pPr>
+          </w:p>
+          <w:p>
+            <w:pPr>
+              <w:jc w:val="right"/>
+              <w:rPr>
+                <w:rFonts w:ascii="Tahoma" w:hAnsi="Tahoma" w:cs="Tahoma"/>
                 <w:i/>
                 <w:iCs/>
-                <w:lang w:val="en-GB"/>
-              </w:rPr>
-            </w:pPr>
-          </w:p>
-        </w:tc>
-        <w:tc>
-          <w:tcPr>
-            <w:tcW w:w="1435" w:type="dxa"/>
-            <w:tcMar>
-              <w:top w:w="70" w:type="dxa"/>
-              <w:left w:w="0" w:type="dxa"/>
-              <w:bottom w:w="70" w:type="dxa"/>
-              <w:right w:w="140" w:type="dxa"/>
-            </w:tcMar>
-          </w:tcPr>
-          <w:p>
-            <w:pPr>
-              <w:rPr>
-                <w:lang w:val="en-GB"/>
-              </w:rPr>
-            </w:pPr>
-          </w:p>
-        </w:tc>
-        <w:tc>
-          <w:tcPr>
-            <w:tcW w:w="1828" w:type="dxa"/>
-            <w:gridSpan w:val="3"/>
-            <w:tcMar>
-              <w:top w:w="70" w:type="dxa"/>
-              <w:left w:w="0" w:type="dxa"/>
-              <w:bottom w:w="70" w:type="dxa"/>
-              <w:right w:w="140" w:type="dxa"/>
-            </w:tcMar>
-          </w:tcPr>
-          <w:p>
-            <w:pPr>
-              <w:jc w:val="center"/>
-              <w:rPr>
-                <w:lang w:val="en-GB"/>
-              </w:rPr>
-            </w:pPr>
-          </w:p>
-        </w:tc>
-        <w:tc>
-          <w:tcPr>
-            <w:tcW w:w="1373" w:type="dxa"/>
-            <w:gridSpan w:val="2"/>
-            <w:tcMar>
-              <w:top w:w="70" w:type="dxa"/>
-              <w:left w:w="0" w:type="dxa"/>
-              <w:bottom w:w="70" w:type="dxa"/>
-              <w:right w:w="140" w:type="dxa"/>
-            </w:tcMar>
-          </w:tcPr>
-          <w:p>
-            <w:pPr>
-              <w:jc w:val="center"/>
-              <w:rPr>
-                <w:lang w:val="en-GB"/>
-              </w:rPr>
-            </w:pPr>
-          </w:p>
-        </w:tc>
-        <w:tc>
-          <w:tcPr>
-            <w:tcW w:w="1365" w:type="dxa"/>
-            <w:gridSpan w:val="2"/>
-            <w:tcMar>
-              <w:top w:w="70" w:type="dxa"/>
-              <w:left w:w="0" w:type="dxa"/>
-              <w:bottom w:w="70" w:type="dxa"/>
-              <w:right w:w="140" w:type="dxa"/>
-            </w:tcMar>
-          </w:tcPr>
-          <w:p>
-            <w:pPr>
-              <w:jc w:val="right"/>
-              <w:rPr>
-                <w:lang w:val="en-GB"/>
-              </w:rPr>
-            </w:pPr>
-          </w:p>
-        </w:tc>
-        <w:tc>
-          <w:tcPr>
-            <w:tcW w:w="1374" w:type="dxa"/>
-            <w:tcMar>
-              <w:top w:w="70" w:type="dxa"/>
-              <w:left w:w="0" w:type="dxa"/>
-              <w:bottom w:w="70" w:type="dxa"/>
-              <w:right w:w="140" w:type="dxa"/>
-            </w:tcMar>
-          </w:tcPr>
-          <w:p>
-            <w:pPr>
-              <w:jc w:val="right"/>
+              </w:rPr>
             </w:pPr>
           </w:p>
         </w:tc>
@@ -1433,6 +1316,9 @@
           <w:bottom w:val="single" w:sz="4" w:space="2" w:color="D9D9D9"/>
         </w:pBdr>
         <w:spacing w:after="120"/>
+        <w:rPr>
+          <w:rFonts w:ascii="Tahoma" w:hAnsi="Tahoma" w:cs="Tahoma"/>
+        </w:rPr>
       </w:pPr>
     </w:p>
     <w:tbl>
@@ -1457,7 +1343,13 @@
           <w:tcPr>
             <w:tcW w:w="6360" w:type="dxa"/>
           </w:tcPr>
-          <w:p/>
+          <w:p>
+            <w:pPr>
+              <w:rPr>
+                <w:rFonts w:ascii="Tahoma" w:hAnsi="Tahoma" w:cs="Tahoma"/>
+              </w:rPr>
+            </w:pPr>
+          </w:p>
         </w:tc>
         <w:tc>
           <w:tcPr>
@@ -1473,8 +1365,8 @@
               <w:tblLook w:val="04A0" w:firstRow="1" w:lastRow="0" w:firstColumn="1" w:lastColumn="0" w:noHBand="0" w:noVBand="1"/>
             </w:tblPr>
             <w:tblGrid>
-              <w:gridCol w:w="1674"/>
-              <w:gridCol w:w="1326"/>
+              <w:gridCol w:w="1424"/>
+              <w:gridCol w:w="1576"/>
             </w:tblGrid>
             <w:tr>
               <w:tc>
@@ -1488,8 +1380,14 @@
                   </w:tcMar>
                 </w:tcPr>
                 <w:p>
+                  <w:pPr>
+                    <w:rPr>
+                      <w:rFonts w:ascii="Tahoma" w:hAnsi="Tahoma" w:cs="Tahoma"/>
+                    </w:rPr>
+                  </w:pPr>
                   <w:r>
                     <w:rPr>
+                      <w:rFonts w:ascii="Tahoma" w:hAnsi="Tahoma" w:cs="Tahoma"/>
                       <w:sz w:val="19"/>
                       <w:szCs w:val="19"/>
                     </w:rPr>
@@ -1510,11 +1408,13 @@
                 <w:p>
                   <w:pPr>
                     <w:jc w:val="right"/>
+                    <w:rPr>
+                      <w:rFonts w:ascii="Tahoma" w:hAnsi="Tahoma" w:cs="Tahoma"/>
+                    </w:rPr>
                   </w:pPr>
                   <w:r>
                     <w:rPr>
-                      <w:i/>
-                      <w:iCs/>
+                      <w:rFonts w:ascii="Tahoma" w:hAnsi="Tahoma" w:cs="Tahoma"/>
                     </w:rPr>
                     <w:t>{{importe}}</w:t>
                   </w:r>
@@ -1533,10 +1433,14 @@
                   </w:tcMar>
                 </w:tcPr>
                 <w:p>
+                  <w:pPr>
+                    <w:rPr>
+                      <w:rFonts w:ascii="Tahoma" w:hAnsi="Tahoma" w:cs="Tahoma"/>
+                    </w:rPr>
+                  </w:pPr>
                   <w:r>
                     <w:rPr>
-                      <w:sz w:val="19"/>
-                      <w:szCs w:val="19"/>
+                      <w:rFonts w:ascii="Tahoma" w:hAnsi="Tahoma" w:cs="Tahoma"/>
                     </w:rPr>
                     <w:t>VAT</w:t>
                   </w:r>
@@ -1555,13 +1459,29 @@
                 <w:p>
                   <w:pPr>
                     <w:jc w:val="right"/>
+                    <w:rPr>
+                      <w:rFonts w:ascii="Tahoma" w:hAnsi="Tahoma" w:cs="Tahoma"/>
+                    </w:rPr>
                   </w:pPr>
                   <w:r>
                     <w:rPr>
-                      <w:i/>
-                      <w:iCs/>
+                      <w:rFonts w:ascii="Tahoma" w:hAnsi="Tahoma" w:cs="Tahoma"/>
                     </w:rPr>
-                    <w:t>{{iva}}</w:t>
+                    <w:t>{{</w:t>
+                  </w:r>
+                  <w:proofErr w:type="spellStart"/>
+                  <w:r>
+                    <w:rPr>
+                      <w:rFonts w:ascii="Tahoma" w:hAnsi="Tahoma" w:cs="Tahoma"/>
+                    </w:rPr>
+                    <w:t>iva</w:t>
+                  </w:r>
+                  <w:proofErr w:type="spellEnd"/>
+                  <w:r>
+                    <w:rPr>
+                      <w:rFonts w:ascii="Tahoma" w:hAnsi="Tahoma" w:cs="Tahoma"/>
+                    </w:rPr>
+                    <w:t>}}</w:t>
                   </w:r>
                 </w:p>
               </w:tc>
@@ -1581,8 +1501,14 @@
                   </w:tcMar>
                 </w:tcPr>
                 <w:p>
+                  <w:pPr>
+                    <w:rPr>
+                      <w:rFonts w:ascii="Tahoma" w:hAnsi="Tahoma" w:cs="Tahoma"/>
+                    </w:rPr>
+                  </w:pPr>
                   <w:r>
                     <w:rPr>
+                      <w:rFonts w:ascii="Tahoma" w:hAnsi="Tahoma" w:cs="Tahoma"/>
                       <w:b/>
                       <w:bCs/>
                       <w:sz w:val="22"/>
@@ -1608,9 +1534,13 @@
                 <w:p>
                   <w:pPr>
                     <w:jc w:val="right"/>
+                    <w:rPr>
+                      <w:rFonts w:ascii="Tahoma" w:hAnsi="Tahoma" w:cs="Tahoma"/>
+                    </w:rPr>
                   </w:pPr>
                   <w:r>
                     <w:rPr>
+                      <w:rFonts w:ascii="Tahoma" w:hAnsi="Tahoma" w:cs="Tahoma"/>
                       <w:b/>
                       <w:bCs/>
                       <w:sz w:val="22"/>
@@ -1622,40 +1552,32 @@
               </w:tc>
             </w:tr>
           </w:tbl>
-          <w:p/>
+          <w:p>
+            <w:pPr>
+              <w:rPr>
+                <w:rFonts w:ascii="Tahoma" w:hAnsi="Tahoma" w:cs="Tahoma"/>
+              </w:rPr>
+            </w:pPr>
+          </w:p>
         </w:tc>
       </w:tr>
     </w:tbl>
     <w:p>
       <w:pPr>
         <w:spacing w:before="240" w:after="90"/>
+        <w:rPr>
+          <w:rFonts w:ascii="Tahoma" w:hAnsi="Tahoma" w:cs="Tahoma"/>
+        </w:rPr>
       </w:pPr>
       <w:r>
         <w:rPr>
+          <w:rFonts w:ascii="Tahoma" w:hAnsi="Tahoma" w:cs="Tahoma"/>
           <w:b/>
           <w:bCs/>
           <w:sz w:val="16"/>
           <w:szCs w:val="16"/>
         </w:rPr>
-        <w:t>COMMER</w:t>
-      </w:r>
-      <w:r>
-        <w:rPr>
-          <w:b/>
-          <w:bCs/>
-          <w:sz w:val="16"/>
-          <w:szCs w:val="16"/>
-        </w:rPr>
-        <w:t>C</w:t>
-      </w:r>
-      <w:r>
-        <w:rPr>
-          <w:b/>
-          <w:bCs/>
-          <w:sz w:val="16"/>
-          <w:szCs w:val="16"/>
-        </w:rPr>
-        <w:t>IAL REMARKS</w:t>
+        <w:t>COMMERCIAL REMARKS</w:t>
       </w:r>
     </w:p>
     <w:tbl>
@@ -1684,8 +1606,15 @@
             <w:vAlign w:val="center"/>
           </w:tcPr>
           <w:p>
-            <w:r>
-              <w:rPr>
+            <w:pPr>
+              <w:rPr>
+                <w:rFonts w:ascii="Tahoma" w:hAnsi="Tahoma" w:cs="Tahoma"/>
+              </w:rPr>
+            </w:pPr>
+            <w:proofErr w:type="spellStart"/>
+            <w:r>
+              <w:rPr>
+                <w:rFonts w:ascii="Tahoma" w:hAnsi="Tahoma" w:cs="Tahoma"/>
                 <w:b/>
                 <w:bCs/>
                 <w:sz w:val="19"/>
@@ -1693,6 +1622,7 @@
               </w:rPr>
               <w:t>Currency</w:t>
             </w:r>
+            <w:proofErr w:type="spellEnd"/>
           </w:p>
         </w:tc>
         <w:tc>
@@ -1707,10 +1637,14 @@
             <w:vAlign w:val="center"/>
           </w:tcPr>
           <w:p>
-            <w:r>
-              <w:rPr>
-                <w:i/>
-                <w:iCs/>
+            <w:pPr>
+              <w:rPr>
+                <w:rFonts w:ascii="Tahoma" w:hAnsi="Tahoma" w:cs="Tahoma"/>
+              </w:rPr>
+            </w:pPr>
+            <w:r>
+              <w:rPr>
+                <w:rFonts w:ascii="Tahoma" w:hAnsi="Tahoma" w:cs="Tahoma"/>
               </w:rPr>
               <w:t>{{moneda}}</w:t>
             </w:r>
@@ -1730,15 +1664,45 @@
             <w:vAlign w:val="center"/>
           </w:tcPr>
           <w:p>
-            <w:r>
-              <w:rPr>
+            <w:pPr>
+              <w:rPr>
+                <w:rFonts w:ascii="Tahoma" w:hAnsi="Tahoma" w:cs="Tahoma"/>
+              </w:rPr>
+            </w:pPr>
+            <w:proofErr w:type="spellStart"/>
+            <w:r>
+              <w:rPr>
+                <w:rFonts w:ascii="Tahoma" w:hAnsi="Tahoma" w:cs="Tahoma"/>
                 <w:b/>
                 <w:bCs/>
                 <w:sz w:val="19"/>
                 <w:szCs w:val="19"/>
               </w:rPr>
-              <w:t>Offer validity</w:t>
-            </w:r>
+              <w:t>Offer</w:t>
+            </w:r>
+            <w:proofErr w:type="spellEnd"/>
+            <w:r>
+              <w:rPr>
+                <w:rFonts w:ascii="Tahoma" w:hAnsi="Tahoma" w:cs="Tahoma"/>
+                <w:b/>
+                <w:bCs/>
+                <w:sz w:val="19"/>
+                <w:szCs w:val="19"/>
+              </w:rPr>
+              <w:t xml:space="preserve"> </w:t>
+            </w:r>
+            <w:proofErr w:type="spellStart"/>
+            <w:r>
+              <w:rPr>
+                <w:rFonts w:ascii="Tahoma" w:hAnsi="Tahoma" w:cs="Tahoma"/>
+                <w:b/>
+                <w:bCs/>
+                <w:sz w:val="19"/>
+                <w:szCs w:val="19"/>
+              </w:rPr>
+              <w:t>validity</w:t>
+            </w:r>
+            <w:proofErr w:type="spellEnd"/>
           </w:p>
         </w:tc>
         <w:tc>
@@ -1753,10 +1717,14 @@
             <w:vAlign w:val="center"/>
           </w:tcPr>
           <w:p>
-            <w:r>
-              <w:rPr>
-                <w:i/>
-                <w:iCs/>
+            <w:pPr>
+              <w:rPr>
+                <w:rFonts w:ascii="Tahoma" w:hAnsi="Tahoma" w:cs="Tahoma"/>
+              </w:rPr>
+            </w:pPr>
+            <w:r>
+              <w:rPr>
+                <w:rFonts w:ascii="Tahoma" w:hAnsi="Tahoma" w:cs="Tahoma"/>
               </w:rPr>
               <w:t>{{validez}}</w:t>
             </w:r>
@@ -1776,16 +1744,45 @@
             <w:vAlign w:val="center"/>
           </w:tcPr>
           <w:p>
-            <w:r>
-              <w:rPr>
+            <w:pPr>
+              <w:rPr>
+                <w:rFonts w:ascii="Tahoma" w:hAnsi="Tahoma" w:cs="Tahoma"/>
+              </w:rPr>
+            </w:pPr>
+            <w:proofErr w:type="spellStart"/>
+            <w:r>
+              <w:rPr>
+                <w:rFonts w:ascii="Tahoma" w:hAnsi="Tahoma" w:cs="Tahoma"/>
                 <w:b/>
                 <w:bCs/>
                 <w:sz w:val="19"/>
                 <w:szCs w:val="19"/>
               </w:rPr>
-              <w:lastRenderedPageBreak/>
-              <w:t>Payment terms</w:t>
-            </w:r>
+              <w:t>Payment</w:t>
+            </w:r>
+            <w:proofErr w:type="spellEnd"/>
+            <w:r>
+              <w:rPr>
+                <w:rFonts w:ascii="Tahoma" w:hAnsi="Tahoma" w:cs="Tahoma"/>
+                <w:b/>
+                <w:bCs/>
+                <w:sz w:val="19"/>
+                <w:szCs w:val="19"/>
+              </w:rPr>
+              <w:t xml:space="preserve"> </w:t>
+            </w:r>
+            <w:proofErr w:type="spellStart"/>
+            <w:r>
+              <w:rPr>
+                <w:rFonts w:ascii="Tahoma" w:hAnsi="Tahoma" w:cs="Tahoma"/>
+                <w:b/>
+                <w:bCs/>
+                <w:sz w:val="19"/>
+                <w:szCs w:val="19"/>
+              </w:rPr>
+              <w:t>terms</w:t>
+            </w:r>
+            <w:proofErr w:type="spellEnd"/>
           </w:p>
         </w:tc>
         <w:tc>
@@ -1800,12 +1797,30 @@
             <w:vAlign w:val="center"/>
           </w:tcPr>
           <w:p>
-            <w:r>
-              <w:rPr>
-                <w:i/>
-                <w:iCs/>
-              </w:rPr>
-              <w:t>{{forma_de_pago}}</w:t>
+            <w:pPr>
+              <w:rPr>
+                <w:rFonts w:ascii="Tahoma" w:hAnsi="Tahoma" w:cs="Tahoma"/>
+              </w:rPr>
+            </w:pPr>
+            <w:r>
+              <w:rPr>
+                <w:rFonts w:ascii="Tahoma" w:hAnsi="Tahoma" w:cs="Tahoma"/>
+              </w:rPr>
+              <w:t>{{</w:t>
+            </w:r>
+            <w:proofErr w:type="spellStart"/>
+            <w:r>
+              <w:rPr>
+                <w:rFonts w:ascii="Tahoma" w:hAnsi="Tahoma" w:cs="Tahoma"/>
+              </w:rPr>
+              <w:t>forma_de_pago</w:t>
+            </w:r>
+            <w:proofErr w:type="spellEnd"/>
+            <w:r>
+              <w:rPr>
+                <w:rFonts w:ascii="Tahoma" w:hAnsi="Tahoma" w:cs="Tahoma"/>
+              </w:rPr>
+              <w:t>}}</w:t>
             </w:r>
           </w:p>
         </w:tc>
@@ -1823,8 +1838,14 @@
             <w:vAlign w:val="center"/>
           </w:tcPr>
           <w:p>
-            <w:r>
-              <w:rPr>
+            <w:pPr>
+              <w:rPr>
+                <w:rFonts w:ascii="Tahoma" w:hAnsi="Tahoma" w:cs="Tahoma"/>
+              </w:rPr>
+            </w:pPr>
+            <w:r>
+              <w:rPr>
+                <w:rFonts w:ascii="Tahoma" w:hAnsi="Tahoma" w:cs="Tahoma"/>
                 <w:b/>
                 <w:bCs/>
                 <w:sz w:val="19"/>
@@ -1846,49 +1867,42 @@
             <w:vAlign w:val="center"/>
           </w:tcPr>
           <w:p>
-            <w:r>
-              <w:rPr>
-                <w:i/>
-                <w:iCs/>
+            <w:pPr>
+              <w:rPr>
+                <w:rFonts w:ascii="Tahoma" w:hAnsi="Tahoma" w:cs="Tahoma"/>
+              </w:rPr>
+            </w:pPr>
+            <w:r>
+              <w:rPr>
+                <w:rFonts w:ascii="Tahoma" w:hAnsi="Tahoma" w:cs="Tahoma"/>
               </w:rPr>
               <w:t>{{</w:t>
             </w:r>
             <w:proofErr w:type="spellStart"/>
             <w:r>
               <w:rPr>
-                <w:i/>
-                <w:iCs/>
+                <w:rFonts w:ascii="Tahoma" w:hAnsi="Tahoma" w:cs="Tahoma"/>
               </w:rPr>
               <w:t>tiempo_entrega</w:t>
             </w:r>
             <w:proofErr w:type="spellEnd"/>
             <w:r>
               <w:rPr>
-                <w:i/>
-                <w:iCs/>
-              </w:rPr>
-              <w:t>}}</w:t>
-            </w:r>
-            <w:r>
-              <w:rPr>
-                <w:i/>
-                <w:iCs/>
-              </w:rPr>
-              <w:t xml:space="preserve"> </w:t>
+                <w:rFonts w:ascii="Tahoma" w:hAnsi="Tahoma" w:cs="Tahoma"/>
+              </w:rPr>
+              <w:t xml:space="preserve">}} </w:t>
             </w:r>
             <w:proofErr w:type="spellStart"/>
             <w:r>
               <w:rPr>
-                <w:i/>
-                <w:iCs/>
+                <w:rFonts w:ascii="Tahoma" w:hAnsi="Tahoma" w:cs="Tahoma"/>
               </w:rPr>
               <w:t>days</w:t>
             </w:r>
             <w:proofErr w:type="spellEnd"/>
             <w:r>
               <w:rPr>
-                <w:i/>
-                <w:iCs/>
+                <w:rFonts w:ascii="Tahoma" w:hAnsi="Tahoma" w:cs="Tahoma"/>
               </w:rPr>
               <w:t>.</w:t>
             </w:r>
@@ -1908,14 +1922,42 @@
             <w:vAlign w:val="center"/>
           </w:tcPr>
           <w:p>
-            <w:r>
-              <w:rPr>
+            <w:pPr>
+              <w:rPr>
+                <w:rFonts w:ascii="Tahoma" w:hAnsi="Tahoma" w:cs="Tahoma"/>
+              </w:rPr>
+            </w:pPr>
+            <w:r>
+              <w:rPr>
+                <w:rFonts w:ascii="Tahoma" w:hAnsi="Tahoma" w:cs="Tahoma"/>
                 <w:b/>
                 <w:bCs/>
                 <w:sz w:val="19"/>
                 <w:szCs w:val="19"/>
               </w:rPr>
-              <w:t>Place of delivery</w:t>
+              <w:t xml:space="preserve">Place </w:t>
+            </w:r>
+            <w:proofErr w:type="spellStart"/>
+            <w:r>
+              <w:rPr>
+                <w:rFonts w:ascii="Tahoma" w:hAnsi="Tahoma" w:cs="Tahoma"/>
+                <w:b/>
+                <w:bCs/>
+                <w:sz w:val="19"/>
+                <w:szCs w:val="19"/>
+              </w:rPr>
+              <w:t>of</w:t>
+            </w:r>
+            <w:proofErr w:type="spellEnd"/>
+            <w:r>
+              <w:rPr>
+                <w:rFonts w:ascii="Tahoma" w:hAnsi="Tahoma" w:cs="Tahoma"/>
+                <w:b/>
+                <w:bCs/>
+                <w:sz w:val="19"/>
+                <w:szCs w:val="19"/>
+              </w:rPr>
+              <w:t xml:space="preserve"> delivery</w:t>
             </w:r>
           </w:p>
         </w:tc>
@@ -1931,12 +1973,30 @@
             <w:vAlign w:val="center"/>
           </w:tcPr>
           <w:p>
-            <w:r>
-              <w:rPr>
-                <w:i/>
-                <w:iCs/>
-              </w:rPr>
-              <w:t>{{lugar_entrega}}</w:t>
+            <w:pPr>
+              <w:rPr>
+                <w:rFonts w:ascii="Tahoma" w:hAnsi="Tahoma" w:cs="Tahoma"/>
+              </w:rPr>
+            </w:pPr>
+            <w:r>
+              <w:rPr>
+                <w:rFonts w:ascii="Tahoma" w:hAnsi="Tahoma" w:cs="Tahoma"/>
+              </w:rPr>
+              <w:t>{{</w:t>
+            </w:r>
+            <w:proofErr w:type="spellStart"/>
+            <w:r>
+              <w:rPr>
+                <w:rFonts w:ascii="Tahoma" w:hAnsi="Tahoma" w:cs="Tahoma"/>
+              </w:rPr>
+              <w:t>lugar_entrega</w:t>
+            </w:r>
+            <w:proofErr w:type="spellEnd"/>
+            <w:r>
+              <w:rPr>
+                <w:rFonts w:ascii="Tahoma" w:hAnsi="Tahoma" w:cs="Tahoma"/>
+              </w:rPr>
+              <w:t>}}</w:t>
             </w:r>
           </w:p>
         </w:tc>
@@ -1954,15 +2014,24 @@
             <w:vAlign w:val="center"/>
           </w:tcPr>
           <w:p>
-            <w:r>
-              <w:rPr>
+            <w:pPr>
+              <w:rPr>
+                <w:rFonts w:ascii="Tahoma" w:hAnsi="Tahoma" w:cs="Tahoma"/>
+              </w:rPr>
+            </w:pPr>
+            <w:proofErr w:type="spellStart"/>
+            <w:r>
+              <w:rPr>
+                <w:rFonts w:ascii="Tahoma" w:hAnsi="Tahoma" w:cs="Tahoma"/>
                 <w:b/>
                 <w:bCs/>
                 <w:sz w:val="19"/>
                 <w:szCs w:val="19"/>
               </w:rPr>
+              <w:lastRenderedPageBreak/>
               <w:t>Warranty</w:t>
             </w:r>
+            <w:proofErr w:type="spellEnd"/>
           </w:p>
         </w:tc>
         <w:tc>
@@ -1977,12 +2046,30 @@
             <w:vAlign w:val="center"/>
           </w:tcPr>
           <w:p>
-            <w:r>
-              <w:rPr>
-                <w:i/>
-                <w:iCs/>
-              </w:rPr>
-              <w:t>{{garantia}}</w:t>
+            <w:pPr>
+              <w:rPr>
+                <w:rFonts w:ascii="Tahoma" w:hAnsi="Tahoma" w:cs="Tahoma"/>
+              </w:rPr>
+            </w:pPr>
+            <w:r>
+              <w:rPr>
+                <w:rFonts w:ascii="Tahoma" w:hAnsi="Tahoma" w:cs="Tahoma"/>
+              </w:rPr>
+              <w:t>{{</w:t>
+            </w:r>
+            <w:proofErr w:type="spellStart"/>
+            <w:r>
+              <w:rPr>
+                <w:rFonts w:ascii="Tahoma" w:hAnsi="Tahoma" w:cs="Tahoma"/>
+              </w:rPr>
+              <w:t>garantia</w:t>
+            </w:r>
+            <w:proofErr w:type="spellEnd"/>
+            <w:r>
+              <w:rPr>
+                <w:rFonts w:ascii="Tahoma" w:hAnsi="Tahoma" w:cs="Tahoma"/>
+              </w:rPr>
+              <w:t>}}</w:t>
             </w:r>
           </w:p>
         </w:tc>
@@ -1999,7 +2086,14 @@
             </w:tcMar>
             <w:vAlign w:val="center"/>
           </w:tcPr>
-          <w:p/>
+          <w:p>
+            <w:pPr>
+              <w:rPr>
+                <w:rFonts w:ascii="Tahoma" w:hAnsi="Tahoma" w:cs="Tahoma"/>
+                <w:u w:val="single"/>
+              </w:rPr>
+            </w:pPr>
+          </w:p>
         </w:tc>
         <w:tc>
           <w:tcPr>
@@ -2012,7 +2106,13 @@
             </w:tcMar>
             <w:vAlign w:val="center"/>
           </w:tcPr>
-          <w:p/>
+          <w:p>
+            <w:pPr>
+              <w:rPr>
+                <w:rFonts w:ascii="Tahoma" w:hAnsi="Tahoma" w:cs="Tahoma"/>
+              </w:rPr>
+            </w:pPr>
+          </w:p>
         </w:tc>
       </w:tr>
     </w:tbl>
@@ -2020,6 +2120,7 @@
       <w:pPr>
         <w:spacing w:before="240" w:after="90"/>
         <w:rPr>
+          <w:rFonts w:ascii="Tahoma" w:hAnsi="Tahoma" w:cs="Tahoma"/>
           <w:b/>
           <w:bCs/>
           <w:sz w:val="16"/>
@@ -2031,6 +2132,7 @@
       <w:pPr>
         <w:spacing w:before="240" w:after="90"/>
         <w:rPr>
+          <w:rFonts w:ascii="Tahoma" w:hAnsi="Tahoma" w:cs="Tahoma"/>
           <w:b/>
           <w:bCs/>
           <w:sz w:val="16"/>
@@ -2042,6 +2144,7 @@
       <w:pPr>
         <w:spacing w:before="240" w:after="90"/>
         <w:rPr>
+          <w:rFonts w:ascii="Tahoma" w:hAnsi="Tahoma" w:cs="Tahoma"/>
           <w:b/>
           <w:bCs/>
           <w:sz w:val="16"/>
@@ -2052,9 +2155,13 @@
     <w:p>
       <w:pPr>
         <w:spacing w:before="240" w:after="90"/>
+        <w:rPr>
+          <w:rFonts w:ascii="Tahoma" w:hAnsi="Tahoma" w:cs="Tahoma"/>
+        </w:rPr>
       </w:pPr>
       <w:r>
         <w:rPr>
+          <w:rFonts w:ascii="Tahoma" w:hAnsi="Tahoma" w:cs="Tahoma"/>
           <w:b/>
           <w:bCs/>
           <w:sz w:val="16"/>
@@ -2065,17 +2172,14 @@
     </w:p>
     <w:p>
       <w:pPr>
-        <w:pStyle w:val="Prrafodelista"/>
-        <w:numPr>
-          <w:ilvl w:val="0"/>
-          <w:numId w:val="2"/>
-        </w:numPr>
         <w:rPr>
+          <w:rFonts w:ascii="Tahoma" w:hAnsi="Tahoma" w:cs="Tahoma"/>
           <w:lang w:val="en-GB"/>
         </w:rPr>
       </w:pPr>
       <w:r>
         <w:rPr>
+          <w:rFonts w:ascii="Tahoma" w:hAnsi="Tahoma" w:cs="Tahoma"/>
           <w:lang w:val="en-GB"/>
         </w:rPr>
         <w:t>{{</w:t>
@@ -2083,6 +2187,7 @@
       <w:proofErr w:type="spellStart"/>
       <w:r>
         <w:rPr>
+          <w:rFonts w:ascii="Tahoma" w:hAnsi="Tahoma" w:cs="Tahoma"/>
           <w:lang w:val="en-GB"/>
         </w:rPr>
         <w:t>notas</w:t>
@@ -2090,6 +2195,7 @@
       <w:proofErr w:type="spellEnd"/>
       <w:r>
         <w:rPr>
+          <w:rFonts w:ascii="Tahoma" w:hAnsi="Tahoma" w:cs="Tahoma"/>
           <w:lang w:val="en-GB"/>
         </w:rPr>
         <w:t>}}</w:t>
@@ -2099,11 +2205,13 @@
       <w:pPr>
         <w:spacing w:before="360"/>
         <w:rPr>
+          <w:rFonts w:ascii="Tahoma" w:hAnsi="Tahoma" w:cs="Tahoma"/>
           <w:lang w:val="en-GB"/>
         </w:rPr>
       </w:pPr>
       <w:r>
         <w:rPr>
+          <w:rFonts w:ascii="Tahoma" w:hAnsi="Tahoma" w:cs="Tahoma"/>
           <w:lang w:val="en-GB"/>
         </w:rPr>
         <w:t>Yours faithfully,</w:t>
@@ -2113,11 +2221,13 @@
       <w:pPr>
         <w:spacing w:before="300"/>
         <w:rPr>
+          <w:rFonts w:ascii="Tahoma" w:hAnsi="Tahoma" w:cs="Tahoma"/>
           <w:lang w:val="en-GB"/>
         </w:rPr>
       </w:pPr>
       <w:r>
         <w:rPr>
+          <w:rFonts w:ascii="Tahoma" w:hAnsi="Tahoma" w:cs="Tahoma"/>
           <w:b/>
           <w:bCs/>
           <w:lang w:val="en-GB"/>
@@ -2127,6 +2237,7 @@
       <w:proofErr w:type="spellStart"/>
       <w:r>
         <w:rPr>
+          <w:rFonts w:ascii="Tahoma" w:hAnsi="Tahoma" w:cs="Tahoma"/>
           <w:b/>
           <w:bCs/>
           <w:lang w:val="en-GB"/>
@@ -2136,6 +2247,7 @@
       <w:proofErr w:type="spellEnd"/>
       <w:r>
         <w:rPr>
+          <w:rFonts w:ascii="Tahoma" w:hAnsi="Tahoma" w:cs="Tahoma"/>
           <w:b/>
           <w:bCs/>
           <w:lang w:val="en-GB"/>
@@ -2146,11 +2258,13 @@
     <w:p>
       <w:pPr>
         <w:rPr>
+          <w:rFonts w:ascii="Tahoma" w:hAnsi="Tahoma" w:cs="Tahoma"/>
           <w:lang w:val="en-GB"/>
         </w:rPr>
       </w:pPr>
       <w:r>
         <w:rPr>
+          <w:rFonts w:ascii="Tahoma" w:hAnsi="Tahoma" w:cs="Tahoma"/>
           <w:lang w:val="en-GB"/>
         </w:rPr>
         <w:t xml:space="preserve">{{cargo}} – </w:t>
@@ -2158,6 +2272,7 @@
       <w:proofErr w:type="spellStart"/>
       <w:r>
         <w:rPr>
+          <w:rFonts w:ascii="Tahoma" w:hAnsi="Tahoma" w:cs="Tahoma"/>
           <w:lang w:val="en-GB"/>
         </w:rPr>
         <w:t>Proios</w:t>
@@ -2165,36 +2280,40 @@
       <w:proofErr w:type="spellEnd"/>
       <w:r>
         <w:rPr>
+          <w:rFonts w:ascii="Tahoma" w:hAnsi="Tahoma" w:cs="Tahoma"/>
           <w:lang w:val="en-GB"/>
         </w:rPr>
         <w:t xml:space="preserve"> S.A.</w:t>
       </w:r>
     </w:p>
     <w:p>
+      <w:pPr>
+        <w:rPr>
+          <w:rFonts w:ascii="Tahoma" w:hAnsi="Tahoma" w:cs="Tahoma"/>
+        </w:rPr>
+      </w:pPr>
       <w:r>
         <w:rPr>
-          <w:i/>
-          <w:iCs/>
+          <w:rFonts w:ascii="Tahoma" w:hAnsi="Tahoma" w:cs="Tahoma"/>
         </w:rPr>
         <w:t>{{</w:t>
       </w:r>
       <w:proofErr w:type="spellStart"/>
       <w:r>
         <w:rPr>
-          <w:i/>
-          <w:iCs/>
+          <w:rFonts w:ascii="Tahoma" w:hAnsi="Tahoma" w:cs="Tahoma"/>
         </w:rPr>
         <w:t>firmante_email</w:t>
       </w:r>
       <w:proofErr w:type="spellEnd"/>
       <w:r>
         <w:rPr>
-          <w:i/>
-          <w:iCs/>
+          <w:rFonts w:ascii="Tahoma" w:hAnsi="Tahoma" w:cs="Tahoma"/>
         </w:rPr>
         <w:t>}}</w:t>
       </w:r>
     </w:p>
+    <w:p/>
     <w:sectPr>
       <w:headerReference w:type="default" r:id="rId7"/>
       <w:footerReference w:type="default" r:id="rId8"/>
@@ -2242,7 +2361,23 @@
         <w:sz w:val="14"/>
         <w:szCs w:val="14"/>
       </w:rPr>
-      <w:t>Proios S.A. · Comodoro Pedro Zanni 351, 5th Fl. – 503 LN, Buenos Aires (C1104AAH)  ·  info@proios.com  ·  www.proios.com</w:t>
+      <w:t>Proios S.A. · Comodoro Pedro Zanni 351, 5th Fl. – 503 LN, Buenos Aires (C1104</w:t>
+    </w:r>
+    <w:proofErr w:type="gramStart"/>
+    <w:r>
+      <w:rPr>
+        <w:sz w:val="14"/>
+        <w:szCs w:val="14"/>
+      </w:rPr>
+      <w:t>AAH)  ·</w:t>
+    </w:r>
+    <w:proofErr w:type="gramEnd"/>
+    <w:r>
+      <w:rPr>
+        <w:sz w:val="14"/>
+        <w:szCs w:val="14"/>
+      </w:rPr>
+      <w:t xml:space="preserve">  info@proios.com  ·  www.proios.com</w:t>
     </w:r>
     <w:r>
       <w:rPr>

--- a/backend/apps/operaciones/templates/Proios_Quotation_Quimicos_TEMPLATE_EN.docx
+++ b/backend/apps/operaciones/templates/Proios_Quotation_Quimicos_TEMPLATE_EN.docx
@@ -83,8 +83,6 @@
             <w:r>
               <w:rPr>
                 <w:rFonts w:ascii="Tahoma" w:hAnsi="Tahoma" w:cs="Tahoma"/>
-                <w:b/>
-                <w:bCs/>
               </w:rPr>
               <w:t>Proios</w:t>
             </w:r>
@@ -92,8 +90,6 @@
             <w:r>
               <w:rPr>
                 <w:rFonts w:ascii="Tahoma" w:hAnsi="Tahoma" w:cs="Tahoma"/>
-                <w:b/>
-                <w:bCs/>
               </w:rPr>
               <w:t xml:space="preserve"> S.A.</w:t>
             </w:r>
@@ -122,8 +118,6 @@
             <w:r>
               <w:rPr>
                 <w:rFonts w:ascii="Tahoma" w:hAnsi="Tahoma" w:cs="Tahoma"/>
-                <w:i/>
-                <w:iCs/>
               </w:rPr>
               <w:t xml:space="preserve">Comodoro Pedro </w:t>
             </w:r>
@@ -131,8 +125,6 @@
             <w:r>
               <w:rPr>
                 <w:rFonts w:ascii="Tahoma" w:hAnsi="Tahoma" w:cs="Tahoma"/>
-                <w:i/>
-                <w:iCs/>
               </w:rPr>
               <w:t>Zanni</w:t>
             </w:r>
@@ -140,8 +132,6 @@
             <w:r>
               <w:rPr>
                 <w:rFonts w:ascii="Tahoma" w:hAnsi="Tahoma" w:cs="Tahoma"/>
-                <w:i/>
-                <w:iCs/>
               </w:rPr>
               <w:t xml:space="preserve"> 351, 5th </w:t>
             </w:r>
@@ -149,8 +139,6 @@
             <w:r>
               <w:rPr>
                 <w:rFonts w:ascii="Tahoma" w:hAnsi="Tahoma" w:cs="Tahoma"/>
-                <w:i/>
-                <w:iCs/>
               </w:rPr>
               <w:t>Fl</w:t>
             </w:r>
@@ -158,8 +146,6 @@
             <w:r>
               <w:rPr>
                 <w:rFonts w:ascii="Tahoma" w:hAnsi="Tahoma" w:cs="Tahoma"/>
-                <w:i/>
-                <w:iCs/>
               </w:rPr>
               <w:t>. – 503 LN (C1104AAH)</w:t>
             </w:r>
@@ -248,8 +234,6 @@
             <w:r>
               <w:rPr>
                 <w:rFonts w:ascii="Tahoma" w:hAnsi="Tahoma" w:cs="Tahoma"/>
-                <w:i/>
-                <w:iCs/>
               </w:rPr>
               <w:t>{{</w:t>
             </w:r>
@@ -257,8 +241,6 @@
             <w:r>
               <w:rPr>
                 <w:rFonts w:ascii="Tahoma" w:hAnsi="Tahoma" w:cs="Tahoma"/>
-                <w:i/>
-                <w:iCs/>
               </w:rPr>
               <w:t>atencion</w:t>
             </w:r>
@@ -266,8 +248,6 @@
             <w:r>
               <w:rPr>
                 <w:rFonts w:ascii="Tahoma" w:hAnsi="Tahoma" w:cs="Tahoma"/>
-                <w:i/>
-                <w:iCs/>
               </w:rPr>
               <w:t>}}</w:t>
             </w:r>
@@ -315,8 +295,6 @@
             <w:r>
               <w:rPr>
                 <w:rFonts w:ascii="Tahoma" w:hAnsi="Tahoma" w:cs="Tahoma"/>
-                <w:sz w:val="18"/>
-                <w:szCs w:val="18"/>
                 <w:lang w:val="en-GB"/>
               </w:rPr>
               <w:t xml:space="preserve">No.  </w:t>
@@ -341,12 +319,11 @@
             <w:r>
               <w:rPr>
                 <w:rFonts w:ascii="Tahoma" w:hAnsi="Tahoma" w:cs="Tahoma"/>
-                <w:sz w:val="18"/>
-                <w:szCs w:val="18"/>
-                <w:lang w:val="en-GB"/>
-              </w:rPr>
-              <w:t xml:space="preserve">Date  </w:t>
-            </w:r>
+                <w:lang w:val="en-GB"/>
+              </w:rPr>
+              <w:t>Date  {</w:t>
+            </w:r>
+            <w:proofErr w:type="gramEnd"/>
             <w:r>
               <w:rPr>
                 <w:rFonts w:ascii="Tahoma" w:hAnsi="Tahoma" w:cs="Tahoma"/>
@@ -354,6 +331,39 @@
               </w:rPr>
               <w:t>{</w:t>
             </w:r>
+            <w:proofErr w:type="spellStart"/>
+            <w:r>
+              <w:rPr>
+                <w:rFonts w:ascii="Tahoma" w:hAnsi="Tahoma" w:cs="Tahoma"/>
+                <w:lang w:val="en-GB"/>
+              </w:rPr>
+              <w:t>fecha</w:t>
+            </w:r>
+            <w:proofErr w:type="spellEnd"/>
+            <w:r>
+              <w:rPr>
+                <w:rFonts w:ascii="Tahoma" w:hAnsi="Tahoma" w:cs="Tahoma"/>
+                <w:lang w:val="en-GB"/>
+              </w:rPr>
+              <w:t>}}</w:t>
+            </w:r>
+          </w:p>
+          <w:p>
+            <w:pPr>
+              <w:spacing w:after="20"/>
+              <w:rPr>
+                <w:rFonts w:ascii="Tahoma" w:hAnsi="Tahoma" w:cs="Tahoma"/>
+                <w:lang w:val="en-GB"/>
+              </w:rPr>
+            </w:pPr>
+            <w:proofErr w:type="gramStart"/>
+            <w:r>
+              <w:rPr>
+                <w:rFonts w:ascii="Tahoma" w:hAnsi="Tahoma" w:cs="Tahoma"/>
+                <w:lang w:val="en-GB"/>
+              </w:rPr>
+              <w:t>Valid  {</w:t>
+            </w:r>
             <w:proofErr w:type="gramEnd"/>
             <w:r>
               <w:rPr>
@@ -368,7 +378,7 @@
                 <w:rFonts w:ascii="Tahoma" w:hAnsi="Tahoma" w:cs="Tahoma"/>
                 <w:lang w:val="en-GB"/>
               </w:rPr>
-              <w:t>fecha</w:t>
+              <w:t>validez</w:t>
             </w:r>
             <w:proofErr w:type="spellEnd"/>
             <w:r>
@@ -391,15 +401,13 @@
             <w:r>
               <w:rPr>
                 <w:rFonts w:ascii="Tahoma" w:hAnsi="Tahoma" w:cs="Tahoma"/>
-                <w:sz w:val="18"/>
-                <w:szCs w:val="18"/>
-                <w:lang w:val="en-GB"/>
-              </w:rPr>
-              <w:t xml:space="preserve">Valid  </w:t>
-            </w:r>
-            <w:r>
-              <w:rPr>
-                <w:rFonts w:ascii="Tahoma" w:hAnsi="Tahoma" w:cs="Tahoma"/>
+                <w:lang w:val="en-GB"/>
+              </w:rPr>
+              <w:t xml:space="preserve">Vessel  </w:t>
+            </w:r>
+            <w:r>
+              <w:rPr>
+                <w:rFonts w:ascii="Tahoma" w:eastAsia="Consolas" w:hAnsi="Tahoma" w:cs="Tahoma"/>
                 <w:lang w:val="en-GB"/>
               </w:rPr>
               <w:t>{</w:t>
@@ -407,7 +415,7 @@
             <w:proofErr w:type="gramEnd"/>
             <w:r>
               <w:rPr>
-                <w:rFonts w:ascii="Tahoma" w:hAnsi="Tahoma" w:cs="Tahoma"/>
+                <w:rFonts w:ascii="Tahoma" w:eastAsia="Consolas" w:hAnsi="Tahoma" w:cs="Tahoma"/>
                 <w:lang w:val="en-GB"/>
               </w:rPr>
               <w:t>{</w:t>
@@ -415,15 +423,15 @@
             <w:proofErr w:type="spellStart"/>
             <w:r>
               <w:rPr>
-                <w:rFonts w:ascii="Tahoma" w:hAnsi="Tahoma" w:cs="Tahoma"/>
-                <w:lang w:val="en-GB"/>
-              </w:rPr>
-              <w:t>validez</w:t>
+                <w:rFonts w:ascii="Tahoma" w:eastAsia="Consolas" w:hAnsi="Tahoma" w:cs="Tahoma"/>
+                <w:lang w:val="en-GB"/>
+              </w:rPr>
+              <w:t>buque</w:t>
             </w:r>
             <w:proofErr w:type="spellEnd"/>
             <w:r>
               <w:rPr>
-                <w:rFonts w:ascii="Tahoma" w:hAnsi="Tahoma" w:cs="Tahoma"/>
+                <w:rFonts w:ascii="Tahoma" w:eastAsia="Consolas" w:hAnsi="Tahoma" w:cs="Tahoma"/>
                 <w:lang w:val="en-GB"/>
               </w:rPr>
               <w:t>}}</w:t>
@@ -441,11 +449,9 @@
             <w:r>
               <w:rPr>
                 <w:rFonts w:ascii="Tahoma" w:hAnsi="Tahoma" w:cs="Tahoma"/>
-                <w:sz w:val="18"/>
-                <w:szCs w:val="18"/>
-                <w:lang w:val="en-GB"/>
-              </w:rPr>
-              <w:t xml:space="preserve">Vessel  </w:t>
+                <w:lang w:val="en-GB"/>
+              </w:rPr>
+              <w:t xml:space="preserve">Location  </w:t>
             </w:r>
             <w:r>
               <w:rPr>
@@ -468,7 +474,7 @@
                 <w:rFonts w:ascii="Tahoma" w:eastAsia="Consolas" w:hAnsi="Tahoma" w:cs="Tahoma"/>
                 <w:lang w:val="en-GB"/>
               </w:rPr>
-              <w:t>buque</w:t>
+              <w:t>ubicacion</w:t>
             </w:r>
             <w:proofErr w:type="spellEnd"/>
             <w:r>
@@ -484,64 +490,12 @@
               <w:spacing w:after="20"/>
               <w:rPr>
                 <w:rFonts w:ascii="Tahoma" w:hAnsi="Tahoma" w:cs="Tahoma"/>
-                <w:lang w:val="en-GB"/>
               </w:rPr>
             </w:pPr>
             <w:proofErr w:type="gramStart"/>
             <w:r>
               <w:rPr>
                 <w:rFonts w:ascii="Tahoma" w:hAnsi="Tahoma" w:cs="Tahoma"/>
-                <w:sz w:val="18"/>
-                <w:szCs w:val="18"/>
-                <w:lang w:val="en-GB"/>
-              </w:rPr>
-              <w:t xml:space="preserve">Location  </w:t>
-            </w:r>
-            <w:r>
-              <w:rPr>
-                <w:rFonts w:ascii="Tahoma" w:eastAsia="Consolas" w:hAnsi="Tahoma" w:cs="Tahoma"/>
-                <w:lang w:val="en-GB"/>
-              </w:rPr>
-              <w:t>{</w:t>
-            </w:r>
-            <w:proofErr w:type="gramEnd"/>
-            <w:r>
-              <w:rPr>
-                <w:rFonts w:ascii="Tahoma" w:eastAsia="Consolas" w:hAnsi="Tahoma" w:cs="Tahoma"/>
-                <w:lang w:val="en-GB"/>
-              </w:rPr>
-              <w:t>{</w:t>
-            </w:r>
-            <w:proofErr w:type="spellStart"/>
-            <w:r>
-              <w:rPr>
-                <w:rFonts w:ascii="Tahoma" w:eastAsia="Consolas" w:hAnsi="Tahoma" w:cs="Tahoma"/>
-                <w:lang w:val="en-GB"/>
-              </w:rPr>
-              <w:t>ubicacion</w:t>
-            </w:r>
-            <w:proofErr w:type="spellEnd"/>
-            <w:r>
-              <w:rPr>
-                <w:rFonts w:ascii="Tahoma" w:eastAsia="Consolas" w:hAnsi="Tahoma" w:cs="Tahoma"/>
-                <w:lang w:val="en-GB"/>
-              </w:rPr>
-              <w:t>}}</w:t>
-            </w:r>
-          </w:p>
-          <w:p>
-            <w:pPr>
-              <w:spacing w:after="20"/>
-              <w:rPr>
-                <w:rFonts w:ascii="Tahoma" w:hAnsi="Tahoma" w:cs="Tahoma"/>
-              </w:rPr>
-            </w:pPr>
-            <w:proofErr w:type="gramStart"/>
-            <w:r>
-              <w:rPr>
-                <w:rFonts w:ascii="Tahoma" w:hAnsi="Tahoma" w:cs="Tahoma"/>
-                <w:sz w:val="18"/>
-                <w:szCs w:val="18"/>
               </w:rPr>
               <w:t xml:space="preserve">ETA  </w:t>
             </w:r>
@@ -575,7 +529,21 @@
           <w:rFonts w:ascii="Tahoma" w:hAnsi="Tahoma" w:cs="Tahoma"/>
           <w:lang w:val="en-GB"/>
         </w:rPr>
-        <w:t>We are pleased to submit our quotation for the products detailed below:</w:t>
+        <w:t xml:space="preserve">We are pleased to submit our quotation for the </w:t>
+      </w:r>
+      <w:r>
+        <w:rPr>
+          <w:rFonts w:ascii="Tahoma" w:hAnsi="Tahoma" w:cs="Tahoma"/>
+          <w:lang w:val="en-GB"/>
+        </w:rPr>
+        <w:t>products</w:t>
+      </w:r>
+      <w:r>
+        <w:rPr>
+          <w:rFonts w:ascii="Tahoma" w:hAnsi="Tahoma" w:cs="Tahoma"/>
+          <w:lang w:val="en-GB"/>
+        </w:rPr>
+        <w:t xml:space="preserve"> detailed below:</w:t>
       </w:r>
     </w:p>
     <w:p>
@@ -593,12 +561,23 @@
           <w:sz w:val="16"/>
           <w:szCs w:val="16"/>
         </w:rPr>
-        <w:t>ITEMS</w:t>
+        <w:t>I</w:t>
+      </w:r>
+      <w:r>
+        <w:rPr>
+          <w:rFonts w:ascii="Tahoma" w:hAnsi="Tahoma" w:cs="Tahoma"/>
+          <w:b/>
+          <w:bCs/>
+          <w:sz w:val="16"/>
+          <w:szCs w:val="16"/>
+        </w:rPr>
+        <w:t>TEMS</w:t>
       </w:r>
     </w:p>
     <w:tbl>
       <w:tblPr>
-        <w:tblW w:w="9345" w:type="dxa"/>
+        <w:tblW w:w="9356" w:type="dxa"/>
+        <w:tblLayout w:type="fixed"/>
         <w:tblCellMar>
           <w:left w:w="10" w:type="dxa"/>
           <w:right w:w="10" w:type="dxa"/>
@@ -606,16 +585,16 @@
         <w:tblLook w:val="04A0" w:firstRow="1" w:lastRow="0" w:firstColumn="1" w:lastColumn="0" w:noHBand="0" w:noVBand="1"/>
       </w:tblPr>
       <w:tblGrid>
-        <w:gridCol w:w="2612"/>
-        <w:gridCol w:w="1798"/>
-        <w:gridCol w:w="1637"/>
-        <w:gridCol w:w="1574"/>
-        <w:gridCol w:w="1724"/>
+        <w:gridCol w:w="3686"/>
+        <w:gridCol w:w="850"/>
+        <w:gridCol w:w="1276"/>
+        <w:gridCol w:w="1701"/>
+        <w:gridCol w:w="1843"/>
       </w:tblGrid>
       <w:tr>
         <w:tc>
           <w:tcPr>
-            <w:tcW w:w="2612" w:type="dxa"/>
+            <w:tcW w:w="3686" w:type="dxa"/>
             <w:tcBorders>
               <w:bottom w:val="single" w:sz="10" w:space="0" w:color="1394B1"/>
             </w:tcBorders>
@@ -641,34 +620,8 @@
                 <w:sz w:val="17"/>
                 <w:szCs w:val="17"/>
               </w:rPr>
-              <w:t>Description</w:t>
-            </w:r>
-            <w:proofErr w:type="spellEnd"/>
-          </w:p>
-        </w:tc>
-        <w:tc>
-          <w:tcPr>
-            <w:tcW w:w="1798" w:type="dxa"/>
-            <w:tcBorders>
-              <w:bottom w:val="single" w:sz="10" w:space="0" w:color="1394B1"/>
-            </w:tcBorders>
-            <w:tcMar>
-              <w:top w:w="70" w:type="dxa"/>
-              <w:left w:w="0" w:type="dxa"/>
-              <w:bottom w:w="70" w:type="dxa"/>
-              <w:right w:w="140" w:type="dxa"/>
-            </w:tcMar>
-          </w:tcPr>
-          <w:p>
-            <w:pPr>
-              <w:jc w:val="center"/>
-              <w:rPr>
-                <w:rFonts w:ascii="Tahoma" w:hAnsi="Tahoma" w:cs="Tahoma"/>
-                <w:b/>
-                <w:bCs/>
-              </w:rPr>
-            </w:pPr>
-            <w:proofErr w:type="spellStart"/>
+              <w:t>Descrip</w:t>
+            </w:r>
             <w:r>
               <w:rPr>
                 <w:rFonts w:ascii="Tahoma" w:hAnsi="Tahoma" w:cs="Tahoma"/>
@@ -677,22 +630,14 @@
                 <w:sz w:val="17"/>
                 <w:szCs w:val="17"/>
               </w:rPr>
-              <w:t>Qty</w:t>
+              <w:t>tion</w:t>
             </w:r>
             <w:proofErr w:type="spellEnd"/>
-            <w:r>
-              <w:rPr>
-                <w:rFonts w:ascii="Tahoma" w:hAnsi="Tahoma" w:cs="Tahoma"/>
-                <w:b/>
-                <w:bCs/>
-              </w:rPr>
-              <w:t>.</w:t>
-            </w:r>
-          </w:p>
-        </w:tc>
-        <w:tc>
-          <w:tcPr>
-            <w:tcW w:w="1637" w:type="dxa"/>
+          </w:p>
+        </w:tc>
+        <w:tc>
+          <w:tcPr>
+            <w:tcW w:w="850" w:type="dxa"/>
             <w:tcBorders>
               <w:bottom w:val="single" w:sz="10" w:space="0" w:color="1394B1"/>
             </w:tcBorders>
@@ -710,6 +655,7 @@
                 <w:rFonts w:ascii="Tahoma" w:hAnsi="Tahoma" w:cs="Tahoma"/>
               </w:rPr>
             </w:pPr>
+            <w:proofErr w:type="spellStart"/>
             <w:r>
               <w:rPr>
                 <w:rFonts w:ascii="Tahoma" w:hAnsi="Tahoma" w:cs="Tahoma"/>
@@ -718,9 +664,9 @@
                 <w:sz w:val="17"/>
                 <w:szCs w:val="17"/>
               </w:rPr>
-              <w:t xml:space="preserve">     </w:t>
-            </w:r>
-            <w:proofErr w:type="spellStart"/>
+              <w:t>Qty</w:t>
+            </w:r>
+            <w:proofErr w:type="spellEnd"/>
             <w:r>
               <w:rPr>
                 <w:rFonts w:ascii="Tahoma" w:hAnsi="Tahoma" w:cs="Tahoma"/>
@@ -729,14 +675,13 @@
                 <w:sz w:val="17"/>
                 <w:szCs w:val="17"/>
               </w:rPr>
-              <w:t>Unit</w:t>
-            </w:r>
-            <w:proofErr w:type="spellEnd"/>
-          </w:p>
-        </w:tc>
-        <w:tc>
-          <w:tcPr>
-            <w:tcW w:w="1574" w:type="dxa"/>
+              <w:t>.</w:t>
+            </w:r>
+          </w:p>
+        </w:tc>
+        <w:tc>
+          <w:tcPr>
+            <w:tcW w:w="1276" w:type="dxa"/>
             <w:tcBorders>
               <w:bottom w:val="single" w:sz="10" w:space="0" w:color="1394B1"/>
             </w:tcBorders>
@@ -749,7 +694,7 @@
           </w:tcPr>
           <w:p>
             <w:pPr>
-              <w:jc w:val="right"/>
+              <w:jc w:val="center"/>
               <w:rPr>
                 <w:rFonts w:ascii="Tahoma" w:hAnsi="Tahoma" w:cs="Tahoma"/>
               </w:rPr>
@@ -766,6 +711,29 @@
               <w:t>Unit</w:t>
             </w:r>
             <w:proofErr w:type="spellEnd"/>
+          </w:p>
+        </w:tc>
+        <w:tc>
+          <w:tcPr>
+            <w:tcW w:w="1701" w:type="dxa"/>
+            <w:tcBorders>
+              <w:bottom w:val="single" w:sz="10" w:space="0" w:color="1394B1"/>
+            </w:tcBorders>
+            <w:tcMar>
+              <w:top w:w="70" w:type="dxa"/>
+              <w:left w:w="0" w:type="dxa"/>
+              <w:bottom w:w="70" w:type="dxa"/>
+              <w:right w:w="140" w:type="dxa"/>
+            </w:tcMar>
+          </w:tcPr>
+          <w:p>
+            <w:pPr>
+              <w:jc w:val="right"/>
+              <w:rPr>
+                <w:rFonts w:ascii="Tahoma" w:hAnsi="Tahoma" w:cs="Tahoma"/>
+              </w:rPr>
+            </w:pPr>
+            <w:proofErr w:type="spellStart"/>
             <w:r>
               <w:rPr>
                 <w:rFonts w:ascii="Tahoma" w:hAnsi="Tahoma" w:cs="Tahoma"/>
@@ -774,9 +742,9 @@
                 <w:sz w:val="17"/>
                 <w:szCs w:val="17"/>
               </w:rPr>
-              <w:t xml:space="preserve"> </w:t>
-            </w:r>
-            <w:proofErr w:type="spellStart"/>
+              <w:t>Unit</w:t>
+            </w:r>
+            <w:proofErr w:type="spellEnd"/>
             <w:r>
               <w:rPr>
                 <w:rFonts w:ascii="Tahoma" w:hAnsi="Tahoma" w:cs="Tahoma"/>
@@ -785,14 +753,13 @@
                 <w:sz w:val="17"/>
                 <w:szCs w:val="17"/>
               </w:rPr>
-              <w:t>price</w:t>
-            </w:r>
-            <w:proofErr w:type="spellEnd"/>
-          </w:p>
-        </w:tc>
-        <w:tc>
-          <w:tcPr>
-            <w:tcW w:w="1724" w:type="dxa"/>
+              <w:t xml:space="preserve"> Price</w:t>
+            </w:r>
+          </w:p>
+        </w:tc>
+        <w:tc>
+          <w:tcPr>
+            <w:tcW w:w="1843" w:type="dxa"/>
             <w:tcBorders>
               <w:bottom w:val="single" w:sz="10" w:space="0" w:color="1394B1"/>
             </w:tcBorders>
@@ -828,7 +795,7 @@
       <w:tr>
         <w:tc>
           <w:tcPr>
-            <w:tcW w:w="2612" w:type="dxa"/>
+            <w:tcW w:w="3686" w:type="dxa"/>
             <w:tcMar>
               <w:top w:w="70" w:type="dxa"/>
               <w:left w:w="0" w:type="dxa"/>
@@ -856,7 +823,7 @@
         </w:tc>
         <w:tc>
           <w:tcPr>
-            <w:tcW w:w="1798" w:type="dxa"/>
+            <w:tcW w:w="850" w:type="dxa"/>
             <w:tcMar>
               <w:top w:w="70" w:type="dxa"/>
               <w:left w:w="0" w:type="dxa"/>
@@ -876,7 +843,7 @@
         </w:tc>
         <w:tc>
           <w:tcPr>
-            <w:tcW w:w="1637" w:type="dxa"/>
+            <w:tcW w:w="1276" w:type="dxa"/>
             <w:tcMar>
               <w:top w:w="70" w:type="dxa"/>
               <w:left w:w="0" w:type="dxa"/>
@@ -896,7 +863,7 @@
         </w:tc>
         <w:tc>
           <w:tcPr>
-            <w:tcW w:w="1574" w:type="dxa"/>
+            <w:tcW w:w="1701" w:type="dxa"/>
             <w:tcMar>
               <w:top w:w="70" w:type="dxa"/>
               <w:left w:w="0" w:type="dxa"/>
@@ -916,7 +883,7 @@
         </w:tc>
         <w:tc>
           <w:tcPr>
-            <w:tcW w:w="1724" w:type="dxa"/>
+            <w:tcW w:w="1843" w:type="dxa"/>
             <w:tcMar>
               <w:top w:w="70" w:type="dxa"/>
               <w:left w:w="0" w:type="dxa"/>
@@ -938,7 +905,7 @@
       <w:tr>
         <w:tc>
           <w:tcPr>
-            <w:tcW w:w="2612" w:type="dxa"/>
+            <w:tcW w:w="3686" w:type="dxa"/>
             <w:tcMar>
               <w:top w:w="70" w:type="dxa"/>
               <w:left w:w="0" w:type="dxa"/>
@@ -982,7 +949,7 @@
         </w:tc>
         <w:tc>
           <w:tcPr>
-            <w:tcW w:w="1798" w:type="dxa"/>
+            <w:tcW w:w="850" w:type="dxa"/>
             <w:tcMar>
               <w:top w:w="70" w:type="dxa"/>
               <w:left w:w="0" w:type="dxa"/>
@@ -1023,7 +990,7 @@
         </w:tc>
         <w:tc>
           <w:tcPr>
-            <w:tcW w:w="1637" w:type="dxa"/>
+            <w:tcW w:w="1276" w:type="dxa"/>
             <w:tcMar>
               <w:top w:w="70" w:type="dxa"/>
               <w:left w:w="0" w:type="dxa"/>
@@ -1064,7 +1031,7 @@
         </w:tc>
         <w:tc>
           <w:tcPr>
-            <w:tcW w:w="1574" w:type="dxa"/>
+            <w:tcW w:w="1701" w:type="dxa"/>
             <w:tcMar>
               <w:top w:w="70" w:type="dxa"/>
               <w:left w:w="0" w:type="dxa"/>
@@ -1105,7 +1072,7 @@
         </w:tc>
         <w:tc>
           <w:tcPr>
-            <w:tcW w:w="1724" w:type="dxa"/>
+            <w:tcW w:w="1843" w:type="dxa"/>
             <w:tcMar>
               <w:top w:w="70" w:type="dxa"/>
               <w:left w:w="0" w:type="dxa"/>
@@ -1149,7 +1116,7 @@
       <w:tr>
         <w:tc>
           <w:tcPr>
-            <w:tcW w:w="2612" w:type="dxa"/>
+            <w:tcW w:w="3686" w:type="dxa"/>
             <w:tcMar>
               <w:top w:w="70" w:type="dxa"/>
               <w:left w:w="0" w:type="dxa"/>
@@ -1161,16 +1128,28 @@
             <w:pPr>
               <w:rPr>
                 <w:rFonts w:ascii="Tahoma" w:hAnsi="Tahoma" w:cs="Tahoma"/>
+                <w:b/>
+                <w:bCs/>
                 <w:i/>
                 <w:iCs/>
                 <w:lang w:val="en-GB"/>
               </w:rPr>
             </w:pPr>
           </w:p>
-        </w:tc>
-        <w:tc>
-          <w:tcPr>
-            <w:tcW w:w="1798" w:type="dxa"/>
+          <w:p>
+            <w:r>
+              <w:rPr>
+                <w:rFonts w:ascii="Tahoma" w:hAnsi="Tahoma" w:cs="Tahoma"/>
+                <w:i/>
+                <w:iCs/>
+              </w:rPr>
+              <w:t xml:space="preserve"> </w:t>
+            </w:r>
+          </w:p>
+        </w:tc>
+        <w:tc>
+          <w:tcPr>
+            <w:tcW w:w="850" w:type="dxa"/>
             <w:tcMar>
               <w:top w:w="70" w:type="dxa"/>
               <w:left w:w="0" w:type="dxa"/>
@@ -1189,7 +1168,7 @@
         </w:tc>
         <w:tc>
           <w:tcPr>
-            <w:tcW w:w="1637" w:type="dxa"/>
+            <w:tcW w:w="1276" w:type="dxa"/>
             <w:tcMar>
               <w:top w:w="70" w:type="dxa"/>
               <w:left w:w="0" w:type="dxa"/>
@@ -1208,7 +1187,7 @@
         </w:tc>
         <w:tc>
           <w:tcPr>
-            <w:tcW w:w="1574" w:type="dxa"/>
+            <w:tcW w:w="1701" w:type="dxa"/>
             <w:tcMar>
               <w:top w:w="70" w:type="dxa"/>
               <w:left w:w="0" w:type="dxa"/>
@@ -1227,7 +1206,7 @@
         </w:tc>
         <w:tc>
           <w:tcPr>
-            <w:tcW w:w="1724" w:type="dxa"/>
+            <w:tcW w:w="1843" w:type="dxa"/>
             <w:tcMar>
               <w:top w:w="70" w:type="dxa"/>
               <w:left w:w="0" w:type="dxa"/>
@@ -1313,7 +1292,7 @@
     <w:p>
       <w:pPr>
         <w:pBdr>
-          <w:bottom w:val="single" w:sz="4" w:space="2" w:color="D9D9D9"/>
+          <w:bottom w:val="single" w:sz="4" w:space="0" w:color="D9D9D9"/>
         </w:pBdr>
         <w:spacing w:after="120"/>
         <w:rPr>
@@ -1323,8 +1302,8 @@
     </w:p>
     <w:tbl>
       <w:tblPr>
-        <w:tblW w:w="9360" w:type="dxa"/>
-        <w:jc w:val="right"/>
+        <w:tblW w:w="9356" w:type="dxa"/>
+        <w:tblLayout w:type="fixed"/>
         <w:tblCellMar>
           <w:left w:w="10" w:type="dxa"/>
           <w:right w:w="10" w:type="dxa"/>
@@ -1332,230 +1311,720 @@
         <w:tblLook w:val="04A0" w:firstRow="1" w:lastRow="0" w:firstColumn="1" w:lastColumn="0" w:noHBand="0" w:noVBand="1"/>
       </w:tblPr>
       <w:tblGrid>
-        <w:gridCol w:w="6340"/>
-        <w:gridCol w:w="3020"/>
+        <w:gridCol w:w="3686"/>
+        <w:gridCol w:w="850"/>
+        <w:gridCol w:w="1276"/>
+        <w:gridCol w:w="1701"/>
+        <w:gridCol w:w="1843"/>
       </w:tblGrid>
       <w:tr>
-        <w:trPr>
-          <w:jc w:val="right"/>
-        </w:trPr>
-        <w:tc>
-          <w:tcPr>
-            <w:tcW w:w="6360" w:type="dxa"/>
-          </w:tcPr>
-          <w:p>
-            <w:pPr>
-              <w:rPr>
-                <w:rFonts w:ascii="Tahoma" w:hAnsi="Tahoma" w:cs="Tahoma"/>
-              </w:rPr>
-            </w:pPr>
-          </w:p>
-        </w:tc>
-        <w:tc>
-          <w:tcPr>
-            <w:tcW w:w="3000" w:type="dxa"/>
-          </w:tcPr>
-          <w:tbl>
-            <w:tblPr>
-              <w:tblW w:w="3000" w:type="dxa"/>
-              <w:tblCellMar>
-                <w:left w:w="10" w:type="dxa"/>
-                <w:right w:w="10" w:type="dxa"/>
-              </w:tblCellMar>
-              <w:tblLook w:val="04A0" w:firstRow="1" w:lastRow="0" w:firstColumn="1" w:lastColumn="0" w:noHBand="0" w:noVBand="1"/>
-            </w:tblPr>
-            <w:tblGrid>
-              <w:gridCol w:w="1424"/>
-              <w:gridCol w:w="1576"/>
-            </w:tblGrid>
-            <w:tr>
-              <w:tc>
-                <w:tcPr>
-                  <w:tcW w:w="1700" w:type="dxa"/>
-                  <w:tcMar>
-                    <w:top w:w="70" w:type="dxa"/>
-                    <w:left w:w="0" w:type="dxa"/>
-                    <w:bottom w:w="70" w:type="dxa"/>
-                    <w:right w:w="140" w:type="dxa"/>
-                  </w:tcMar>
-                </w:tcPr>
-                <w:p>
-                  <w:pPr>
-                    <w:rPr>
-                      <w:rFonts w:ascii="Tahoma" w:hAnsi="Tahoma" w:cs="Tahoma"/>
-                    </w:rPr>
-                  </w:pPr>
-                  <w:r>
-                    <w:rPr>
-                      <w:rFonts w:ascii="Tahoma" w:hAnsi="Tahoma" w:cs="Tahoma"/>
-                      <w:sz w:val="19"/>
-                      <w:szCs w:val="19"/>
-                    </w:rPr>
-                    <w:t>Subtotal</w:t>
-                  </w:r>
-                </w:p>
-              </w:tc>
-              <w:tc>
-                <w:tcPr>
-                  <w:tcW w:w="1300" w:type="dxa"/>
-                  <w:tcMar>
-                    <w:top w:w="70" w:type="dxa"/>
-                    <w:left w:w="0" w:type="dxa"/>
-                    <w:bottom w:w="70" w:type="dxa"/>
-                    <w:right w:w="140" w:type="dxa"/>
-                  </w:tcMar>
-                </w:tcPr>
-                <w:p>
-                  <w:pPr>
-                    <w:jc w:val="right"/>
-                    <w:rPr>
-                      <w:rFonts w:ascii="Tahoma" w:hAnsi="Tahoma" w:cs="Tahoma"/>
-                    </w:rPr>
-                  </w:pPr>
-                  <w:r>
-                    <w:rPr>
-                      <w:rFonts w:ascii="Tahoma" w:hAnsi="Tahoma" w:cs="Tahoma"/>
-                    </w:rPr>
-                    <w:t>{{importe}}</w:t>
-                  </w:r>
-                </w:p>
-              </w:tc>
-            </w:tr>
-            <w:tr>
-              <w:tc>
-                <w:tcPr>
-                  <w:tcW w:w="1700" w:type="dxa"/>
-                  <w:tcMar>
-                    <w:top w:w="70" w:type="dxa"/>
-                    <w:left w:w="0" w:type="dxa"/>
-                    <w:bottom w:w="70" w:type="dxa"/>
-                    <w:right w:w="140" w:type="dxa"/>
-                  </w:tcMar>
-                </w:tcPr>
-                <w:p>
-                  <w:pPr>
-                    <w:rPr>
-                      <w:rFonts w:ascii="Tahoma" w:hAnsi="Tahoma" w:cs="Tahoma"/>
-                    </w:rPr>
-                  </w:pPr>
-                  <w:r>
-                    <w:rPr>
-                      <w:rFonts w:ascii="Tahoma" w:hAnsi="Tahoma" w:cs="Tahoma"/>
-                    </w:rPr>
-                    <w:t>VAT</w:t>
-                  </w:r>
-                </w:p>
-              </w:tc>
-              <w:tc>
-                <w:tcPr>
-                  <w:tcW w:w="1300" w:type="dxa"/>
-                  <w:tcMar>
-                    <w:top w:w="70" w:type="dxa"/>
-                    <w:left w:w="0" w:type="dxa"/>
-                    <w:bottom w:w="70" w:type="dxa"/>
-                    <w:right w:w="140" w:type="dxa"/>
-                  </w:tcMar>
-                </w:tcPr>
-                <w:p>
-                  <w:pPr>
-                    <w:jc w:val="right"/>
-                    <w:rPr>
-                      <w:rFonts w:ascii="Tahoma" w:hAnsi="Tahoma" w:cs="Tahoma"/>
-                    </w:rPr>
-                  </w:pPr>
-                  <w:r>
-                    <w:rPr>
-                      <w:rFonts w:ascii="Tahoma" w:hAnsi="Tahoma" w:cs="Tahoma"/>
-                    </w:rPr>
-                    <w:t>{{</w:t>
-                  </w:r>
-                  <w:proofErr w:type="spellStart"/>
-                  <w:r>
-                    <w:rPr>
-                      <w:rFonts w:ascii="Tahoma" w:hAnsi="Tahoma" w:cs="Tahoma"/>
-                    </w:rPr>
-                    <w:t>iva</w:t>
-                  </w:r>
-                  <w:proofErr w:type="spellEnd"/>
-                  <w:r>
-                    <w:rPr>
-                      <w:rFonts w:ascii="Tahoma" w:hAnsi="Tahoma" w:cs="Tahoma"/>
-                    </w:rPr>
-                    <w:t>}}</w:t>
-                  </w:r>
-                </w:p>
-              </w:tc>
-            </w:tr>
-            <w:tr>
-              <w:tc>
-                <w:tcPr>
-                  <w:tcW w:w="1700" w:type="dxa"/>
-                  <w:tcBorders>
-                    <w:top w:val="single" w:sz="12" w:space="0" w:color="1394B1"/>
-                  </w:tcBorders>
-                  <w:tcMar>
-                    <w:top w:w="90" w:type="dxa"/>
-                    <w:left w:w="0" w:type="dxa"/>
-                    <w:bottom w:w="70" w:type="dxa"/>
-                    <w:right w:w="140" w:type="dxa"/>
-                  </w:tcMar>
-                </w:tcPr>
-                <w:p>
-                  <w:pPr>
-                    <w:rPr>
-                      <w:rFonts w:ascii="Tahoma" w:hAnsi="Tahoma" w:cs="Tahoma"/>
-                    </w:rPr>
-                  </w:pPr>
-                  <w:r>
-                    <w:rPr>
-                      <w:rFonts w:ascii="Tahoma" w:hAnsi="Tahoma" w:cs="Tahoma"/>
-                      <w:b/>
-                      <w:bCs/>
-                      <w:sz w:val="22"/>
-                      <w:szCs w:val="22"/>
-                    </w:rPr>
-                    <w:t>TOTAL</w:t>
-                  </w:r>
-                </w:p>
-              </w:tc>
-              <w:tc>
-                <w:tcPr>
-                  <w:tcW w:w="1300" w:type="dxa"/>
-                  <w:tcBorders>
-                    <w:top w:val="single" w:sz="12" w:space="0" w:color="1394B1"/>
-                  </w:tcBorders>
-                  <w:tcMar>
-                    <w:top w:w="90" w:type="dxa"/>
-                    <w:left w:w="0" w:type="dxa"/>
-                    <w:bottom w:w="70" w:type="dxa"/>
-                    <w:right w:w="140" w:type="dxa"/>
-                  </w:tcMar>
-                </w:tcPr>
-                <w:p>
-                  <w:pPr>
-                    <w:jc w:val="right"/>
-                    <w:rPr>
-                      <w:rFonts w:ascii="Tahoma" w:hAnsi="Tahoma" w:cs="Tahoma"/>
-                    </w:rPr>
-                  </w:pPr>
-                  <w:r>
-                    <w:rPr>
-                      <w:rFonts w:ascii="Tahoma" w:hAnsi="Tahoma" w:cs="Tahoma"/>
-                      <w:b/>
-                      <w:bCs/>
-                      <w:sz w:val="22"/>
-                      <w:szCs w:val="22"/>
-                    </w:rPr>
-                    <w:t>{{moneda}} {{total}}</w:t>
-                  </w:r>
-                </w:p>
-              </w:tc>
-            </w:tr>
-          </w:tbl>
-          <w:p>
-            <w:pPr>
-              <w:rPr>
-                <w:rFonts w:ascii="Tahoma" w:hAnsi="Tahoma" w:cs="Tahoma"/>
+        <w:tc>
+          <w:tcPr>
+            <w:tcW w:w="3686" w:type="dxa"/>
+            <w:tcBorders>
+              <w:bottom w:val="single" w:sz="10" w:space="0" w:color="1394B1"/>
+            </w:tcBorders>
+            <w:tcMar>
+              <w:top w:w="70" w:type="dxa"/>
+              <w:left w:w="0" w:type="dxa"/>
+              <w:bottom w:w="70" w:type="dxa"/>
+              <w:right w:w="140" w:type="dxa"/>
+            </w:tcMar>
+          </w:tcPr>
+          <w:p>
+            <w:pPr>
+              <w:rPr>
+                <w:rFonts w:ascii="Tahoma" w:hAnsi="Tahoma" w:cs="Tahoma"/>
+                <w:b/>
+                <w:bCs/>
+                <w:sz w:val="17"/>
+                <w:szCs w:val="17"/>
+              </w:rPr>
+            </w:pPr>
+            <w:r>
+              <w:rPr>
+                <w:rFonts w:ascii="Tahoma" w:hAnsi="Tahoma" w:cs="Tahoma"/>
+                <w:b/>
+                <w:bCs/>
+                <w:sz w:val="16"/>
+                <w:szCs w:val="16"/>
+              </w:rPr>
+              <w:t>EXPENSES</w:t>
+            </w:r>
+          </w:p>
+        </w:tc>
+        <w:tc>
+          <w:tcPr>
+            <w:tcW w:w="850" w:type="dxa"/>
+            <w:tcBorders>
+              <w:bottom w:val="single" w:sz="10" w:space="0" w:color="1394B1"/>
+            </w:tcBorders>
+            <w:tcMar>
+              <w:top w:w="70" w:type="dxa"/>
+              <w:left w:w="0" w:type="dxa"/>
+              <w:bottom w:w="70" w:type="dxa"/>
+              <w:right w:w="140" w:type="dxa"/>
+            </w:tcMar>
+          </w:tcPr>
+          <w:p>
+            <w:pPr>
+              <w:jc w:val="center"/>
+              <w:rPr>
+                <w:rFonts w:ascii="Tahoma" w:hAnsi="Tahoma" w:cs="Tahoma"/>
+                <w:b/>
+                <w:bCs/>
+                <w:sz w:val="17"/>
+                <w:szCs w:val="17"/>
+              </w:rPr>
+            </w:pPr>
+          </w:p>
+        </w:tc>
+        <w:tc>
+          <w:tcPr>
+            <w:tcW w:w="1276" w:type="dxa"/>
+            <w:tcBorders>
+              <w:bottom w:val="single" w:sz="10" w:space="0" w:color="1394B1"/>
+            </w:tcBorders>
+            <w:tcMar>
+              <w:top w:w="70" w:type="dxa"/>
+              <w:left w:w="0" w:type="dxa"/>
+              <w:bottom w:w="70" w:type="dxa"/>
+              <w:right w:w="140" w:type="dxa"/>
+            </w:tcMar>
+          </w:tcPr>
+          <w:p>
+            <w:pPr>
+              <w:jc w:val="center"/>
+              <w:rPr>
+                <w:rFonts w:ascii="Tahoma" w:hAnsi="Tahoma" w:cs="Tahoma"/>
+                <w:b/>
+                <w:bCs/>
+                <w:sz w:val="17"/>
+                <w:szCs w:val="17"/>
+              </w:rPr>
+            </w:pPr>
+          </w:p>
+        </w:tc>
+        <w:tc>
+          <w:tcPr>
+            <w:tcW w:w="1701" w:type="dxa"/>
+            <w:tcBorders>
+              <w:bottom w:val="single" w:sz="10" w:space="0" w:color="1394B1"/>
+            </w:tcBorders>
+            <w:tcMar>
+              <w:top w:w="70" w:type="dxa"/>
+              <w:left w:w="0" w:type="dxa"/>
+              <w:bottom w:w="70" w:type="dxa"/>
+              <w:right w:w="140" w:type="dxa"/>
+            </w:tcMar>
+          </w:tcPr>
+          <w:p>
+            <w:pPr>
+              <w:jc w:val="right"/>
+              <w:rPr>
+                <w:rFonts w:ascii="Tahoma" w:hAnsi="Tahoma" w:cs="Tahoma"/>
+                <w:b/>
+                <w:bCs/>
+                <w:sz w:val="17"/>
+                <w:szCs w:val="17"/>
+              </w:rPr>
+            </w:pPr>
+          </w:p>
+        </w:tc>
+        <w:tc>
+          <w:tcPr>
+            <w:tcW w:w="1843" w:type="dxa"/>
+            <w:tcBorders>
+              <w:bottom w:val="single" w:sz="10" w:space="0" w:color="1394B1"/>
+            </w:tcBorders>
+            <w:tcMar>
+              <w:top w:w="70" w:type="dxa"/>
+              <w:left w:w="0" w:type="dxa"/>
+              <w:bottom w:w="70" w:type="dxa"/>
+              <w:right w:w="140" w:type="dxa"/>
+            </w:tcMar>
+          </w:tcPr>
+          <w:p>
+            <w:pPr>
+              <w:jc w:val="right"/>
+              <w:rPr>
+                <w:rFonts w:ascii="Tahoma" w:hAnsi="Tahoma" w:cs="Tahoma"/>
+                <w:b/>
+                <w:bCs/>
+                <w:sz w:val="17"/>
+                <w:szCs w:val="17"/>
+              </w:rPr>
+            </w:pPr>
+          </w:p>
+        </w:tc>
+      </w:tr>
+      <w:tr>
+        <w:tc>
+          <w:tcPr>
+            <w:tcW w:w="3686" w:type="dxa"/>
+            <w:tcMar>
+              <w:top w:w="70" w:type="dxa"/>
+              <w:left w:w="0" w:type="dxa"/>
+              <w:bottom w:w="70" w:type="dxa"/>
+              <w:right w:w="140" w:type="dxa"/>
+            </w:tcMar>
+          </w:tcPr>
+          <w:p>
+            <w:pPr>
+              <w:rPr>
+                <w:rFonts w:ascii="Tahoma" w:hAnsi="Tahoma" w:cs="Tahoma"/>
+                <w:lang w:val="en-GB"/>
+              </w:rPr>
+            </w:pPr>
+            <w:r>
+              <w:rPr>
+                <w:rFonts w:ascii="Tahoma" w:hAnsi="Tahoma" w:cs="Tahoma"/>
+                <w:i/>
+                <w:iCs/>
+                <w:lang w:val="en-GB"/>
+              </w:rPr>
+              <w:t xml:space="preserve">{%tr for </w:t>
+            </w:r>
+            <w:r>
+              <w:rPr>
+                <w:rFonts w:ascii="Tahoma" w:hAnsi="Tahoma" w:cs="Tahoma"/>
+                <w:i/>
+                <w:iCs/>
+                <w:lang w:val="en-GB"/>
+              </w:rPr>
+              <w:t>exp</w:t>
+            </w:r>
+            <w:r>
+              <w:rPr>
+                <w:rFonts w:ascii="Tahoma" w:hAnsi="Tahoma" w:cs="Tahoma"/>
+                <w:i/>
+                <w:iCs/>
+                <w:lang w:val="en-GB"/>
+              </w:rPr>
+              <w:t xml:space="preserve"> in </w:t>
+            </w:r>
+            <w:proofErr w:type="spellStart"/>
+            <w:r>
+              <w:rPr>
+                <w:rFonts w:ascii="Tahoma" w:hAnsi="Tahoma" w:cs="Tahoma"/>
+                <w:i/>
+                <w:iCs/>
+                <w:lang w:val="en-GB"/>
+              </w:rPr>
+              <w:t>expensas</w:t>
+            </w:r>
+            <w:proofErr w:type="spellEnd"/>
+            <w:r>
+              <w:rPr>
+                <w:rFonts w:ascii="Tahoma" w:hAnsi="Tahoma" w:cs="Tahoma"/>
+                <w:i/>
+                <w:iCs/>
+                <w:lang w:val="en-GB"/>
+              </w:rPr>
+              <w:t xml:space="preserve"> %} </w:t>
+            </w:r>
+          </w:p>
+        </w:tc>
+        <w:tc>
+          <w:tcPr>
+            <w:tcW w:w="850" w:type="dxa"/>
+            <w:tcMar>
+              <w:top w:w="70" w:type="dxa"/>
+              <w:left w:w="0" w:type="dxa"/>
+              <w:bottom w:w="70" w:type="dxa"/>
+              <w:right w:w="140" w:type="dxa"/>
+            </w:tcMar>
+          </w:tcPr>
+          <w:p>
+            <w:pPr>
+              <w:jc w:val="center"/>
+              <w:rPr>
+                <w:rFonts w:ascii="Tahoma" w:hAnsi="Tahoma" w:cs="Tahoma"/>
+                <w:lang w:val="en-GB"/>
+              </w:rPr>
+            </w:pPr>
+          </w:p>
+        </w:tc>
+        <w:tc>
+          <w:tcPr>
+            <w:tcW w:w="1276" w:type="dxa"/>
+            <w:tcMar>
+              <w:top w:w="70" w:type="dxa"/>
+              <w:left w:w="0" w:type="dxa"/>
+              <w:bottom w:w="70" w:type="dxa"/>
+              <w:right w:w="140" w:type="dxa"/>
+            </w:tcMar>
+          </w:tcPr>
+          <w:p>
+            <w:pPr>
+              <w:jc w:val="center"/>
+              <w:rPr>
+                <w:rFonts w:ascii="Tahoma" w:hAnsi="Tahoma" w:cs="Tahoma"/>
+                <w:lang w:val="en-GB"/>
+              </w:rPr>
+            </w:pPr>
+          </w:p>
+        </w:tc>
+        <w:tc>
+          <w:tcPr>
+            <w:tcW w:w="1701" w:type="dxa"/>
+            <w:tcMar>
+              <w:top w:w="70" w:type="dxa"/>
+              <w:left w:w="0" w:type="dxa"/>
+              <w:bottom w:w="70" w:type="dxa"/>
+              <w:right w:w="140" w:type="dxa"/>
+            </w:tcMar>
+          </w:tcPr>
+          <w:p>
+            <w:pPr>
+              <w:jc w:val="right"/>
+              <w:rPr>
+                <w:rFonts w:ascii="Tahoma" w:hAnsi="Tahoma" w:cs="Tahoma"/>
+                <w:lang w:val="en-GB"/>
+              </w:rPr>
+            </w:pPr>
+          </w:p>
+        </w:tc>
+        <w:tc>
+          <w:tcPr>
+            <w:tcW w:w="1843" w:type="dxa"/>
+            <w:tcMar>
+              <w:top w:w="70" w:type="dxa"/>
+              <w:left w:w="0" w:type="dxa"/>
+              <w:bottom w:w="70" w:type="dxa"/>
+              <w:right w:w="140" w:type="dxa"/>
+            </w:tcMar>
+          </w:tcPr>
+          <w:p>
+            <w:pPr>
+              <w:jc w:val="right"/>
+              <w:rPr>
+                <w:rFonts w:ascii="Tahoma" w:hAnsi="Tahoma" w:cs="Tahoma"/>
+                <w:lang w:val="en-GB"/>
+              </w:rPr>
+            </w:pPr>
+          </w:p>
+        </w:tc>
+      </w:tr>
+      <w:tr>
+        <w:tc>
+          <w:tcPr>
+            <w:tcW w:w="3686" w:type="dxa"/>
+            <w:tcMar>
+              <w:top w:w="70" w:type="dxa"/>
+              <w:left w:w="0" w:type="dxa"/>
+              <w:bottom w:w="70" w:type="dxa"/>
+              <w:right w:w="140" w:type="dxa"/>
+            </w:tcMar>
+          </w:tcPr>
+          <w:p>
+            <w:pPr>
+              <w:rPr>
+                <w:rFonts w:ascii="Tahoma" w:hAnsi="Tahoma" w:cs="Tahoma"/>
+                <w:lang w:val="en-GB"/>
+              </w:rPr>
+            </w:pPr>
+            <w:r>
+              <w:rPr>
+                <w:rFonts w:ascii="Tahoma" w:hAnsi="Tahoma" w:cs="Tahoma"/>
+                <w:lang w:val="en-GB"/>
+              </w:rPr>
+              <w:t>{{</w:t>
+            </w:r>
+            <w:proofErr w:type="spellStart"/>
+            <w:proofErr w:type="gramStart"/>
+            <w:r>
+              <w:rPr>
+                <w:rFonts w:ascii="Tahoma" w:hAnsi="Tahoma" w:cs="Tahoma"/>
+                <w:lang w:val="en-GB"/>
+              </w:rPr>
+              <w:t>exp</w:t>
+            </w:r>
+            <w:r>
+              <w:rPr>
+                <w:rFonts w:ascii="Tahoma" w:hAnsi="Tahoma" w:cs="Tahoma"/>
+                <w:lang w:val="en-GB"/>
+              </w:rPr>
+              <w:t>.descripcion</w:t>
+            </w:r>
+            <w:proofErr w:type="spellEnd"/>
+            <w:proofErr w:type="gramEnd"/>
+            <w:r>
+              <w:rPr>
+                <w:rFonts w:ascii="Tahoma" w:hAnsi="Tahoma" w:cs="Tahoma"/>
+                <w:lang w:val="en-GB"/>
+              </w:rPr>
+              <w:t>}}</w:t>
+            </w:r>
+          </w:p>
+        </w:tc>
+        <w:tc>
+          <w:tcPr>
+            <w:tcW w:w="850" w:type="dxa"/>
+            <w:tcMar>
+              <w:top w:w="70" w:type="dxa"/>
+              <w:left w:w="0" w:type="dxa"/>
+              <w:bottom w:w="70" w:type="dxa"/>
+              <w:right w:w="140" w:type="dxa"/>
+            </w:tcMar>
+          </w:tcPr>
+          <w:p>
+            <w:pPr>
+              <w:jc w:val="center"/>
+              <w:rPr>
+                <w:rFonts w:ascii="Tahoma" w:hAnsi="Tahoma" w:cs="Tahoma"/>
+                <w:u w:val="single"/>
+              </w:rPr>
+            </w:pPr>
+            <w:r>
+              <w:rPr>
+                <w:rFonts w:ascii="Tahoma" w:hAnsi="Tahoma" w:cs="Tahoma"/>
+              </w:rPr>
+              <w:t>{{</w:t>
+            </w:r>
+            <w:proofErr w:type="spellStart"/>
+            <w:proofErr w:type="gramStart"/>
+            <w:r>
+              <w:rPr>
+                <w:rFonts w:ascii="Tahoma" w:hAnsi="Tahoma" w:cs="Tahoma"/>
+              </w:rPr>
+              <w:t>exp</w:t>
+            </w:r>
+            <w:r>
+              <w:rPr>
+                <w:rFonts w:ascii="Tahoma" w:hAnsi="Tahoma" w:cs="Tahoma"/>
+              </w:rPr>
+              <w:t>.</w:t>
+            </w:r>
+            <w:r>
+              <w:rPr>
+                <w:rFonts w:ascii="Tahoma" w:hAnsi="Tahoma" w:cs="Tahoma"/>
+              </w:rPr>
+              <w:t>cantidad</w:t>
+            </w:r>
+            <w:proofErr w:type="spellEnd"/>
+            <w:proofErr w:type="gramEnd"/>
+            <w:r>
+              <w:rPr>
+                <w:rFonts w:ascii="Tahoma" w:hAnsi="Tahoma" w:cs="Tahoma"/>
+              </w:rPr>
+              <w:t>}}</w:t>
+            </w:r>
+          </w:p>
+        </w:tc>
+        <w:tc>
+          <w:tcPr>
+            <w:tcW w:w="1276" w:type="dxa"/>
+            <w:tcMar>
+              <w:top w:w="70" w:type="dxa"/>
+              <w:left w:w="0" w:type="dxa"/>
+              <w:bottom w:w="70" w:type="dxa"/>
+              <w:right w:w="140" w:type="dxa"/>
+            </w:tcMar>
+          </w:tcPr>
+          <w:p>
+            <w:pPr>
+              <w:jc w:val="center"/>
+              <w:rPr>
+                <w:rFonts w:ascii="Tahoma" w:hAnsi="Tahoma" w:cs="Tahoma"/>
+              </w:rPr>
+            </w:pPr>
+            <w:r>
+              <w:rPr>
+                <w:rFonts w:ascii="Tahoma" w:hAnsi="Tahoma" w:cs="Tahoma"/>
+              </w:rPr>
+              <w:t>{{</w:t>
+            </w:r>
+            <w:proofErr w:type="spellStart"/>
+            <w:proofErr w:type="gramStart"/>
+            <w:r>
+              <w:rPr>
+                <w:rFonts w:ascii="Tahoma" w:hAnsi="Tahoma" w:cs="Tahoma"/>
+              </w:rPr>
+              <w:t>exp</w:t>
+            </w:r>
+            <w:r>
+              <w:rPr>
+                <w:rFonts w:ascii="Tahoma" w:hAnsi="Tahoma" w:cs="Tahoma"/>
+              </w:rPr>
+              <w:t>.unidad</w:t>
+            </w:r>
+            <w:proofErr w:type="spellEnd"/>
+            <w:proofErr w:type="gramEnd"/>
+            <w:r>
+              <w:rPr>
+                <w:rFonts w:ascii="Tahoma" w:hAnsi="Tahoma" w:cs="Tahoma"/>
+              </w:rPr>
+              <w:t>}}</w:t>
+            </w:r>
+          </w:p>
+        </w:tc>
+        <w:tc>
+          <w:tcPr>
+            <w:tcW w:w="1701" w:type="dxa"/>
+            <w:tcMar>
+              <w:top w:w="70" w:type="dxa"/>
+              <w:left w:w="0" w:type="dxa"/>
+              <w:bottom w:w="70" w:type="dxa"/>
+              <w:right w:w="140" w:type="dxa"/>
+            </w:tcMar>
+          </w:tcPr>
+          <w:p>
+            <w:pPr>
+              <w:jc w:val="right"/>
+              <w:rPr>
+                <w:rFonts w:ascii="Tahoma" w:hAnsi="Tahoma" w:cs="Tahoma"/>
+              </w:rPr>
+            </w:pPr>
+            <w:r>
+              <w:rPr>
+                <w:rFonts w:ascii="Tahoma" w:hAnsi="Tahoma" w:cs="Tahoma"/>
+              </w:rPr>
+              <w:t>{{</w:t>
+            </w:r>
+            <w:proofErr w:type="spellStart"/>
+            <w:proofErr w:type="gramStart"/>
+            <w:r>
+              <w:rPr>
+                <w:rFonts w:ascii="Tahoma" w:hAnsi="Tahoma" w:cs="Tahoma"/>
+              </w:rPr>
+              <w:t>exp</w:t>
+            </w:r>
+            <w:r>
+              <w:rPr>
+                <w:rFonts w:ascii="Tahoma" w:hAnsi="Tahoma" w:cs="Tahoma"/>
+              </w:rPr>
+              <w:t>.precio</w:t>
+            </w:r>
+            <w:proofErr w:type="spellEnd"/>
+            <w:proofErr w:type="gramEnd"/>
+            <w:r>
+              <w:rPr>
+                <w:rFonts w:ascii="Tahoma" w:hAnsi="Tahoma" w:cs="Tahoma"/>
+              </w:rPr>
+              <w:t>}}</w:t>
+            </w:r>
+          </w:p>
+        </w:tc>
+        <w:tc>
+          <w:tcPr>
+            <w:tcW w:w="1843" w:type="dxa"/>
+            <w:tcMar>
+              <w:top w:w="70" w:type="dxa"/>
+              <w:left w:w="0" w:type="dxa"/>
+              <w:bottom w:w="70" w:type="dxa"/>
+              <w:right w:w="140" w:type="dxa"/>
+            </w:tcMar>
+          </w:tcPr>
+          <w:p>
+            <w:pPr>
+              <w:jc w:val="right"/>
+              <w:rPr>
+                <w:rFonts w:ascii="Tahoma" w:hAnsi="Tahoma" w:cs="Tahoma"/>
+                <w:u w:val="single"/>
+              </w:rPr>
+            </w:pPr>
+            <w:r>
+              <w:rPr>
+                <w:rFonts w:ascii="Tahoma" w:hAnsi="Tahoma" w:cs="Tahoma"/>
+              </w:rPr>
+              <w:t>{{</w:t>
+            </w:r>
+            <w:proofErr w:type="spellStart"/>
+            <w:proofErr w:type="gramStart"/>
+            <w:r>
+              <w:rPr>
+                <w:rFonts w:ascii="Tahoma" w:hAnsi="Tahoma" w:cs="Tahoma"/>
+              </w:rPr>
+              <w:t>exp</w:t>
+            </w:r>
+            <w:r>
+              <w:rPr>
+                <w:rFonts w:ascii="Tahoma" w:hAnsi="Tahoma" w:cs="Tahoma"/>
+              </w:rPr>
+              <w:t>.importe</w:t>
+            </w:r>
+            <w:proofErr w:type="spellEnd"/>
+            <w:proofErr w:type="gramEnd"/>
+            <w:r>
+              <w:rPr>
+                <w:rFonts w:ascii="Tahoma" w:hAnsi="Tahoma" w:cs="Tahoma"/>
+              </w:rPr>
+              <w:t>}}</w:t>
+            </w:r>
+          </w:p>
+        </w:tc>
+      </w:tr>
+      <w:tr>
+        <w:tc>
+          <w:tcPr>
+            <w:tcW w:w="3686" w:type="dxa"/>
+            <w:tcMar>
+              <w:top w:w="70" w:type="dxa"/>
+              <w:left w:w="0" w:type="dxa"/>
+              <w:bottom w:w="70" w:type="dxa"/>
+              <w:right w:w="140" w:type="dxa"/>
+            </w:tcMar>
+          </w:tcPr>
+          <w:p>
+            <w:pPr>
+              <w:rPr>
+                <w:rFonts w:ascii="Tahoma" w:hAnsi="Tahoma" w:cs="Tahoma"/>
+                <w:b/>
+                <w:bCs/>
+                <w:i/>
+                <w:iCs/>
+                <w:lang w:val="en-GB"/>
+              </w:rPr>
+            </w:pPr>
+          </w:p>
+          <w:p>
+            <w:r>
+              <w:rPr>
+                <w:rFonts w:ascii="Tahoma" w:hAnsi="Tahoma" w:cs="Tahoma"/>
+                <w:i/>
+                <w:iCs/>
+              </w:rPr>
+              <w:t xml:space="preserve"> </w:t>
+            </w:r>
+          </w:p>
+        </w:tc>
+        <w:tc>
+          <w:tcPr>
+            <w:tcW w:w="850" w:type="dxa"/>
+            <w:tcMar>
+              <w:top w:w="70" w:type="dxa"/>
+              <w:left w:w="0" w:type="dxa"/>
+              <w:bottom w:w="70" w:type="dxa"/>
+              <w:right w:w="140" w:type="dxa"/>
+            </w:tcMar>
+          </w:tcPr>
+          <w:p>
+            <w:pPr>
+              <w:jc w:val="center"/>
+              <w:rPr>
+                <w:rFonts w:ascii="Tahoma" w:hAnsi="Tahoma" w:cs="Tahoma"/>
+              </w:rPr>
+            </w:pPr>
+          </w:p>
+        </w:tc>
+        <w:tc>
+          <w:tcPr>
+            <w:tcW w:w="1276" w:type="dxa"/>
+            <w:tcMar>
+              <w:top w:w="70" w:type="dxa"/>
+              <w:left w:w="0" w:type="dxa"/>
+              <w:bottom w:w="70" w:type="dxa"/>
+              <w:right w:w="140" w:type="dxa"/>
+            </w:tcMar>
+          </w:tcPr>
+          <w:p>
+            <w:pPr>
+              <w:jc w:val="center"/>
+              <w:rPr>
+                <w:rFonts w:ascii="Tahoma" w:hAnsi="Tahoma" w:cs="Tahoma"/>
+              </w:rPr>
+            </w:pPr>
+          </w:p>
+        </w:tc>
+        <w:tc>
+          <w:tcPr>
+            <w:tcW w:w="1701" w:type="dxa"/>
+            <w:tcMar>
+              <w:top w:w="70" w:type="dxa"/>
+              <w:left w:w="0" w:type="dxa"/>
+              <w:bottom w:w="70" w:type="dxa"/>
+              <w:right w:w="140" w:type="dxa"/>
+            </w:tcMar>
+          </w:tcPr>
+          <w:p>
+            <w:pPr>
+              <w:jc w:val="right"/>
+              <w:rPr>
+                <w:rFonts w:ascii="Tahoma" w:hAnsi="Tahoma" w:cs="Tahoma"/>
+              </w:rPr>
+            </w:pPr>
+          </w:p>
+        </w:tc>
+        <w:tc>
+          <w:tcPr>
+            <w:tcW w:w="1843" w:type="dxa"/>
+            <w:tcMar>
+              <w:top w:w="70" w:type="dxa"/>
+              <w:left w:w="0" w:type="dxa"/>
+              <w:bottom w:w="70" w:type="dxa"/>
+              <w:right w:w="140" w:type="dxa"/>
+            </w:tcMar>
+          </w:tcPr>
+          <w:p>
+            <w:pPr>
+              <w:jc w:val="right"/>
+              <w:rPr>
+                <w:rFonts w:ascii="Tahoma" w:hAnsi="Tahoma" w:cs="Tahoma"/>
+                <w:i/>
+                <w:iCs/>
+              </w:rPr>
+            </w:pPr>
+            <w:r>
+              <w:rPr>
+                <w:rFonts w:ascii="Tahoma" w:hAnsi="Tahoma" w:cs="Tahoma"/>
+                <w:i/>
+                <w:iCs/>
+              </w:rPr>
+              <w:t>{%</w:t>
+            </w:r>
+            <w:proofErr w:type="spellStart"/>
+            <w:r>
+              <w:rPr>
+                <w:rFonts w:ascii="Tahoma" w:hAnsi="Tahoma" w:cs="Tahoma"/>
+                <w:i/>
+                <w:iCs/>
+              </w:rPr>
+              <w:t>tr</w:t>
+            </w:r>
+            <w:proofErr w:type="spellEnd"/>
+            <w:r>
+              <w:rPr>
+                <w:rFonts w:ascii="Tahoma" w:hAnsi="Tahoma" w:cs="Tahoma"/>
+                <w:i/>
+                <w:iCs/>
+              </w:rPr>
+              <w:t xml:space="preserve"> </w:t>
+            </w:r>
+            <w:proofErr w:type="spellStart"/>
+            <w:r>
+              <w:rPr>
+                <w:rFonts w:ascii="Tahoma" w:hAnsi="Tahoma" w:cs="Tahoma"/>
+                <w:i/>
+                <w:iCs/>
+              </w:rPr>
+              <w:t>endfor</w:t>
+            </w:r>
+            <w:proofErr w:type="spellEnd"/>
+            <w:r>
+              <w:rPr>
+                <w:rFonts w:ascii="Tahoma" w:hAnsi="Tahoma" w:cs="Tahoma"/>
+                <w:i/>
+                <w:iCs/>
+              </w:rPr>
+              <w:t xml:space="preserve"> %}</w:t>
+            </w:r>
+          </w:p>
+          <w:p>
+            <w:pPr>
+              <w:jc w:val="right"/>
+              <w:rPr>
+                <w:rFonts w:ascii="Tahoma" w:hAnsi="Tahoma" w:cs="Tahoma"/>
+              </w:rPr>
+            </w:pPr>
+          </w:p>
+          <w:p>
+            <w:pPr>
+              <w:jc w:val="right"/>
+              <w:rPr>
+                <w:rFonts w:ascii="Tahoma" w:hAnsi="Tahoma" w:cs="Tahoma"/>
+                <w:i/>
+                <w:iCs/>
               </w:rPr>
             </w:pPr>
           </w:p>
@@ -1567,22 +2036,18 @@
         <w:spacing w:before="240" w:after="90"/>
         <w:rPr>
           <w:rFonts w:ascii="Tahoma" w:hAnsi="Tahoma" w:cs="Tahoma"/>
-        </w:rPr>
-      </w:pPr>
-      <w:r>
-        <w:rPr>
-          <w:rFonts w:ascii="Tahoma" w:hAnsi="Tahoma" w:cs="Tahoma"/>
           <w:b/>
           <w:bCs/>
           <w:sz w:val="16"/>
           <w:szCs w:val="16"/>
         </w:rPr>
-        <w:t>COMMERCIAL REMARKS</w:t>
-      </w:r>
+      </w:pPr>
     </w:p>
     <w:tbl>
       <w:tblPr>
-        <w:tblW w:w="9360" w:type="dxa"/>
+        <w:tblpPr w:leftFromText="141" w:rightFromText="141" w:vertAnchor="text" w:horzAnchor="margin" w:tblpXSpec="right" w:tblpY="-91"/>
+        <w:tblOverlap w:val="never"/>
+        <w:tblW w:w="3000" w:type="dxa"/>
         <w:tblCellMar>
           <w:left w:w="10" w:type="dxa"/>
           <w:right w:w="10" w:type="dxa"/>
@@ -1590,528 +2055,238 @@
         <w:tblLook w:val="04A0" w:firstRow="1" w:lastRow="0" w:firstColumn="1" w:lastColumn="0" w:noHBand="0" w:noVBand="1"/>
       </w:tblPr>
       <w:tblGrid>
-        <w:gridCol w:w="2800"/>
-        <w:gridCol w:w="6560"/>
+        <w:gridCol w:w="1424"/>
+        <w:gridCol w:w="1576"/>
       </w:tblGrid>
       <w:tr>
-        <w:tc>
-          <w:tcPr>
-            <w:tcW w:w="2800" w:type="dxa"/>
-            <w:tcMar>
-              <w:top w:w="40" w:type="dxa"/>
-              <w:left w:w="0" w:type="dxa"/>
-              <w:bottom w:w="40" w:type="dxa"/>
+        <w:trPr>
+          <w:cantSplit/>
+        </w:trPr>
+        <w:tc>
+          <w:tcPr>
+            <w:tcW w:w="1424" w:type="dxa"/>
+            <w:tcMar>
+              <w:top w:w="70" w:type="dxa"/>
+              <w:left w:w="0" w:type="dxa"/>
+              <w:bottom w:w="70" w:type="dxa"/>
               <w:right w:w="140" w:type="dxa"/>
             </w:tcMar>
-            <w:vAlign w:val="center"/>
-          </w:tcPr>
-          <w:p>
-            <w:pPr>
-              <w:rPr>
-                <w:rFonts w:ascii="Tahoma" w:hAnsi="Tahoma" w:cs="Tahoma"/>
-              </w:rPr>
-            </w:pPr>
+          </w:tcPr>
+          <w:p>
+            <w:pPr>
+              <w:keepNext/>
+              <w:keepLines/>
+              <w:jc w:val="right"/>
+              <w:rPr>
+                <w:rFonts w:ascii="Tahoma" w:hAnsi="Tahoma" w:cs="Tahoma"/>
+              </w:rPr>
+            </w:pPr>
+            <w:r>
+              <w:rPr>
+                <w:rFonts w:ascii="Tahoma" w:hAnsi="Tahoma" w:cs="Tahoma"/>
+                <w:sz w:val="19"/>
+                <w:szCs w:val="19"/>
+              </w:rPr>
+              <w:lastRenderedPageBreak/>
+              <w:t>Subtotal</w:t>
+            </w:r>
+          </w:p>
+        </w:tc>
+        <w:tc>
+          <w:tcPr>
+            <w:tcW w:w="1576" w:type="dxa"/>
+            <w:tcMar>
+              <w:top w:w="70" w:type="dxa"/>
+              <w:left w:w="0" w:type="dxa"/>
+              <w:bottom w:w="70" w:type="dxa"/>
+              <w:right w:w="140" w:type="dxa"/>
+            </w:tcMar>
+          </w:tcPr>
+          <w:p>
+            <w:pPr>
+              <w:keepNext/>
+              <w:keepLines/>
+              <w:jc w:val="right"/>
+              <w:rPr>
+                <w:rFonts w:ascii="Tahoma" w:hAnsi="Tahoma" w:cs="Tahoma"/>
+              </w:rPr>
+            </w:pPr>
+            <w:r>
+              <w:rPr>
+                <w:rFonts w:ascii="Tahoma" w:hAnsi="Tahoma" w:cs="Tahoma"/>
+              </w:rPr>
+              <w:t>{{importe}}</w:t>
+            </w:r>
+          </w:p>
+        </w:tc>
+      </w:tr>
+      <w:tr>
+        <w:trPr>
+          <w:cantSplit/>
+        </w:trPr>
+        <w:tc>
+          <w:tcPr>
+            <w:tcW w:w="1424" w:type="dxa"/>
+            <w:tcMar>
+              <w:top w:w="70" w:type="dxa"/>
+              <w:left w:w="0" w:type="dxa"/>
+              <w:bottom w:w="70" w:type="dxa"/>
+              <w:right w:w="140" w:type="dxa"/>
+            </w:tcMar>
+          </w:tcPr>
+          <w:p>
+            <w:pPr>
+              <w:keepNext/>
+              <w:keepLines/>
+              <w:jc w:val="right"/>
+              <w:rPr>
+                <w:rFonts w:ascii="Tahoma" w:hAnsi="Tahoma" w:cs="Tahoma"/>
+              </w:rPr>
+            </w:pPr>
+            <w:r>
+              <w:rPr>
+                <w:rFonts w:ascii="Tahoma" w:hAnsi="Tahoma" w:cs="Tahoma"/>
+                <w:sz w:val="19"/>
+                <w:szCs w:val="19"/>
+              </w:rPr>
+              <w:t>VAT</w:t>
+            </w:r>
+          </w:p>
+        </w:tc>
+        <w:tc>
+          <w:tcPr>
+            <w:tcW w:w="1576" w:type="dxa"/>
+            <w:tcMar>
+              <w:top w:w="70" w:type="dxa"/>
+              <w:left w:w="0" w:type="dxa"/>
+              <w:bottom w:w="70" w:type="dxa"/>
+              <w:right w:w="140" w:type="dxa"/>
+            </w:tcMar>
+          </w:tcPr>
+          <w:p>
+            <w:pPr>
+              <w:keepNext/>
+              <w:keepLines/>
+              <w:jc w:val="right"/>
+              <w:rPr>
+                <w:rFonts w:ascii="Tahoma" w:hAnsi="Tahoma" w:cs="Tahoma"/>
+              </w:rPr>
+            </w:pPr>
+            <w:r>
+              <w:rPr>
+                <w:rFonts w:ascii="Tahoma" w:hAnsi="Tahoma" w:cs="Tahoma"/>
+              </w:rPr>
+              <w:t>{{</w:t>
+            </w:r>
             <w:proofErr w:type="spellStart"/>
+            <w:r>
+              <w:rPr>
+                <w:rFonts w:ascii="Tahoma" w:hAnsi="Tahoma" w:cs="Tahoma"/>
+              </w:rPr>
+              <w:t>iva</w:t>
+            </w:r>
+            <w:proofErr w:type="spellEnd"/>
+            <w:r>
+              <w:rPr>
+                <w:rFonts w:ascii="Tahoma" w:hAnsi="Tahoma" w:cs="Tahoma"/>
+              </w:rPr>
+              <w:t>}}</w:t>
+            </w:r>
+          </w:p>
+        </w:tc>
+      </w:tr>
+      <w:tr>
+        <w:trPr>
+          <w:cantSplit/>
+        </w:trPr>
+        <w:tc>
+          <w:tcPr>
+            <w:tcW w:w="1424" w:type="dxa"/>
+            <w:tcBorders>
+              <w:top w:val="single" w:sz="12" w:space="0" w:color="1394B1"/>
+            </w:tcBorders>
+            <w:tcMar>
+              <w:top w:w="90" w:type="dxa"/>
+              <w:left w:w="0" w:type="dxa"/>
+              <w:bottom w:w="70" w:type="dxa"/>
+              <w:right w:w="140" w:type="dxa"/>
+            </w:tcMar>
+          </w:tcPr>
+          <w:p>
+            <w:pPr>
+              <w:keepNext/>
+              <w:keepLines/>
+              <w:jc w:val="right"/>
+              <w:rPr>
+                <w:rFonts w:ascii="Tahoma" w:hAnsi="Tahoma" w:cs="Tahoma"/>
+              </w:rPr>
+            </w:pPr>
             <w:r>
               <w:rPr>
                 <w:rFonts w:ascii="Tahoma" w:hAnsi="Tahoma" w:cs="Tahoma"/>
                 <w:b/>
                 <w:bCs/>
-                <w:sz w:val="19"/>
-                <w:szCs w:val="19"/>
-              </w:rPr>
-              <w:t>Currency</w:t>
-            </w:r>
-            <w:proofErr w:type="spellEnd"/>
-          </w:p>
-        </w:tc>
-        <w:tc>
-          <w:tcPr>
-            <w:tcW w:w="6560" w:type="dxa"/>
-            <w:tcMar>
-              <w:top w:w="40" w:type="dxa"/>
-              <w:left w:w="0" w:type="dxa"/>
-              <w:bottom w:w="40" w:type="dxa"/>
+                <w:sz w:val="22"/>
+                <w:szCs w:val="22"/>
+              </w:rPr>
+              <w:t>TOTAL</w:t>
+            </w:r>
+          </w:p>
+        </w:tc>
+        <w:tc>
+          <w:tcPr>
+            <w:tcW w:w="1576" w:type="dxa"/>
+            <w:tcBorders>
+              <w:top w:val="single" w:sz="12" w:space="0" w:color="1394B1"/>
+            </w:tcBorders>
+            <w:tcMar>
+              <w:top w:w="90" w:type="dxa"/>
+              <w:left w:w="0" w:type="dxa"/>
+              <w:bottom w:w="70" w:type="dxa"/>
               <w:right w:w="140" w:type="dxa"/>
             </w:tcMar>
-            <w:vAlign w:val="center"/>
-          </w:tcPr>
-          <w:p>
-            <w:pPr>
-              <w:rPr>
-                <w:rFonts w:ascii="Tahoma" w:hAnsi="Tahoma" w:cs="Tahoma"/>
-              </w:rPr>
-            </w:pPr>
-            <w:r>
-              <w:rPr>
-                <w:rFonts w:ascii="Tahoma" w:hAnsi="Tahoma" w:cs="Tahoma"/>
-              </w:rPr>
-              <w:t>{{moneda}}</w:t>
-            </w:r>
-          </w:p>
-        </w:tc>
-      </w:tr>
-      <w:tr>
-        <w:tc>
-          <w:tcPr>
-            <w:tcW w:w="2800" w:type="dxa"/>
-            <w:tcMar>
-              <w:top w:w="40" w:type="dxa"/>
-              <w:left w:w="0" w:type="dxa"/>
-              <w:bottom w:w="40" w:type="dxa"/>
-              <w:right w:w="140" w:type="dxa"/>
-            </w:tcMar>
-            <w:vAlign w:val="center"/>
-          </w:tcPr>
-          <w:p>
-            <w:pPr>
-              <w:rPr>
-                <w:rFonts w:ascii="Tahoma" w:hAnsi="Tahoma" w:cs="Tahoma"/>
-              </w:rPr>
-            </w:pPr>
-            <w:proofErr w:type="spellStart"/>
+          </w:tcPr>
+          <w:p>
+            <w:pPr>
+              <w:keepNext/>
+              <w:keepLines/>
+              <w:jc w:val="right"/>
+              <w:rPr>
+                <w:rFonts w:ascii="Tahoma" w:hAnsi="Tahoma" w:cs="Tahoma"/>
+              </w:rPr>
+            </w:pPr>
             <w:r>
               <w:rPr>
                 <w:rFonts w:ascii="Tahoma" w:hAnsi="Tahoma" w:cs="Tahoma"/>
                 <w:b/>
                 <w:bCs/>
-                <w:sz w:val="19"/>
-                <w:szCs w:val="19"/>
-              </w:rPr>
-              <w:t>Offer</w:t>
-            </w:r>
-            <w:proofErr w:type="spellEnd"/>
+                <w:sz w:val="22"/>
+                <w:szCs w:val="22"/>
+              </w:rPr>
+              <w:t xml:space="preserve">        {{moneda</w:t>
+            </w:r>
+            <w:proofErr w:type="gramStart"/>
             <w:r>
               <w:rPr>
                 <w:rFonts w:ascii="Tahoma" w:hAnsi="Tahoma" w:cs="Tahoma"/>
                 <w:b/>
                 <w:bCs/>
-                <w:sz w:val="19"/>
-                <w:szCs w:val="19"/>
-              </w:rPr>
-              <w:t xml:space="preserve"> </w:t>
-            </w:r>
-            <w:proofErr w:type="spellStart"/>
+                <w:sz w:val="22"/>
+                <w:szCs w:val="22"/>
+              </w:rPr>
+              <w:t xml:space="preserve">}}   </w:t>
+            </w:r>
+            <w:proofErr w:type="gramEnd"/>
             <w:r>
               <w:rPr>
                 <w:rFonts w:ascii="Tahoma" w:hAnsi="Tahoma" w:cs="Tahoma"/>
                 <w:b/>
                 <w:bCs/>
-                <w:sz w:val="19"/>
-                <w:szCs w:val="19"/>
-              </w:rPr>
-              <w:t>validity</w:t>
-            </w:r>
-            <w:proofErr w:type="spellEnd"/>
-          </w:p>
-        </w:tc>
-        <w:tc>
-          <w:tcPr>
-            <w:tcW w:w="6560" w:type="dxa"/>
-            <w:tcMar>
-              <w:top w:w="40" w:type="dxa"/>
-              <w:left w:w="0" w:type="dxa"/>
-              <w:bottom w:w="40" w:type="dxa"/>
-              <w:right w:w="140" w:type="dxa"/>
-            </w:tcMar>
-            <w:vAlign w:val="center"/>
-          </w:tcPr>
-          <w:p>
-            <w:pPr>
-              <w:rPr>
-                <w:rFonts w:ascii="Tahoma" w:hAnsi="Tahoma" w:cs="Tahoma"/>
-              </w:rPr>
-            </w:pPr>
-            <w:r>
-              <w:rPr>
-                <w:rFonts w:ascii="Tahoma" w:hAnsi="Tahoma" w:cs="Tahoma"/>
-              </w:rPr>
-              <w:t>{{validez}}</w:t>
-            </w:r>
-          </w:p>
-        </w:tc>
-      </w:tr>
-      <w:tr>
-        <w:tc>
-          <w:tcPr>
-            <w:tcW w:w="2800" w:type="dxa"/>
-            <w:tcMar>
-              <w:top w:w="40" w:type="dxa"/>
-              <w:left w:w="0" w:type="dxa"/>
-              <w:bottom w:w="40" w:type="dxa"/>
-              <w:right w:w="140" w:type="dxa"/>
-            </w:tcMar>
-            <w:vAlign w:val="center"/>
-          </w:tcPr>
-          <w:p>
-            <w:pPr>
-              <w:rPr>
-                <w:rFonts w:ascii="Tahoma" w:hAnsi="Tahoma" w:cs="Tahoma"/>
-              </w:rPr>
-            </w:pPr>
-            <w:proofErr w:type="spellStart"/>
-            <w:r>
-              <w:rPr>
-                <w:rFonts w:ascii="Tahoma" w:hAnsi="Tahoma" w:cs="Tahoma"/>
-                <w:b/>
-                <w:bCs/>
-                <w:sz w:val="19"/>
-                <w:szCs w:val="19"/>
-              </w:rPr>
-              <w:t>Payment</w:t>
-            </w:r>
-            <w:proofErr w:type="spellEnd"/>
-            <w:r>
-              <w:rPr>
-                <w:rFonts w:ascii="Tahoma" w:hAnsi="Tahoma" w:cs="Tahoma"/>
-                <w:b/>
-                <w:bCs/>
-                <w:sz w:val="19"/>
-                <w:szCs w:val="19"/>
-              </w:rPr>
-              <w:t xml:space="preserve"> </w:t>
-            </w:r>
-            <w:proofErr w:type="spellStart"/>
-            <w:r>
-              <w:rPr>
-                <w:rFonts w:ascii="Tahoma" w:hAnsi="Tahoma" w:cs="Tahoma"/>
-                <w:b/>
-                <w:bCs/>
-                <w:sz w:val="19"/>
-                <w:szCs w:val="19"/>
-              </w:rPr>
-              <w:t>terms</w:t>
-            </w:r>
-            <w:proofErr w:type="spellEnd"/>
-          </w:p>
-        </w:tc>
-        <w:tc>
-          <w:tcPr>
-            <w:tcW w:w="6560" w:type="dxa"/>
-            <w:tcMar>
-              <w:top w:w="40" w:type="dxa"/>
-              <w:left w:w="0" w:type="dxa"/>
-              <w:bottom w:w="40" w:type="dxa"/>
-              <w:right w:w="140" w:type="dxa"/>
-            </w:tcMar>
-            <w:vAlign w:val="center"/>
-          </w:tcPr>
-          <w:p>
-            <w:pPr>
-              <w:rPr>
-                <w:rFonts w:ascii="Tahoma" w:hAnsi="Tahoma" w:cs="Tahoma"/>
-              </w:rPr>
-            </w:pPr>
-            <w:r>
-              <w:rPr>
-                <w:rFonts w:ascii="Tahoma" w:hAnsi="Tahoma" w:cs="Tahoma"/>
-              </w:rPr>
-              <w:t>{{</w:t>
-            </w:r>
-            <w:proofErr w:type="spellStart"/>
-            <w:r>
-              <w:rPr>
-                <w:rFonts w:ascii="Tahoma" w:hAnsi="Tahoma" w:cs="Tahoma"/>
-              </w:rPr>
-              <w:t>forma_de_pago</w:t>
-            </w:r>
-            <w:proofErr w:type="spellEnd"/>
-            <w:r>
-              <w:rPr>
-                <w:rFonts w:ascii="Tahoma" w:hAnsi="Tahoma" w:cs="Tahoma"/>
-              </w:rPr>
-              <w:t>}}</w:t>
-            </w:r>
-          </w:p>
-        </w:tc>
-      </w:tr>
-      <w:tr>
-        <w:tc>
-          <w:tcPr>
-            <w:tcW w:w="2800" w:type="dxa"/>
-            <w:tcMar>
-              <w:top w:w="40" w:type="dxa"/>
-              <w:left w:w="0" w:type="dxa"/>
-              <w:bottom w:w="40" w:type="dxa"/>
-              <w:right w:w="140" w:type="dxa"/>
-            </w:tcMar>
-            <w:vAlign w:val="center"/>
-          </w:tcPr>
-          <w:p>
-            <w:pPr>
-              <w:rPr>
-                <w:rFonts w:ascii="Tahoma" w:hAnsi="Tahoma" w:cs="Tahoma"/>
-              </w:rPr>
-            </w:pPr>
-            <w:r>
-              <w:rPr>
-                <w:rFonts w:ascii="Tahoma" w:hAnsi="Tahoma" w:cs="Tahoma"/>
-                <w:b/>
-                <w:bCs/>
-                <w:sz w:val="19"/>
-                <w:szCs w:val="19"/>
-              </w:rPr>
-              <w:t>Delivery time</w:t>
-            </w:r>
-          </w:p>
-        </w:tc>
-        <w:tc>
-          <w:tcPr>
-            <w:tcW w:w="6560" w:type="dxa"/>
-            <w:tcMar>
-              <w:top w:w="40" w:type="dxa"/>
-              <w:left w:w="0" w:type="dxa"/>
-              <w:bottom w:w="40" w:type="dxa"/>
-              <w:right w:w="140" w:type="dxa"/>
-            </w:tcMar>
-            <w:vAlign w:val="center"/>
-          </w:tcPr>
-          <w:p>
-            <w:pPr>
-              <w:rPr>
-                <w:rFonts w:ascii="Tahoma" w:hAnsi="Tahoma" w:cs="Tahoma"/>
-              </w:rPr>
-            </w:pPr>
-            <w:r>
-              <w:rPr>
-                <w:rFonts w:ascii="Tahoma" w:hAnsi="Tahoma" w:cs="Tahoma"/>
-              </w:rPr>
-              <w:t>{{</w:t>
-            </w:r>
-            <w:proofErr w:type="spellStart"/>
-            <w:r>
-              <w:rPr>
-                <w:rFonts w:ascii="Tahoma" w:hAnsi="Tahoma" w:cs="Tahoma"/>
-              </w:rPr>
-              <w:t>tiempo_entrega</w:t>
-            </w:r>
-            <w:proofErr w:type="spellEnd"/>
-            <w:r>
-              <w:rPr>
-                <w:rFonts w:ascii="Tahoma" w:hAnsi="Tahoma" w:cs="Tahoma"/>
-              </w:rPr>
-              <w:t xml:space="preserve">}} </w:t>
-            </w:r>
-            <w:proofErr w:type="spellStart"/>
-            <w:r>
-              <w:rPr>
-                <w:rFonts w:ascii="Tahoma" w:hAnsi="Tahoma" w:cs="Tahoma"/>
-              </w:rPr>
-              <w:t>days</w:t>
-            </w:r>
-            <w:proofErr w:type="spellEnd"/>
-            <w:r>
-              <w:rPr>
-                <w:rFonts w:ascii="Tahoma" w:hAnsi="Tahoma" w:cs="Tahoma"/>
-              </w:rPr>
-              <w:t>.</w:t>
-            </w:r>
-          </w:p>
-        </w:tc>
-      </w:tr>
-      <w:tr>
-        <w:tc>
-          <w:tcPr>
-            <w:tcW w:w="2800" w:type="dxa"/>
-            <w:tcMar>
-              <w:top w:w="40" w:type="dxa"/>
-              <w:left w:w="0" w:type="dxa"/>
-              <w:bottom w:w="40" w:type="dxa"/>
-              <w:right w:w="140" w:type="dxa"/>
-            </w:tcMar>
-            <w:vAlign w:val="center"/>
-          </w:tcPr>
-          <w:p>
-            <w:pPr>
-              <w:rPr>
-                <w:rFonts w:ascii="Tahoma" w:hAnsi="Tahoma" w:cs="Tahoma"/>
-              </w:rPr>
-            </w:pPr>
-            <w:r>
-              <w:rPr>
-                <w:rFonts w:ascii="Tahoma" w:hAnsi="Tahoma" w:cs="Tahoma"/>
-                <w:b/>
-                <w:bCs/>
-                <w:sz w:val="19"/>
-                <w:szCs w:val="19"/>
-              </w:rPr>
-              <w:t xml:space="preserve">Place </w:t>
-            </w:r>
-            <w:proofErr w:type="spellStart"/>
-            <w:r>
-              <w:rPr>
-                <w:rFonts w:ascii="Tahoma" w:hAnsi="Tahoma" w:cs="Tahoma"/>
-                <w:b/>
-                <w:bCs/>
-                <w:sz w:val="19"/>
-                <w:szCs w:val="19"/>
-              </w:rPr>
-              <w:t>of</w:t>
-            </w:r>
-            <w:proofErr w:type="spellEnd"/>
-            <w:r>
-              <w:rPr>
-                <w:rFonts w:ascii="Tahoma" w:hAnsi="Tahoma" w:cs="Tahoma"/>
-                <w:b/>
-                <w:bCs/>
-                <w:sz w:val="19"/>
-                <w:szCs w:val="19"/>
-              </w:rPr>
-              <w:t xml:space="preserve"> delivery</w:t>
-            </w:r>
-          </w:p>
-        </w:tc>
-        <w:tc>
-          <w:tcPr>
-            <w:tcW w:w="6560" w:type="dxa"/>
-            <w:tcMar>
-              <w:top w:w="40" w:type="dxa"/>
-              <w:left w:w="0" w:type="dxa"/>
-              <w:bottom w:w="40" w:type="dxa"/>
-              <w:right w:w="140" w:type="dxa"/>
-            </w:tcMar>
-            <w:vAlign w:val="center"/>
-          </w:tcPr>
-          <w:p>
-            <w:pPr>
-              <w:rPr>
-                <w:rFonts w:ascii="Tahoma" w:hAnsi="Tahoma" w:cs="Tahoma"/>
-              </w:rPr>
-            </w:pPr>
-            <w:r>
-              <w:rPr>
-                <w:rFonts w:ascii="Tahoma" w:hAnsi="Tahoma" w:cs="Tahoma"/>
-              </w:rPr>
-              <w:t>{{</w:t>
-            </w:r>
-            <w:proofErr w:type="spellStart"/>
-            <w:r>
-              <w:rPr>
-                <w:rFonts w:ascii="Tahoma" w:hAnsi="Tahoma" w:cs="Tahoma"/>
-              </w:rPr>
-              <w:t>lugar_entrega</w:t>
-            </w:r>
-            <w:proofErr w:type="spellEnd"/>
-            <w:r>
-              <w:rPr>
-                <w:rFonts w:ascii="Tahoma" w:hAnsi="Tahoma" w:cs="Tahoma"/>
-              </w:rPr>
-              <w:t>}}</w:t>
-            </w:r>
-          </w:p>
-        </w:tc>
-      </w:tr>
-      <w:tr>
-        <w:tc>
-          <w:tcPr>
-            <w:tcW w:w="2800" w:type="dxa"/>
-            <w:tcMar>
-              <w:top w:w="40" w:type="dxa"/>
-              <w:left w:w="0" w:type="dxa"/>
-              <w:bottom w:w="40" w:type="dxa"/>
-              <w:right w:w="140" w:type="dxa"/>
-            </w:tcMar>
-            <w:vAlign w:val="center"/>
-          </w:tcPr>
-          <w:p>
-            <w:pPr>
-              <w:rPr>
-                <w:rFonts w:ascii="Tahoma" w:hAnsi="Tahoma" w:cs="Tahoma"/>
-              </w:rPr>
-            </w:pPr>
-            <w:proofErr w:type="spellStart"/>
-            <w:r>
-              <w:rPr>
-                <w:rFonts w:ascii="Tahoma" w:hAnsi="Tahoma" w:cs="Tahoma"/>
-                <w:b/>
-                <w:bCs/>
-                <w:sz w:val="19"/>
-                <w:szCs w:val="19"/>
-              </w:rPr>
-              <w:lastRenderedPageBreak/>
-              <w:t>Warranty</w:t>
-            </w:r>
-            <w:proofErr w:type="spellEnd"/>
-          </w:p>
-        </w:tc>
-        <w:tc>
-          <w:tcPr>
-            <w:tcW w:w="6560" w:type="dxa"/>
-            <w:tcMar>
-              <w:top w:w="40" w:type="dxa"/>
-              <w:left w:w="0" w:type="dxa"/>
-              <w:bottom w:w="40" w:type="dxa"/>
-              <w:right w:w="140" w:type="dxa"/>
-            </w:tcMar>
-            <w:vAlign w:val="center"/>
-          </w:tcPr>
-          <w:p>
-            <w:pPr>
-              <w:rPr>
-                <w:rFonts w:ascii="Tahoma" w:hAnsi="Tahoma" w:cs="Tahoma"/>
-              </w:rPr>
-            </w:pPr>
-            <w:r>
-              <w:rPr>
-                <w:rFonts w:ascii="Tahoma" w:hAnsi="Tahoma" w:cs="Tahoma"/>
-              </w:rPr>
-              <w:t>{{</w:t>
-            </w:r>
-            <w:proofErr w:type="spellStart"/>
-            <w:r>
-              <w:rPr>
-                <w:rFonts w:ascii="Tahoma" w:hAnsi="Tahoma" w:cs="Tahoma"/>
-              </w:rPr>
-              <w:t>garantia</w:t>
-            </w:r>
-            <w:proofErr w:type="spellEnd"/>
-            <w:r>
-              <w:rPr>
-                <w:rFonts w:ascii="Tahoma" w:hAnsi="Tahoma" w:cs="Tahoma"/>
-              </w:rPr>
-              <w:t>}}</w:t>
-            </w:r>
-          </w:p>
-        </w:tc>
-      </w:tr>
-      <w:tr>
-        <w:tc>
-          <w:tcPr>
-            <w:tcW w:w="2800" w:type="dxa"/>
-            <w:tcMar>
-              <w:top w:w="40" w:type="dxa"/>
-              <w:left w:w="0" w:type="dxa"/>
-              <w:bottom w:w="40" w:type="dxa"/>
-              <w:right w:w="140" w:type="dxa"/>
-            </w:tcMar>
-            <w:vAlign w:val="center"/>
-          </w:tcPr>
-          <w:p>
-            <w:pPr>
-              <w:rPr>
-                <w:rFonts w:ascii="Tahoma" w:hAnsi="Tahoma" w:cs="Tahoma"/>
-                <w:u w:val="single"/>
-              </w:rPr>
-            </w:pPr>
-          </w:p>
-        </w:tc>
-        <w:tc>
-          <w:tcPr>
-            <w:tcW w:w="6560" w:type="dxa"/>
-            <w:tcMar>
-              <w:top w:w="40" w:type="dxa"/>
-              <w:left w:w="0" w:type="dxa"/>
-              <w:bottom w:w="40" w:type="dxa"/>
-              <w:right w:w="140" w:type="dxa"/>
-            </w:tcMar>
-            <w:vAlign w:val="center"/>
-          </w:tcPr>
-          <w:p>
-            <w:pPr>
-              <w:rPr>
-                <w:rFonts w:ascii="Tahoma" w:hAnsi="Tahoma" w:cs="Tahoma"/>
-              </w:rPr>
-            </w:pPr>
+                <w:sz w:val="22"/>
+                <w:szCs w:val="22"/>
+              </w:rPr>
+              <w:t xml:space="preserve">                                                                                                                  {{total}}</w:t>
+            </w:r>
           </w:p>
         </w:tc>
       </w:tr>
@@ -2157,48 +2332,569 @@
         <w:spacing w:before="240" w:after="90"/>
         <w:rPr>
           <w:rFonts w:ascii="Tahoma" w:hAnsi="Tahoma" w:cs="Tahoma"/>
-        </w:rPr>
-      </w:pPr>
-      <w:r>
-        <w:rPr>
-          <w:rFonts w:ascii="Tahoma" w:hAnsi="Tahoma" w:cs="Tahoma"/>
           <w:b/>
           <w:bCs/>
           <w:sz w:val="16"/>
           <w:szCs w:val="16"/>
         </w:rPr>
-        <w:t>NOTES</w:t>
-      </w:r>
+      </w:pPr>
     </w:p>
     <w:p>
       <w:pPr>
-        <w:rPr>
-          <w:rFonts w:ascii="Tahoma" w:hAnsi="Tahoma" w:cs="Tahoma"/>
-          <w:lang w:val="en-GB"/>
+        <w:spacing w:before="240" w:after="90"/>
+        <w:rPr>
+          <w:rFonts w:ascii="Tahoma" w:hAnsi="Tahoma" w:cs="Tahoma"/>
+          <w:b/>
+          <w:bCs/>
+          <w:sz w:val="16"/>
+          <w:szCs w:val="16"/>
+        </w:rPr>
+      </w:pPr>
+    </w:p>
+    <w:p>
+      <w:pPr>
+        <w:spacing w:before="240" w:after="90"/>
+        <w:rPr>
+          <w:rFonts w:ascii="Tahoma" w:hAnsi="Tahoma" w:cs="Tahoma"/>
+          <w:b/>
+          <w:bCs/>
+          <w:sz w:val="19"/>
+          <w:szCs w:val="19"/>
+        </w:rPr>
+      </w:pPr>
+    </w:p>
+    <w:p>
+      <w:pPr>
+        <w:spacing w:before="240" w:after="90"/>
+        <w:rPr>
+          <w:rFonts w:ascii="Tahoma" w:hAnsi="Tahoma" w:cs="Tahoma"/>
+          <w:b/>
+          <w:bCs/>
+          <w:sz w:val="19"/>
+          <w:szCs w:val="19"/>
+        </w:rPr>
+      </w:pPr>
+    </w:p>
+    <w:p>
+      <w:pPr>
+        <w:spacing w:before="240" w:after="90"/>
+        <w:rPr>
+          <w:rFonts w:ascii="Tahoma" w:hAnsi="Tahoma" w:cs="Tahoma"/>
+          <w:b/>
+          <w:bCs/>
+          <w:sz w:val="19"/>
+          <w:szCs w:val="19"/>
         </w:rPr>
       </w:pPr>
       <w:r>
         <w:rPr>
           <w:rFonts w:ascii="Tahoma" w:hAnsi="Tahoma" w:cs="Tahoma"/>
-          <w:lang w:val="en-GB"/>
-        </w:rPr>
-        <w:t>{{</w:t>
+          <w:b/>
+          <w:bCs/>
+          <w:sz w:val="19"/>
+          <w:szCs w:val="19"/>
+        </w:rPr>
+        <w:t>COMMER</w:t>
+      </w:r>
+      <w:r>
+        <w:rPr>
+          <w:rFonts w:ascii="Tahoma" w:hAnsi="Tahoma" w:cs="Tahoma"/>
+          <w:b/>
+          <w:bCs/>
+          <w:sz w:val="19"/>
+          <w:szCs w:val="19"/>
+        </w:rPr>
+        <w:t>C</w:t>
+      </w:r>
+      <w:r>
+        <w:rPr>
+          <w:rFonts w:ascii="Tahoma" w:hAnsi="Tahoma" w:cs="Tahoma"/>
+          <w:b/>
+          <w:bCs/>
+          <w:sz w:val="19"/>
+          <w:szCs w:val="19"/>
+        </w:rPr>
+        <w:t>IAL REMARKS</w:t>
+      </w:r>
+    </w:p>
+    <w:tbl>
+      <w:tblPr>
+        <w:tblStyle w:val="Tablaconcuadrcula"/>
+        <w:tblW w:w="9360" w:type="dxa"/>
+        <w:tblLook w:val="04A0" w:firstRow="1" w:lastRow="0" w:firstColumn="1" w:lastColumn="0" w:noHBand="0" w:noVBand="1"/>
+      </w:tblPr>
+      <w:tblGrid>
+        <w:gridCol w:w="2800"/>
+        <w:gridCol w:w="6560"/>
+      </w:tblGrid>
+      <w:tr>
+        <w:tc>
+          <w:tcPr>
+            <w:tcW w:w="2800" w:type="dxa"/>
+            <w:tcBorders>
+              <w:top w:val="nil"/>
+              <w:left w:val="nil"/>
+              <w:bottom w:val="nil"/>
+              <w:right w:val="nil"/>
+            </w:tcBorders>
+          </w:tcPr>
+          <w:p>
+            <w:pPr>
+              <w:rPr>
+                <w:rFonts w:ascii="Tahoma" w:hAnsi="Tahoma" w:cs="Tahoma"/>
+              </w:rPr>
+            </w:pPr>
+            <w:proofErr w:type="spellStart"/>
+            <w:r>
+              <w:rPr>
+                <w:rFonts w:ascii="Tahoma" w:hAnsi="Tahoma" w:cs="Tahoma"/>
+                <w:b/>
+                <w:bCs/>
+                <w:sz w:val="19"/>
+                <w:szCs w:val="19"/>
+              </w:rPr>
+              <w:t>Offer</w:t>
+            </w:r>
+            <w:proofErr w:type="spellEnd"/>
+            <w:r>
+              <w:rPr>
+                <w:rFonts w:ascii="Tahoma" w:hAnsi="Tahoma" w:cs="Tahoma"/>
+                <w:b/>
+                <w:bCs/>
+                <w:sz w:val="19"/>
+                <w:szCs w:val="19"/>
+              </w:rPr>
+              <w:t xml:space="preserve"> </w:t>
+            </w:r>
+            <w:proofErr w:type="spellStart"/>
+            <w:r>
+              <w:rPr>
+                <w:rFonts w:ascii="Tahoma" w:hAnsi="Tahoma" w:cs="Tahoma"/>
+                <w:b/>
+                <w:bCs/>
+                <w:sz w:val="19"/>
+                <w:szCs w:val="19"/>
+              </w:rPr>
+              <w:t>validity</w:t>
+            </w:r>
+            <w:proofErr w:type="spellEnd"/>
+          </w:p>
+        </w:tc>
+        <w:tc>
+          <w:tcPr>
+            <w:tcW w:w="6560" w:type="dxa"/>
+            <w:tcBorders>
+              <w:top w:val="nil"/>
+              <w:left w:val="nil"/>
+              <w:bottom w:val="nil"/>
+              <w:right w:val="nil"/>
+            </w:tcBorders>
+          </w:tcPr>
+          <w:p>
+            <w:pPr>
+              <w:rPr>
+                <w:rFonts w:ascii="Tahoma" w:hAnsi="Tahoma" w:cs="Tahoma"/>
+              </w:rPr>
+            </w:pPr>
+            <w:r>
+              <w:rPr>
+                <w:rFonts w:ascii="Tahoma" w:hAnsi="Tahoma" w:cs="Tahoma"/>
+              </w:rPr>
+              <w:t>{{validez}}</w:t>
+            </w:r>
+          </w:p>
+        </w:tc>
+      </w:tr>
+      <w:tr>
+        <w:tc>
+          <w:tcPr>
+            <w:tcW w:w="2800" w:type="dxa"/>
+            <w:tcBorders>
+              <w:top w:val="nil"/>
+              <w:left w:val="nil"/>
+              <w:bottom w:val="nil"/>
+              <w:right w:val="nil"/>
+            </w:tcBorders>
+          </w:tcPr>
+          <w:p>
+            <w:pPr>
+              <w:rPr>
+                <w:rFonts w:ascii="Tahoma" w:hAnsi="Tahoma" w:cs="Tahoma"/>
+              </w:rPr>
+            </w:pPr>
+            <w:proofErr w:type="spellStart"/>
+            <w:r>
+              <w:rPr>
+                <w:rFonts w:ascii="Tahoma" w:hAnsi="Tahoma" w:cs="Tahoma"/>
+                <w:b/>
+                <w:bCs/>
+                <w:sz w:val="19"/>
+                <w:szCs w:val="19"/>
+              </w:rPr>
+              <w:t>Payment</w:t>
+            </w:r>
+            <w:proofErr w:type="spellEnd"/>
+            <w:r>
+              <w:rPr>
+                <w:rFonts w:ascii="Tahoma" w:hAnsi="Tahoma" w:cs="Tahoma"/>
+                <w:b/>
+                <w:bCs/>
+                <w:sz w:val="19"/>
+                <w:szCs w:val="19"/>
+              </w:rPr>
+              <w:t xml:space="preserve"> </w:t>
+            </w:r>
+            <w:proofErr w:type="spellStart"/>
+            <w:r>
+              <w:rPr>
+                <w:rFonts w:ascii="Tahoma" w:hAnsi="Tahoma" w:cs="Tahoma"/>
+                <w:b/>
+                <w:bCs/>
+                <w:sz w:val="19"/>
+                <w:szCs w:val="19"/>
+              </w:rPr>
+              <w:t>terms</w:t>
+            </w:r>
+            <w:proofErr w:type="spellEnd"/>
+          </w:p>
+        </w:tc>
+        <w:tc>
+          <w:tcPr>
+            <w:tcW w:w="6560" w:type="dxa"/>
+            <w:tcBorders>
+              <w:top w:val="nil"/>
+              <w:left w:val="nil"/>
+              <w:bottom w:val="nil"/>
+              <w:right w:val="nil"/>
+            </w:tcBorders>
+          </w:tcPr>
+          <w:p>
+            <w:pPr>
+              <w:rPr>
+                <w:rFonts w:ascii="Tahoma" w:hAnsi="Tahoma" w:cs="Tahoma"/>
+              </w:rPr>
+            </w:pPr>
+            <w:r>
+              <w:rPr>
+                <w:rFonts w:ascii="Tahoma" w:hAnsi="Tahoma" w:cs="Tahoma"/>
+              </w:rPr>
+              <w:t>{{</w:t>
+            </w:r>
+            <w:proofErr w:type="spellStart"/>
+            <w:r>
+              <w:rPr>
+                <w:rFonts w:ascii="Tahoma" w:hAnsi="Tahoma" w:cs="Tahoma"/>
+              </w:rPr>
+              <w:t>forma_de_pago</w:t>
+            </w:r>
+            <w:proofErr w:type="spellEnd"/>
+            <w:r>
+              <w:rPr>
+                <w:rFonts w:ascii="Tahoma" w:hAnsi="Tahoma" w:cs="Tahoma"/>
+              </w:rPr>
+              <w:t>}}</w:t>
+            </w:r>
+          </w:p>
+        </w:tc>
+      </w:tr>
+      <w:tr>
+        <w:tc>
+          <w:tcPr>
+            <w:tcW w:w="2800" w:type="dxa"/>
+            <w:tcBorders>
+              <w:top w:val="nil"/>
+              <w:left w:val="nil"/>
+              <w:bottom w:val="nil"/>
+              <w:right w:val="nil"/>
+            </w:tcBorders>
+          </w:tcPr>
+          <w:p>
+            <w:pPr>
+              <w:rPr>
+                <w:rFonts w:ascii="Tahoma" w:hAnsi="Tahoma" w:cs="Tahoma"/>
+              </w:rPr>
+            </w:pPr>
+            <w:r>
+              <w:rPr>
+                <w:rFonts w:ascii="Tahoma" w:hAnsi="Tahoma" w:cs="Tahoma"/>
+                <w:b/>
+                <w:bCs/>
+                <w:sz w:val="19"/>
+                <w:szCs w:val="19"/>
+              </w:rPr>
+              <w:t>Delivery time</w:t>
+            </w:r>
+          </w:p>
+        </w:tc>
+        <w:tc>
+          <w:tcPr>
+            <w:tcW w:w="6560" w:type="dxa"/>
+            <w:tcBorders>
+              <w:top w:val="nil"/>
+              <w:left w:val="nil"/>
+              <w:bottom w:val="nil"/>
+              <w:right w:val="nil"/>
+            </w:tcBorders>
+          </w:tcPr>
+          <w:p>
+            <w:pPr>
+              <w:rPr>
+                <w:rFonts w:ascii="Tahoma" w:hAnsi="Tahoma" w:cs="Tahoma"/>
+              </w:rPr>
+            </w:pPr>
+            <w:r>
+              <w:rPr>
+                <w:rFonts w:ascii="Tahoma" w:hAnsi="Tahoma" w:cs="Tahoma"/>
+              </w:rPr>
+              <w:t>{{</w:t>
+            </w:r>
+            <w:proofErr w:type="spellStart"/>
+            <w:r>
+              <w:rPr>
+                <w:rFonts w:ascii="Tahoma" w:hAnsi="Tahoma" w:cs="Tahoma"/>
+              </w:rPr>
+              <w:t>tiempo_entrega</w:t>
+            </w:r>
+            <w:proofErr w:type="spellEnd"/>
+            <w:r>
+              <w:rPr>
+                <w:rFonts w:ascii="Tahoma" w:hAnsi="Tahoma" w:cs="Tahoma"/>
+              </w:rPr>
+              <w:t xml:space="preserve">}} </w:t>
+            </w:r>
+            <w:proofErr w:type="spellStart"/>
+            <w:r>
+              <w:rPr>
+                <w:rFonts w:ascii="Tahoma" w:hAnsi="Tahoma" w:cs="Tahoma"/>
+              </w:rPr>
+              <w:t>days</w:t>
+            </w:r>
+            <w:proofErr w:type="spellEnd"/>
+            <w:r>
+              <w:rPr>
+                <w:rFonts w:ascii="Tahoma" w:hAnsi="Tahoma" w:cs="Tahoma"/>
+              </w:rPr>
+              <w:t>.</w:t>
+            </w:r>
+          </w:p>
+        </w:tc>
+      </w:tr>
+      <w:tr>
+        <w:tc>
+          <w:tcPr>
+            <w:tcW w:w="2800" w:type="dxa"/>
+            <w:tcBorders>
+              <w:top w:val="nil"/>
+              <w:left w:val="nil"/>
+              <w:bottom w:val="nil"/>
+              <w:right w:val="nil"/>
+            </w:tcBorders>
+          </w:tcPr>
+          <w:p>
+            <w:pPr>
+              <w:rPr>
+                <w:rFonts w:ascii="Tahoma" w:hAnsi="Tahoma" w:cs="Tahoma"/>
+              </w:rPr>
+            </w:pPr>
+            <w:r>
+              <w:rPr>
+                <w:rFonts w:ascii="Tahoma" w:hAnsi="Tahoma" w:cs="Tahoma"/>
+                <w:b/>
+                <w:bCs/>
+                <w:sz w:val="19"/>
+                <w:szCs w:val="19"/>
+              </w:rPr>
+              <w:t xml:space="preserve">Place </w:t>
+            </w:r>
+            <w:proofErr w:type="spellStart"/>
+            <w:r>
+              <w:rPr>
+                <w:rFonts w:ascii="Tahoma" w:hAnsi="Tahoma" w:cs="Tahoma"/>
+                <w:b/>
+                <w:bCs/>
+                <w:sz w:val="19"/>
+                <w:szCs w:val="19"/>
+              </w:rPr>
+              <w:t>of</w:t>
+            </w:r>
+            <w:proofErr w:type="spellEnd"/>
+            <w:r>
+              <w:rPr>
+                <w:rFonts w:ascii="Tahoma" w:hAnsi="Tahoma" w:cs="Tahoma"/>
+                <w:b/>
+                <w:bCs/>
+                <w:sz w:val="19"/>
+                <w:szCs w:val="19"/>
+              </w:rPr>
+              <w:t xml:space="preserve"> delivery</w:t>
+            </w:r>
+          </w:p>
+        </w:tc>
+        <w:tc>
+          <w:tcPr>
+            <w:tcW w:w="6560" w:type="dxa"/>
+            <w:tcBorders>
+              <w:top w:val="nil"/>
+              <w:left w:val="nil"/>
+              <w:bottom w:val="nil"/>
+              <w:right w:val="nil"/>
+            </w:tcBorders>
+          </w:tcPr>
+          <w:p>
+            <w:pPr>
+              <w:rPr>
+                <w:rFonts w:ascii="Tahoma" w:hAnsi="Tahoma" w:cs="Tahoma"/>
+              </w:rPr>
+            </w:pPr>
+            <w:r>
+              <w:rPr>
+                <w:rFonts w:ascii="Tahoma" w:hAnsi="Tahoma" w:cs="Tahoma"/>
+              </w:rPr>
+              <w:t>{{</w:t>
+            </w:r>
+            <w:proofErr w:type="spellStart"/>
+            <w:r>
+              <w:rPr>
+                <w:rFonts w:ascii="Tahoma" w:hAnsi="Tahoma" w:cs="Tahoma"/>
+              </w:rPr>
+              <w:t>lugar_entrega</w:t>
+            </w:r>
+            <w:proofErr w:type="spellEnd"/>
+            <w:r>
+              <w:rPr>
+                <w:rFonts w:ascii="Tahoma" w:hAnsi="Tahoma" w:cs="Tahoma"/>
+              </w:rPr>
+              <w:t>}}</w:t>
+            </w:r>
+          </w:p>
+        </w:tc>
+      </w:tr>
+      <w:tr>
+        <w:tc>
+          <w:tcPr>
+            <w:tcW w:w="2800" w:type="dxa"/>
+            <w:tcBorders>
+              <w:top w:val="nil"/>
+              <w:left w:val="nil"/>
+              <w:bottom w:val="nil"/>
+              <w:right w:val="nil"/>
+            </w:tcBorders>
+          </w:tcPr>
+          <w:p>
+            <w:pPr>
+              <w:rPr>
+                <w:rFonts w:ascii="Tahoma" w:hAnsi="Tahoma" w:cs="Tahoma"/>
+                <w:b/>
+                <w:bCs/>
+              </w:rPr>
+            </w:pPr>
+            <w:proofErr w:type="spellStart"/>
+            <w:r>
+              <w:rPr>
+                <w:rFonts w:ascii="Tahoma" w:hAnsi="Tahoma" w:cs="Tahoma"/>
+                <w:b/>
+                <w:bCs/>
+                <w:sz w:val="19"/>
+                <w:szCs w:val="19"/>
+              </w:rPr>
+              <w:t>Other</w:t>
+            </w:r>
+            <w:proofErr w:type="spellEnd"/>
+            <w:r>
+              <w:rPr>
+                <w:rFonts w:ascii="Tahoma" w:hAnsi="Tahoma" w:cs="Tahoma"/>
+                <w:b/>
+                <w:bCs/>
+              </w:rPr>
+              <w:t xml:space="preserve"> </w:t>
+            </w:r>
+            <w:r>
+              <w:rPr>
+                <w:rFonts w:ascii="Tahoma" w:hAnsi="Tahoma" w:cs="Tahoma"/>
+                <w:b/>
+                <w:bCs/>
+                <w:sz w:val="19"/>
+                <w:szCs w:val="19"/>
+              </w:rPr>
+              <w:t>expenses</w:t>
+            </w:r>
+          </w:p>
+          <w:p>
+            <w:pPr>
+              <w:rPr>
+                <w:rFonts w:ascii="Tahoma" w:hAnsi="Tahoma" w:cs="Tahoma"/>
+              </w:rPr>
+            </w:pPr>
+          </w:p>
+        </w:tc>
+        <w:tc>
+          <w:tcPr>
+            <w:tcW w:w="6560" w:type="dxa"/>
+            <w:tcBorders>
+              <w:top w:val="nil"/>
+              <w:left w:val="nil"/>
+              <w:bottom w:val="nil"/>
+              <w:right w:val="nil"/>
+            </w:tcBorders>
+          </w:tcPr>
+          <w:p>
+            <w:pPr>
+              <w:rPr>
+                <w:rFonts w:ascii="Tahoma" w:hAnsi="Tahoma" w:cs="Tahoma"/>
+              </w:rPr>
+            </w:pPr>
+            <w:r>
+              <w:rPr>
+                <w:rFonts w:ascii="Tahoma" w:hAnsi="Tahoma" w:cs="Tahoma"/>
+              </w:rPr>
+              <w:t>{{exp2}}</w:t>
+            </w:r>
+          </w:p>
+        </w:tc>
+      </w:tr>
+    </w:tbl>
+    <w:p>
+      <w:pPr>
+        <w:spacing w:before="360"/>
+        <w:rPr>
+          <w:rFonts w:ascii="Tahoma" w:hAnsi="Tahoma" w:cs="Tahoma"/>
+          <w:b/>
+          <w:bCs/>
+          <w:sz w:val="19"/>
+          <w:szCs w:val="19"/>
+        </w:rPr>
+      </w:pPr>
+      <w:r>
+        <w:rPr>
+          <w:rFonts w:ascii="Tahoma" w:hAnsi="Tahoma" w:cs="Tahoma"/>
+          <w:b/>
+          <w:bCs/>
+          <w:sz w:val="19"/>
+          <w:szCs w:val="19"/>
+        </w:rPr>
+        <w:t xml:space="preserve">{%p </w:t>
       </w:r>
       <w:proofErr w:type="spellStart"/>
       <w:r>
         <w:rPr>
           <w:rFonts w:ascii="Tahoma" w:hAnsi="Tahoma" w:cs="Tahoma"/>
-          <w:lang w:val="en-GB"/>
-        </w:rPr>
-        <w:t>notas</w:t>
+          <w:b/>
+          <w:bCs/>
+          <w:sz w:val="19"/>
+          <w:szCs w:val="19"/>
+        </w:rPr>
+        <w:t>if</w:t>
       </w:r>
       <w:proofErr w:type="spellEnd"/>
       <w:r>
         <w:rPr>
           <w:rFonts w:ascii="Tahoma" w:hAnsi="Tahoma" w:cs="Tahoma"/>
-          <w:lang w:val="en-GB"/>
-        </w:rPr>
-        <w:t>}}</w:t>
+          <w:b/>
+          <w:bCs/>
+          <w:sz w:val="19"/>
+          <w:szCs w:val="19"/>
+        </w:rPr>
+        <w:t xml:space="preserve"> notas %}</w:t>
       </w:r>
     </w:p>
     <w:p>
@@ -2206,15 +2902,131 @@
         <w:spacing w:before="360"/>
         <w:rPr>
           <w:rFonts w:ascii="Tahoma" w:hAnsi="Tahoma" w:cs="Tahoma"/>
-          <w:lang w:val="en-GB"/>
+          <w:b/>
+          <w:bCs/>
+          <w:sz w:val="19"/>
+          <w:szCs w:val="19"/>
         </w:rPr>
       </w:pPr>
       <w:r>
         <w:rPr>
           <w:rFonts w:ascii="Tahoma" w:hAnsi="Tahoma" w:cs="Tahoma"/>
-          <w:lang w:val="en-GB"/>
-        </w:rPr>
-        <w:t>Yours faithfully,</w:t>
+          <w:b/>
+          <w:bCs/>
+          <w:sz w:val="19"/>
+          <w:szCs w:val="19"/>
+        </w:rPr>
+        <w:t>NOTES:</w:t>
+      </w:r>
+    </w:p>
+    <w:p>
+      <w:pPr>
+        <w:spacing w:before="360"/>
+        <w:rPr>
+          <w:rFonts w:ascii="Tahoma" w:hAnsi="Tahoma" w:cs="Tahoma"/>
+          <w:sz w:val="19"/>
+          <w:szCs w:val="19"/>
+        </w:rPr>
+      </w:pPr>
+      <w:r>
+        <w:rPr>
+          <w:rFonts w:ascii="Tahoma" w:hAnsi="Tahoma" w:cs="Tahoma"/>
+          <w:sz w:val="19"/>
+          <w:szCs w:val="19"/>
+        </w:rPr>
+        <w:t>{{notas}}</w:t>
+      </w:r>
+    </w:p>
+    <w:p>
+      <w:pPr>
+        <w:spacing w:before="360"/>
+        <w:rPr>
+          <w:rFonts w:ascii="Tahoma" w:hAnsi="Tahoma" w:cs="Tahoma"/>
+          <w:b/>
+          <w:bCs/>
+          <w:sz w:val="19"/>
+          <w:szCs w:val="19"/>
+        </w:rPr>
+      </w:pPr>
+      <w:r>
+        <w:rPr>
+          <w:rFonts w:ascii="Tahoma" w:hAnsi="Tahoma" w:cs="Tahoma"/>
+          <w:b/>
+          <w:bCs/>
+          <w:sz w:val="19"/>
+          <w:szCs w:val="19"/>
+        </w:rPr>
+        <w:t xml:space="preserve">{%p </w:t>
+      </w:r>
+      <w:proofErr w:type="spellStart"/>
+      <w:r>
+        <w:rPr>
+          <w:rFonts w:ascii="Tahoma" w:hAnsi="Tahoma" w:cs="Tahoma"/>
+          <w:b/>
+          <w:bCs/>
+          <w:sz w:val="19"/>
+          <w:szCs w:val="19"/>
+        </w:rPr>
+        <w:t>endif</w:t>
+      </w:r>
+      <w:proofErr w:type="spellEnd"/>
+      <w:r>
+        <w:rPr>
+          <w:rFonts w:ascii="Tahoma" w:hAnsi="Tahoma" w:cs="Tahoma"/>
+          <w:b/>
+          <w:bCs/>
+          <w:sz w:val="19"/>
+          <w:szCs w:val="19"/>
+        </w:rPr>
+        <w:t xml:space="preserve"> %}</w:t>
+      </w:r>
+    </w:p>
+    <w:p>
+      <w:pPr>
+        <w:spacing w:before="360"/>
+        <w:rPr>
+          <w:rFonts w:ascii="Tahoma" w:hAnsi="Tahoma" w:cs="Tahoma"/>
+          <w:b/>
+          <w:bCs/>
+          <w:sz w:val="19"/>
+          <w:szCs w:val="19"/>
+        </w:rPr>
+      </w:pPr>
+    </w:p>
+    <w:p>
+      <w:pPr>
+        <w:spacing w:before="360"/>
+        <w:rPr>
+          <w:rFonts w:ascii="Tahoma" w:hAnsi="Tahoma" w:cs="Tahoma"/>
+        </w:rPr>
+      </w:pPr>
+      <w:proofErr w:type="spellStart"/>
+      <w:r>
+        <w:rPr>
+          <w:rFonts w:ascii="Tahoma" w:hAnsi="Tahoma" w:cs="Tahoma"/>
+        </w:rPr>
+        <w:t>Yours</w:t>
+      </w:r>
+      <w:proofErr w:type="spellEnd"/>
+      <w:r>
+        <w:rPr>
+          <w:rFonts w:ascii="Tahoma" w:hAnsi="Tahoma" w:cs="Tahoma"/>
+        </w:rPr>
+        <w:t xml:space="preserve"> </w:t>
+      </w:r>
+      <w:proofErr w:type="spellStart"/>
+      <w:r>
+        <w:rPr>
+          <w:rFonts w:ascii="Tahoma" w:hAnsi="Tahoma" w:cs="Tahoma"/>
+        </w:rPr>
+        <w:t>faithfully</w:t>
+      </w:r>
+      <w:proofErr w:type="spellEnd"/>
+      <w:r>
+        <w:rPr>
+          <w:rFonts w:ascii="Tahoma" w:hAnsi="Tahoma" w:cs="Tahoma"/>
+        </w:rPr>
+        <w:t>,</w:t>
       </w:r>
     </w:p>
     <w:p>
@@ -2222,7 +3034,6 @@
         <w:spacing w:before="300"/>
         <w:rPr>
           <w:rFonts w:ascii="Tahoma" w:hAnsi="Tahoma" w:cs="Tahoma"/>
-          <w:lang w:val="en-GB"/>
         </w:rPr>
       </w:pPr>
       <w:r>
@@ -2230,42 +3041,19 @@
           <w:rFonts w:ascii="Tahoma" w:hAnsi="Tahoma" w:cs="Tahoma"/>
           <w:b/>
           <w:bCs/>
-          <w:lang w:val="en-GB"/>
-        </w:rPr>
-        <w:t>{{</w:t>
-      </w:r>
-      <w:proofErr w:type="spellStart"/>
-      <w:r>
-        <w:rPr>
-          <w:rFonts w:ascii="Tahoma" w:hAnsi="Tahoma" w:cs="Tahoma"/>
-          <w:b/>
-          <w:bCs/>
-          <w:lang w:val="en-GB"/>
-        </w:rPr>
-        <w:t>firmante</w:t>
-      </w:r>
-      <w:proofErr w:type="spellEnd"/>
-      <w:r>
-        <w:rPr>
-          <w:rFonts w:ascii="Tahoma" w:hAnsi="Tahoma" w:cs="Tahoma"/>
-          <w:b/>
-          <w:bCs/>
-          <w:lang w:val="en-GB"/>
-        </w:rPr>
-        <w:t>}}</w:t>
+        </w:rPr>
+        <w:t>{{firmante}}</w:t>
       </w:r>
     </w:p>
     <w:p>
       <w:pPr>
         <w:rPr>
           <w:rFonts w:ascii="Tahoma" w:hAnsi="Tahoma" w:cs="Tahoma"/>
-          <w:lang w:val="en-GB"/>
         </w:rPr>
       </w:pPr>
       <w:r>
         <w:rPr>
           <w:rFonts w:ascii="Tahoma" w:hAnsi="Tahoma" w:cs="Tahoma"/>
-          <w:lang w:val="en-GB"/>
         </w:rPr>
         <w:t xml:space="preserve">{{cargo}} – </w:t>
       </w:r>
@@ -2273,7 +3061,6 @@
       <w:r>
         <w:rPr>
           <w:rFonts w:ascii="Tahoma" w:hAnsi="Tahoma" w:cs="Tahoma"/>
-          <w:lang w:val="en-GB"/>
         </w:rPr>
         <w:t>Proios</w:t>
       </w:r>
@@ -2281,7 +3068,6 @@
       <w:r>
         <w:rPr>
           <w:rFonts w:ascii="Tahoma" w:hAnsi="Tahoma" w:cs="Tahoma"/>
-          <w:lang w:val="en-GB"/>
         </w:rPr>
         <w:t xml:space="preserve"> S.A.</w:t>
       </w:r>
@@ -2313,10 +3099,9 @@
         <w:t>}}</w:t>
       </w:r>
     </w:p>
-    <w:p/>
     <w:sectPr>
-      <w:headerReference w:type="default" r:id="rId7"/>
-      <w:footerReference w:type="default" r:id="rId8"/>
+      <w:headerReference w:type="default" r:id="rId8"/>
+      <w:footerReference w:type="default" r:id="rId9"/>
       <w:pgSz w:w="12240" w:h="15840"/>
       <w:pgMar w:top="1180" w:right="1440" w:bottom="1180" w:left="1440" w:header="708" w:footer="708" w:gutter="0"/>
       <w:cols w:space="720"/>
@@ -2356,12 +3141,53 @@
         <w:tab w:val="right" w:pos="9360"/>
       </w:tabs>
     </w:pPr>
+    <w:proofErr w:type="spellStart"/>
     <w:r>
       <w:rPr>
         <w:sz w:val="14"/>
         <w:szCs w:val="14"/>
       </w:rPr>
-      <w:t>Proios S.A. · Comodoro Pedro Zanni 351, 5th Fl. – 503 LN, Buenos Aires (C1104</w:t>
+      <w:t>Proios</w:t>
+    </w:r>
+    <w:proofErr w:type="spellEnd"/>
+    <w:r>
+      <w:rPr>
+        <w:sz w:val="14"/>
+        <w:szCs w:val="14"/>
+      </w:rPr>
+      <w:t xml:space="preserve"> S.A. · Comodoro Pedro </w:t>
+    </w:r>
+    <w:proofErr w:type="spellStart"/>
+    <w:r>
+      <w:rPr>
+        <w:sz w:val="14"/>
+        <w:szCs w:val="14"/>
+      </w:rPr>
+      <w:t>Zanni</w:t>
+    </w:r>
+    <w:proofErr w:type="spellEnd"/>
+    <w:r>
+      <w:rPr>
+        <w:sz w:val="14"/>
+        <w:szCs w:val="14"/>
+      </w:rPr>
+      <w:t xml:space="preserve"> 351, 5th </w:t>
+    </w:r>
+    <w:proofErr w:type="spellStart"/>
+    <w:r>
+      <w:rPr>
+        <w:sz w:val="14"/>
+        <w:szCs w:val="14"/>
+      </w:rPr>
+      <w:t>Fl</w:t>
+    </w:r>
+    <w:proofErr w:type="spellEnd"/>
+    <w:r>
+      <w:rPr>
+        <w:sz w:val="14"/>
+        <w:szCs w:val="14"/>
+      </w:rPr>
+      <w:t>. – 503 LN, Buenos Aires (C1104</w:t>
     </w:r>
     <w:proofErr w:type="gramStart"/>
     <w:r>
@@ -3346,6 +4172,38 @@
     <w:uiPriority w:val="99"/>
     <w:rsid w:val="00304229"/>
   </w:style>
+  <w:style w:type="table" w:styleId="Tablaconcuadrcula">
+    <w:name w:val="Table Grid"/>
+    <w:basedOn w:val="Tablanormal"/>
+    <w:uiPriority w:val="39"/>
+    <w:rsid w:val="00133072"/>
+    <w:tblPr>
+      <w:tblBorders>
+        <w:top w:val="single" w:sz="4" w:space="0" w:color="auto"/>
+        <w:left w:val="single" w:sz="4" w:space="0" w:color="auto"/>
+        <w:bottom w:val="single" w:sz="4" w:space="0" w:color="auto"/>
+        <w:right w:val="single" w:sz="4" w:space="0" w:color="auto"/>
+        <w:insideH w:val="single" w:sz="4" w:space="0" w:color="auto"/>
+        <w:insideV w:val="single" w:sz="4" w:space="0" w:color="auto"/>
+      </w:tblBorders>
+    </w:tblPr>
+  </w:style>
+  <w:style w:type="table" w:styleId="Tablaconcuadrculaclara">
+    <w:name w:val="Grid Table Light"/>
+    <w:basedOn w:val="Tablanormal"/>
+    <w:uiPriority w:val="40"/>
+    <w:rsid w:val="00832BAB"/>
+    <w:tblPr>
+      <w:tblBorders>
+        <w:top w:val="single" w:sz="4" w:space="0" w:color="BFBFBF" w:themeColor="background1" w:themeShade="BF"/>
+        <w:left w:val="single" w:sz="4" w:space="0" w:color="BFBFBF" w:themeColor="background1" w:themeShade="BF"/>
+        <w:bottom w:val="single" w:sz="4" w:space="0" w:color="BFBFBF" w:themeColor="background1" w:themeShade="BF"/>
+        <w:right w:val="single" w:sz="4" w:space="0" w:color="BFBFBF" w:themeColor="background1" w:themeShade="BF"/>
+        <w:insideH w:val="single" w:sz="4" w:space="0" w:color="BFBFBF" w:themeColor="background1" w:themeShade="BF"/>
+        <w:insideV w:val="single" w:sz="4" w:space="0" w:color="BFBFBF" w:themeColor="background1" w:themeShade="BF"/>
+      </w:tblBorders>
+    </w:tblPr>
+  </w:style>
 </w:styles>
 </file>
 
@@ -3662,4 +4520,16 @@
     </a:ext>
   </a:extLst>
 </a:theme>
+</file>
+
+<file path=customXml/item1.xml><?xml version="1.0" encoding="utf-8"?>
+<b:Sources xmlns:b="http://schemas.openxmlformats.org/officeDocument/2006/bibliography" xmlns="http://schemas.openxmlformats.org/officeDocument/2006/bibliography" SelectedStyle="\APASixthEditionOfficeOnline.xsl" StyleName="APA" Version="6"/>
+</file>
+
+<file path=customXml/itemProps1.xml><?xml version="1.0" encoding="utf-8"?>
+<ds:datastoreItem xmlns:ds="http://schemas.openxmlformats.org/officeDocument/2006/customXml" ds:itemID="{68B746EE-A6C8-4BB5-9D2F-49B943E11D8A}">
+  <ds:schemaRefs>
+    <ds:schemaRef ds:uri="http://schemas.openxmlformats.org/officeDocument/2006/bibliography"/>
+  </ds:schemaRefs>
+</ds:datastoreItem>
 </file>
--- a/backend/apps/operaciones/templates/Proios_Quotation_Quimicos_TEMPLATE_EN.docx
+++ b/backend/apps/operaciones/templates/Proios_Quotation_Quimicos_TEMPLATE_EN.docx
@@ -79,19 +79,11 @@
                 <w:rFonts w:ascii="Tahoma" w:hAnsi="Tahoma" w:cs="Tahoma"/>
               </w:rPr>
             </w:pPr>
-            <w:proofErr w:type="spellStart"/>
-            <w:r>
-              <w:rPr>
-                <w:rFonts w:ascii="Tahoma" w:hAnsi="Tahoma" w:cs="Tahoma"/>
-              </w:rPr>
-              <w:t>Proios</w:t>
-            </w:r>
-            <w:proofErr w:type="spellEnd"/>
-            <w:r>
-              <w:rPr>
-                <w:rFonts w:ascii="Tahoma" w:hAnsi="Tahoma" w:cs="Tahoma"/>
-              </w:rPr>
-              <w:t xml:space="preserve"> S.A.</w:t>
+            <w:r>
+              <w:rPr>
+                <w:rFonts w:ascii="Tahoma" w:hAnsi="Tahoma" w:cs="Tahoma"/>
+              </w:rPr>
+              <w:t>Proios S.A.</w:t>
             </w:r>
           </w:p>
           <w:p>
@@ -119,35 +111,7 @@
               <w:rPr>
                 <w:rFonts w:ascii="Tahoma" w:hAnsi="Tahoma" w:cs="Tahoma"/>
               </w:rPr>
-              <w:t xml:space="preserve">Comodoro Pedro </w:t>
-            </w:r>
-            <w:proofErr w:type="spellStart"/>
-            <w:r>
-              <w:rPr>
-                <w:rFonts w:ascii="Tahoma" w:hAnsi="Tahoma" w:cs="Tahoma"/>
-              </w:rPr>
-              <w:t>Zanni</w:t>
-            </w:r>
-            <w:proofErr w:type="spellEnd"/>
-            <w:r>
-              <w:rPr>
-                <w:rFonts w:ascii="Tahoma" w:hAnsi="Tahoma" w:cs="Tahoma"/>
-              </w:rPr>
-              <w:t xml:space="preserve"> 351, 5th </w:t>
-            </w:r>
-            <w:proofErr w:type="spellStart"/>
-            <w:r>
-              <w:rPr>
-                <w:rFonts w:ascii="Tahoma" w:hAnsi="Tahoma" w:cs="Tahoma"/>
-              </w:rPr>
-              <w:t>Fl</w:t>
-            </w:r>
-            <w:proofErr w:type="spellEnd"/>
-            <w:r>
-              <w:rPr>
-                <w:rFonts w:ascii="Tahoma" w:hAnsi="Tahoma" w:cs="Tahoma"/>
-              </w:rPr>
-              <w:t>. – 503 LN (C1104AAH)</w:t>
+              <w:t>Comodoro Pedro Zanni 351, 5th Fl. – 503 LN (C1104AAH)</w:t>
             </w:r>
           </w:p>
           <w:p>
@@ -217,39 +181,17 @@
                 <w:rFonts w:ascii="Tahoma" w:hAnsi="Tahoma" w:cs="Tahoma"/>
               </w:rPr>
             </w:pPr>
-            <w:proofErr w:type="spellStart"/>
-            <w:r>
-              <w:rPr>
-                <w:rFonts w:ascii="Tahoma" w:hAnsi="Tahoma" w:cs="Tahoma"/>
-              </w:rPr>
-              <w:t>Attn</w:t>
-            </w:r>
-            <w:proofErr w:type="spellEnd"/>
-            <w:r>
-              <w:rPr>
-                <w:rFonts w:ascii="Tahoma" w:hAnsi="Tahoma" w:cs="Tahoma"/>
-              </w:rPr>
-              <w:t xml:space="preserve">: </w:t>
-            </w:r>
-            <w:r>
-              <w:rPr>
-                <w:rFonts w:ascii="Tahoma" w:hAnsi="Tahoma" w:cs="Tahoma"/>
-              </w:rPr>
-              <w:t>{{</w:t>
-            </w:r>
-            <w:proofErr w:type="spellStart"/>
-            <w:r>
-              <w:rPr>
-                <w:rFonts w:ascii="Tahoma" w:hAnsi="Tahoma" w:cs="Tahoma"/>
-              </w:rPr>
-              <w:t>atencion</w:t>
-            </w:r>
-            <w:proofErr w:type="spellEnd"/>
-            <w:r>
-              <w:rPr>
-                <w:rFonts w:ascii="Tahoma" w:hAnsi="Tahoma" w:cs="Tahoma"/>
-              </w:rPr>
-              <w:t>}}</w:t>
+            <w:r>
+              <w:rPr>
+                <w:rFonts w:ascii="Tahoma" w:hAnsi="Tahoma" w:cs="Tahoma"/>
+              </w:rPr>
+              <w:t xml:space="preserve">Attn: </w:t>
+            </w:r>
+            <w:r>
+              <w:rPr>
+                <w:rFonts w:ascii="Tahoma" w:hAnsi="Tahoma" w:cs="Tahoma"/>
+              </w:rPr>
+              <w:t>{{atencion}}</w:t>
             </w:r>
           </w:p>
         </w:tc>
@@ -271,7 +213,6 @@
               <w:spacing w:after="70"/>
               <w:rPr>
                 <w:rFonts w:ascii="Tahoma" w:hAnsi="Tahoma" w:cs="Tahoma"/>
-                <w:lang w:val="en-GB"/>
               </w:rPr>
             </w:pPr>
             <w:r>
@@ -279,32 +220,99 @@
                 <w:rFonts w:ascii="Tahoma" w:hAnsi="Tahoma" w:cs="Tahoma"/>
                 <w:b/>
                 <w:bCs/>
+              </w:rPr>
+              <w:t>QUOTATION</w:t>
+            </w:r>
+          </w:p>
+          <w:p>
+            <w:pPr>
+              <w:spacing w:after="20"/>
+              <w:rPr>
+                <w:rFonts w:ascii="Tahoma" w:hAnsi="Tahoma" w:cs="Tahoma"/>
+              </w:rPr>
+            </w:pPr>
+            <w:r>
+              <w:rPr>
+                <w:rFonts w:ascii="Tahoma" w:hAnsi="Tahoma" w:cs="Tahoma"/>
+              </w:rPr>
+              <w:t xml:space="preserve">No.  </w:t>
+            </w:r>
+            <w:r>
+              <w:rPr>
+                <w:rFonts w:ascii="Tahoma" w:eastAsia="Consolas" w:hAnsi="Tahoma" w:cs="Tahoma"/>
+              </w:rPr>
+              <w:t>{{ref}}</w:t>
+            </w:r>
+          </w:p>
+          <w:p>
+            <w:pPr>
+              <w:spacing w:after="20"/>
+              <w:rPr>
+                <w:rFonts w:ascii="Tahoma" w:hAnsi="Tahoma" w:cs="Tahoma"/>
+              </w:rPr>
+            </w:pPr>
+            <w:r>
+              <w:rPr>
+                <w:rFonts w:ascii="Tahoma" w:hAnsi="Tahoma" w:cs="Tahoma"/>
+              </w:rPr>
+              <w:t>Date  {{fecha}}</w:t>
+            </w:r>
+          </w:p>
+          <w:p>
+            <w:pPr>
+              <w:spacing w:after="20"/>
+              <w:rPr>
+                <w:rFonts w:ascii="Tahoma" w:hAnsi="Tahoma" w:cs="Tahoma"/>
+              </w:rPr>
+            </w:pPr>
+            <w:r>
+              <w:rPr>
+                <w:rFonts w:ascii="Tahoma" w:hAnsi="Tahoma" w:cs="Tahoma"/>
+              </w:rPr>
+              <w:t>Valid  {{validez}}</w:t>
+            </w:r>
+          </w:p>
+          <w:p>
+            <w:pPr>
+              <w:spacing w:after="20"/>
+              <w:rPr>
+                <w:rFonts w:ascii="Tahoma" w:hAnsi="Tahoma" w:cs="Tahoma"/>
+              </w:rPr>
+            </w:pPr>
+            <w:r>
+              <w:rPr>
+                <w:rFonts w:ascii="Tahoma" w:hAnsi="Tahoma" w:cs="Tahoma"/>
+              </w:rPr>
+              <w:t xml:space="preserve">Vessel  </w:t>
+            </w:r>
+            <w:r>
+              <w:rPr>
+                <w:rFonts w:ascii="Tahoma" w:eastAsia="Consolas" w:hAnsi="Tahoma" w:cs="Tahoma"/>
+              </w:rPr>
+              <w:t>{{buque}}</w:t>
+            </w:r>
+          </w:p>
+          <w:p>
+            <w:pPr>
+              <w:spacing w:after="20"/>
+              <w:rPr>
+                <w:rFonts w:ascii="Tahoma" w:hAnsi="Tahoma" w:cs="Tahoma"/>
                 <w:lang w:val="en-GB"/>
               </w:rPr>
-              <w:t>QUOTATION</w:t>
-            </w:r>
-          </w:p>
-          <w:p>
-            <w:pPr>
-              <w:spacing w:after="20"/>
+            </w:pPr>
+            <w:r>
               <w:rPr>
                 <w:rFonts w:ascii="Tahoma" w:hAnsi="Tahoma" w:cs="Tahoma"/>
                 <w:lang w:val="en-GB"/>
               </w:rPr>
-            </w:pPr>
-            <w:r>
-              <w:rPr>
-                <w:rFonts w:ascii="Tahoma" w:hAnsi="Tahoma" w:cs="Tahoma"/>
-                <w:lang w:val="en-GB"/>
-              </w:rPr>
-              <w:t xml:space="preserve">No.  </w:t>
+              <w:t xml:space="preserve">Location  </w:t>
             </w:r>
             <w:r>
               <w:rPr>
                 <w:rFonts w:ascii="Tahoma" w:eastAsia="Consolas" w:hAnsi="Tahoma" w:cs="Tahoma"/>
                 <w:lang w:val="en-GB"/>
               </w:rPr>
-              <w:t>{{ref}}</w:t>
+              <w:t>{{ubicacion}}</w:t>
             </w:r>
           </w:p>
           <w:p>
@@ -312,205 +320,19 @@
               <w:spacing w:after="20"/>
               <w:rPr>
                 <w:rFonts w:ascii="Tahoma" w:hAnsi="Tahoma" w:cs="Tahoma"/>
-                <w:lang w:val="en-GB"/>
-              </w:rPr>
-            </w:pPr>
-            <w:proofErr w:type="gramStart"/>
-            <w:r>
-              <w:rPr>
-                <w:rFonts w:ascii="Tahoma" w:hAnsi="Tahoma" w:cs="Tahoma"/>
-                <w:lang w:val="en-GB"/>
-              </w:rPr>
-              <w:t>Date  {</w:t>
-            </w:r>
-            <w:proofErr w:type="gramEnd"/>
-            <w:r>
-              <w:rPr>
-                <w:rFonts w:ascii="Tahoma" w:hAnsi="Tahoma" w:cs="Tahoma"/>
-                <w:lang w:val="en-GB"/>
-              </w:rPr>
-              <w:t>{</w:t>
-            </w:r>
-            <w:proofErr w:type="spellStart"/>
-            <w:r>
-              <w:rPr>
-                <w:rFonts w:ascii="Tahoma" w:hAnsi="Tahoma" w:cs="Tahoma"/>
-                <w:lang w:val="en-GB"/>
-              </w:rPr>
-              <w:t>fecha</w:t>
-            </w:r>
-            <w:proofErr w:type="spellEnd"/>
-            <w:r>
-              <w:rPr>
-                <w:rFonts w:ascii="Tahoma" w:hAnsi="Tahoma" w:cs="Tahoma"/>
-                <w:lang w:val="en-GB"/>
-              </w:rPr>
-              <w:t>}}</w:t>
-            </w:r>
-          </w:p>
-          <w:p>
-            <w:pPr>
-              <w:spacing w:after="20"/>
-              <w:rPr>
-                <w:rFonts w:ascii="Tahoma" w:hAnsi="Tahoma" w:cs="Tahoma"/>
-                <w:lang w:val="en-GB"/>
-              </w:rPr>
-            </w:pPr>
-            <w:proofErr w:type="gramStart"/>
-            <w:r>
-              <w:rPr>
-                <w:rFonts w:ascii="Tahoma" w:hAnsi="Tahoma" w:cs="Tahoma"/>
-                <w:lang w:val="en-GB"/>
-              </w:rPr>
-              <w:t>Valid  {</w:t>
-            </w:r>
-            <w:proofErr w:type="gramEnd"/>
-            <w:r>
-              <w:rPr>
-                <w:rFonts w:ascii="Tahoma" w:hAnsi="Tahoma" w:cs="Tahoma"/>
-                <w:lang w:val="en-GB"/>
-              </w:rPr>
-              <w:t>{</w:t>
-            </w:r>
-            <w:proofErr w:type="spellStart"/>
-            <w:r>
-              <w:rPr>
-                <w:rFonts w:ascii="Tahoma" w:hAnsi="Tahoma" w:cs="Tahoma"/>
-                <w:lang w:val="en-GB"/>
-              </w:rPr>
-              <w:t>validez</w:t>
-            </w:r>
-            <w:proofErr w:type="spellEnd"/>
-            <w:r>
-              <w:rPr>
-                <w:rFonts w:ascii="Tahoma" w:hAnsi="Tahoma" w:cs="Tahoma"/>
-                <w:lang w:val="en-GB"/>
-              </w:rPr>
-              <w:t>}}</w:t>
-            </w:r>
-          </w:p>
-          <w:p>
-            <w:pPr>
-              <w:spacing w:after="20"/>
-              <w:rPr>
-                <w:rFonts w:ascii="Tahoma" w:hAnsi="Tahoma" w:cs="Tahoma"/>
-                <w:lang w:val="en-GB"/>
-              </w:rPr>
-            </w:pPr>
-            <w:proofErr w:type="gramStart"/>
-            <w:r>
-              <w:rPr>
-                <w:rFonts w:ascii="Tahoma" w:hAnsi="Tahoma" w:cs="Tahoma"/>
-                <w:lang w:val="en-GB"/>
-              </w:rPr>
-              <w:t xml:space="preserve">Vessel  </w:t>
+              </w:rPr>
+            </w:pPr>
+            <w:r>
+              <w:rPr>
+                <w:rFonts w:ascii="Tahoma" w:hAnsi="Tahoma" w:cs="Tahoma"/>
+              </w:rPr>
+              <w:t xml:space="preserve">ETA  </w:t>
             </w:r>
             <w:r>
               <w:rPr>
                 <w:rFonts w:ascii="Tahoma" w:eastAsia="Consolas" w:hAnsi="Tahoma" w:cs="Tahoma"/>
-                <w:lang w:val="en-GB"/>
-              </w:rPr>
-              <w:t>{</w:t>
-            </w:r>
-            <w:proofErr w:type="gramEnd"/>
-            <w:r>
-              <w:rPr>
-                <w:rFonts w:ascii="Tahoma" w:eastAsia="Consolas" w:hAnsi="Tahoma" w:cs="Tahoma"/>
-                <w:lang w:val="en-GB"/>
-              </w:rPr>
-              <w:t>{</w:t>
-            </w:r>
-            <w:proofErr w:type="spellStart"/>
-            <w:r>
-              <w:rPr>
-                <w:rFonts w:ascii="Tahoma" w:eastAsia="Consolas" w:hAnsi="Tahoma" w:cs="Tahoma"/>
-                <w:lang w:val="en-GB"/>
-              </w:rPr>
-              <w:t>buque</w:t>
-            </w:r>
-            <w:proofErr w:type="spellEnd"/>
-            <w:r>
-              <w:rPr>
-                <w:rFonts w:ascii="Tahoma" w:eastAsia="Consolas" w:hAnsi="Tahoma" w:cs="Tahoma"/>
-                <w:lang w:val="en-GB"/>
-              </w:rPr>
-              <w:t>}}</w:t>
-            </w:r>
-          </w:p>
-          <w:p>
-            <w:pPr>
-              <w:spacing w:after="20"/>
-              <w:rPr>
-                <w:rFonts w:ascii="Tahoma" w:hAnsi="Tahoma" w:cs="Tahoma"/>
-                <w:lang w:val="en-GB"/>
-              </w:rPr>
-            </w:pPr>
-            <w:proofErr w:type="gramStart"/>
-            <w:r>
-              <w:rPr>
-                <w:rFonts w:ascii="Tahoma" w:hAnsi="Tahoma" w:cs="Tahoma"/>
-                <w:lang w:val="en-GB"/>
-              </w:rPr>
-              <w:t xml:space="preserve">Location  </w:t>
-            </w:r>
-            <w:r>
-              <w:rPr>
-                <w:rFonts w:ascii="Tahoma" w:eastAsia="Consolas" w:hAnsi="Tahoma" w:cs="Tahoma"/>
-                <w:lang w:val="en-GB"/>
-              </w:rPr>
-              <w:t>{</w:t>
-            </w:r>
-            <w:proofErr w:type="gramEnd"/>
-            <w:r>
-              <w:rPr>
-                <w:rFonts w:ascii="Tahoma" w:eastAsia="Consolas" w:hAnsi="Tahoma" w:cs="Tahoma"/>
-                <w:lang w:val="en-GB"/>
-              </w:rPr>
-              <w:t>{</w:t>
-            </w:r>
-            <w:proofErr w:type="spellStart"/>
-            <w:r>
-              <w:rPr>
-                <w:rFonts w:ascii="Tahoma" w:eastAsia="Consolas" w:hAnsi="Tahoma" w:cs="Tahoma"/>
-                <w:lang w:val="en-GB"/>
-              </w:rPr>
-              <w:t>ubicacion</w:t>
-            </w:r>
-            <w:proofErr w:type="spellEnd"/>
-            <w:r>
-              <w:rPr>
-                <w:rFonts w:ascii="Tahoma" w:eastAsia="Consolas" w:hAnsi="Tahoma" w:cs="Tahoma"/>
-                <w:lang w:val="en-GB"/>
-              </w:rPr>
-              <w:t>}}</w:t>
-            </w:r>
-          </w:p>
-          <w:p>
-            <w:pPr>
-              <w:spacing w:after="20"/>
-              <w:rPr>
-                <w:rFonts w:ascii="Tahoma" w:hAnsi="Tahoma" w:cs="Tahoma"/>
-              </w:rPr>
-            </w:pPr>
-            <w:proofErr w:type="gramStart"/>
-            <w:r>
-              <w:rPr>
-                <w:rFonts w:ascii="Tahoma" w:hAnsi="Tahoma" w:cs="Tahoma"/>
-              </w:rPr>
-              <w:t xml:space="preserve">ETA  </w:t>
-            </w:r>
-            <w:r>
-              <w:rPr>
-                <w:rFonts w:ascii="Tahoma" w:eastAsia="Consolas" w:hAnsi="Tahoma" w:cs="Tahoma"/>
-              </w:rPr>
-              <w:t>{</w:t>
-            </w:r>
-            <w:proofErr w:type="gramEnd"/>
-            <w:r>
-              <w:rPr>
-                <w:rFonts w:ascii="Tahoma" w:eastAsia="Consolas" w:hAnsi="Tahoma" w:cs="Tahoma"/>
-              </w:rPr>
-              <w:t>{eta}}</w:t>
+              </w:rPr>
+              <w:t>{{eta}}</w:t>
             </w:r>
           </w:p>
         </w:tc>
@@ -611,7 +433,6 @@
                 <w:rFonts w:ascii="Tahoma" w:hAnsi="Tahoma" w:cs="Tahoma"/>
               </w:rPr>
             </w:pPr>
-            <w:proofErr w:type="spellStart"/>
             <w:r>
               <w:rPr>
                 <w:rFonts w:ascii="Tahoma" w:hAnsi="Tahoma" w:cs="Tahoma"/>
@@ -632,7 +453,6 @@
               </w:rPr>
               <w:t>tion</w:t>
             </w:r>
-            <w:proofErr w:type="spellEnd"/>
           </w:p>
         </w:tc>
         <w:tc>
@@ -655,7 +475,6 @@
                 <w:rFonts w:ascii="Tahoma" w:hAnsi="Tahoma" w:cs="Tahoma"/>
               </w:rPr>
             </w:pPr>
-            <w:proofErr w:type="spellStart"/>
             <w:r>
               <w:rPr>
                 <w:rFonts w:ascii="Tahoma" w:hAnsi="Tahoma" w:cs="Tahoma"/>
@@ -664,9 +483,30 @@
                 <w:sz w:val="17"/>
                 <w:szCs w:val="17"/>
               </w:rPr>
-              <w:t>Qty</w:t>
-            </w:r>
-            <w:proofErr w:type="spellEnd"/>
+              <w:t>Qty.</w:t>
+            </w:r>
+          </w:p>
+        </w:tc>
+        <w:tc>
+          <w:tcPr>
+            <w:tcW w:w="1276" w:type="dxa"/>
+            <w:tcBorders>
+              <w:bottom w:val="single" w:sz="10" w:space="0" w:color="1394B1"/>
+            </w:tcBorders>
+            <w:tcMar>
+              <w:top w:w="70" w:type="dxa"/>
+              <w:left w:w="0" w:type="dxa"/>
+              <w:bottom w:w="70" w:type="dxa"/>
+              <w:right w:w="140" w:type="dxa"/>
+            </w:tcMar>
+          </w:tcPr>
+          <w:p>
+            <w:pPr>
+              <w:jc w:val="center"/>
+              <w:rPr>
+                <w:rFonts w:ascii="Tahoma" w:hAnsi="Tahoma" w:cs="Tahoma"/>
+              </w:rPr>
+            </w:pPr>
             <w:r>
               <w:rPr>
                 <w:rFonts w:ascii="Tahoma" w:hAnsi="Tahoma" w:cs="Tahoma"/>
@@ -675,13 +515,13 @@
                 <w:sz w:val="17"/>
                 <w:szCs w:val="17"/>
               </w:rPr>
-              <w:t>.</w:t>
-            </w:r>
-          </w:p>
-        </w:tc>
-        <w:tc>
-          <w:tcPr>
-            <w:tcW w:w="1276" w:type="dxa"/>
+              <w:t>Unit</w:t>
+            </w:r>
+          </w:p>
+        </w:tc>
+        <w:tc>
+          <w:tcPr>
+            <w:tcW w:w="1701" w:type="dxa"/>
             <w:tcBorders>
               <w:bottom w:val="single" w:sz="10" w:space="0" w:color="1394B1"/>
             </w:tcBorders>
@@ -694,12 +534,11 @@
           </w:tcPr>
           <w:p>
             <w:pPr>
-              <w:jc w:val="center"/>
-              <w:rPr>
-                <w:rFonts w:ascii="Tahoma" w:hAnsi="Tahoma" w:cs="Tahoma"/>
-              </w:rPr>
-            </w:pPr>
-            <w:proofErr w:type="spellStart"/>
+              <w:jc w:val="right"/>
+              <w:rPr>
+                <w:rFonts w:ascii="Tahoma" w:hAnsi="Tahoma" w:cs="Tahoma"/>
+              </w:rPr>
+            </w:pPr>
             <w:r>
               <w:rPr>
                 <w:rFonts w:ascii="Tahoma" w:hAnsi="Tahoma" w:cs="Tahoma"/>
@@ -708,14 +547,13 @@
                 <w:sz w:val="17"/>
                 <w:szCs w:val="17"/>
               </w:rPr>
-              <w:t>Unit</w:t>
-            </w:r>
-            <w:proofErr w:type="spellEnd"/>
-          </w:p>
-        </w:tc>
-        <w:tc>
-          <w:tcPr>
-            <w:tcW w:w="1701" w:type="dxa"/>
+              <w:t>Unit Price</w:t>
+            </w:r>
+          </w:p>
+        </w:tc>
+        <w:tc>
+          <w:tcPr>
+            <w:tcW w:w="1843" w:type="dxa"/>
             <w:tcBorders>
               <w:bottom w:val="single" w:sz="10" w:space="0" w:color="1394B1"/>
             </w:tcBorders>
@@ -733,7 +571,6 @@
                 <w:rFonts w:ascii="Tahoma" w:hAnsi="Tahoma" w:cs="Tahoma"/>
               </w:rPr>
             </w:pPr>
-            <w:proofErr w:type="spellStart"/>
             <w:r>
               <w:rPr>
                 <w:rFonts w:ascii="Tahoma" w:hAnsi="Tahoma" w:cs="Tahoma"/>
@@ -742,53 +579,8 @@
                 <w:sz w:val="17"/>
                 <w:szCs w:val="17"/>
               </w:rPr>
-              <w:t>Unit</w:t>
-            </w:r>
-            <w:proofErr w:type="spellEnd"/>
-            <w:r>
-              <w:rPr>
-                <w:rFonts w:ascii="Tahoma" w:hAnsi="Tahoma" w:cs="Tahoma"/>
-                <w:b/>
-                <w:bCs/>
-                <w:sz w:val="17"/>
-                <w:szCs w:val="17"/>
-              </w:rPr>
-              <w:t xml:space="preserve"> Price</w:t>
-            </w:r>
-          </w:p>
-        </w:tc>
-        <w:tc>
-          <w:tcPr>
-            <w:tcW w:w="1843" w:type="dxa"/>
-            <w:tcBorders>
-              <w:bottom w:val="single" w:sz="10" w:space="0" w:color="1394B1"/>
-            </w:tcBorders>
-            <w:tcMar>
-              <w:top w:w="70" w:type="dxa"/>
-              <w:left w:w="0" w:type="dxa"/>
-              <w:bottom w:w="70" w:type="dxa"/>
-              <w:right w:w="140" w:type="dxa"/>
-            </w:tcMar>
-          </w:tcPr>
-          <w:p>
-            <w:pPr>
-              <w:jc w:val="right"/>
-              <w:rPr>
-                <w:rFonts w:ascii="Tahoma" w:hAnsi="Tahoma" w:cs="Tahoma"/>
-              </w:rPr>
-            </w:pPr>
-            <w:proofErr w:type="spellStart"/>
-            <w:r>
-              <w:rPr>
-                <w:rFonts w:ascii="Tahoma" w:hAnsi="Tahoma" w:cs="Tahoma"/>
-                <w:b/>
-                <w:bCs/>
-                <w:sz w:val="17"/>
-                <w:szCs w:val="17"/>
-              </w:rPr>
               <w:t>Amount</w:t>
             </w:r>
-            <w:proofErr w:type="spellEnd"/>
           </w:p>
         </w:tc>
       </w:tr>
@@ -925,25 +717,7 @@
                 <w:rFonts w:ascii="Tahoma" w:hAnsi="Tahoma" w:cs="Tahoma"/>
                 <w:lang w:val="en-GB"/>
               </w:rPr>
-              <w:t>{{</w:t>
-            </w:r>
-            <w:proofErr w:type="spellStart"/>
-            <w:proofErr w:type="gramStart"/>
-            <w:r>
-              <w:rPr>
-                <w:rFonts w:ascii="Tahoma" w:hAnsi="Tahoma" w:cs="Tahoma"/>
-                <w:lang w:val="en-GB"/>
-              </w:rPr>
-              <w:t>item.descripcion</w:t>
-            </w:r>
-            <w:proofErr w:type="spellEnd"/>
-            <w:proofErr w:type="gramEnd"/>
-            <w:r>
-              <w:rPr>
-                <w:rFonts w:ascii="Tahoma" w:hAnsi="Tahoma" w:cs="Tahoma"/>
-                <w:lang w:val="en-GB"/>
-              </w:rPr>
-              <w:t>}}</w:t>
+              <w:t>{{item.descripcion}}</w:t>
             </w:r>
           </w:p>
         </w:tc>
@@ -968,23 +742,7 @@
               <w:rPr>
                 <w:rFonts w:ascii="Tahoma" w:hAnsi="Tahoma" w:cs="Tahoma"/>
               </w:rPr>
-              <w:t>{{</w:t>
-            </w:r>
-            <w:proofErr w:type="spellStart"/>
-            <w:proofErr w:type="gramStart"/>
-            <w:r>
-              <w:rPr>
-                <w:rFonts w:ascii="Tahoma" w:hAnsi="Tahoma" w:cs="Tahoma"/>
-              </w:rPr>
-              <w:t>item.cantidad</w:t>
-            </w:r>
-            <w:proofErr w:type="spellEnd"/>
-            <w:proofErr w:type="gramEnd"/>
-            <w:r>
-              <w:rPr>
-                <w:rFonts w:ascii="Tahoma" w:hAnsi="Tahoma" w:cs="Tahoma"/>
-              </w:rPr>
-              <w:t>}}</w:t>
+              <w:t>{{item.cantidad}}</w:t>
             </w:r>
           </w:p>
         </w:tc>
@@ -1009,23 +767,7 @@
               <w:rPr>
                 <w:rFonts w:ascii="Tahoma" w:hAnsi="Tahoma" w:cs="Tahoma"/>
               </w:rPr>
-              <w:t>{{</w:t>
-            </w:r>
-            <w:proofErr w:type="spellStart"/>
-            <w:proofErr w:type="gramStart"/>
-            <w:r>
-              <w:rPr>
-                <w:rFonts w:ascii="Tahoma" w:hAnsi="Tahoma" w:cs="Tahoma"/>
-              </w:rPr>
-              <w:t>item.unidad</w:t>
-            </w:r>
-            <w:proofErr w:type="spellEnd"/>
-            <w:proofErr w:type="gramEnd"/>
-            <w:r>
-              <w:rPr>
-                <w:rFonts w:ascii="Tahoma" w:hAnsi="Tahoma" w:cs="Tahoma"/>
-              </w:rPr>
-              <w:t>}}</w:t>
+              <w:t>{{item.unidad}}</w:t>
             </w:r>
           </w:p>
         </w:tc>
@@ -1050,23 +792,7 @@
               <w:rPr>
                 <w:rFonts w:ascii="Tahoma" w:hAnsi="Tahoma" w:cs="Tahoma"/>
               </w:rPr>
-              <w:t>{{</w:t>
-            </w:r>
-            <w:proofErr w:type="spellStart"/>
-            <w:proofErr w:type="gramStart"/>
-            <w:r>
-              <w:rPr>
-                <w:rFonts w:ascii="Tahoma" w:hAnsi="Tahoma" w:cs="Tahoma"/>
-              </w:rPr>
-              <w:t>item.precio</w:t>
-            </w:r>
-            <w:proofErr w:type="spellEnd"/>
-            <w:proofErr w:type="gramEnd"/>
-            <w:r>
-              <w:rPr>
-                <w:rFonts w:ascii="Tahoma" w:hAnsi="Tahoma" w:cs="Tahoma"/>
-              </w:rPr>
-              <w:t>}}</w:t>
+              <w:t>{{item.precio}}</w:t>
             </w:r>
           </w:p>
         </w:tc>
@@ -1092,23 +818,7 @@
               <w:rPr>
                 <w:rFonts w:ascii="Tahoma" w:hAnsi="Tahoma" w:cs="Tahoma"/>
               </w:rPr>
-              <w:t>{{</w:t>
-            </w:r>
-            <w:proofErr w:type="spellStart"/>
-            <w:proofErr w:type="gramStart"/>
-            <w:r>
-              <w:rPr>
-                <w:rFonts w:ascii="Tahoma" w:hAnsi="Tahoma" w:cs="Tahoma"/>
-              </w:rPr>
-              <w:t>item.importe</w:t>
-            </w:r>
-            <w:proofErr w:type="spellEnd"/>
-            <w:proofErr w:type="gramEnd"/>
-            <w:r>
-              <w:rPr>
-                <w:rFonts w:ascii="Tahoma" w:hAnsi="Tahoma" w:cs="Tahoma"/>
-              </w:rPr>
-              <w:t>}}</w:t>
+              <w:t>{{item.importe}}</w:t>
             </w:r>
           </w:p>
         </w:tc>
@@ -1229,43 +939,7 @@
                 <w:i/>
                 <w:iCs/>
               </w:rPr>
-              <w:t>{%</w:t>
-            </w:r>
-            <w:proofErr w:type="spellStart"/>
-            <w:r>
-              <w:rPr>
-                <w:rFonts w:ascii="Tahoma" w:hAnsi="Tahoma" w:cs="Tahoma"/>
-                <w:i/>
-                <w:iCs/>
-              </w:rPr>
-              <w:t>tr</w:t>
-            </w:r>
-            <w:proofErr w:type="spellEnd"/>
-            <w:r>
-              <w:rPr>
-                <w:rFonts w:ascii="Tahoma" w:hAnsi="Tahoma" w:cs="Tahoma"/>
-                <w:i/>
-                <w:iCs/>
-              </w:rPr>
-              <w:t xml:space="preserve"> </w:t>
-            </w:r>
-            <w:proofErr w:type="spellStart"/>
-            <w:r>
-              <w:rPr>
-                <w:rFonts w:ascii="Tahoma" w:hAnsi="Tahoma" w:cs="Tahoma"/>
-                <w:i/>
-                <w:iCs/>
-              </w:rPr>
-              <w:t>endfor</w:t>
-            </w:r>
-            <w:proofErr w:type="spellEnd"/>
-            <w:r>
-              <w:rPr>
-                <w:rFonts w:ascii="Tahoma" w:hAnsi="Tahoma" w:cs="Tahoma"/>
-                <w:i/>
-                <w:iCs/>
-              </w:rPr>
-              <w:t xml:space="preserve"> %}</w:t>
+              <w:t>{%tr endfor %}</w:t>
             </w:r>
           </w:p>
           <w:p>
@@ -1503,7 +1177,6 @@
               </w:rPr>
               <w:t xml:space="preserve"> in </w:t>
             </w:r>
-            <w:proofErr w:type="spellStart"/>
             <w:r>
               <w:rPr>
                 <w:rFonts w:ascii="Tahoma" w:hAnsi="Tahoma" w:cs="Tahoma"/>
@@ -1513,7 +1186,6 @@
               </w:rPr>
               <w:t>expensas</w:t>
             </w:r>
-            <w:proofErr w:type="spellEnd"/>
             <w:r>
               <w:rPr>
                 <w:rFonts w:ascii="Tahoma" w:hAnsi="Tahoma" w:cs="Tahoma"/>
@@ -1631,8 +1303,6 @@
               </w:rPr>
               <w:t>{{</w:t>
             </w:r>
-            <w:proofErr w:type="spellStart"/>
-            <w:proofErr w:type="gramStart"/>
             <w:r>
               <w:rPr>
                 <w:rFonts w:ascii="Tahoma" w:hAnsi="Tahoma" w:cs="Tahoma"/>
@@ -1645,14 +1315,55 @@
                 <w:rFonts w:ascii="Tahoma" w:hAnsi="Tahoma" w:cs="Tahoma"/>
                 <w:lang w:val="en-GB"/>
               </w:rPr>
-              <w:t>.descripcion</w:t>
-            </w:r>
-            <w:proofErr w:type="spellEnd"/>
-            <w:proofErr w:type="gramEnd"/>
-            <w:r>
-              <w:rPr>
-                <w:rFonts w:ascii="Tahoma" w:hAnsi="Tahoma" w:cs="Tahoma"/>
-                <w:lang w:val="en-GB"/>
+              <w:t>.descripcion}}</w:t>
+            </w:r>
+          </w:p>
+        </w:tc>
+        <w:tc>
+          <w:tcPr>
+            <w:tcW w:w="850" w:type="dxa"/>
+            <w:tcMar>
+              <w:top w:w="70" w:type="dxa"/>
+              <w:left w:w="0" w:type="dxa"/>
+              <w:bottom w:w="70" w:type="dxa"/>
+              <w:right w:w="140" w:type="dxa"/>
+            </w:tcMar>
+          </w:tcPr>
+          <w:p>
+            <w:pPr>
+              <w:jc w:val="center"/>
+              <w:rPr>
+                <w:rFonts w:ascii="Tahoma" w:hAnsi="Tahoma" w:cs="Tahoma"/>
+                <w:u w:val="single"/>
+              </w:rPr>
+            </w:pPr>
+            <w:r>
+              <w:rPr>
+                <w:rFonts w:ascii="Tahoma" w:hAnsi="Tahoma" w:cs="Tahoma"/>
+              </w:rPr>
+              <w:t>{{</w:t>
+            </w:r>
+            <w:r>
+              <w:rPr>
+                <w:rFonts w:ascii="Tahoma" w:hAnsi="Tahoma" w:cs="Tahoma"/>
+              </w:rPr>
+              <w:t>exp</w:t>
+            </w:r>
+            <w:r>
+              <w:rPr>
+                <w:rFonts w:ascii="Tahoma" w:hAnsi="Tahoma" w:cs="Tahoma"/>
+              </w:rPr>
+              <w:t>.</w:t>
+            </w:r>
+            <w:r>
+              <w:rPr>
+                <w:rFonts w:ascii="Tahoma" w:hAnsi="Tahoma" w:cs="Tahoma"/>
+              </w:rPr>
+              <w:t>cantidad</w:t>
+            </w:r>
+            <w:r>
+              <w:rPr>
+                <w:rFonts w:ascii="Tahoma" w:hAnsi="Tahoma" w:cs="Tahoma"/>
               </w:rPr>
               <w:t>}}</w:t>
             </w:r>
@@ -1660,7 +1371,7 @@
         </w:tc>
         <w:tc>
           <w:tcPr>
-            <w:tcW w:w="850" w:type="dxa"/>
+            <w:tcW w:w="1276" w:type="dxa"/>
             <w:tcMar>
               <w:top w:w="70" w:type="dxa"/>
               <w:left w:w="0" w:type="dxa"/>
@@ -1673,6 +1384,80 @@
               <w:jc w:val="center"/>
               <w:rPr>
                 <w:rFonts w:ascii="Tahoma" w:hAnsi="Tahoma" w:cs="Tahoma"/>
+              </w:rPr>
+            </w:pPr>
+            <w:r>
+              <w:rPr>
+                <w:rFonts w:ascii="Tahoma" w:hAnsi="Tahoma" w:cs="Tahoma"/>
+              </w:rPr>
+              <w:t>{{</w:t>
+            </w:r>
+            <w:r>
+              <w:rPr>
+                <w:rFonts w:ascii="Tahoma" w:hAnsi="Tahoma" w:cs="Tahoma"/>
+              </w:rPr>
+              <w:t>exp</w:t>
+            </w:r>
+            <w:r>
+              <w:rPr>
+                <w:rFonts w:ascii="Tahoma" w:hAnsi="Tahoma" w:cs="Tahoma"/>
+              </w:rPr>
+              <w:t>.unidad}}</w:t>
+            </w:r>
+          </w:p>
+        </w:tc>
+        <w:tc>
+          <w:tcPr>
+            <w:tcW w:w="1701" w:type="dxa"/>
+            <w:tcMar>
+              <w:top w:w="70" w:type="dxa"/>
+              <w:left w:w="0" w:type="dxa"/>
+              <w:bottom w:w="70" w:type="dxa"/>
+              <w:right w:w="140" w:type="dxa"/>
+            </w:tcMar>
+          </w:tcPr>
+          <w:p>
+            <w:pPr>
+              <w:jc w:val="right"/>
+              <w:rPr>
+                <w:rFonts w:ascii="Tahoma" w:hAnsi="Tahoma" w:cs="Tahoma"/>
+              </w:rPr>
+            </w:pPr>
+            <w:r>
+              <w:rPr>
+                <w:rFonts w:ascii="Tahoma" w:hAnsi="Tahoma" w:cs="Tahoma"/>
+              </w:rPr>
+              <w:t>{{</w:t>
+            </w:r>
+            <w:r>
+              <w:rPr>
+                <w:rFonts w:ascii="Tahoma" w:hAnsi="Tahoma" w:cs="Tahoma"/>
+              </w:rPr>
+              <w:t>exp</w:t>
+            </w:r>
+            <w:r>
+              <w:rPr>
+                <w:rFonts w:ascii="Tahoma" w:hAnsi="Tahoma" w:cs="Tahoma"/>
+              </w:rPr>
+              <w:t>.precio}}</w:t>
+            </w:r>
+          </w:p>
+        </w:tc>
+        <w:tc>
+          <w:tcPr>
+            <w:tcW w:w="1843" w:type="dxa"/>
+            <w:tcMar>
+              <w:top w:w="70" w:type="dxa"/>
+              <w:left w:w="0" w:type="dxa"/>
+              <w:bottom w:w="70" w:type="dxa"/>
+              <w:right w:w="140" w:type="dxa"/>
+            </w:tcMar>
+          </w:tcPr>
+          <w:p>
+            <w:pPr>
+              <w:jc w:val="right"/>
+              <w:rPr>
+                <w:rFonts w:ascii="Tahoma" w:hAnsi="Tahoma" w:cs="Tahoma"/>
                 <w:u w:val="single"/>
               </w:rPr>
             </w:pPr>
@@ -1682,8 +1467,6 @@
               </w:rPr>
               <w:t>{{</w:t>
             </w:r>
-            <w:proofErr w:type="spellStart"/>
-            <w:proofErr w:type="gramStart"/>
             <w:r>
               <w:rPr>
                 <w:rFonts w:ascii="Tahoma" w:hAnsi="Tahoma" w:cs="Tahoma"/>
@@ -1694,163 +1477,7 @@
               <w:rPr>
                 <w:rFonts w:ascii="Tahoma" w:hAnsi="Tahoma" w:cs="Tahoma"/>
               </w:rPr>
-              <w:t>.</w:t>
-            </w:r>
-            <w:r>
-              <w:rPr>
-                <w:rFonts w:ascii="Tahoma" w:hAnsi="Tahoma" w:cs="Tahoma"/>
-              </w:rPr>
-              <w:t>cantidad</w:t>
-            </w:r>
-            <w:proofErr w:type="spellEnd"/>
-            <w:proofErr w:type="gramEnd"/>
-            <w:r>
-              <w:rPr>
-                <w:rFonts w:ascii="Tahoma" w:hAnsi="Tahoma" w:cs="Tahoma"/>
-              </w:rPr>
-              <w:t>}}</w:t>
-            </w:r>
-          </w:p>
-        </w:tc>
-        <w:tc>
-          <w:tcPr>
-            <w:tcW w:w="1276" w:type="dxa"/>
-            <w:tcMar>
-              <w:top w:w="70" w:type="dxa"/>
-              <w:left w:w="0" w:type="dxa"/>
-              <w:bottom w:w="70" w:type="dxa"/>
-              <w:right w:w="140" w:type="dxa"/>
-            </w:tcMar>
-          </w:tcPr>
-          <w:p>
-            <w:pPr>
-              <w:jc w:val="center"/>
-              <w:rPr>
-                <w:rFonts w:ascii="Tahoma" w:hAnsi="Tahoma" w:cs="Tahoma"/>
-              </w:rPr>
-            </w:pPr>
-            <w:r>
-              <w:rPr>
-                <w:rFonts w:ascii="Tahoma" w:hAnsi="Tahoma" w:cs="Tahoma"/>
-              </w:rPr>
-              <w:t>{{</w:t>
-            </w:r>
-            <w:proofErr w:type="spellStart"/>
-            <w:proofErr w:type="gramStart"/>
-            <w:r>
-              <w:rPr>
-                <w:rFonts w:ascii="Tahoma" w:hAnsi="Tahoma" w:cs="Tahoma"/>
-              </w:rPr>
-              <w:t>exp</w:t>
-            </w:r>
-            <w:r>
-              <w:rPr>
-                <w:rFonts w:ascii="Tahoma" w:hAnsi="Tahoma" w:cs="Tahoma"/>
-              </w:rPr>
-              <w:t>.unidad</w:t>
-            </w:r>
-            <w:proofErr w:type="spellEnd"/>
-            <w:proofErr w:type="gramEnd"/>
-            <w:r>
-              <w:rPr>
-                <w:rFonts w:ascii="Tahoma" w:hAnsi="Tahoma" w:cs="Tahoma"/>
-              </w:rPr>
-              <w:t>}}</w:t>
-            </w:r>
-          </w:p>
-        </w:tc>
-        <w:tc>
-          <w:tcPr>
-            <w:tcW w:w="1701" w:type="dxa"/>
-            <w:tcMar>
-              <w:top w:w="70" w:type="dxa"/>
-              <w:left w:w="0" w:type="dxa"/>
-              <w:bottom w:w="70" w:type="dxa"/>
-              <w:right w:w="140" w:type="dxa"/>
-            </w:tcMar>
-          </w:tcPr>
-          <w:p>
-            <w:pPr>
-              <w:jc w:val="right"/>
-              <w:rPr>
-                <w:rFonts w:ascii="Tahoma" w:hAnsi="Tahoma" w:cs="Tahoma"/>
-              </w:rPr>
-            </w:pPr>
-            <w:r>
-              <w:rPr>
-                <w:rFonts w:ascii="Tahoma" w:hAnsi="Tahoma" w:cs="Tahoma"/>
-              </w:rPr>
-              <w:t>{{</w:t>
-            </w:r>
-            <w:proofErr w:type="spellStart"/>
-            <w:proofErr w:type="gramStart"/>
-            <w:r>
-              <w:rPr>
-                <w:rFonts w:ascii="Tahoma" w:hAnsi="Tahoma" w:cs="Tahoma"/>
-              </w:rPr>
-              <w:t>exp</w:t>
-            </w:r>
-            <w:r>
-              <w:rPr>
-                <w:rFonts w:ascii="Tahoma" w:hAnsi="Tahoma" w:cs="Tahoma"/>
-              </w:rPr>
-              <w:t>.precio</w:t>
-            </w:r>
-            <w:proofErr w:type="spellEnd"/>
-            <w:proofErr w:type="gramEnd"/>
-            <w:r>
-              <w:rPr>
-                <w:rFonts w:ascii="Tahoma" w:hAnsi="Tahoma" w:cs="Tahoma"/>
-              </w:rPr>
-              <w:t>}}</w:t>
-            </w:r>
-          </w:p>
-        </w:tc>
-        <w:tc>
-          <w:tcPr>
-            <w:tcW w:w="1843" w:type="dxa"/>
-            <w:tcMar>
-              <w:top w:w="70" w:type="dxa"/>
-              <w:left w:w="0" w:type="dxa"/>
-              <w:bottom w:w="70" w:type="dxa"/>
-              <w:right w:w="140" w:type="dxa"/>
-            </w:tcMar>
-          </w:tcPr>
-          <w:p>
-            <w:pPr>
-              <w:jc w:val="right"/>
-              <w:rPr>
-                <w:rFonts w:ascii="Tahoma" w:hAnsi="Tahoma" w:cs="Tahoma"/>
-                <w:u w:val="single"/>
-              </w:rPr>
-            </w:pPr>
-            <w:r>
-              <w:rPr>
-                <w:rFonts w:ascii="Tahoma" w:hAnsi="Tahoma" w:cs="Tahoma"/>
-              </w:rPr>
-              <w:t>{{</w:t>
-            </w:r>
-            <w:proofErr w:type="spellStart"/>
-            <w:proofErr w:type="gramStart"/>
-            <w:r>
-              <w:rPr>
-                <w:rFonts w:ascii="Tahoma" w:hAnsi="Tahoma" w:cs="Tahoma"/>
-              </w:rPr>
-              <w:t>exp</w:t>
-            </w:r>
-            <w:r>
-              <w:rPr>
-                <w:rFonts w:ascii="Tahoma" w:hAnsi="Tahoma" w:cs="Tahoma"/>
-              </w:rPr>
-              <w:t>.importe</w:t>
-            </w:r>
-            <w:proofErr w:type="spellEnd"/>
-            <w:proofErr w:type="gramEnd"/>
-            <w:r>
-              <w:rPr>
-                <w:rFonts w:ascii="Tahoma" w:hAnsi="Tahoma" w:cs="Tahoma"/>
-              </w:rPr>
-              <w:t>}}</w:t>
+              <w:t>.importe}}</w:t>
             </w:r>
           </w:p>
         </w:tc>
@@ -1971,43 +1598,7 @@
                 <w:i/>
                 <w:iCs/>
               </w:rPr>
-              <w:t>{%</w:t>
-            </w:r>
-            <w:proofErr w:type="spellStart"/>
-            <w:r>
-              <w:rPr>
-                <w:rFonts w:ascii="Tahoma" w:hAnsi="Tahoma" w:cs="Tahoma"/>
-                <w:i/>
-                <w:iCs/>
-              </w:rPr>
-              <w:t>tr</w:t>
-            </w:r>
-            <w:proofErr w:type="spellEnd"/>
-            <w:r>
-              <w:rPr>
-                <w:rFonts w:ascii="Tahoma" w:hAnsi="Tahoma" w:cs="Tahoma"/>
-                <w:i/>
-                <w:iCs/>
-              </w:rPr>
-              <w:t xml:space="preserve"> </w:t>
-            </w:r>
-            <w:proofErr w:type="spellStart"/>
-            <w:r>
-              <w:rPr>
-                <w:rFonts w:ascii="Tahoma" w:hAnsi="Tahoma" w:cs="Tahoma"/>
-                <w:i/>
-                <w:iCs/>
-              </w:rPr>
-              <w:t>endfor</w:t>
-            </w:r>
-            <w:proofErr w:type="spellEnd"/>
-            <w:r>
-              <w:rPr>
-                <w:rFonts w:ascii="Tahoma" w:hAnsi="Tahoma" w:cs="Tahoma"/>
-                <w:i/>
-                <w:iCs/>
-              </w:rPr>
-              <w:t xml:space="preserve"> %}</w:t>
+              <w:t>{%tr endfor %}</w:t>
             </w:r>
           </w:p>
           <w:p>
@@ -2088,7 +1679,7 @@
                 <w:szCs w:val="19"/>
               </w:rPr>
               <w:lastRenderedPageBreak/>
-              <w:t>Subtotal</w:t>
+              <w:t>VAT</w:t>
             </w:r>
           </w:p>
         </w:tc>
@@ -2115,7 +1706,7 @@
               <w:rPr>
                 <w:rFonts w:ascii="Tahoma" w:hAnsi="Tahoma" w:cs="Tahoma"/>
               </w:rPr>
-              <w:t>{{importe}}</w:t>
+              <w:t>{{iva}}</w:t>
             </w:r>
           </w:p>
         </w:tc>
@@ -2127,6 +1718,9 @@
         <w:tc>
           <w:tcPr>
             <w:tcW w:w="1424" w:type="dxa"/>
+            <w:tcBorders>
+              <w:top w:val="single" w:sz="12" w:space="0" w:color="1394B1"/>
+            </w:tcBorders>
             <w:tcMar>
               <w:top w:w="70" w:type="dxa"/>
               <w:left w:w="0" w:type="dxa"/>
@@ -2146,16 +1740,21 @@
             <w:r>
               <w:rPr>
                 <w:rFonts w:ascii="Tahoma" w:hAnsi="Tahoma" w:cs="Tahoma"/>
-                <w:sz w:val="19"/>
-                <w:szCs w:val="19"/>
-              </w:rPr>
-              <w:t>VAT</w:t>
+                <w:b/>
+                <w:bCs/>
+                <w:sz w:val="22"/>
+                <w:szCs w:val="22"/>
+              </w:rPr>
+              <w:t>TOTAL</w:t>
             </w:r>
           </w:p>
         </w:tc>
         <w:tc>
           <w:tcPr>
             <w:tcW w:w="1576" w:type="dxa"/>
+            <w:tcBorders>
+              <w:top w:val="single" w:sz="12" w:space="0" w:color="1394B1"/>
+            </w:tcBorders>
             <w:tcMar>
               <w:top w:w="70" w:type="dxa"/>
               <w:left w:w="0" w:type="dxa"/>
@@ -2175,22 +1774,12 @@
             <w:r>
               <w:rPr>
                 <w:rFonts w:ascii="Tahoma" w:hAnsi="Tahoma" w:cs="Tahoma"/>
-              </w:rPr>
-              <w:t>{{</w:t>
-            </w:r>
-            <w:proofErr w:type="spellStart"/>
-            <w:r>
-              <w:rPr>
-                <w:rFonts w:ascii="Tahoma" w:hAnsi="Tahoma" w:cs="Tahoma"/>
-              </w:rPr>
-              <w:t>iva</w:t>
-            </w:r>
-            <w:proofErr w:type="spellEnd"/>
-            <w:r>
-              <w:rPr>
-                <w:rFonts w:ascii="Tahoma" w:hAnsi="Tahoma" w:cs="Tahoma"/>
-              </w:rPr>
-              <w:t>}}</w:t>
+                <w:b/>
+                <w:bCs/>
+                <w:sz w:val="22"/>
+                <w:szCs w:val="22"/>
+              </w:rPr>
+              <w:t xml:space="preserve">        {{moneda}}                                                                                                                     {{total}}</w:t>
             </w:r>
           </w:p>
         </w:tc>
@@ -2221,16 +1810,6 @@
                 <w:rFonts w:ascii="Tahoma" w:hAnsi="Tahoma" w:cs="Tahoma"/>
               </w:rPr>
             </w:pPr>
-            <w:r>
-              <w:rPr>
-                <w:rFonts w:ascii="Tahoma" w:hAnsi="Tahoma" w:cs="Tahoma"/>
-                <w:b/>
-                <w:bCs/>
-                <w:sz w:val="22"/>
-                <w:szCs w:val="22"/>
-              </w:rPr>
-              <w:t>TOTAL</w:t>
-            </w:r>
           </w:p>
         </w:tc>
         <w:tc>
@@ -2255,38 +1834,6 @@
                 <w:rFonts w:ascii="Tahoma" w:hAnsi="Tahoma" w:cs="Tahoma"/>
               </w:rPr>
             </w:pPr>
-            <w:r>
-              <w:rPr>
-                <w:rFonts w:ascii="Tahoma" w:hAnsi="Tahoma" w:cs="Tahoma"/>
-                <w:b/>
-                <w:bCs/>
-                <w:sz w:val="22"/>
-                <w:szCs w:val="22"/>
-              </w:rPr>
-              <w:t xml:space="preserve">        {{moneda</w:t>
-            </w:r>
-            <w:proofErr w:type="gramStart"/>
-            <w:r>
-              <w:rPr>
-                <w:rFonts w:ascii="Tahoma" w:hAnsi="Tahoma" w:cs="Tahoma"/>
-                <w:b/>
-                <w:bCs/>
-                <w:sz w:val="22"/>
-                <w:szCs w:val="22"/>
-              </w:rPr>
-              <w:t xml:space="preserve">}}   </w:t>
-            </w:r>
-            <w:proofErr w:type="gramEnd"/>
-            <w:r>
-              <w:rPr>
-                <w:rFonts w:ascii="Tahoma" w:hAnsi="Tahoma" w:cs="Tahoma"/>
-                <w:b/>
-                <w:bCs/>
-                <w:sz w:val="22"/>
-                <w:szCs w:val="22"/>
-              </w:rPr>
-              <w:t xml:space="preserve">                                                                                                                  {{total}}</w:t>
-            </w:r>
           </w:p>
         </w:tc>
       </w:tr>
@@ -2444,7 +1991,6 @@
                 <w:rFonts w:ascii="Tahoma" w:hAnsi="Tahoma" w:cs="Tahoma"/>
               </w:rPr>
             </w:pPr>
-            <w:proofErr w:type="spellStart"/>
             <w:r>
               <w:rPr>
                 <w:rFonts w:ascii="Tahoma" w:hAnsi="Tahoma" w:cs="Tahoma"/>
@@ -2453,31 +1999,8 @@
                 <w:sz w:val="19"/>
                 <w:szCs w:val="19"/>
               </w:rPr>
-              <w:t>Offer</w:t>
-            </w:r>
-            <w:proofErr w:type="spellEnd"/>
-            <w:r>
-              <w:rPr>
-                <w:rFonts w:ascii="Tahoma" w:hAnsi="Tahoma" w:cs="Tahoma"/>
-                <w:b/>
-                <w:bCs/>
-                <w:sz w:val="19"/>
-                <w:szCs w:val="19"/>
-              </w:rPr>
-              <w:t xml:space="preserve"> </w:t>
-            </w:r>
-            <w:proofErr w:type="spellStart"/>
-            <w:r>
-              <w:rPr>
-                <w:rFonts w:ascii="Tahoma" w:hAnsi="Tahoma" w:cs="Tahoma"/>
-                <w:b/>
-                <w:bCs/>
-                <w:sz w:val="19"/>
-                <w:szCs w:val="19"/>
-              </w:rPr>
-              <w:t>validity</w:t>
-            </w:r>
-            <w:proofErr w:type="spellEnd"/>
+              <w:t>Offer validity</w:t>
+            </w:r>
           </w:p>
         </w:tc>
         <w:tc>
@@ -2522,7 +2045,6 @@
                 <w:rFonts w:ascii="Tahoma" w:hAnsi="Tahoma" w:cs="Tahoma"/>
               </w:rPr>
             </w:pPr>
-            <w:proofErr w:type="spellStart"/>
             <w:r>
               <w:rPr>
                 <w:rFonts w:ascii="Tahoma" w:hAnsi="Tahoma" w:cs="Tahoma"/>
@@ -2531,31 +2053,8 @@
                 <w:sz w:val="19"/>
                 <w:szCs w:val="19"/>
               </w:rPr>
-              <w:t>Payment</w:t>
-            </w:r>
-            <w:proofErr w:type="spellEnd"/>
-            <w:r>
-              <w:rPr>
-                <w:rFonts w:ascii="Tahoma" w:hAnsi="Tahoma" w:cs="Tahoma"/>
-                <w:b/>
-                <w:bCs/>
-                <w:sz w:val="19"/>
-                <w:szCs w:val="19"/>
-              </w:rPr>
-              <w:t xml:space="preserve"> </w:t>
-            </w:r>
-            <w:proofErr w:type="spellStart"/>
-            <w:r>
-              <w:rPr>
-                <w:rFonts w:ascii="Tahoma" w:hAnsi="Tahoma" w:cs="Tahoma"/>
-                <w:b/>
-                <w:bCs/>
-                <w:sz w:val="19"/>
-                <w:szCs w:val="19"/>
-              </w:rPr>
-              <w:t>terms</w:t>
-            </w:r>
-            <w:proofErr w:type="spellEnd"/>
+              <w:t>Payment terms</w:t>
+            </w:r>
           </w:p>
         </w:tc>
         <w:tc>
@@ -2578,21 +2077,7 @@
               <w:rPr>
                 <w:rFonts w:ascii="Tahoma" w:hAnsi="Tahoma" w:cs="Tahoma"/>
               </w:rPr>
-              <w:t>{{</w:t>
-            </w:r>
-            <w:proofErr w:type="spellStart"/>
-            <w:r>
-              <w:rPr>
-                <w:rFonts w:ascii="Tahoma" w:hAnsi="Tahoma" w:cs="Tahoma"/>
-              </w:rPr>
-              <w:t>forma_de_pago</w:t>
-            </w:r>
-            <w:proofErr w:type="spellEnd"/>
-            <w:r>
-              <w:rPr>
-                <w:rFonts w:ascii="Tahoma" w:hAnsi="Tahoma" w:cs="Tahoma"/>
-              </w:rPr>
-              <w:t>}}</w:t>
+              <w:t>{{forma_de_pago}}</w:t>
             </w:r>
           </w:p>
         </w:tc>
@@ -2646,35 +2131,7 @@
               <w:rPr>
                 <w:rFonts w:ascii="Tahoma" w:hAnsi="Tahoma" w:cs="Tahoma"/>
               </w:rPr>
-              <w:t>{{</w:t>
-            </w:r>
-            <w:proofErr w:type="spellStart"/>
-            <w:r>
-              <w:rPr>
-                <w:rFonts w:ascii="Tahoma" w:hAnsi="Tahoma" w:cs="Tahoma"/>
-              </w:rPr>
-              <w:t>tiempo_entrega</w:t>
-            </w:r>
-            <w:proofErr w:type="spellEnd"/>
-            <w:r>
-              <w:rPr>
-                <w:rFonts w:ascii="Tahoma" w:hAnsi="Tahoma" w:cs="Tahoma"/>
-              </w:rPr>
-              <w:t xml:space="preserve">}} </w:t>
-            </w:r>
-            <w:proofErr w:type="spellStart"/>
-            <w:r>
-              <w:rPr>
-                <w:rFonts w:ascii="Tahoma" w:hAnsi="Tahoma" w:cs="Tahoma"/>
-              </w:rPr>
-              <w:t>days</w:t>
-            </w:r>
-            <w:proofErr w:type="spellEnd"/>
-            <w:r>
-              <w:rPr>
-                <w:rFonts w:ascii="Tahoma" w:hAnsi="Tahoma" w:cs="Tahoma"/>
-              </w:rPr>
-              <w:t>.</w:t>
+              <w:t>{{tiempo_entrega}} days.</w:t>
             </w:r>
           </w:p>
         </w:tc>
@@ -2704,29 +2161,7 @@
                 <w:sz w:val="19"/>
                 <w:szCs w:val="19"/>
               </w:rPr>
-              <w:t xml:space="preserve">Place </w:t>
-            </w:r>
-            <w:proofErr w:type="spellStart"/>
-            <w:r>
-              <w:rPr>
-                <w:rFonts w:ascii="Tahoma" w:hAnsi="Tahoma" w:cs="Tahoma"/>
-                <w:b/>
-                <w:bCs/>
-                <w:sz w:val="19"/>
-                <w:szCs w:val="19"/>
-              </w:rPr>
-              <w:t>of</w:t>
-            </w:r>
-            <w:proofErr w:type="spellEnd"/>
-            <w:r>
-              <w:rPr>
-                <w:rFonts w:ascii="Tahoma" w:hAnsi="Tahoma" w:cs="Tahoma"/>
-                <w:b/>
-                <w:bCs/>
-                <w:sz w:val="19"/>
-                <w:szCs w:val="19"/>
-              </w:rPr>
-              <w:t xml:space="preserve"> delivery</w:t>
+              <w:t>Place of delivery</w:t>
             </w:r>
           </w:p>
         </w:tc>
@@ -2750,21 +2185,7 @@
               <w:rPr>
                 <w:rFonts w:ascii="Tahoma" w:hAnsi="Tahoma" w:cs="Tahoma"/>
               </w:rPr>
-              <w:t>{{</w:t>
-            </w:r>
-            <w:proofErr w:type="spellStart"/>
-            <w:r>
-              <w:rPr>
-                <w:rFonts w:ascii="Tahoma" w:hAnsi="Tahoma" w:cs="Tahoma"/>
-              </w:rPr>
-              <w:t>lugar_entrega</w:t>
-            </w:r>
-            <w:proofErr w:type="spellEnd"/>
-            <w:r>
-              <w:rPr>
-                <w:rFonts w:ascii="Tahoma" w:hAnsi="Tahoma" w:cs="Tahoma"/>
-              </w:rPr>
-              <w:t>}}</w:t>
+              <w:t>{{lugar_entrega}}</w:t>
             </w:r>
           </w:p>
         </w:tc>
@@ -2788,7 +2209,6 @@
                 <w:bCs/>
               </w:rPr>
             </w:pPr>
-            <w:proofErr w:type="spellStart"/>
             <w:r>
               <w:rPr>
                 <w:rFonts w:ascii="Tahoma" w:hAnsi="Tahoma" w:cs="Tahoma"/>
@@ -2799,7 +2219,6 @@
               </w:rPr>
               <w:t>Other</w:t>
             </w:r>
-            <w:proofErr w:type="spellEnd"/>
             <w:r>
               <w:rPr>
                 <w:rFonts w:ascii="Tahoma" w:hAnsi="Tahoma" w:cs="Tahoma"/>
@@ -2872,29 +2291,7 @@
           <w:sz w:val="19"/>
           <w:szCs w:val="19"/>
         </w:rPr>
-        <w:t xml:space="preserve">{%p </w:t>
-      </w:r>
-      <w:proofErr w:type="spellStart"/>
-      <w:r>
-        <w:rPr>
-          <w:rFonts w:ascii="Tahoma" w:hAnsi="Tahoma" w:cs="Tahoma"/>
-          <w:b/>
-          <w:bCs/>
-          <w:sz w:val="19"/>
-          <w:szCs w:val="19"/>
-        </w:rPr>
-        <w:t>if</w:t>
-      </w:r>
-      <w:proofErr w:type="spellEnd"/>
-      <w:r>
-        <w:rPr>
-          <w:rFonts w:ascii="Tahoma" w:hAnsi="Tahoma" w:cs="Tahoma"/>
-          <w:b/>
-          <w:bCs/>
-          <w:sz w:val="19"/>
-          <w:szCs w:val="19"/>
-        </w:rPr>
-        <w:t xml:space="preserve"> notas %}</w:t>
+        <w:t>{%p if notas %}</w:t>
       </w:r>
     </w:p>
     <w:p>
@@ -2956,29 +2353,7 @@
           <w:sz w:val="19"/>
           <w:szCs w:val="19"/>
         </w:rPr>
-        <w:t xml:space="preserve">{%p </w:t>
-      </w:r>
-      <w:proofErr w:type="spellStart"/>
-      <w:r>
-        <w:rPr>
-          <w:rFonts w:ascii="Tahoma" w:hAnsi="Tahoma" w:cs="Tahoma"/>
-          <w:b/>
-          <w:bCs/>
-          <w:sz w:val="19"/>
-          <w:szCs w:val="19"/>
-        </w:rPr>
-        <w:t>endif</w:t>
-      </w:r>
-      <w:proofErr w:type="spellEnd"/>
-      <w:r>
-        <w:rPr>
-          <w:rFonts w:ascii="Tahoma" w:hAnsi="Tahoma" w:cs="Tahoma"/>
-          <w:b/>
-          <w:bCs/>
-          <w:sz w:val="19"/>
-          <w:szCs w:val="19"/>
-        </w:rPr>
-        <w:t xml:space="preserve"> %}</w:t>
+        <w:t>{%p endif %}</w:t>
       </w:r>
     </w:p>
     <w:p>
@@ -3000,33 +2375,11 @@
           <w:rFonts w:ascii="Tahoma" w:hAnsi="Tahoma" w:cs="Tahoma"/>
         </w:rPr>
       </w:pPr>
-      <w:proofErr w:type="spellStart"/>
       <w:r>
         <w:rPr>
           <w:rFonts w:ascii="Tahoma" w:hAnsi="Tahoma" w:cs="Tahoma"/>
         </w:rPr>
-        <w:t>Yours</w:t>
-      </w:r>
-      <w:proofErr w:type="spellEnd"/>
-      <w:r>
-        <w:rPr>
-          <w:rFonts w:ascii="Tahoma" w:hAnsi="Tahoma" w:cs="Tahoma"/>
-        </w:rPr>
-        <w:t xml:space="preserve"> </w:t>
-      </w:r>
-      <w:proofErr w:type="spellStart"/>
-      <w:r>
-        <w:rPr>
-          <w:rFonts w:ascii="Tahoma" w:hAnsi="Tahoma" w:cs="Tahoma"/>
-        </w:rPr>
-        <w:t>faithfully</w:t>
-      </w:r>
-      <w:proofErr w:type="spellEnd"/>
-      <w:r>
-        <w:rPr>
-          <w:rFonts w:ascii="Tahoma" w:hAnsi="Tahoma" w:cs="Tahoma"/>
-        </w:rPr>
-        <w:t>,</w:t>
+        <w:t>Yours faithfully,</w:t>
       </w:r>
     </w:p>
     <w:p>
@@ -3055,21 +2408,7 @@
         <w:rPr>
           <w:rFonts w:ascii="Tahoma" w:hAnsi="Tahoma" w:cs="Tahoma"/>
         </w:rPr>
-        <w:t xml:space="preserve">{{cargo}} – </w:t>
-      </w:r>
-      <w:proofErr w:type="spellStart"/>
-      <w:r>
-        <w:rPr>
-          <w:rFonts w:ascii="Tahoma" w:hAnsi="Tahoma" w:cs="Tahoma"/>
-        </w:rPr>
-        <w:t>Proios</w:t>
-      </w:r>
-      <w:proofErr w:type="spellEnd"/>
-      <w:r>
-        <w:rPr>
-          <w:rFonts w:ascii="Tahoma" w:hAnsi="Tahoma" w:cs="Tahoma"/>
-        </w:rPr>
-        <w:t xml:space="preserve"> S.A.</w:t>
+        <w:t>{{cargo}} – Proios S.A.</w:t>
       </w:r>
     </w:p>
     <w:p>
@@ -3082,21 +2421,7 @@
         <w:rPr>
           <w:rFonts w:ascii="Tahoma" w:hAnsi="Tahoma" w:cs="Tahoma"/>
         </w:rPr>
-        <w:t>{{</w:t>
-      </w:r>
-      <w:proofErr w:type="spellStart"/>
-      <w:r>
-        <w:rPr>
-          <w:rFonts w:ascii="Tahoma" w:hAnsi="Tahoma" w:cs="Tahoma"/>
-        </w:rPr>
-        <w:t>firmante_email</w:t>
-      </w:r>
-      <w:proofErr w:type="spellEnd"/>
-      <w:r>
-        <w:rPr>
-          <w:rFonts w:ascii="Tahoma" w:hAnsi="Tahoma" w:cs="Tahoma"/>
-        </w:rPr>
-        <w:t>}}</w:t>
+        <w:t>{{firmante_email}}</w:t>
       </w:r>
     </w:p>
     <w:sectPr>
@@ -3141,69 +2466,12 @@
         <w:tab w:val="right" w:pos="9360"/>
       </w:tabs>
     </w:pPr>
-    <w:proofErr w:type="spellStart"/>
     <w:r>
       <w:rPr>
         <w:sz w:val="14"/>
         <w:szCs w:val="14"/>
       </w:rPr>
-      <w:t>Proios</w:t>
-    </w:r>
-    <w:proofErr w:type="spellEnd"/>
-    <w:r>
-      <w:rPr>
-        <w:sz w:val="14"/>
-        <w:szCs w:val="14"/>
-      </w:rPr>
-      <w:t xml:space="preserve"> S.A. · Comodoro Pedro </w:t>
-    </w:r>
-    <w:proofErr w:type="spellStart"/>
-    <w:r>
-      <w:rPr>
-        <w:sz w:val="14"/>
-        <w:szCs w:val="14"/>
-      </w:rPr>
-      <w:t>Zanni</w:t>
-    </w:r>
-    <w:proofErr w:type="spellEnd"/>
-    <w:r>
-      <w:rPr>
-        <w:sz w:val="14"/>
-        <w:szCs w:val="14"/>
-      </w:rPr>
-      <w:t xml:space="preserve"> 351, 5th </w:t>
-    </w:r>
-    <w:proofErr w:type="spellStart"/>
-    <w:r>
-      <w:rPr>
-        <w:sz w:val="14"/>
-        <w:szCs w:val="14"/>
-      </w:rPr>
-      <w:t>Fl</w:t>
-    </w:r>
-    <w:proofErr w:type="spellEnd"/>
-    <w:r>
-      <w:rPr>
-        <w:sz w:val="14"/>
-        <w:szCs w:val="14"/>
-      </w:rPr>
-      <w:t>. – 503 LN, Buenos Aires (C1104</w:t>
-    </w:r>
-    <w:proofErr w:type="gramStart"/>
-    <w:r>
-      <w:rPr>
-        <w:sz w:val="14"/>
-        <w:szCs w:val="14"/>
-      </w:rPr>
-      <w:t>AAH)  ·</w:t>
-    </w:r>
-    <w:proofErr w:type="gramEnd"/>
-    <w:r>
-      <w:rPr>
-        <w:sz w:val="14"/>
-        <w:szCs w:val="14"/>
-      </w:rPr>
-      <w:t xml:space="preserve">  info@proios.com  ·  www.proios.com</w:t>
+      <w:t>Proios S.A. · Comodoro Pedro Zanni 351, 5th Fl. – 503 LN, Buenos Aires (C1104AAH)  ·  info@proios.com  ·  www.proios.com</w:t>
     </w:r>
     <w:r>
       <w:rPr>

--- a/backend/apps/operaciones/templates/Proios_Quotation_Quimicos_TEMPLATE_EN.docx
+++ b/backend/apps/operaciones/templates/Proios_Quotation_Quimicos_TEMPLATE_EN.docx
@@ -1,6 +1,6 @@
 
 <file path=word/document.xml><?xml version="1.0" encoding="utf-8"?>
-<w:document xmlns:wpc="http://schemas.microsoft.com/office/word/2010/wordprocessingCanvas" xmlns:cx="http://schemas.microsoft.com/office/drawing/2014/chartex" xmlns:cx1="http://schemas.microsoft.com/office/drawing/2015/9/8/chartex" xmlns:cx2="http://schemas.microsoft.com/office/drawing/2015/10/21/chartex" xmlns:cx3="http://schemas.microsoft.com/office/drawing/2016/5/9/chartex" xmlns:cx4="http://schemas.microsoft.com/office/drawing/2016/5/10/chartex" xmlns:cx5="http://schemas.microsoft.com/office/drawing/2016/5/11/chartex" xmlns:cx6="http://schemas.microsoft.com/office/drawing/2016/5/12/chartex" xmlns:cx7="http://schemas.microsoft.com/office/drawing/2016/5/13/chartex" xmlns:cx8="http://schemas.microsoft.com/office/drawing/2016/5/14/chartex" xmlns:mc="http://schemas.openxmlformats.org/markup-compatibility/2006" xmlns:aink="http://schemas.microsoft.com/office/drawing/2016/ink" xmlns:am3d="http://schemas.microsoft.com/office/drawing/2017/model3d" xmlns:o="urn:schemas-microsoft-com:office:office" xmlns:r="http://schemas.openxmlformats.org/officeDocument/2006/relationships" xmlns:m="http://schemas.openxmlformats.org/officeDocument/2006/math" xmlns:v="urn:schemas-microsoft-com:vml" xmlns:wp14="http://schemas.microsoft.com/office/word/2010/wordprocessingDrawing" xmlns:wp="http://schemas.openxmlformats.org/drawingml/2006/wordprocessingDrawing" xmlns:w10="urn:schemas-microsoft-com:office:word" xmlns:w="http://schemas.openxmlformats.org/wordprocessingml/2006/main" xmlns:w14="http://schemas.microsoft.com/office/word/2010/wordml" xmlns:w15="http://schemas.microsoft.com/office/word/2012/wordml" xmlns:w16cex="http://schemas.microsoft.com/office/word/2018/wordml/cex" xmlns:w16cid="http://schemas.microsoft.com/office/word/2016/wordml/cid" xmlns:w16="http://schemas.microsoft.com/office/word/2018/wordml" xmlns:w16sdtdh="http://schemas.microsoft.com/office/word/2020/wordml/sdtdatahash" xmlns:w16se="http://schemas.microsoft.com/office/word/2015/wordml/symex" xmlns:wpg="http://schemas.microsoft.com/office/word/2010/wordprocessingGroup" xmlns:wpi="http://schemas.microsoft.com/office/word/2010/wordprocessingInk" xmlns:wne="http://schemas.microsoft.com/office/word/2006/wordml" xmlns:wps="http://schemas.microsoft.com/office/word/2010/wordprocessingShape" mc:Ignorable="w14 w15 w16se w16cid w16 w16cex w16sdtdh wp14">
+<w:document xmlns:wpc="http://schemas.microsoft.com/office/word/2010/wordprocessingCanvas" xmlns:cx="http://schemas.microsoft.com/office/drawing/2014/chartex" xmlns:cx1="http://schemas.microsoft.com/office/drawing/2015/9/8/chartex" xmlns:cx2="http://schemas.microsoft.com/office/drawing/2015/10/21/chartex" xmlns:cx3="http://schemas.microsoft.com/office/drawing/2016/5/9/chartex" xmlns:cx4="http://schemas.microsoft.com/office/drawing/2016/5/10/chartex" xmlns:cx5="http://schemas.microsoft.com/office/drawing/2016/5/11/chartex" xmlns:cx6="http://schemas.microsoft.com/office/drawing/2016/5/12/chartex" xmlns:cx7="http://schemas.microsoft.com/office/drawing/2016/5/13/chartex" xmlns:cx8="http://schemas.microsoft.com/office/drawing/2016/5/14/chartex" xmlns:mc="http://schemas.openxmlformats.org/markup-compatibility/2006" xmlns:aink="http://schemas.microsoft.com/office/drawing/2016/ink" xmlns:am3d="http://schemas.microsoft.com/office/drawing/2017/model3d" xmlns:o="urn:schemas-microsoft-com:office:office" xmlns:oel="http://schemas.microsoft.com/office/2019/extlst" xmlns:r="http://schemas.openxmlformats.org/officeDocument/2006/relationships" xmlns:m="http://schemas.openxmlformats.org/officeDocument/2006/math" xmlns:v="urn:schemas-microsoft-com:vml" xmlns:wp14="http://schemas.microsoft.com/office/word/2010/wordprocessingDrawing" xmlns:wp="http://schemas.openxmlformats.org/drawingml/2006/wordprocessingDrawing" xmlns:w10="urn:schemas-microsoft-com:office:word" xmlns:w="http://schemas.openxmlformats.org/wordprocessingml/2006/main" xmlns:w14="http://schemas.microsoft.com/office/word/2010/wordml" xmlns:w15="http://schemas.microsoft.com/office/word/2012/wordml" xmlns:w16cex="http://schemas.microsoft.com/office/word/2018/wordml/cex" xmlns:w16cid="http://schemas.microsoft.com/office/word/2016/wordml/cid" xmlns:w16="http://schemas.microsoft.com/office/word/2018/wordml" xmlns:w16du="http://schemas.microsoft.com/office/word/2023/wordml/word16du" xmlns:w16sdtdh="http://schemas.microsoft.com/office/word/2020/wordml/sdtdatahash" xmlns:w16sdtfl="http://schemas.microsoft.com/office/word/2024/wordml/sdtformatlock" xmlns:w16se="http://schemas.microsoft.com/office/word/2015/wordml/symex" xmlns:wpg="http://schemas.microsoft.com/office/word/2010/wordprocessingGroup" xmlns:wpi="http://schemas.microsoft.com/office/word/2010/wordprocessingInk" xmlns:wne="http://schemas.microsoft.com/office/word/2006/wordml" xmlns:wps="http://schemas.microsoft.com/office/word/2010/wordprocessingShape" mc:Ignorable="w14 w15 w16se w16cid w16 w16cex w16sdtdh w16sdtfl w16du wp14">
   <w:body>
     <w:p>
       <w:pPr>
@@ -105,11 +105,13 @@
               <w:spacing w:after="20"/>
               <w:rPr>
                 <w:rFonts w:ascii="Tahoma" w:hAnsi="Tahoma" w:cs="Tahoma"/>
-              </w:rPr>
-            </w:pPr>
-            <w:r>
-              <w:rPr>
-                <w:rFonts w:ascii="Tahoma" w:hAnsi="Tahoma" w:cs="Tahoma"/>
+                <w:lang w:val="it-IT"/>
+              </w:rPr>
+            </w:pPr>
+            <w:r>
+              <w:rPr>
+                <w:rFonts w:ascii="Tahoma" w:hAnsi="Tahoma" w:cs="Tahoma"/>
+                <w:lang w:val="it-IT"/>
               </w:rPr>
               <w:t>Comodoro Pedro Zanni 351, 5th Fl. – 503 LN (C1104AAH)</w:t>
             </w:r>
@@ -181,17 +183,39 @@
                 <w:rFonts w:ascii="Tahoma" w:hAnsi="Tahoma" w:cs="Tahoma"/>
               </w:rPr>
             </w:pPr>
-            <w:r>
-              <w:rPr>
-                <w:rFonts w:ascii="Tahoma" w:hAnsi="Tahoma" w:cs="Tahoma"/>
-              </w:rPr>
-              <w:t xml:space="preserve">Attn: </w:t>
-            </w:r>
-            <w:r>
-              <w:rPr>
-                <w:rFonts w:ascii="Tahoma" w:hAnsi="Tahoma" w:cs="Tahoma"/>
-              </w:rPr>
-              <w:t>{{atencion}}</w:t>
+            <w:proofErr w:type="spellStart"/>
+            <w:r>
+              <w:rPr>
+                <w:rFonts w:ascii="Tahoma" w:hAnsi="Tahoma" w:cs="Tahoma"/>
+              </w:rPr>
+              <w:t>Attn</w:t>
+            </w:r>
+            <w:proofErr w:type="spellEnd"/>
+            <w:r>
+              <w:rPr>
+                <w:rFonts w:ascii="Tahoma" w:hAnsi="Tahoma" w:cs="Tahoma"/>
+              </w:rPr>
+              <w:t xml:space="preserve">: </w:t>
+            </w:r>
+            <w:r>
+              <w:rPr>
+                <w:rFonts w:ascii="Tahoma" w:hAnsi="Tahoma" w:cs="Tahoma"/>
+              </w:rPr>
+              <w:t>{{</w:t>
+            </w:r>
+            <w:proofErr w:type="spellStart"/>
+            <w:r>
+              <w:rPr>
+                <w:rFonts w:ascii="Tahoma" w:hAnsi="Tahoma" w:cs="Tahoma"/>
+              </w:rPr>
+              <w:t>atencion</w:t>
+            </w:r>
+            <w:proofErr w:type="spellEnd"/>
+            <w:r>
+              <w:rPr>
+                <w:rFonts w:ascii="Tahoma" w:hAnsi="Tahoma" w:cs="Tahoma"/>
+              </w:rPr>
+              <w:t>}}</w:t>
             </w:r>
           </w:p>
         </w:tc>
@@ -213,6 +237,7 @@
               <w:spacing w:after="70"/>
               <w:rPr>
                 <w:rFonts w:ascii="Tahoma" w:hAnsi="Tahoma" w:cs="Tahoma"/>
+                <w:lang w:val="en-US"/>
               </w:rPr>
             </w:pPr>
             <w:r>
@@ -220,6 +245,7 @@
                 <w:rFonts w:ascii="Tahoma" w:hAnsi="Tahoma" w:cs="Tahoma"/>
                 <w:b/>
                 <w:bCs/>
+                <w:lang w:val="en-US"/>
               </w:rPr>
               <w:t>QUOTATION</w:t>
             </w:r>
@@ -229,17 +255,20 @@
               <w:spacing w:after="20"/>
               <w:rPr>
                 <w:rFonts w:ascii="Tahoma" w:hAnsi="Tahoma" w:cs="Tahoma"/>
-              </w:rPr>
-            </w:pPr>
-            <w:r>
-              <w:rPr>
-                <w:rFonts w:ascii="Tahoma" w:hAnsi="Tahoma" w:cs="Tahoma"/>
+                <w:lang w:val="en-US"/>
+              </w:rPr>
+            </w:pPr>
+            <w:r>
+              <w:rPr>
+                <w:rFonts w:ascii="Tahoma" w:hAnsi="Tahoma" w:cs="Tahoma"/>
+                <w:lang w:val="en-US"/>
               </w:rPr>
               <w:t xml:space="preserve">No.  </w:t>
             </w:r>
             <w:r>
               <w:rPr>
                 <w:rFonts w:ascii="Tahoma" w:eastAsia="Consolas" w:hAnsi="Tahoma" w:cs="Tahoma"/>
+                <w:lang w:val="en-US"/>
               </w:rPr>
               <w:t>{{ref}}</w:t>
             </w:r>
@@ -249,13 +278,31 @@
               <w:spacing w:after="20"/>
               <w:rPr>
                 <w:rFonts w:ascii="Tahoma" w:hAnsi="Tahoma" w:cs="Tahoma"/>
-              </w:rPr>
-            </w:pPr>
-            <w:r>
-              <w:rPr>
-                <w:rFonts w:ascii="Tahoma" w:hAnsi="Tahoma" w:cs="Tahoma"/>
-              </w:rPr>
-              <w:t>Date  {{fecha}}</w:t>
+                <w:lang w:val="en-US"/>
+              </w:rPr>
+            </w:pPr>
+            <w:r>
+              <w:rPr>
+                <w:rFonts w:ascii="Tahoma" w:hAnsi="Tahoma" w:cs="Tahoma"/>
+                <w:lang w:val="en-US"/>
+              </w:rPr>
+              <w:t>Date  {{</w:t>
+            </w:r>
+            <w:proofErr w:type="spellStart"/>
+            <w:r>
+              <w:rPr>
+                <w:rFonts w:ascii="Tahoma" w:hAnsi="Tahoma" w:cs="Tahoma"/>
+                <w:lang w:val="en-US"/>
+              </w:rPr>
+              <w:t>fecha</w:t>
+            </w:r>
+            <w:proofErr w:type="spellEnd"/>
+            <w:r>
+              <w:rPr>
+                <w:rFonts w:ascii="Tahoma" w:hAnsi="Tahoma" w:cs="Tahoma"/>
+                <w:lang w:val="en-US"/>
+              </w:rPr>
+              <w:t>}}</w:t>
             </w:r>
           </w:p>
           <w:p>
@@ -263,13 +310,31 @@
               <w:spacing w:after="20"/>
               <w:rPr>
                 <w:rFonts w:ascii="Tahoma" w:hAnsi="Tahoma" w:cs="Tahoma"/>
-              </w:rPr>
-            </w:pPr>
-            <w:r>
-              <w:rPr>
-                <w:rFonts w:ascii="Tahoma" w:hAnsi="Tahoma" w:cs="Tahoma"/>
-              </w:rPr>
-              <w:t>Valid  {{validez}}</w:t>
+                <w:lang w:val="en-US"/>
+              </w:rPr>
+            </w:pPr>
+            <w:r>
+              <w:rPr>
+                <w:rFonts w:ascii="Tahoma" w:hAnsi="Tahoma" w:cs="Tahoma"/>
+                <w:lang w:val="en-US"/>
+              </w:rPr>
+              <w:t>Valid  {{</w:t>
+            </w:r>
+            <w:proofErr w:type="spellStart"/>
+            <w:r>
+              <w:rPr>
+                <w:rFonts w:ascii="Tahoma" w:hAnsi="Tahoma" w:cs="Tahoma"/>
+                <w:lang w:val="en-US"/>
+              </w:rPr>
+              <w:t>validez</w:t>
+            </w:r>
+            <w:proofErr w:type="spellEnd"/>
+            <w:r>
+              <w:rPr>
+                <w:rFonts w:ascii="Tahoma" w:hAnsi="Tahoma" w:cs="Tahoma"/>
+                <w:lang w:val="en-US"/>
+              </w:rPr>
+              <w:t>}}</w:t>
             </w:r>
           </w:p>
           <w:p>
@@ -277,19 +342,38 @@
               <w:spacing w:after="20"/>
               <w:rPr>
                 <w:rFonts w:ascii="Tahoma" w:hAnsi="Tahoma" w:cs="Tahoma"/>
-              </w:rPr>
-            </w:pPr>
-            <w:r>
-              <w:rPr>
-                <w:rFonts w:ascii="Tahoma" w:hAnsi="Tahoma" w:cs="Tahoma"/>
+                <w:lang w:val="en-US"/>
+              </w:rPr>
+            </w:pPr>
+            <w:r>
+              <w:rPr>
+                <w:rFonts w:ascii="Tahoma" w:hAnsi="Tahoma" w:cs="Tahoma"/>
+                <w:lang w:val="en-US"/>
               </w:rPr>
               <w:t xml:space="preserve">Vessel  </w:t>
             </w:r>
             <w:r>
               <w:rPr>
                 <w:rFonts w:ascii="Tahoma" w:eastAsia="Consolas" w:hAnsi="Tahoma" w:cs="Tahoma"/>
-              </w:rPr>
-              <w:t>{{buque}}</w:t>
+                <w:lang w:val="en-US"/>
+              </w:rPr>
+              <w:t>{{</w:t>
+            </w:r>
+            <w:proofErr w:type="spellStart"/>
+            <w:r>
+              <w:rPr>
+                <w:rFonts w:ascii="Tahoma" w:eastAsia="Consolas" w:hAnsi="Tahoma" w:cs="Tahoma"/>
+                <w:lang w:val="en-US"/>
+              </w:rPr>
+              <w:t>buque</w:t>
+            </w:r>
+            <w:proofErr w:type="spellEnd"/>
+            <w:r>
+              <w:rPr>
+                <w:rFonts w:ascii="Tahoma" w:eastAsia="Consolas" w:hAnsi="Tahoma" w:cs="Tahoma"/>
+                <w:lang w:val="en-US"/>
+              </w:rPr>
+              <w:t>}}</w:t>
             </w:r>
           </w:p>
           <w:p>
@@ -300,6 +384,7 @@
                 <w:lang w:val="en-GB"/>
               </w:rPr>
             </w:pPr>
+            <w:proofErr w:type="gramStart"/>
             <w:r>
               <w:rPr>
                 <w:rFonts w:ascii="Tahoma" w:hAnsi="Tahoma" w:cs="Tahoma"/>
@@ -312,7 +397,31 @@
                 <w:rFonts w:ascii="Tahoma" w:eastAsia="Consolas" w:hAnsi="Tahoma" w:cs="Tahoma"/>
                 <w:lang w:val="en-GB"/>
               </w:rPr>
-              <w:t>{{ubicacion}}</w:t>
+              <w:t>{</w:t>
+            </w:r>
+            <w:proofErr w:type="gramEnd"/>
+            <w:r>
+              <w:rPr>
+                <w:rFonts w:ascii="Tahoma" w:eastAsia="Consolas" w:hAnsi="Tahoma" w:cs="Tahoma"/>
+                <w:lang w:val="en-GB"/>
+              </w:rPr>
+              <w:t>{</w:t>
+            </w:r>
+            <w:proofErr w:type="spellStart"/>
+            <w:r>
+              <w:rPr>
+                <w:rFonts w:ascii="Tahoma" w:eastAsia="Consolas" w:hAnsi="Tahoma" w:cs="Tahoma"/>
+                <w:lang w:val="en-GB"/>
+              </w:rPr>
+              <w:t>ubicacion</w:t>
+            </w:r>
+            <w:proofErr w:type="spellEnd"/>
+            <w:r>
+              <w:rPr>
+                <w:rFonts w:ascii="Tahoma" w:eastAsia="Consolas" w:hAnsi="Tahoma" w:cs="Tahoma"/>
+                <w:lang w:val="en-GB"/>
+              </w:rPr>
+              <w:t>}}</w:t>
             </w:r>
           </w:p>
           <w:p>
@@ -322,6 +431,7 @@
                 <w:rFonts w:ascii="Tahoma" w:hAnsi="Tahoma" w:cs="Tahoma"/>
               </w:rPr>
             </w:pPr>
+            <w:proofErr w:type="gramStart"/>
             <w:r>
               <w:rPr>
                 <w:rFonts w:ascii="Tahoma" w:hAnsi="Tahoma" w:cs="Tahoma"/>
@@ -332,7 +442,14 @@
               <w:rPr>
                 <w:rFonts w:ascii="Tahoma" w:eastAsia="Consolas" w:hAnsi="Tahoma" w:cs="Tahoma"/>
               </w:rPr>
-              <w:t>{{eta}}</w:t>
+              <w:t>{</w:t>
+            </w:r>
+            <w:proofErr w:type="gramEnd"/>
+            <w:r>
+              <w:rPr>
+                <w:rFonts w:ascii="Tahoma" w:eastAsia="Consolas" w:hAnsi="Tahoma" w:cs="Tahoma"/>
+              </w:rPr>
+              <w:t>{eta}}</w:t>
             </w:r>
           </w:p>
         </w:tc>
@@ -433,6 +550,7 @@
                 <w:rFonts w:ascii="Tahoma" w:hAnsi="Tahoma" w:cs="Tahoma"/>
               </w:rPr>
             </w:pPr>
+            <w:proofErr w:type="spellStart"/>
             <w:r>
               <w:rPr>
                 <w:rFonts w:ascii="Tahoma" w:hAnsi="Tahoma" w:cs="Tahoma"/>
@@ -453,6 +571,7 @@
               </w:rPr>
               <w:t>tion</w:t>
             </w:r>
+            <w:proofErr w:type="spellEnd"/>
           </w:p>
         </w:tc>
         <w:tc>
@@ -475,6 +594,7 @@
                 <w:rFonts w:ascii="Tahoma" w:hAnsi="Tahoma" w:cs="Tahoma"/>
               </w:rPr>
             </w:pPr>
+            <w:proofErr w:type="spellStart"/>
             <w:r>
               <w:rPr>
                 <w:rFonts w:ascii="Tahoma" w:hAnsi="Tahoma" w:cs="Tahoma"/>
@@ -483,7 +603,18 @@
                 <w:sz w:val="17"/>
                 <w:szCs w:val="17"/>
               </w:rPr>
-              <w:t>Qty.</w:t>
+              <w:t>Qty</w:t>
+            </w:r>
+            <w:proofErr w:type="spellEnd"/>
+            <w:r>
+              <w:rPr>
+                <w:rFonts w:ascii="Tahoma" w:hAnsi="Tahoma" w:cs="Tahoma"/>
+                <w:b/>
+                <w:bCs/>
+                <w:sz w:val="17"/>
+                <w:szCs w:val="17"/>
+              </w:rPr>
+              <w:t>.</w:t>
             </w:r>
           </w:p>
         </w:tc>
@@ -507,6 +638,7 @@
                 <w:rFonts w:ascii="Tahoma" w:hAnsi="Tahoma" w:cs="Tahoma"/>
               </w:rPr>
             </w:pPr>
+            <w:proofErr w:type="spellStart"/>
             <w:r>
               <w:rPr>
                 <w:rFonts w:ascii="Tahoma" w:hAnsi="Tahoma" w:cs="Tahoma"/>
@@ -517,6 +649,7 @@
               </w:rPr>
               <w:t>Unit</w:t>
             </w:r>
+            <w:proofErr w:type="spellEnd"/>
           </w:p>
         </w:tc>
         <w:tc>
@@ -539,6 +672,7 @@
                 <w:rFonts w:ascii="Tahoma" w:hAnsi="Tahoma" w:cs="Tahoma"/>
               </w:rPr>
             </w:pPr>
+            <w:proofErr w:type="spellStart"/>
             <w:r>
               <w:rPr>
                 <w:rFonts w:ascii="Tahoma" w:hAnsi="Tahoma" w:cs="Tahoma"/>
@@ -547,7 +681,18 @@
                 <w:sz w:val="17"/>
                 <w:szCs w:val="17"/>
               </w:rPr>
-              <w:t>Unit Price</w:t>
+              <w:t>Unit</w:t>
+            </w:r>
+            <w:proofErr w:type="spellEnd"/>
+            <w:r>
+              <w:rPr>
+                <w:rFonts w:ascii="Tahoma" w:hAnsi="Tahoma" w:cs="Tahoma"/>
+                <w:b/>
+                <w:bCs/>
+                <w:sz w:val="17"/>
+                <w:szCs w:val="17"/>
+              </w:rPr>
+              <w:t xml:space="preserve"> Price</w:t>
             </w:r>
           </w:p>
         </w:tc>
@@ -571,6 +716,7 @@
                 <w:rFonts w:ascii="Tahoma" w:hAnsi="Tahoma" w:cs="Tahoma"/>
               </w:rPr>
             </w:pPr>
+            <w:proofErr w:type="spellStart"/>
             <w:r>
               <w:rPr>
                 <w:rFonts w:ascii="Tahoma" w:hAnsi="Tahoma" w:cs="Tahoma"/>
@@ -581,6 +727,7 @@
               </w:rPr>
               <w:t>Amount</w:t>
             </w:r>
+            <w:proofErr w:type="spellEnd"/>
           </w:p>
         </w:tc>
       </w:tr>
@@ -717,7 +864,25 @@
                 <w:rFonts w:ascii="Tahoma" w:hAnsi="Tahoma" w:cs="Tahoma"/>
                 <w:lang w:val="en-GB"/>
               </w:rPr>
-              <w:t>{{item.descripcion}}</w:t>
+              <w:t>{{</w:t>
+            </w:r>
+            <w:proofErr w:type="spellStart"/>
+            <w:proofErr w:type="gramStart"/>
+            <w:r>
+              <w:rPr>
+                <w:rFonts w:ascii="Tahoma" w:hAnsi="Tahoma" w:cs="Tahoma"/>
+                <w:lang w:val="en-GB"/>
+              </w:rPr>
+              <w:t>item.descripcion</w:t>
+            </w:r>
+            <w:proofErr w:type="spellEnd"/>
+            <w:proofErr w:type="gramEnd"/>
+            <w:r>
+              <w:rPr>
+                <w:rFonts w:ascii="Tahoma" w:hAnsi="Tahoma" w:cs="Tahoma"/>
+                <w:lang w:val="en-GB"/>
+              </w:rPr>
+              <w:t>}}</w:t>
             </w:r>
           </w:p>
         </w:tc>
@@ -742,7 +907,23 @@
               <w:rPr>
                 <w:rFonts w:ascii="Tahoma" w:hAnsi="Tahoma" w:cs="Tahoma"/>
               </w:rPr>
-              <w:t>{{item.cantidad}}</w:t>
+              <w:t>{{</w:t>
+            </w:r>
+            <w:proofErr w:type="spellStart"/>
+            <w:proofErr w:type="gramStart"/>
+            <w:r>
+              <w:rPr>
+                <w:rFonts w:ascii="Tahoma" w:hAnsi="Tahoma" w:cs="Tahoma"/>
+              </w:rPr>
+              <w:t>item.cantidad</w:t>
+            </w:r>
+            <w:proofErr w:type="spellEnd"/>
+            <w:proofErr w:type="gramEnd"/>
+            <w:r>
+              <w:rPr>
+                <w:rFonts w:ascii="Tahoma" w:hAnsi="Tahoma" w:cs="Tahoma"/>
+              </w:rPr>
+              <w:t>}}</w:t>
             </w:r>
           </w:p>
         </w:tc>
@@ -767,7 +948,23 @@
               <w:rPr>
                 <w:rFonts w:ascii="Tahoma" w:hAnsi="Tahoma" w:cs="Tahoma"/>
               </w:rPr>
-              <w:t>{{item.unidad}}</w:t>
+              <w:t>{{</w:t>
+            </w:r>
+            <w:proofErr w:type="spellStart"/>
+            <w:proofErr w:type="gramStart"/>
+            <w:r>
+              <w:rPr>
+                <w:rFonts w:ascii="Tahoma" w:hAnsi="Tahoma" w:cs="Tahoma"/>
+              </w:rPr>
+              <w:t>item.unidad</w:t>
+            </w:r>
+            <w:proofErr w:type="spellEnd"/>
+            <w:proofErr w:type="gramEnd"/>
+            <w:r>
+              <w:rPr>
+                <w:rFonts w:ascii="Tahoma" w:hAnsi="Tahoma" w:cs="Tahoma"/>
+              </w:rPr>
+              <w:t>}}</w:t>
             </w:r>
           </w:p>
         </w:tc>
@@ -792,7 +989,23 @@
               <w:rPr>
                 <w:rFonts w:ascii="Tahoma" w:hAnsi="Tahoma" w:cs="Tahoma"/>
               </w:rPr>
-              <w:t>{{item.precio}}</w:t>
+              <w:t>{{</w:t>
+            </w:r>
+            <w:proofErr w:type="spellStart"/>
+            <w:proofErr w:type="gramStart"/>
+            <w:r>
+              <w:rPr>
+                <w:rFonts w:ascii="Tahoma" w:hAnsi="Tahoma" w:cs="Tahoma"/>
+              </w:rPr>
+              <w:t>item.precio</w:t>
+            </w:r>
+            <w:proofErr w:type="spellEnd"/>
+            <w:proofErr w:type="gramEnd"/>
+            <w:r>
+              <w:rPr>
+                <w:rFonts w:ascii="Tahoma" w:hAnsi="Tahoma" w:cs="Tahoma"/>
+              </w:rPr>
+              <w:t>}}</w:t>
             </w:r>
           </w:p>
         </w:tc>
@@ -818,7 +1031,23 @@
               <w:rPr>
                 <w:rFonts w:ascii="Tahoma" w:hAnsi="Tahoma" w:cs="Tahoma"/>
               </w:rPr>
-              <w:t>{{item.importe}}</w:t>
+              <w:t>{{</w:t>
+            </w:r>
+            <w:proofErr w:type="spellStart"/>
+            <w:proofErr w:type="gramStart"/>
+            <w:r>
+              <w:rPr>
+                <w:rFonts w:ascii="Tahoma" w:hAnsi="Tahoma" w:cs="Tahoma"/>
+              </w:rPr>
+              <w:t>item.importe</w:t>
+            </w:r>
+            <w:proofErr w:type="spellEnd"/>
+            <w:proofErr w:type="gramEnd"/>
+            <w:r>
+              <w:rPr>
+                <w:rFonts w:ascii="Tahoma" w:hAnsi="Tahoma" w:cs="Tahoma"/>
+              </w:rPr>
+              <w:t>}}</w:t>
             </w:r>
           </w:p>
         </w:tc>
@@ -939,7 +1168,43 @@
                 <w:i/>
                 <w:iCs/>
               </w:rPr>
-              <w:t>{%tr endfor %}</w:t>
+              <w:t>{%</w:t>
+            </w:r>
+            <w:proofErr w:type="spellStart"/>
+            <w:r>
+              <w:rPr>
+                <w:rFonts w:ascii="Tahoma" w:hAnsi="Tahoma" w:cs="Tahoma"/>
+                <w:i/>
+                <w:iCs/>
+              </w:rPr>
+              <w:t>tr</w:t>
+            </w:r>
+            <w:proofErr w:type="spellEnd"/>
+            <w:r>
+              <w:rPr>
+                <w:rFonts w:ascii="Tahoma" w:hAnsi="Tahoma" w:cs="Tahoma"/>
+                <w:i/>
+                <w:iCs/>
+              </w:rPr>
+              <w:t xml:space="preserve"> </w:t>
+            </w:r>
+            <w:proofErr w:type="spellStart"/>
+            <w:r>
+              <w:rPr>
+                <w:rFonts w:ascii="Tahoma" w:hAnsi="Tahoma" w:cs="Tahoma"/>
+                <w:i/>
+                <w:iCs/>
+              </w:rPr>
+              <w:t>endfor</w:t>
+            </w:r>
+            <w:proofErr w:type="spellEnd"/>
+            <w:r>
+              <w:rPr>
+                <w:rFonts w:ascii="Tahoma" w:hAnsi="Tahoma" w:cs="Tahoma"/>
+                <w:i/>
+                <w:iCs/>
+              </w:rPr>
+              <w:t xml:space="preserve"> %}</w:t>
             </w:r>
           </w:p>
           <w:p>
@@ -1177,6 +1442,7 @@
               </w:rPr>
               <w:t xml:space="preserve"> in </w:t>
             </w:r>
+            <w:proofErr w:type="spellStart"/>
             <w:r>
               <w:rPr>
                 <w:rFonts w:ascii="Tahoma" w:hAnsi="Tahoma" w:cs="Tahoma"/>
@@ -1186,6 +1452,7 @@
               </w:rPr>
               <w:t>expensas</w:t>
             </w:r>
+            <w:proofErr w:type="spellEnd"/>
             <w:r>
               <w:rPr>
                 <w:rFonts w:ascii="Tahoma" w:hAnsi="Tahoma" w:cs="Tahoma"/>
@@ -1303,6 +1570,8 @@
               </w:rPr>
               <w:t>{{</w:t>
             </w:r>
+            <w:proofErr w:type="spellStart"/>
+            <w:proofErr w:type="gramStart"/>
             <w:r>
               <w:rPr>
                 <w:rFonts w:ascii="Tahoma" w:hAnsi="Tahoma" w:cs="Tahoma"/>
@@ -1315,7 +1584,16 @@
                 <w:rFonts w:ascii="Tahoma" w:hAnsi="Tahoma" w:cs="Tahoma"/>
                 <w:lang w:val="en-GB"/>
               </w:rPr>
-              <w:t>.descripcion}}</w:t>
+              <w:t>.descripcion</w:t>
+            </w:r>
+            <w:proofErr w:type="spellEnd"/>
+            <w:proofErr w:type="gramEnd"/>
+            <w:r>
+              <w:rPr>
+                <w:rFonts w:ascii="Tahoma" w:hAnsi="Tahoma" w:cs="Tahoma"/>
+                <w:lang w:val="en-GB"/>
+              </w:rPr>
+              <w:t>}}</w:t>
             </w:r>
           </w:p>
         </w:tc>
@@ -1343,6 +1621,8 @@
               </w:rPr>
               <w:t>{{</w:t>
             </w:r>
+            <w:proofErr w:type="spellStart"/>
+            <w:proofErr w:type="gramStart"/>
             <w:r>
               <w:rPr>
                 <w:rFonts w:ascii="Tahoma" w:hAnsi="Tahoma" w:cs="Tahoma"/>
@@ -1361,6 +1641,8 @@
               </w:rPr>
               <w:t>cantidad</w:t>
             </w:r>
+            <w:proofErr w:type="spellEnd"/>
+            <w:proofErr w:type="gramEnd"/>
             <w:r>
               <w:rPr>
                 <w:rFonts w:ascii="Tahoma" w:hAnsi="Tahoma" w:cs="Tahoma"/>
@@ -1392,6 +1674,8 @@
               </w:rPr>
               <w:t>{{</w:t>
             </w:r>
+            <w:proofErr w:type="spellStart"/>
+            <w:proofErr w:type="gramStart"/>
             <w:r>
               <w:rPr>
                 <w:rFonts w:ascii="Tahoma" w:hAnsi="Tahoma" w:cs="Tahoma"/>
@@ -1402,7 +1686,15 @@
               <w:rPr>
                 <w:rFonts w:ascii="Tahoma" w:hAnsi="Tahoma" w:cs="Tahoma"/>
               </w:rPr>
-              <w:t>.unidad}}</w:t>
+              <w:t>.unidad</w:t>
+            </w:r>
+            <w:proofErr w:type="spellEnd"/>
+            <w:proofErr w:type="gramEnd"/>
+            <w:r>
+              <w:rPr>
+                <w:rFonts w:ascii="Tahoma" w:hAnsi="Tahoma" w:cs="Tahoma"/>
+              </w:rPr>
+              <w:t>}}</w:t>
             </w:r>
           </w:p>
         </w:tc>
@@ -1429,6 +1721,8 @@
               </w:rPr>
               <w:t>{{</w:t>
             </w:r>
+            <w:proofErr w:type="spellStart"/>
+            <w:proofErr w:type="gramStart"/>
             <w:r>
               <w:rPr>
                 <w:rFonts w:ascii="Tahoma" w:hAnsi="Tahoma" w:cs="Tahoma"/>
@@ -1439,7 +1733,15 @@
               <w:rPr>
                 <w:rFonts w:ascii="Tahoma" w:hAnsi="Tahoma" w:cs="Tahoma"/>
               </w:rPr>
-              <w:t>.precio}}</w:t>
+              <w:t>.precio</w:t>
+            </w:r>
+            <w:proofErr w:type="spellEnd"/>
+            <w:proofErr w:type="gramEnd"/>
+            <w:r>
+              <w:rPr>
+                <w:rFonts w:ascii="Tahoma" w:hAnsi="Tahoma" w:cs="Tahoma"/>
+              </w:rPr>
+              <w:t>}}</w:t>
             </w:r>
           </w:p>
         </w:tc>
@@ -1467,6 +1769,8 @@
               </w:rPr>
               <w:t>{{</w:t>
             </w:r>
+            <w:proofErr w:type="spellStart"/>
+            <w:proofErr w:type="gramStart"/>
             <w:r>
               <w:rPr>
                 <w:rFonts w:ascii="Tahoma" w:hAnsi="Tahoma" w:cs="Tahoma"/>
@@ -1477,7 +1781,15 @@
               <w:rPr>
                 <w:rFonts w:ascii="Tahoma" w:hAnsi="Tahoma" w:cs="Tahoma"/>
               </w:rPr>
-              <w:t>.importe}}</w:t>
+              <w:t>.importe</w:t>
+            </w:r>
+            <w:proofErr w:type="spellEnd"/>
+            <w:proofErr w:type="gramEnd"/>
+            <w:r>
+              <w:rPr>
+                <w:rFonts w:ascii="Tahoma" w:hAnsi="Tahoma" w:cs="Tahoma"/>
+              </w:rPr>
+              <w:t>}}</w:t>
             </w:r>
           </w:p>
         </w:tc>
@@ -1598,7 +1910,43 @@
                 <w:i/>
                 <w:iCs/>
               </w:rPr>
-              <w:t>{%tr endfor %}</w:t>
+              <w:t>{%</w:t>
+            </w:r>
+            <w:proofErr w:type="spellStart"/>
+            <w:r>
+              <w:rPr>
+                <w:rFonts w:ascii="Tahoma" w:hAnsi="Tahoma" w:cs="Tahoma"/>
+                <w:i/>
+                <w:iCs/>
+              </w:rPr>
+              <w:t>tr</w:t>
+            </w:r>
+            <w:proofErr w:type="spellEnd"/>
+            <w:r>
+              <w:rPr>
+                <w:rFonts w:ascii="Tahoma" w:hAnsi="Tahoma" w:cs="Tahoma"/>
+                <w:i/>
+                <w:iCs/>
+              </w:rPr>
+              <w:t xml:space="preserve"> </w:t>
+            </w:r>
+            <w:proofErr w:type="spellStart"/>
+            <w:r>
+              <w:rPr>
+                <w:rFonts w:ascii="Tahoma" w:hAnsi="Tahoma" w:cs="Tahoma"/>
+                <w:i/>
+                <w:iCs/>
+              </w:rPr>
+              <w:t>endfor</w:t>
+            </w:r>
+            <w:proofErr w:type="spellEnd"/>
+            <w:r>
+              <w:rPr>
+                <w:rFonts w:ascii="Tahoma" w:hAnsi="Tahoma" w:cs="Tahoma"/>
+                <w:i/>
+                <w:iCs/>
+              </w:rPr>
+              <w:t xml:space="preserve"> %}</w:t>
             </w:r>
           </w:p>
           <w:p>
@@ -1706,7 +2054,21 @@
               <w:rPr>
                 <w:rFonts w:ascii="Tahoma" w:hAnsi="Tahoma" w:cs="Tahoma"/>
               </w:rPr>
-              <w:t>{{iva}}</w:t>
+              <w:t>{{</w:t>
+            </w:r>
+            <w:proofErr w:type="spellStart"/>
+            <w:r>
+              <w:rPr>
+                <w:rFonts w:ascii="Tahoma" w:hAnsi="Tahoma" w:cs="Tahoma"/>
+              </w:rPr>
+              <w:t>iva</w:t>
+            </w:r>
+            <w:proofErr w:type="spellEnd"/>
+            <w:r>
+              <w:rPr>
+                <w:rFonts w:ascii="Tahoma" w:hAnsi="Tahoma" w:cs="Tahoma"/>
+              </w:rPr>
+              <w:t>}}</w:t>
             </w:r>
           </w:p>
         </w:tc>
@@ -1779,7 +2141,51 @@
                 <w:sz w:val="22"/>
                 <w:szCs w:val="22"/>
               </w:rPr>
-              <w:t xml:space="preserve">        {{moneda}}                                                                                                                     {{total}}</w:t>
+              <w:t xml:space="preserve">        {{moneda</w:t>
+            </w:r>
+            <w:proofErr w:type="gramStart"/>
+            <w:r>
+              <w:rPr>
+                <w:rFonts w:ascii="Tahoma" w:hAnsi="Tahoma" w:cs="Tahoma"/>
+                <w:b/>
+                <w:bCs/>
+                <w:sz w:val="22"/>
+                <w:szCs w:val="22"/>
+              </w:rPr>
+              <w:t xml:space="preserve">}}   </w:t>
+            </w:r>
+            <w:proofErr w:type="gramEnd"/>
+            <w:r>
+              <w:rPr>
+                <w:rFonts w:ascii="Tahoma" w:hAnsi="Tahoma" w:cs="Tahoma"/>
+                <w:b/>
+                <w:bCs/>
+                <w:sz w:val="22"/>
+                <w:szCs w:val="22"/>
+              </w:rPr>
+              <w:t xml:space="preserve">                                                                                                               </w:t>
+            </w:r>
+            <w:proofErr w:type="gramStart"/>
+            <w:r>
+              <w:rPr>
+                <w:rFonts w:ascii="Tahoma" w:hAnsi="Tahoma" w:cs="Tahoma"/>
+                <w:b/>
+                <w:bCs/>
+                <w:sz w:val="22"/>
+                <w:szCs w:val="22"/>
+              </w:rPr>
+              <w:t xml:space="preserve">   {</w:t>
+            </w:r>
+            <w:proofErr w:type="gramEnd"/>
+            <w:r>
+              <w:rPr>
+                <w:rFonts w:ascii="Tahoma" w:hAnsi="Tahoma" w:cs="Tahoma"/>
+                <w:b/>
+                <w:bCs/>
+                <w:sz w:val="22"/>
+                <w:szCs w:val="22"/>
+              </w:rPr>
+              <w:t>{total}}</w:t>
             </w:r>
           </w:p>
         </w:tc>
@@ -1912,6 +2318,7 @@
     </w:p>
     <w:p>
       <w:pPr>
+        <w:pageBreakBefore/>
         <w:spacing w:before="240" w:after="90"/>
         <w:rPr>
           <w:rFonts w:ascii="Tahoma" w:hAnsi="Tahoma" w:cs="Tahoma"/>
@@ -1999,8 +2406,20 @@
                 <w:sz w:val="19"/>
                 <w:szCs w:val="19"/>
               </w:rPr>
-              <w:t>Offer validity</w:t>
-            </w:r>
+              <w:t xml:space="preserve">Offer </w:t>
+            </w:r>
+            <w:proofErr w:type="spellStart"/>
+            <w:r>
+              <w:rPr>
+                <w:rFonts w:ascii="Tahoma" w:hAnsi="Tahoma" w:cs="Tahoma"/>
+                <w:b/>
+                <w:bCs/>
+                <w:sz w:val="19"/>
+                <w:szCs w:val="19"/>
+              </w:rPr>
+              <w:t>validity</w:t>
+            </w:r>
+            <w:proofErr w:type="spellEnd"/>
           </w:p>
         </w:tc>
         <w:tc>
@@ -2053,8 +2472,20 @@
                 <w:sz w:val="19"/>
                 <w:szCs w:val="19"/>
               </w:rPr>
-              <w:t>Payment terms</w:t>
-            </w:r>
+              <w:t xml:space="preserve">Payment </w:t>
+            </w:r>
+            <w:proofErr w:type="spellStart"/>
+            <w:r>
+              <w:rPr>
+                <w:rFonts w:ascii="Tahoma" w:hAnsi="Tahoma" w:cs="Tahoma"/>
+                <w:b/>
+                <w:bCs/>
+                <w:sz w:val="19"/>
+                <w:szCs w:val="19"/>
+              </w:rPr>
+              <w:t>terms</w:t>
+            </w:r>
+            <w:proofErr w:type="spellEnd"/>
           </w:p>
         </w:tc>
         <w:tc>
@@ -2077,7 +2508,21 @@
               <w:rPr>
                 <w:rFonts w:ascii="Tahoma" w:hAnsi="Tahoma" w:cs="Tahoma"/>
               </w:rPr>
-              <w:t>{{forma_de_pago}}</w:t>
+              <w:t>{{</w:t>
+            </w:r>
+            <w:proofErr w:type="spellStart"/>
+            <w:r>
+              <w:rPr>
+                <w:rFonts w:ascii="Tahoma" w:hAnsi="Tahoma" w:cs="Tahoma"/>
+              </w:rPr>
+              <w:t>forma_de_pago</w:t>
+            </w:r>
+            <w:proofErr w:type="spellEnd"/>
+            <w:r>
+              <w:rPr>
+                <w:rFonts w:ascii="Tahoma" w:hAnsi="Tahoma" w:cs="Tahoma"/>
+              </w:rPr>
+              <w:t>}}</w:t>
             </w:r>
           </w:p>
         </w:tc>
@@ -2099,6 +2544,7 @@
                 <w:rFonts w:ascii="Tahoma" w:hAnsi="Tahoma" w:cs="Tahoma"/>
               </w:rPr>
             </w:pPr>
+            <w:proofErr w:type="spellStart"/>
             <w:r>
               <w:rPr>
                 <w:rFonts w:ascii="Tahoma" w:hAnsi="Tahoma" w:cs="Tahoma"/>
@@ -2107,7 +2553,18 @@
                 <w:sz w:val="19"/>
                 <w:szCs w:val="19"/>
               </w:rPr>
-              <w:t>Delivery time</w:t>
+              <w:t>Delivery</w:t>
+            </w:r>
+            <w:proofErr w:type="spellEnd"/>
+            <w:r>
+              <w:rPr>
+                <w:rFonts w:ascii="Tahoma" w:hAnsi="Tahoma" w:cs="Tahoma"/>
+                <w:b/>
+                <w:bCs/>
+                <w:sz w:val="19"/>
+                <w:szCs w:val="19"/>
+              </w:rPr>
+              <w:t xml:space="preserve"> time</w:t>
             </w:r>
           </w:p>
         </w:tc>
@@ -2131,7 +2588,35 @@
               <w:rPr>
                 <w:rFonts w:ascii="Tahoma" w:hAnsi="Tahoma" w:cs="Tahoma"/>
               </w:rPr>
-              <w:t>{{tiempo_entrega}} days.</w:t>
+              <w:t>{{</w:t>
+            </w:r>
+            <w:proofErr w:type="spellStart"/>
+            <w:r>
+              <w:rPr>
+                <w:rFonts w:ascii="Tahoma" w:hAnsi="Tahoma" w:cs="Tahoma"/>
+              </w:rPr>
+              <w:t>tiempo_entrega</w:t>
+            </w:r>
+            <w:proofErr w:type="spellEnd"/>
+            <w:r>
+              <w:rPr>
+                <w:rFonts w:ascii="Tahoma" w:hAnsi="Tahoma" w:cs="Tahoma"/>
+              </w:rPr>
+              <w:t xml:space="preserve">}} </w:t>
+            </w:r>
+            <w:proofErr w:type="spellStart"/>
+            <w:r>
+              <w:rPr>
+                <w:rFonts w:ascii="Tahoma" w:hAnsi="Tahoma" w:cs="Tahoma"/>
+              </w:rPr>
+              <w:t>days</w:t>
+            </w:r>
+            <w:proofErr w:type="spellEnd"/>
+            <w:r>
+              <w:rPr>
+                <w:rFonts w:ascii="Tahoma" w:hAnsi="Tahoma" w:cs="Tahoma"/>
+              </w:rPr>
+              <w:t>.</w:t>
             </w:r>
           </w:p>
         </w:tc>
@@ -2151,6 +2636,8 @@
             <w:pPr>
               <w:rPr>
                 <w:rFonts w:ascii="Tahoma" w:hAnsi="Tahoma" w:cs="Tahoma"/>
+                <w:b/>
+                <w:bCs/>
               </w:rPr>
             </w:pPr>
             <w:r>
@@ -2161,8 +2648,33 @@
                 <w:sz w:val="19"/>
                 <w:szCs w:val="19"/>
               </w:rPr>
-              <w:t>Place of delivery</w:t>
-            </w:r>
+              <w:t>Other</w:t>
+            </w:r>
+            <w:r>
+              <w:rPr>
+                <w:rFonts w:ascii="Tahoma" w:hAnsi="Tahoma" w:cs="Tahoma"/>
+                <w:b/>
+                <w:bCs/>
+              </w:rPr>
+              <w:t xml:space="preserve"> </w:t>
+            </w:r>
+            <w:r>
+              <w:rPr>
+                <w:rFonts w:ascii="Tahoma" w:hAnsi="Tahoma" w:cs="Tahoma"/>
+                <w:b/>
+                <w:bCs/>
+                <w:sz w:val="19"/>
+                <w:szCs w:val="19"/>
+              </w:rPr>
+              <w:t>expenses</w:t>
+            </w:r>
+          </w:p>
+          <w:p>
+            <w:pPr>
+              <w:rPr>
+                <w:rFonts w:ascii="Tahoma" w:hAnsi="Tahoma" w:cs="Tahoma"/>
+              </w:rPr>
+            </w:pPr>
           </w:p>
         </w:tc>
         <w:tc>
@@ -2185,8 +2697,30 @@
               <w:rPr>
                 <w:rFonts w:ascii="Tahoma" w:hAnsi="Tahoma" w:cs="Tahoma"/>
               </w:rPr>
-              <w:t>{{lugar_entrega}}</w:t>
-            </w:r>
+              <w:t xml:space="preserve">Other expenses </w:t>
+            </w:r>
+            <w:proofErr w:type="spellStart"/>
+            <w:r>
+              <w:rPr>
+                <w:rFonts w:ascii="Tahoma" w:hAnsi="Tahoma" w:cs="Tahoma"/>
+              </w:rPr>
+              <w:t>by</w:t>
+            </w:r>
+            <w:proofErr w:type="spellEnd"/>
+            <w:r>
+              <w:rPr>
+                <w:rFonts w:ascii="Tahoma" w:hAnsi="Tahoma" w:cs="Tahoma"/>
+              </w:rPr>
+              <w:t xml:space="preserve"> </w:t>
+            </w:r>
+            <w:proofErr w:type="spellStart"/>
+            <w:r>
+              <w:rPr>
+                <w:rFonts w:ascii="Tahoma" w:hAnsi="Tahoma" w:cs="Tahoma"/>
+              </w:rPr>
+              <w:t>agency</w:t>
+            </w:r>
+            <w:proofErr w:type="spellEnd"/>
           </w:p>
         </w:tc>
       </w:tr>
@@ -2205,43 +2739,6 @@
             <w:pPr>
               <w:rPr>
                 <w:rFonts w:ascii="Tahoma" w:hAnsi="Tahoma" w:cs="Tahoma"/>
-                <w:b/>
-                <w:bCs/>
-              </w:rPr>
-            </w:pPr>
-            <w:r>
-              <w:rPr>
-                <w:rFonts w:ascii="Tahoma" w:hAnsi="Tahoma" w:cs="Tahoma"/>
-                <w:b/>
-                <w:bCs/>
-                <w:sz w:val="19"/>
-                <w:szCs w:val="19"/>
-              </w:rPr>
-              <w:t>Other</w:t>
-            </w:r>
-            <w:r>
-              <w:rPr>
-                <w:rFonts w:ascii="Tahoma" w:hAnsi="Tahoma" w:cs="Tahoma"/>
-                <w:b/>
-                <w:bCs/>
-              </w:rPr>
-              <w:t xml:space="preserve"> </w:t>
-            </w:r>
-            <w:r>
-              <w:rPr>
-                <w:rFonts w:ascii="Tahoma" w:hAnsi="Tahoma" w:cs="Tahoma"/>
-                <w:b/>
-                <w:bCs/>
-                <w:sz w:val="19"/>
-                <w:szCs w:val="19"/>
-              </w:rPr>
-              <w:t>expenses</w:t>
-            </w:r>
-          </w:p>
-          <w:p>
-            <w:pPr>
-              <w:rPr>
-                <w:rFonts w:ascii="Tahoma" w:hAnsi="Tahoma" w:cs="Tahoma"/>
               </w:rPr>
             </w:pPr>
           </w:p>
@@ -2262,12 +2759,6 @@
                 <w:rFonts w:ascii="Tahoma" w:hAnsi="Tahoma" w:cs="Tahoma"/>
               </w:rPr>
             </w:pPr>
-            <w:r>
-              <w:rPr>
-                <w:rFonts w:ascii="Tahoma" w:hAnsi="Tahoma" w:cs="Tahoma"/>
-              </w:rPr>
-              <w:t>{{exp2}}</w:t>
-            </w:r>
           </w:p>
         </w:tc>
       </w:tr>
@@ -2291,7 +2782,29 @@
           <w:sz w:val="19"/>
           <w:szCs w:val="19"/>
         </w:rPr>
-        <w:t>{%p if notas %}</w:t>
+        <w:t xml:space="preserve">{%p </w:t>
+      </w:r>
+      <w:proofErr w:type="spellStart"/>
+      <w:r>
+        <w:rPr>
+          <w:rFonts w:ascii="Tahoma" w:hAnsi="Tahoma" w:cs="Tahoma"/>
+          <w:b/>
+          <w:bCs/>
+          <w:sz w:val="19"/>
+          <w:szCs w:val="19"/>
+        </w:rPr>
+        <w:t>if</w:t>
+      </w:r>
+      <w:proofErr w:type="spellEnd"/>
+      <w:r>
+        <w:rPr>
+          <w:rFonts w:ascii="Tahoma" w:hAnsi="Tahoma" w:cs="Tahoma"/>
+          <w:b/>
+          <w:bCs/>
+          <w:sz w:val="19"/>
+          <w:szCs w:val="19"/>
+        </w:rPr>
+        <w:t xml:space="preserve"> notas %}</w:t>
       </w:r>
     </w:p>
     <w:p>
@@ -2353,7 +2866,29 @@
           <w:sz w:val="19"/>
           <w:szCs w:val="19"/>
         </w:rPr>
-        <w:t>{%p endif %}</w:t>
+        <w:t xml:space="preserve">{%p </w:t>
+      </w:r>
+      <w:proofErr w:type="spellStart"/>
+      <w:r>
+        <w:rPr>
+          <w:rFonts w:ascii="Tahoma" w:hAnsi="Tahoma" w:cs="Tahoma"/>
+          <w:b/>
+          <w:bCs/>
+          <w:sz w:val="19"/>
+          <w:szCs w:val="19"/>
+        </w:rPr>
+        <w:t>endif</w:t>
+      </w:r>
+      <w:proofErr w:type="spellEnd"/>
+      <w:r>
+        <w:rPr>
+          <w:rFonts w:ascii="Tahoma" w:hAnsi="Tahoma" w:cs="Tahoma"/>
+          <w:b/>
+          <w:bCs/>
+          <w:sz w:val="19"/>
+          <w:szCs w:val="19"/>
+        </w:rPr>
+        <w:t xml:space="preserve"> %}</w:t>
       </w:r>
     </w:p>
     <w:p>
@@ -2375,11 +2910,33 @@
           <w:rFonts w:ascii="Tahoma" w:hAnsi="Tahoma" w:cs="Tahoma"/>
         </w:rPr>
       </w:pPr>
+      <w:proofErr w:type="spellStart"/>
       <w:r>
         <w:rPr>
           <w:rFonts w:ascii="Tahoma" w:hAnsi="Tahoma" w:cs="Tahoma"/>
         </w:rPr>
-        <w:t>Yours faithfully,</w:t>
+        <w:t>Yours</w:t>
+      </w:r>
+      <w:proofErr w:type="spellEnd"/>
+      <w:r>
+        <w:rPr>
+          <w:rFonts w:ascii="Tahoma" w:hAnsi="Tahoma" w:cs="Tahoma"/>
+        </w:rPr>
+        <w:t xml:space="preserve"> </w:t>
+      </w:r>
+      <w:proofErr w:type="spellStart"/>
+      <w:r>
+        <w:rPr>
+          <w:rFonts w:ascii="Tahoma" w:hAnsi="Tahoma" w:cs="Tahoma"/>
+        </w:rPr>
+        <w:t>faithfully</w:t>
+      </w:r>
+      <w:proofErr w:type="spellEnd"/>
+      <w:r>
+        <w:rPr>
+          <w:rFonts w:ascii="Tahoma" w:hAnsi="Tahoma" w:cs="Tahoma"/>
+        </w:rPr>
+        <w:t>,</w:t>
       </w:r>
     </w:p>
     <w:p>
@@ -2421,7 +2978,21 @@
         <w:rPr>
           <w:rFonts w:ascii="Tahoma" w:hAnsi="Tahoma" w:cs="Tahoma"/>
         </w:rPr>
-        <w:t>{{firmante_email}}</w:t>
+        <w:t>{{</w:t>
+      </w:r>
+      <w:proofErr w:type="spellStart"/>
+      <w:r>
+        <w:rPr>
+          <w:rFonts w:ascii="Tahoma" w:hAnsi="Tahoma" w:cs="Tahoma"/>
+        </w:rPr>
+        <w:t>firmante_email</w:t>
+      </w:r>
+      <w:proofErr w:type="spellEnd"/>
+      <w:r>
+        <w:rPr>
+          <w:rFonts w:ascii="Tahoma" w:hAnsi="Tahoma" w:cs="Tahoma"/>
+        </w:rPr>
+        <w:t>}}</w:t>
       </w:r>
     </w:p>
     <w:sectPr>
@@ -2437,7 +3008,7 @@
 </file>
 
 <file path=word/endnotes.xml><?xml version="1.0" encoding="utf-8"?>
-<w:endnotes xmlns:wpc="http://schemas.microsoft.com/office/word/2010/wordprocessingCanvas" xmlns:cx="http://schemas.microsoft.com/office/drawing/2014/chartex" xmlns:cx1="http://schemas.microsoft.com/office/drawing/2015/9/8/chartex" xmlns:cx2="http://schemas.microsoft.com/office/drawing/2015/10/21/chartex" xmlns:cx3="http://schemas.microsoft.com/office/drawing/2016/5/9/chartex" xmlns:cx4="http://schemas.microsoft.com/office/drawing/2016/5/10/chartex" xmlns:cx5="http://schemas.microsoft.com/office/drawing/2016/5/11/chartex" xmlns:cx6="http://schemas.microsoft.com/office/drawing/2016/5/12/chartex" xmlns:cx7="http://schemas.microsoft.com/office/drawing/2016/5/13/chartex" xmlns:cx8="http://schemas.microsoft.com/office/drawing/2016/5/14/chartex" xmlns:mc="http://schemas.openxmlformats.org/markup-compatibility/2006" xmlns:aink="http://schemas.microsoft.com/office/drawing/2016/ink" xmlns:am3d="http://schemas.microsoft.com/office/drawing/2017/model3d" xmlns:o="urn:schemas-microsoft-com:office:office" xmlns:r="http://schemas.openxmlformats.org/officeDocument/2006/relationships" xmlns:m="http://schemas.openxmlformats.org/officeDocument/2006/math" xmlns:v="urn:schemas-microsoft-com:vml" xmlns:wp14="http://schemas.microsoft.com/office/word/2010/wordprocessingDrawing" xmlns:wp="http://schemas.openxmlformats.org/drawingml/2006/wordprocessingDrawing" xmlns:w10="urn:schemas-microsoft-com:office:word" xmlns:w="http://schemas.openxmlformats.org/wordprocessingml/2006/main" xmlns:w14="http://schemas.microsoft.com/office/word/2010/wordml" xmlns:w15="http://schemas.microsoft.com/office/word/2012/wordml" xmlns:w16cex="http://schemas.microsoft.com/office/word/2018/wordml/cex" xmlns:w16cid="http://schemas.microsoft.com/office/word/2016/wordml/cid" xmlns:w16="http://schemas.microsoft.com/office/word/2018/wordml" xmlns:w16sdtdh="http://schemas.microsoft.com/office/word/2020/wordml/sdtdatahash" xmlns:w16se="http://schemas.microsoft.com/office/word/2015/wordml/symex" xmlns:wpg="http://schemas.microsoft.com/office/word/2010/wordprocessingGroup" xmlns:wpi="http://schemas.microsoft.com/office/word/2010/wordprocessingInk" xmlns:wne="http://schemas.microsoft.com/office/word/2006/wordml" xmlns:wps="http://schemas.microsoft.com/office/word/2010/wordprocessingShape" mc:Ignorable="w14 w15 w16se w16cid w16 w16cex w16sdtdh wp14">
+<w:endnotes xmlns:wpc="http://schemas.microsoft.com/office/word/2010/wordprocessingCanvas" xmlns:cx="http://schemas.microsoft.com/office/drawing/2014/chartex" xmlns:cx1="http://schemas.microsoft.com/office/drawing/2015/9/8/chartex" xmlns:cx2="http://schemas.microsoft.com/office/drawing/2015/10/21/chartex" xmlns:cx3="http://schemas.microsoft.com/office/drawing/2016/5/9/chartex" xmlns:cx4="http://schemas.microsoft.com/office/drawing/2016/5/10/chartex" xmlns:cx5="http://schemas.microsoft.com/office/drawing/2016/5/11/chartex" xmlns:cx6="http://schemas.microsoft.com/office/drawing/2016/5/12/chartex" xmlns:cx7="http://schemas.microsoft.com/office/drawing/2016/5/13/chartex" xmlns:cx8="http://schemas.microsoft.com/office/drawing/2016/5/14/chartex" xmlns:mc="http://schemas.openxmlformats.org/markup-compatibility/2006" xmlns:aink="http://schemas.microsoft.com/office/drawing/2016/ink" xmlns:am3d="http://schemas.microsoft.com/office/drawing/2017/model3d" xmlns:o="urn:schemas-microsoft-com:office:office" xmlns:oel="http://schemas.microsoft.com/office/2019/extlst" xmlns:r="http://schemas.openxmlformats.org/officeDocument/2006/relationships" xmlns:m="http://schemas.openxmlformats.org/officeDocument/2006/math" xmlns:v="urn:schemas-microsoft-com:vml" xmlns:wp14="http://schemas.microsoft.com/office/word/2010/wordprocessingDrawing" xmlns:wp="http://schemas.openxmlformats.org/drawingml/2006/wordprocessingDrawing" xmlns:w10="urn:schemas-microsoft-com:office:word" xmlns:w="http://schemas.openxmlformats.org/wordprocessingml/2006/main" xmlns:w14="http://schemas.microsoft.com/office/word/2010/wordml" xmlns:w15="http://schemas.microsoft.com/office/word/2012/wordml" xmlns:w16cex="http://schemas.microsoft.com/office/word/2018/wordml/cex" xmlns:w16cid="http://schemas.microsoft.com/office/word/2016/wordml/cid" xmlns:w16="http://schemas.microsoft.com/office/word/2018/wordml" xmlns:w16du="http://schemas.microsoft.com/office/word/2023/wordml/word16du" xmlns:w16sdtdh="http://schemas.microsoft.com/office/word/2020/wordml/sdtdatahash" xmlns:w16sdtfl="http://schemas.microsoft.com/office/word/2024/wordml/sdtformatlock" xmlns:w16se="http://schemas.microsoft.com/office/word/2015/wordml/symex" xmlns:wpg="http://schemas.microsoft.com/office/word/2010/wordprocessingGroup" xmlns:wpi="http://schemas.microsoft.com/office/word/2010/wordprocessingInk" xmlns:wne="http://schemas.microsoft.com/office/word/2006/wordml" xmlns:wps="http://schemas.microsoft.com/office/word/2010/wordprocessingShape" mc:Ignorable="w14 w15 w16se w16cid w16 w16cex w16sdtdh w16sdtfl w16du wp14">
   <w:endnote w:type="separator" w:id="-1">
     <w:p>
       <w:r>
@@ -2456,7 +3027,7 @@
 </file>
 
 <file path=word/footer1.xml><?xml version="1.0" encoding="utf-8"?>
-<w:ftr xmlns:wpc="http://schemas.microsoft.com/office/word/2010/wordprocessingCanvas" xmlns:cx="http://schemas.microsoft.com/office/drawing/2014/chartex" xmlns:cx1="http://schemas.microsoft.com/office/drawing/2015/9/8/chartex" xmlns:cx2="http://schemas.microsoft.com/office/drawing/2015/10/21/chartex" xmlns:cx3="http://schemas.microsoft.com/office/drawing/2016/5/9/chartex" xmlns:cx4="http://schemas.microsoft.com/office/drawing/2016/5/10/chartex" xmlns:cx5="http://schemas.microsoft.com/office/drawing/2016/5/11/chartex" xmlns:cx6="http://schemas.microsoft.com/office/drawing/2016/5/12/chartex" xmlns:cx7="http://schemas.microsoft.com/office/drawing/2016/5/13/chartex" xmlns:cx8="http://schemas.microsoft.com/office/drawing/2016/5/14/chartex" xmlns:mc="http://schemas.openxmlformats.org/markup-compatibility/2006" xmlns:aink="http://schemas.microsoft.com/office/drawing/2016/ink" xmlns:am3d="http://schemas.microsoft.com/office/drawing/2017/model3d" xmlns:o="urn:schemas-microsoft-com:office:office" xmlns:r="http://schemas.openxmlformats.org/officeDocument/2006/relationships" xmlns:m="http://schemas.openxmlformats.org/officeDocument/2006/math" xmlns:v="urn:schemas-microsoft-com:vml" xmlns:wp14="http://schemas.microsoft.com/office/word/2010/wordprocessingDrawing" xmlns:wp="http://schemas.openxmlformats.org/drawingml/2006/wordprocessingDrawing" xmlns:w10="urn:schemas-microsoft-com:office:word" xmlns:w="http://schemas.openxmlformats.org/wordprocessingml/2006/main" xmlns:w14="http://schemas.microsoft.com/office/word/2010/wordml" xmlns:w15="http://schemas.microsoft.com/office/word/2012/wordml" xmlns:w16cex="http://schemas.microsoft.com/office/word/2018/wordml/cex" xmlns:w16cid="http://schemas.microsoft.com/office/word/2016/wordml/cid" xmlns:w16="http://schemas.microsoft.com/office/word/2018/wordml" xmlns:w16sdtdh="http://schemas.microsoft.com/office/word/2020/wordml/sdtdatahash" xmlns:w16se="http://schemas.microsoft.com/office/word/2015/wordml/symex" xmlns:wpg="http://schemas.microsoft.com/office/word/2010/wordprocessingGroup" xmlns:wpi="http://schemas.microsoft.com/office/word/2010/wordprocessingInk" xmlns:wne="http://schemas.microsoft.com/office/word/2006/wordml" xmlns:wps="http://schemas.microsoft.com/office/word/2010/wordprocessingShape" mc:Ignorable="w14 w15 w16se w16cid w16 w16cex w16sdtdh wp14">
+<w:ftr xmlns:wpc="http://schemas.microsoft.com/office/word/2010/wordprocessingCanvas" xmlns:cx="http://schemas.microsoft.com/office/drawing/2014/chartex" xmlns:cx1="http://schemas.microsoft.com/office/drawing/2015/9/8/chartex" xmlns:cx2="http://schemas.microsoft.com/office/drawing/2015/10/21/chartex" xmlns:cx3="http://schemas.microsoft.com/office/drawing/2016/5/9/chartex" xmlns:cx4="http://schemas.microsoft.com/office/drawing/2016/5/10/chartex" xmlns:cx5="http://schemas.microsoft.com/office/drawing/2016/5/11/chartex" xmlns:cx6="http://schemas.microsoft.com/office/drawing/2016/5/12/chartex" xmlns:cx7="http://schemas.microsoft.com/office/drawing/2016/5/13/chartex" xmlns:cx8="http://schemas.microsoft.com/office/drawing/2016/5/14/chartex" xmlns:mc="http://schemas.openxmlformats.org/markup-compatibility/2006" xmlns:aink="http://schemas.microsoft.com/office/drawing/2016/ink" xmlns:am3d="http://schemas.microsoft.com/office/drawing/2017/model3d" xmlns:o="urn:schemas-microsoft-com:office:office" xmlns:oel="http://schemas.microsoft.com/office/2019/extlst" xmlns:r="http://schemas.openxmlformats.org/officeDocument/2006/relationships" xmlns:m="http://schemas.openxmlformats.org/officeDocument/2006/math" xmlns:v="urn:schemas-microsoft-com:vml" xmlns:wp14="http://schemas.microsoft.com/office/word/2010/wordprocessingDrawing" xmlns:wp="http://schemas.openxmlformats.org/drawingml/2006/wordprocessingDrawing" xmlns:w10="urn:schemas-microsoft-com:office:word" xmlns:w="http://schemas.openxmlformats.org/wordprocessingml/2006/main" xmlns:w14="http://schemas.microsoft.com/office/word/2010/wordml" xmlns:w15="http://schemas.microsoft.com/office/word/2012/wordml" xmlns:w16cex="http://schemas.microsoft.com/office/word/2018/wordml/cex" xmlns:w16cid="http://schemas.microsoft.com/office/word/2016/wordml/cid" xmlns:w16="http://schemas.microsoft.com/office/word/2018/wordml" xmlns:w16du="http://schemas.microsoft.com/office/word/2023/wordml/word16du" xmlns:w16sdtdh="http://schemas.microsoft.com/office/word/2020/wordml/sdtdatahash" xmlns:w16sdtfl="http://schemas.microsoft.com/office/word/2024/wordml/sdtformatlock" xmlns:w16se="http://schemas.microsoft.com/office/word/2015/wordml/symex" xmlns:wpg="http://schemas.microsoft.com/office/word/2010/wordprocessingGroup" xmlns:wpi="http://schemas.microsoft.com/office/word/2010/wordprocessingInk" xmlns:wne="http://schemas.microsoft.com/office/word/2006/wordml" xmlns:wps="http://schemas.microsoft.com/office/word/2010/wordprocessingShape" mc:Ignorable="w14 w15 w16se w16cid w16 w16cex w16sdtdh w16sdtfl w16du wp14">
   <w:p>
     <w:pPr>
       <w:pBdr>
@@ -2471,7 +3042,55 @@
         <w:sz w:val="14"/>
         <w:szCs w:val="14"/>
       </w:rPr>
-      <w:t>Proios S.A. · Comodoro Pedro Zanni 351, 5th Fl. – 503 LN, Buenos Aires (C1104AAH)  ·  info@proios.com  ·  www.proios.com</w:t>
+      <w:t xml:space="preserve">Proios S.A. · Comodoro Pedro Zanni 351, 5th </w:t>
+    </w:r>
+    <w:proofErr w:type="spellStart"/>
+    <w:r>
+      <w:rPr>
+        <w:sz w:val="14"/>
+        <w:szCs w:val="14"/>
+      </w:rPr>
+      <w:t>Fl</w:t>
+    </w:r>
+    <w:proofErr w:type="spellEnd"/>
+    <w:r>
+      <w:rPr>
+        <w:sz w:val="14"/>
+        <w:szCs w:val="14"/>
+      </w:rPr>
+      <w:t>. – 503 LN, Buenos Aires (C1104</w:t>
+    </w:r>
+    <w:proofErr w:type="gramStart"/>
+    <w:r>
+      <w:rPr>
+        <w:sz w:val="14"/>
+        <w:szCs w:val="14"/>
+      </w:rPr>
+      <w:t>AAH)  ·</w:t>
+    </w:r>
+    <w:proofErr w:type="gramEnd"/>
+    <w:r>
+      <w:rPr>
+        <w:sz w:val="14"/>
+        <w:szCs w:val="14"/>
+      </w:rPr>
+      <w:t xml:space="preserve">  </w:t>
+    </w:r>
+    <w:proofErr w:type="gramStart"/>
+    <w:r>
+      <w:rPr>
+        <w:sz w:val="14"/>
+        <w:szCs w:val="14"/>
+      </w:rPr>
+      <w:t>info@proios.com  ·</w:t>
+    </w:r>
+    <w:proofErr w:type="gramEnd"/>
+    <w:r>
+      <w:rPr>
+        <w:sz w:val="14"/>
+        <w:szCs w:val="14"/>
+      </w:rPr>
+      <w:t xml:space="preserve">  www.proios.com</w:t>
     </w:r>
     <w:r>
       <w:rPr>
@@ -2522,7 +3141,7 @@
 </file>
 
 <file path=word/footnotes.xml><?xml version="1.0" encoding="utf-8"?>
-<w:footnotes xmlns:wpc="http://schemas.microsoft.com/office/word/2010/wordprocessingCanvas" xmlns:cx="http://schemas.microsoft.com/office/drawing/2014/chartex" xmlns:cx1="http://schemas.microsoft.com/office/drawing/2015/9/8/chartex" xmlns:cx2="http://schemas.microsoft.com/office/drawing/2015/10/21/chartex" xmlns:cx3="http://schemas.microsoft.com/office/drawing/2016/5/9/chartex" xmlns:cx4="http://schemas.microsoft.com/office/drawing/2016/5/10/chartex" xmlns:cx5="http://schemas.microsoft.com/office/drawing/2016/5/11/chartex" xmlns:cx6="http://schemas.microsoft.com/office/drawing/2016/5/12/chartex" xmlns:cx7="http://schemas.microsoft.com/office/drawing/2016/5/13/chartex" xmlns:cx8="http://schemas.microsoft.com/office/drawing/2016/5/14/chartex" xmlns:mc="http://schemas.openxmlformats.org/markup-compatibility/2006" xmlns:aink="http://schemas.microsoft.com/office/drawing/2016/ink" xmlns:am3d="http://schemas.microsoft.com/office/drawing/2017/model3d" xmlns:o="urn:schemas-microsoft-com:office:office" xmlns:r="http://schemas.openxmlformats.org/officeDocument/2006/relationships" xmlns:m="http://schemas.openxmlformats.org/officeDocument/2006/math" xmlns:v="urn:schemas-microsoft-com:vml" xmlns:wp14="http://schemas.microsoft.com/office/word/2010/wordprocessingDrawing" xmlns:wp="http://schemas.openxmlformats.org/drawingml/2006/wordprocessingDrawing" xmlns:w10="urn:schemas-microsoft-com:office:word" xmlns:w="http://schemas.openxmlformats.org/wordprocessingml/2006/main" xmlns:w14="http://schemas.microsoft.com/office/word/2010/wordml" xmlns:w15="http://schemas.microsoft.com/office/word/2012/wordml" xmlns:w16cex="http://schemas.microsoft.com/office/word/2018/wordml/cex" xmlns:w16cid="http://schemas.microsoft.com/office/word/2016/wordml/cid" xmlns:w16="http://schemas.microsoft.com/office/word/2018/wordml" xmlns:w16sdtdh="http://schemas.microsoft.com/office/word/2020/wordml/sdtdatahash" xmlns:w16se="http://schemas.microsoft.com/office/word/2015/wordml/symex" xmlns:wpg="http://schemas.microsoft.com/office/word/2010/wordprocessingGroup" xmlns:wpi="http://schemas.microsoft.com/office/word/2010/wordprocessingInk" xmlns:wne="http://schemas.microsoft.com/office/word/2006/wordml" xmlns:wps="http://schemas.microsoft.com/office/word/2010/wordprocessingShape" mc:Ignorable="w14 w15 w16se w16cid w16 w16cex w16sdtdh wp14">
+<w:footnotes xmlns:wpc="http://schemas.microsoft.com/office/word/2010/wordprocessingCanvas" xmlns:cx="http://schemas.microsoft.com/office/drawing/2014/chartex" xmlns:cx1="http://schemas.microsoft.com/office/drawing/2015/9/8/chartex" xmlns:cx2="http://schemas.microsoft.com/office/drawing/2015/10/21/chartex" xmlns:cx3="http://schemas.microsoft.com/office/drawing/2016/5/9/chartex" xmlns:cx4="http://schemas.microsoft.com/office/drawing/2016/5/10/chartex" xmlns:cx5="http://schemas.microsoft.com/office/drawing/2016/5/11/chartex" xmlns:cx6="http://schemas.microsoft.com/office/drawing/2016/5/12/chartex" xmlns:cx7="http://schemas.microsoft.com/office/drawing/2016/5/13/chartex" xmlns:cx8="http://schemas.microsoft.com/office/drawing/2016/5/14/chartex" xmlns:mc="http://schemas.openxmlformats.org/markup-compatibility/2006" xmlns:aink="http://schemas.microsoft.com/office/drawing/2016/ink" xmlns:am3d="http://schemas.microsoft.com/office/drawing/2017/model3d" xmlns:o="urn:schemas-microsoft-com:office:office" xmlns:oel="http://schemas.microsoft.com/office/2019/extlst" xmlns:r="http://schemas.openxmlformats.org/officeDocument/2006/relationships" xmlns:m="http://schemas.openxmlformats.org/officeDocument/2006/math" xmlns:v="urn:schemas-microsoft-com:vml" xmlns:wp14="http://schemas.microsoft.com/office/word/2010/wordprocessingDrawing" xmlns:wp="http://schemas.openxmlformats.org/drawingml/2006/wordprocessingDrawing" xmlns:w10="urn:schemas-microsoft-com:office:word" xmlns:w="http://schemas.openxmlformats.org/wordprocessingml/2006/main" xmlns:w14="http://schemas.microsoft.com/office/word/2010/wordml" xmlns:w15="http://schemas.microsoft.com/office/word/2012/wordml" xmlns:w16cex="http://schemas.microsoft.com/office/word/2018/wordml/cex" xmlns:w16cid="http://schemas.microsoft.com/office/word/2016/wordml/cid" xmlns:w16="http://schemas.microsoft.com/office/word/2018/wordml" xmlns:w16du="http://schemas.microsoft.com/office/word/2023/wordml/word16du" xmlns:w16sdtdh="http://schemas.microsoft.com/office/word/2020/wordml/sdtdatahash" xmlns:w16sdtfl="http://schemas.microsoft.com/office/word/2024/wordml/sdtformatlock" xmlns:w16se="http://schemas.microsoft.com/office/word/2015/wordml/symex" xmlns:wpg="http://schemas.microsoft.com/office/word/2010/wordprocessingGroup" xmlns:wpi="http://schemas.microsoft.com/office/word/2010/wordprocessingInk" xmlns:wne="http://schemas.microsoft.com/office/word/2006/wordml" xmlns:wps="http://schemas.microsoft.com/office/word/2010/wordprocessingShape" mc:Ignorable="w14 w15 w16se w16cid w16 w16cex w16sdtdh w16sdtfl w16du wp14">
   <w:footnote w:type="separator" w:id="-1">
     <w:p>
       <w:r>
@@ -2541,7 +3160,7 @@
 </file>
 
 <file path=word/header1.xml><?xml version="1.0" encoding="utf-8"?>
-<w:hdr xmlns:wpc="http://schemas.microsoft.com/office/word/2010/wordprocessingCanvas" xmlns:cx="http://schemas.microsoft.com/office/drawing/2014/chartex" xmlns:cx1="http://schemas.microsoft.com/office/drawing/2015/9/8/chartex" xmlns:cx2="http://schemas.microsoft.com/office/drawing/2015/10/21/chartex" xmlns:cx3="http://schemas.microsoft.com/office/drawing/2016/5/9/chartex" xmlns:cx4="http://schemas.microsoft.com/office/drawing/2016/5/10/chartex" xmlns:cx5="http://schemas.microsoft.com/office/drawing/2016/5/11/chartex" xmlns:cx6="http://schemas.microsoft.com/office/drawing/2016/5/12/chartex" xmlns:cx7="http://schemas.microsoft.com/office/drawing/2016/5/13/chartex" xmlns:cx8="http://schemas.microsoft.com/office/drawing/2016/5/14/chartex" xmlns:mc="http://schemas.openxmlformats.org/markup-compatibility/2006" xmlns:aink="http://schemas.microsoft.com/office/drawing/2016/ink" xmlns:am3d="http://schemas.microsoft.com/office/drawing/2017/model3d" xmlns:o="urn:schemas-microsoft-com:office:office" xmlns:r="http://schemas.openxmlformats.org/officeDocument/2006/relationships" xmlns:m="http://schemas.openxmlformats.org/officeDocument/2006/math" xmlns:v="urn:schemas-microsoft-com:vml" xmlns:wp14="http://schemas.microsoft.com/office/word/2010/wordprocessingDrawing" xmlns:wp="http://schemas.openxmlformats.org/drawingml/2006/wordprocessingDrawing" xmlns:w10="urn:schemas-microsoft-com:office:word" xmlns:w="http://schemas.openxmlformats.org/wordprocessingml/2006/main" xmlns:w14="http://schemas.microsoft.com/office/word/2010/wordml" xmlns:w15="http://schemas.microsoft.com/office/word/2012/wordml" xmlns:w16cex="http://schemas.microsoft.com/office/word/2018/wordml/cex" xmlns:w16cid="http://schemas.microsoft.com/office/word/2016/wordml/cid" xmlns:w16="http://schemas.microsoft.com/office/word/2018/wordml" xmlns:w16sdtdh="http://schemas.microsoft.com/office/word/2020/wordml/sdtdatahash" xmlns:w16se="http://schemas.microsoft.com/office/word/2015/wordml/symex" xmlns:wpg="http://schemas.microsoft.com/office/word/2010/wordprocessingGroup" xmlns:wpi="http://schemas.microsoft.com/office/word/2010/wordprocessingInk" xmlns:wne="http://schemas.microsoft.com/office/word/2006/wordml" xmlns:wps="http://schemas.microsoft.com/office/word/2010/wordprocessingShape" mc:Ignorable="w14 w15 w16se w16cid w16 w16cex w16sdtdh wp14">
+<w:hdr xmlns:wpc="http://schemas.microsoft.com/office/word/2010/wordprocessingCanvas" xmlns:cx="http://schemas.microsoft.com/office/drawing/2014/chartex" xmlns:cx1="http://schemas.microsoft.com/office/drawing/2015/9/8/chartex" xmlns:cx2="http://schemas.microsoft.com/office/drawing/2015/10/21/chartex" xmlns:cx3="http://schemas.microsoft.com/office/drawing/2016/5/9/chartex" xmlns:cx4="http://schemas.microsoft.com/office/drawing/2016/5/10/chartex" xmlns:cx5="http://schemas.microsoft.com/office/drawing/2016/5/11/chartex" xmlns:cx6="http://schemas.microsoft.com/office/drawing/2016/5/12/chartex" xmlns:cx7="http://schemas.microsoft.com/office/drawing/2016/5/13/chartex" xmlns:cx8="http://schemas.microsoft.com/office/drawing/2016/5/14/chartex" xmlns:mc="http://schemas.openxmlformats.org/markup-compatibility/2006" xmlns:aink="http://schemas.microsoft.com/office/drawing/2016/ink" xmlns:am3d="http://schemas.microsoft.com/office/drawing/2017/model3d" xmlns:o="urn:schemas-microsoft-com:office:office" xmlns:oel="http://schemas.microsoft.com/office/2019/extlst" xmlns:r="http://schemas.openxmlformats.org/officeDocument/2006/relationships" xmlns:m="http://schemas.openxmlformats.org/officeDocument/2006/math" xmlns:v="urn:schemas-microsoft-com:vml" xmlns:wp14="http://schemas.microsoft.com/office/word/2010/wordprocessingDrawing" xmlns:wp="http://schemas.openxmlformats.org/drawingml/2006/wordprocessingDrawing" xmlns:w10="urn:schemas-microsoft-com:office:word" xmlns:w="http://schemas.openxmlformats.org/wordprocessingml/2006/main" xmlns:w14="http://schemas.microsoft.com/office/word/2010/wordml" xmlns:w15="http://schemas.microsoft.com/office/word/2012/wordml" xmlns:w16cex="http://schemas.microsoft.com/office/word/2018/wordml/cex" xmlns:w16cid="http://schemas.microsoft.com/office/word/2016/wordml/cid" xmlns:w16="http://schemas.microsoft.com/office/word/2018/wordml" xmlns:w16du="http://schemas.microsoft.com/office/word/2023/wordml/word16du" xmlns:w16sdtdh="http://schemas.microsoft.com/office/word/2020/wordml/sdtdatahash" xmlns:w16sdtfl="http://schemas.microsoft.com/office/word/2024/wordml/sdtformatlock" xmlns:w16se="http://schemas.microsoft.com/office/word/2015/wordml/symex" xmlns:wpg="http://schemas.microsoft.com/office/word/2010/wordprocessingGroup" xmlns:wpi="http://schemas.microsoft.com/office/word/2010/wordprocessingInk" xmlns:wne="http://schemas.microsoft.com/office/word/2006/wordml" xmlns:wps="http://schemas.microsoft.com/office/word/2010/wordprocessingShape" mc:Ignorable="w14 w15 w16se w16cid w16 w16cex w16sdtdh w16sdtfl w16du wp14">
   <w:tbl>
     <w:tblPr>
       <w:tblW w:w="9360" w:type="dxa"/>
@@ -2643,7 +3262,7 @@
 </file>
 
 <file path=word/numbering.xml><?xml version="1.0" encoding="utf-8"?>
-<w:numbering xmlns:wpc="http://schemas.microsoft.com/office/word/2010/wordprocessingCanvas" xmlns:cx="http://schemas.microsoft.com/office/drawing/2014/chartex" xmlns:cx1="http://schemas.microsoft.com/office/drawing/2015/9/8/chartex" xmlns:cx2="http://schemas.microsoft.com/office/drawing/2015/10/21/chartex" xmlns:cx3="http://schemas.microsoft.com/office/drawing/2016/5/9/chartex" xmlns:cx4="http://schemas.microsoft.com/office/drawing/2016/5/10/chartex" xmlns:cx5="http://schemas.microsoft.com/office/drawing/2016/5/11/chartex" xmlns:cx6="http://schemas.microsoft.com/office/drawing/2016/5/12/chartex" xmlns:cx7="http://schemas.microsoft.com/office/drawing/2016/5/13/chartex" xmlns:cx8="http://schemas.microsoft.com/office/drawing/2016/5/14/chartex" xmlns:mc="http://schemas.openxmlformats.org/markup-compatibility/2006" xmlns:aink="http://schemas.microsoft.com/office/drawing/2016/ink" xmlns:am3d="http://schemas.microsoft.com/office/drawing/2017/model3d" xmlns:o="urn:schemas-microsoft-com:office:office" xmlns:r="http://schemas.openxmlformats.org/officeDocument/2006/relationships" xmlns:m="http://schemas.openxmlformats.org/officeDocument/2006/math" xmlns:v="urn:schemas-microsoft-com:vml" xmlns:wp14="http://schemas.microsoft.com/office/word/2010/wordprocessingDrawing" xmlns:wp="http://schemas.openxmlformats.org/drawingml/2006/wordprocessingDrawing" xmlns:w10="urn:schemas-microsoft-com:office:word" xmlns:w="http://schemas.openxmlformats.org/wordprocessingml/2006/main" xmlns:w14="http://schemas.microsoft.com/office/word/2010/wordml" xmlns:w15="http://schemas.microsoft.com/office/word/2012/wordml" xmlns:w16cex="http://schemas.microsoft.com/office/word/2018/wordml/cex" xmlns:w16cid="http://schemas.microsoft.com/office/word/2016/wordml/cid" xmlns:w16="http://schemas.microsoft.com/office/word/2018/wordml" xmlns:w16sdtdh="http://schemas.microsoft.com/office/word/2020/wordml/sdtdatahash" xmlns:w16se="http://schemas.microsoft.com/office/word/2015/wordml/symex" xmlns:wpg="http://schemas.microsoft.com/office/word/2010/wordprocessingGroup" xmlns:wpi="http://schemas.microsoft.com/office/word/2010/wordprocessingInk" xmlns:wne="http://schemas.microsoft.com/office/word/2006/wordml" xmlns:wps="http://schemas.microsoft.com/office/word/2010/wordprocessingShape" mc:Ignorable="w14 w15 w16se w16cid w16 w16cex w16sdtdh wp14">
+<w:numbering xmlns:wpc="http://schemas.microsoft.com/office/word/2010/wordprocessingCanvas" xmlns:cx="http://schemas.microsoft.com/office/drawing/2014/chartex" xmlns:cx1="http://schemas.microsoft.com/office/drawing/2015/9/8/chartex" xmlns:cx2="http://schemas.microsoft.com/office/drawing/2015/10/21/chartex" xmlns:cx3="http://schemas.microsoft.com/office/drawing/2016/5/9/chartex" xmlns:cx4="http://schemas.microsoft.com/office/drawing/2016/5/10/chartex" xmlns:cx5="http://schemas.microsoft.com/office/drawing/2016/5/11/chartex" xmlns:cx6="http://schemas.microsoft.com/office/drawing/2016/5/12/chartex" xmlns:cx7="http://schemas.microsoft.com/office/drawing/2016/5/13/chartex" xmlns:cx8="http://schemas.microsoft.com/office/drawing/2016/5/14/chartex" xmlns:mc="http://schemas.openxmlformats.org/markup-compatibility/2006" xmlns:aink="http://schemas.microsoft.com/office/drawing/2016/ink" xmlns:am3d="http://schemas.microsoft.com/office/drawing/2017/model3d" xmlns:o="urn:schemas-microsoft-com:office:office" xmlns:oel="http://schemas.microsoft.com/office/2019/extlst" xmlns:r="http://schemas.openxmlformats.org/officeDocument/2006/relationships" xmlns:m="http://schemas.openxmlformats.org/officeDocument/2006/math" xmlns:v="urn:schemas-microsoft-com:vml" xmlns:wp14="http://schemas.microsoft.com/office/word/2010/wordprocessingDrawing" xmlns:wp="http://schemas.openxmlformats.org/drawingml/2006/wordprocessingDrawing" xmlns:w10="urn:schemas-microsoft-com:office:word" xmlns:w="http://schemas.openxmlformats.org/wordprocessingml/2006/main" xmlns:w14="http://schemas.microsoft.com/office/word/2010/wordml" xmlns:w15="http://schemas.microsoft.com/office/word/2012/wordml" xmlns:w16cex="http://schemas.microsoft.com/office/word/2018/wordml/cex" xmlns:w16cid="http://schemas.microsoft.com/office/word/2016/wordml/cid" xmlns:w16="http://schemas.microsoft.com/office/word/2018/wordml" xmlns:w16du="http://schemas.microsoft.com/office/word/2023/wordml/word16du" xmlns:w16sdtdh="http://schemas.microsoft.com/office/word/2020/wordml/sdtdatahash" xmlns:w16sdtfl="http://schemas.microsoft.com/office/word/2024/wordml/sdtformatlock" xmlns:w16se="http://schemas.microsoft.com/office/word/2015/wordml/symex" xmlns:wpg="http://schemas.microsoft.com/office/word/2010/wordprocessingGroup" xmlns:wpi="http://schemas.microsoft.com/office/word/2010/wordprocessingInk" xmlns:wne="http://schemas.microsoft.com/office/word/2006/wordml" xmlns:wps="http://schemas.microsoft.com/office/word/2010/wordprocessingShape" mc:Ignorable="w14 w15 w16se w16cid w16 w16cex w16sdtdh w16sdtfl w16du wp14">
   <w:abstractNum w:abstractNumId="0" w15:restartNumberingAfterBreak="0">
     <w:nsid w:val="090B0C57"/>
     <w:multiLevelType w:val="hybridMultilevel"/>
@@ -2784,13 +3403,13 @@
       <w:lvlJc w:val="left"/>
     </w:lvl>
   </w:abstractNum>
-  <w:num w:numId="1">
+  <w:num w:numId="1" w16cid:durableId="118648451">
     <w:abstractNumId w:val="0"/>
     <w:lvlOverride w:ilvl="0">
       <w:startOverride w:val="1"/>
     </w:lvlOverride>
   </w:num>
-  <w:num w:numId="2">
+  <w:num w:numId="2" w16cid:durableId="476993915">
     <w:abstractNumId w:val="1"/>
     <w:lvlOverride w:ilvl="0">
       <w:startOverride w:val="1"/>
@@ -2800,7 +3419,7 @@
 </file>
 
 <file path=word/styles.xml><?xml version="1.0" encoding="utf-8"?>
-<w:styles xmlns:mc="http://schemas.openxmlformats.org/markup-compatibility/2006" xmlns:r="http://schemas.openxmlformats.org/officeDocument/2006/relationships" xmlns:w="http://schemas.openxmlformats.org/wordprocessingml/2006/main" xmlns:w14="http://schemas.microsoft.com/office/word/2010/wordml" xmlns:w15="http://schemas.microsoft.com/office/word/2012/wordml" xmlns:w16cex="http://schemas.microsoft.com/office/word/2018/wordml/cex" xmlns:w16cid="http://schemas.microsoft.com/office/word/2016/wordml/cid" xmlns:w16="http://schemas.microsoft.com/office/word/2018/wordml" xmlns:w16sdtdh="http://schemas.microsoft.com/office/word/2020/wordml/sdtdatahash" xmlns:w16se="http://schemas.microsoft.com/office/word/2015/wordml/symex" mc:Ignorable="w14 w15 w16se w16cid w16 w16cex w16sdtdh">
+<w:styles xmlns:mc="http://schemas.openxmlformats.org/markup-compatibility/2006" xmlns:r="http://schemas.openxmlformats.org/officeDocument/2006/relationships" xmlns:w="http://schemas.openxmlformats.org/wordprocessingml/2006/main" xmlns:w14="http://schemas.microsoft.com/office/word/2010/wordml" xmlns:w15="http://schemas.microsoft.com/office/word/2012/wordml" xmlns:w16cex="http://schemas.microsoft.com/office/word/2018/wordml/cex" xmlns:w16cid="http://schemas.microsoft.com/office/word/2016/wordml/cid" xmlns:w16="http://schemas.microsoft.com/office/word/2018/wordml" xmlns:w16du="http://schemas.microsoft.com/office/word/2023/wordml/word16du" xmlns:w16sdtdh="http://schemas.microsoft.com/office/word/2020/wordml/sdtdatahash" xmlns:w16sdtfl="http://schemas.microsoft.com/office/word/2024/wordml/sdtformatlock" xmlns:w16se="http://schemas.microsoft.com/office/word/2015/wordml/symex" mc:Ignorable="w14 w15 w16se w16cid w16 w16cex w16sdtdh w16sdtfl w16du">
   <w:docDefaults>
     <w:rPrDefault>
       <w:rPr>

--- a/backend/apps/operaciones/templates/Proios_Quotation_Quimicos_TEMPLATE_EN.docx
+++ b/backend/apps/operaciones/templates/Proios_Quotation_Quimicos_TEMPLATE_EN.docx
@@ -1,6 +1,6 @@
 
 <file path=word/document.xml><?xml version="1.0" encoding="utf-8"?>
-<w:document xmlns:wpc="http://schemas.microsoft.com/office/word/2010/wordprocessingCanvas" xmlns:cx="http://schemas.microsoft.com/office/drawing/2014/chartex" xmlns:cx1="http://schemas.microsoft.com/office/drawing/2015/9/8/chartex" xmlns:cx2="http://schemas.microsoft.com/office/drawing/2015/10/21/chartex" xmlns:cx3="http://schemas.microsoft.com/office/drawing/2016/5/9/chartex" xmlns:cx4="http://schemas.microsoft.com/office/drawing/2016/5/10/chartex" xmlns:cx5="http://schemas.microsoft.com/office/drawing/2016/5/11/chartex" xmlns:cx6="http://schemas.microsoft.com/office/drawing/2016/5/12/chartex" xmlns:cx7="http://schemas.microsoft.com/office/drawing/2016/5/13/chartex" xmlns:cx8="http://schemas.microsoft.com/office/drawing/2016/5/14/chartex" xmlns:mc="http://schemas.openxmlformats.org/markup-compatibility/2006" xmlns:aink="http://schemas.microsoft.com/office/drawing/2016/ink" xmlns:am3d="http://schemas.microsoft.com/office/drawing/2017/model3d" xmlns:o="urn:schemas-microsoft-com:office:office" xmlns:oel="http://schemas.microsoft.com/office/2019/extlst" xmlns:r="http://schemas.openxmlformats.org/officeDocument/2006/relationships" xmlns:m="http://schemas.openxmlformats.org/officeDocument/2006/math" xmlns:v="urn:schemas-microsoft-com:vml" xmlns:wp14="http://schemas.microsoft.com/office/word/2010/wordprocessingDrawing" xmlns:wp="http://schemas.openxmlformats.org/drawingml/2006/wordprocessingDrawing" xmlns:w10="urn:schemas-microsoft-com:office:word" xmlns:w="http://schemas.openxmlformats.org/wordprocessingml/2006/main" xmlns:w14="http://schemas.microsoft.com/office/word/2010/wordml" xmlns:w15="http://schemas.microsoft.com/office/word/2012/wordml" xmlns:w16cex="http://schemas.microsoft.com/office/word/2018/wordml/cex" xmlns:w16cid="http://schemas.microsoft.com/office/word/2016/wordml/cid" xmlns:w16="http://schemas.microsoft.com/office/word/2018/wordml" xmlns:w16du="http://schemas.microsoft.com/office/word/2023/wordml/word16du" xmlns:w16sdtdh="http://schemas.microsoft.com/office/word/2020/wordml/sdtdatahash" xmlns:w16sdtfl="http://schemas.microsoft.com/office/word/2024/wordml/sdtformatlock" xmlns:w16se="http://schemas.microsoft.com/office/word/2015/wordml/symex" xmlns:wpg="http://schemas.microsoft.com/office/word/2010/wordprocessingGroup" xmlns:wpi="http://schemas.microsoft.com/office/word/2010/wordprocessingInk" xmlns:wne="http://schemas.microsoft.com/office/word/2006/wordml" xmlns:wps="http://schemas.microsoft.com/office/word/2010/wordprocessingShape" mc:Ignorable="w14 w15 w16se w16cid w16 w16cex w16sdtdh w16sdtfl w16du wp14">
+<w:document xmlns:wpc="http://schemas.microsoft.com/office/word/2010/wordprocessingCanvas" xmlns:cx="http://schemas.microsoft.com/office/drawing/2014/chartex" xmlns:cx1="http://schemas.microsoft.com/office/drawing/2015/9/8/chartex" xmlns:cx2="http://schemas.microsoft.com/office/drawing/2015/10/21/chartex" xmlns:cx3="http://schemas.microsoft.com/office/drawing/2016/5/9/chartex" xmlns:cx4="http://schemas.microsoft.com/office/drawing/2016/5/10/chartex" xmlns:cx5="http://schemas.microsoft.com/office/drawing/2016/5/11/chartex" xmlns:cx6="http://schemas.microsoft.com/office/drawing/2016/5/12/chartex" xmlns:cx7="http://schemas.microsoft.com/office/drawing/2016/5/13/chartex" xmlns:cx8="http://schemas.microsoft.com/office/drawing/2016/5/14/chartex" xmlns:mc="http://schemas.openxmlformats.org/markup-compatibility/2006" xmlns:aink="http://schemas.microsoft.com/office/drawing/2016/ink" xmlns:am3d="http://schemas.microsoft.com/office/drawing/2017/model3d" xmlns:o="urn:schemas-microsoft-com:office:office" xmlns:r="http://schemas.openxmlformats.org/officeDocument/2006/relationships" xmlns:m="http://schemas.openxmlformats.org/officeDocument/2006/math" xmlns:v="urn:schemas-microsoft-com:vml" xmlns:wp14="http://schemas.microsoft.com/office/word/2010/wordprocessingDrawing" xmlns:wp="http://schemas.openxmlformats.org/drawingml/2006/wordprocessingDrawing" xmlns:w10="urn:schemas-microsoft-com:office:word" xmlns:w="http://schemas.openxmlformats.org/wordprocessingml/2006/main" xmlns:w14="http://schemas.microsoft.com/office/word/2010/wordml" xmlns:w15="http://schemas.microsoft.com/office/word/2012/wordml" xmlns:w16cex="http://schemas.microsoft.com/office/word/2018/wordml/cex" xmlns:w16cid="http://schemas.microsoft.com/office/word/2016/wordml/cid" xmlns:w16="http://schemas.microsoft.com/office/word/2018/wordml" xmlns:w16sdtdh="http://schemas.microsoft.com/office/word/2020/wordml/sdtdatahash" xmlns:w16se="http://schemas.microsoft.com/office/word/2015/wordml/symex" xmlns:wpg="http://schemas.microsoft.com/office/word/2010/wordprocessingGroup" xmlns:wpi="http://schemas.microsoft.com/office/word/2010/wordprocessingInk" xmlns:wne="http://schemas.microsoft.com/office/word/2006/wordml" xmlns:wps="http://schemas.microsoft.com/office/word/2010/wordprocessingShape" mc:Ignorable="w14 w15 w16se w16cid w16 w16cex w16sdtdh wp14">
   <w:body>
     <w:p>
       <w:pPr>
@@ -1239,6 +1239,19 @@
         </w:rPr>
       </w:pPr>
     </w:p>
+    <w:p>
+      <w:r>
+        <w:t xml:space="preserve">{%p </w:t>
+      </w:r>
+      <w:proofErr w:type="spellStart"/>
+      <w:r>
+        <w:t>if</w:t>
+      </w:r>
+      <w:proofErr w:type="spellEnd"/>
+      <w:r>
+        <w:t xml:space="preserve"> expensas %}</w:t>
+      </w:r>
+    </w:p>
     <w:tbl>
       <w:tblPr>
         <w:tblW w:w="9356" w:type="dxa"/>
@@ -1278,6 +1291,7 @@
                 <w:bCs/>
                 <w:sz w:val="17"/>
                 <w:szCs w:val="17"/>
+                <w:lang w:val="en-GB"/>
               </w:rPr>
             </w:pPr>
             <w:r>
@@ -1287,6 +1301,7 @@
                 <w:bCs/>
                 <w:sz w:val="16"/>
                 <w:szCs w:val="16"/>
+                <w:lang w:val="en-GB"/>
               </w:rPr>
               <w:t>EXPENSES</w:t>
             </w:r>
@@ -1314,6 +1329,7 @@
                 <w:bCs/>
                 <w:sz w:val="17"/>
                 <w:szCs w:val="17"/>
+                <w:lang w:val="en-GB"/>
               </w:rPr>
             </w:pPr>
           </w:p>
@@ -1340,6 +1356,7 @@
                 <w:bCs/>
                 <w:sz w:val="17"/>
                 <w:szCs w:val="17"/>
+                <w:lang w:val="en-GB"/>
               </w:rPr>
             </w:pPr>
           </w:p>
@@ -1366,6 +1383,7 @@
                 <w:bCs/>
                 <w:sz w:val="17"/>
                 <w:szCs w:val="17"/>
+                <w:lang w:val="en-GB"/>
               </w:rPr>
             </w:pPr>
           </w:p>
@@ -1392,6 +1410,7 @@
                 <w:bCs/>
                 <w:sz w:val="17"/>
                 <w:szCs w:val="17"/>
+                <w:lang w:val="en-GB"/>
               </w:rPr>
             </w:pPr>
           </w:p>
@@ -1972,6 +1991,38 @@
     </w:tbl>
     <w:p>
       <w:pPr>
+        <w:spacing w:before="240" w:after="90"/>
+      </w:pPr>
+      <w:r>
+        <w:t xml:space="preserve">{%p </w:t>
+      </w:r>
+      <w:proofErr w:type="spellStart"/>
+      <w:r>
+        <w:t>endif</w:t>
+      </w:r>
+      <w:proofErr w:type="spellEnd"/>
+      <w:r>
+        <w:t xml:space="preserve"> %}</w:t>
+      </w:r>
+    </w:p>
+    <w:p>
+      <w:pPr>
+        <w:keepNext/>
+        <w:keepLines/>
+        <w:spacing w:before="240" w:after="90"/>
+        <w:rPr>
+          <w:rFonts w:ascii="Tahoma" w:hAnsi="Tahoma" w:cs="Tahoma"/>
+          <w:b/>
+          <w:bCs/>
+          <w:sz w:val="16"/>
+          <w:szCs w:val="16"/>
+        </w:rPr>
+      </w:pPr>
+    </w:p>
+    <w:p>
+      <w:pPr>
+        <w:keepNext/>
+        <w:keepLines/>
         <w:spacing w:before="240" w:after="90"/>
         <w:rPr>
           <w:rFonts w:ascii="Tahoma" w:hAnsi="Tahoma" w:cs="Tahoma"/>
@@ -2026,7 +2077,6 @@
                 <w:sz w:val="19"/>
                 <w:szCs w:val="19"/>
               </w:rPr>
-              <w:lastRenderedPageBreak/>
               <w:t>VAT</w:t>
             </w:r>
           </w:p>
@@ -2163,29 +2213,7 @@
                 <w:sz w:val="22"/>
                 <w:szCs w:val="22"/>
               </w:rPr>
-              <w:t xml:space="preserve">                                                                                                               </w:t>
-            </w:r>
-            <w:proofErr w:type="gramStart"/>
-            <w:r>
-              <w:rPr>
-                <w:rFonts w:ascii="Tahoma" w:hAnsi="Tahoma" w:cs="Tahoma"/>
-                <w:b/>
-                <w:bCs/>
-                <w:sz w:val="22"/>
-                <w:szCs w:val="22"/>
-              </w:rPr>
-              <w:t xml:space="preserve">   {</w:t>
-            </w:r>
-            <w:proofErr w:type="gramEnd"/>
-            <w:r>
-              <w:rPr>
-                <w:rFonts w:ascii="Tahoma" w:hAnsi="Tahoma" w:cs="Tahoma"/>
-                <w:b/>
-                <w:bCs/>
-                <w:sz w:val="22"/>
-                <w:szCs w:val="22"/>
-              </w:rPr>
-              <w:t>{total}}</w:t>
+              <w:t xml:space="preserve">                                                                                                                  {{total}}</w:t>
             </w:r>
           </w:p>
         </w:tc>
@@ -2246,6 +2274,8 @@
     </w:tbl>
     <w:p>
       <w:pPr>
+        <w:keepNext/>
+        <w:keepLines/>
         <w:spacing w:before="240" w:after="90"/>
         <w:rPr>
           <w:rFonts w:ascii="Tahoma" w:hAnsi="Tahoma" w:cs="Tahoma"/>
@@ -2253,6 +2283,34 @@
           <w:bCs/>
           <w:sz w:val="16"/>
           <w:szCs w:val="16"/>
+        </w:rPr>
+      </w:pPr>
+    </w:p>
+    <w:p>
+      <w:pPr>
+        <w:keepNext/>
+        <w:keepLines/>
+        <w:spacing w:before="240" w:after="90"/>
+        <w:rPr>
+          <w:rFonts w:ascii="Tahoma" w:hAnsi="Tahoma" w:cs="Tahoma"/>
+          <w:b/>
+          <w:bCs/>
+          <w:sz w:val="16"/>
+          <w:szCs w:val="16"/>
+        </w:rPr>
+      </w:pPr>
+    </w:p>
+    <w:p>
+      <w:pPr>
+        <w:keepNext/>
+        <w:keepLines/>
+        <w:spacing w:before="240" w:after="90"/>
+        <w:rPr>
+          <w:rFonts w:ascii="Tahoma" w:hAnsi="Tahoma" w:cs="Tahoma"/>
+          <w:b/>
+          <w:bCs/>
+          <w:sz w:val="19"/>
+          <w:szCs w:val="19"/>
         </w:rPr>
       </w:pPr>
     </w:p>
@@ -2263,49 +2321,46 @@
           <w:rFonts w:ascii="Tahoma" w:hAnsi="Tahoma" w:cs="Tahoma"/>
           <w:b/>
           <w:bCs/>
-          <w:sz w:val="16"/>
-          <w:szCs w:val="16"/>
+          <w:sz w:val="19"/>
+          <w:szCs w:val="19"/>
         </w:rPr>
       </w:pPr>
     </w:p>
     <w:p>
       <w:pPr>
+        <w:keepNext/>
+        <w:keepLines/>
+        <w:widowControl w:val="0"/>
         <w:spacing w:before="240" w:after="90"/>
         <w:rPr>
           <w:rFonts w:ascii="Tahoma" w:hAnsi="Tahoma" w:cs="Tahoma"/>
           <w:b/>
           <w:bCs/>
-          <w:sz w:val="16"/>
-          <w:szCs w:val="16"/>
+          <w:sz w:val="19"/>
+          <w:szCs w:val="19"/>
         </w:rPr>
       </w:pPr>
     </w:p>
     <w:p>
       <w:pPr>
+        <w:keepNext/>
+        <w:keepLines/>
+        <w:widowControl w:val="0"/>
         <w:spacing w:before="240" w:after="90"/>
         <w:rPr>
           <w:rFonts w:ascii="Tahoma" w:hAnsi="Tahoma" w:cs="Tahoma"/>
           <w:b/>
           <w:bCs/>
-          <w:sz w:val="16"/>
-          <w:szCs w:val="16"/>
+          <w:sz w:val="19"/>
+          <w:szCs w:val="19"/>
         </w:rPr>
       </w:pPr>
     </w:p>
     <w:p>
       <w:pPr>
-        <w:spacing w:before="240" w:after="90"/>
-        <w:rPr>
-          <w:rFonts w:ascii="Tahoma" w:hAnsi="Tahoma" w:cs="Tahoma"/>
-          <w:b/>
-          <w:bCs/>
-          <w:sz w:val="16"/>
-          <w:szCs w:val="16"/>
-        </w:rPr>
-      </w:pPr>
-    </w:p>
-    <w:p>
-      <w:pPr>
+        <w:keepNext/>
+        <w:keepLines/>
+        <w:widowControl w:val="0"/>
         <w:spacing w:before="240" w:after="90"/>
         <w:rPr>
           <w:rFonts w:ascii="Tahoma" w:hAnsi="Tahoma" w:cs="Tahoma"/>
@@ -2315,11 +2370,7 @@
           <w:szCs w:val="19"/>
         </w:rPr>
       </w:pPr>
-    </w:p>
-    <w:p>
-      <w:pPr>
-        <w:pageBreakBefore/>
-        <w:spacing w:before="240" w:after="90"/>
+      <w:r>
         <w:rPr>
           <w:rFonts w:ascii="Tahoma" w:hAnsi="Tahoma" w:cs="Tahoma"/>
           <w:b/>
@@ -2327,11 +2378,9 @@
           <w:sz w:val="19"/>
           <w:szCs w:val="19"/>
         </w:rPr>
-      </w:pPr>
-    </w:p>
-    <w:p>
-      <w:pPr>
-        <w:spacing w:before="240" w:after="90"/>
+        <w:t>C</w:t>
+      </w:r>
+      <w:r>
         <w:rPr>
           <w:rFonts w:ascii="Tahoma" w:hAnsi="Tahoma" w:cs="Tahoma"/>
           <w:b/>
@@ -2339,36 +2388,7 @@
           <w:sz w:val="19"/>
           <w:szCs w:val="19"/>
         </w:rPr>
-      </w:pPr>
-      <w:r>
-        <w:rPr>
-          <w:rFonts w:ascii="Tahoma" w:hAnsi="Tahoma" w:cs="Tahoma"/>
-          <w:b/>
-          <w:bCs/>
-          <w:sz w:val="19"/>
-          <w:szCs w:val="19"/>
-        </w:rPr>
-        <w:t>COMMER</w:t>
-      </w:r>
-      <w:r>
-        <w:rPr>
-          <w:rFonts w:ascii="Tahoma" w:hAnsi="Tahoma" w:cs="Tahoma"/>
-          <w:b/>
-          <w:bCs/>
-          <w:sz w:val="19"/>
-          <w:szCs w:val="19"/>
-        </w:rPr>
-        <w:t>C</w:t>
-      </w:r>
-      <w:r>
-        <w:rPr>
-          <w:rFonts w:ascii="Tahoma" w:hAnsi="Tahoma" w:cs="Tahoma"/>
-          <w:b/>
-          <w:bCs/>
-          <w:sz w:val="19"/>
-          <w:szCs w:val="19"/>
-        </w:rPr>
-        <w:t>IAL REMARKS</w:t>
+        <w:t>OMMERCIAL REMARKS</w:t>
       </w:r>
     </w:p>
     <w:tbl>
@@ -2394,10 +2414,14 @@
           </w:tcPr>
           <w:p>
             <w:pPr>
-              <w:rPr>
-                <w:rFonts w:ascii="Tahoma" w:hAnsi="Tahoma" w:cs="Tahoma"/>
-              </w:rPr>
-            </w:pPr>
+              <w:keepNext/>
+              <w:keepLines/>
+              <w:widowControl w:val="0"/>
+              <w:rPr>
+                <w:rFonts w:ascii="Tahoma" w:hAnsi="Tahoma" w:cs="Tahoma"/>
+              </w:rPr>
+            </w:pPr>
+            <w:proofErr w:type="spellStart"/>
             <w:r>
               <w:rPr>
                 <w:rFonts w:ascii="Tahoma" w:hAnsi="Tahoma" w:cs="Tahoma"/>
@@ -2406,7 +2430,18 @@
                 <w:sz w:val="19"/>
                 <w:szCs w:val="19"/>
               </w:rPr>
-              <w:t xml:space="preserve">Offer </w:t>
+              <w:t>Offer</w:t>
+            </w:r>
+            <w:proofErr w:type="spellEnd"/>
+            <w:r>
+              <w:rPr>
+                <w:rFonts w:ascii="Tahoma" w:hAnsi="Tahoma" w:cs="Tahoma"/>
+                <w:b/>
+                <w:bCs/>
+                <w:sz w:val="19"/>
+                <w:szCs w:val="19"/>
+              </w:rPr>
+              <w:t xml:space="preserve"> </w:t>
             </w:r>
             <w:proofErr w:type="spellStart"/>
             <w:r>
@@ -2434,6 +2469,9 @@
           </w:tcPr>
           <w:p>
             <w:pPr>
+              <w:keepNext/>
+              <w:keepLines/>
+              <w:widowControl w:val="0"/>
               <w:rPr>
                 <w:rFonts w:ascii="Tahoma" w:hAnsi="Tahoma" w:cs="Tahoma"/>
               </w:rPr>
@@ -2460,10 +2498,14 @@
           </w:tcPr>
           <w:p>
             <w:pPr>
-              <w:rPr>
-                <w:rFonts w:ascii="Tahoma" w:hAnsi="Tahoma" w:cs="Tahoma"/>
-              </w:rPr>
-            </w:pPr>
+              <w:keepNext/>
+              <w:keepLines/>
+              <w:widowControl w:val="0"/>
+              <w:rPr>
+                <w:rFonts w:ascii="Tahoma" w:hAnsi="Tahoma" w:cs="Tahoma"/>
+              </w:rPr>
+            </w:pPr>
+            <w:proofErr w:type="spellStart"/>
             <w:r>
               <w:rPr>
                 <w:rFonts w:ascii="Tahoma" w:hAnsi="Tahoma" w:cs="Tahoma"/>
@@ -2472,7 +2514,18 @@
                 <w:sz w:val="19"/>
                 <w:szCs w:val="19"/>
               </w:rPr>
-              <w:t xml:space="preserve">Payment </w:t>
+              <w:t>Payment</w:t>
+            </w:r>
+            <w:proofErr w:type="spellEnd"/>
+            <w:r>
+              <w:rPr>
+                <w:rFonts w:ascii="Tahoma" w:hAnsi="Tahoma" w:cs="Tahoma"/>
+                <w:b/>
+                <w:bCs/>
+                <w:sz w:val="19"/>
+                <w:szCs w:val="19"/>
+              </w:rPr>
+              <w:t xml:space="preserve"> </w:t>
             </w:r>
             <w:proofErr w:type="spellStart"/>
             <w:r>
@@ -2500,6 +2553,9 @@
           </w:tcPr>
           <w:p>
             <w:pPr>
+              <w:keepNext/>
+              <w:keepLines/>
+              <w:widowControl w:val="0"/>
               <w:rPr>
                 <w:rFonts w:ascii="Tahoma" w:hAnsi="Tahoma" w:cs="Tahoma"/>
               </w:rPr>
@@ -2540,11 +2596,13 @@
           </w:tcPr>
           <w:p>
             <w:pPr>
-              <w:rPr>
-                <w:rFonts w:ascii="Tahoma" w:hAnsi="Tahoma" w:cs="Tahoma"/>
-              </w:rPr>
-            </w:pPr>
-            <w:proofErr w:type="spellStart"/>
+              <w:keepNext/>
+              <w:keepLines/>
+              <w:widowControl w:val="0"/>
+              <w:rPr>
+                <w:rFonts w:ascii="Tahoma" w:hAnsi="Tahoma" w:cs="Tahoma"/>
+              </w:rPr>
+            </w:pPr>
             <w:r>
               <w:rPr>
                 <w:rFonts w:ascii="Tahoma" w:hAnsi="Tahoma" w:cs="Tahoma"/>
@@ -2553,18 +2611,7 @@
                 <w:sz w:val="19"/>
                 <w:szCs w:val="19"/>
               </w:rPr>
-              <w:t>Delivery</w:t>
-            </w:r>
-            <w:proofErr w:type="spellEnd"/>
-            <w:r>
-              <w:rPr>
-                <w:rFonts w:ascii="Tahoma" w:hAnsi="Tahoma" w:cs="Tahoma"/>
-                <w:b/>
-                <w:bCs/>
-                <w:sz w:val="19"/>
-                <w:szCs w:val="19"/>
-              </w:rPr>
-              <w:t xml:space="preserve"> time</w:t>
+              <w:t>Delivery time</w:t>
             </w:r>
           </w:p>
         </w:tc>
@@ -2580,6 +2627,9 @@
           </w:tcPr>
           <w:p>
             <w:pPr>
+              <w:keepNext/>
+              <w:keepLines/>
+              <w:widowControl w:val="0"/>
               <w:rPr>
                 <w:rFonts w:ascii="Tahoma" w:hAnsi="Tahoma" w:cs="Tahoma"/>
               </w:rPr>
@@ -2634,12 +2684,16 @@
           </w:tcPr>
           <w:p>
             <w:pPr>
+              <w:keepNext/>
+              <w:keepLines/>
+              <w:widowControl w:val="0"/>
               <w:rPr>
                 <w:rFonts w:ascii="Tahoma" w:hAnsi="Tahoma" w:cs="Tahoma"/>
                 <w:b/>
                 <w:bCs/>
               </w:rPr>
             </w:pPr>
+            <w:proofErr w:type="spellStart"/>
             <w:r>
               <w:rPr>
                 <w:rFonts w:ascii="Tahoma" w:hAnsi="Tahoma" w:cs="Tahoma"/>
@@ -2650,6 +2704,7 @@
               </w:rPr>
               <w:t>Other</w:t>
             </w:r>
+            <w:proofErr w:type="spellEnd"/>
             <w:r>
               <w:rPr>
                 <w:rFonts w:ascii="Tahoma" w:hAnsi="Tahoma" w:cs="Tahoma"/>
@@ -2671,6 +2726,9 @@
           </w:p>
           <w:p>
             <w:pPr>
+              <w:keepNext/>
+              <w:keepLines/>
+              <w:widowControl w:val="0"/>
               <w:rPr>
                 <w:rFonts w:ascii="Tahoma" w:hAnsi="Tahoma" w:cs="Tahoma"/>
               </w:rPr>
@@ -2689,15 +2747,26 @@
           </w:tcPr>
           <w:p>
             <w:pPr>
-              <w:rPr>
-                <w:rFonts w:ascii="Tahoma" w:hAnsi="Tahoma" w:cs="Tahoma"/>
-              </w:rPr>
-            </w:pPr>
-            <w:r>
-              <w:rPr>
-                <w:rFonts w:ascii="Tahoma" w:hAnsi="Tahoma" w:cs="Tahoma"/>
-              </w:rPr>
-              <w:t xml:space="preserve">Other expenses </w:t>
+              <w:keepNext/>
+              <w:keepLines/>
+              <w:widowControl w:val="0"/>
+              <w:rPr>
+                <w:rFonts w:ascii="Tahoma" w:hAnsi="Tahoma" w:cs="Tahoma"/>
+              </w:rPr>
+            </w:pPr>
+            <w:proofErr w:type="spellStart"/>
+            <w:r>
+              <w:rPr>
+                <w:rFonts w:ascii="Tahoma" w:hAnsi="Tahoma" w:cs="Tahoma"/>
+              </w:rPr>
+              <w:t>Other</w:t>
+            </w:r>
+            <w:proofErr w:type="spellEnd"/>
+            <w:r>
+              <w:rPr>
+                <w:rFonts w:ascii="Tahoma" w:hAnsi="Tahoma" w:cs="Tahoma"/>
+              </w:rPr>
+              <w:t xml:space="preserve"> expenses </w:t>
             </w:r>
             <w:proofErr w:type="spellStart"/>
             <w:r>
@@ -2762,6 +2831,83 @@
           </w:p>
         </w:tc>
       </w:tr>
+      <w:tr>
+        <w:tc>
+          <w:tcPr>
+            <w:tcW w:w="2800" w:type="dxa"/>
+            <w:tcBorders>
+              <w:top w:val="nil"/>
+              <w:left w:val="nil"/>
+              <w:bottom w:val="nil"/>
+              <w:right w:val="nil"/>
+            </w:tcBorders>
+          </w:tcPr>
+          <w:p>
+            <w:pPr>
+              <w:rPr>
+                <w:rFonts w:ascii="Tahoma" w:hAnsi="Tahoma" w:cs="Tahoma"/>
+              </w:rPr>
+            </w:pPr>
+          </w:p>
+        </w:tc>
+        <w:tc>
+          <w:tcPr>
+            <w:tcW w:w="6560" w:type="dxa"/>
+            <w:tcBorders>
+              <w:top w:val="nil"/>
+              <w:left w:val="nil"/>
+              <w:bottom w:val="nil"/>
+              <w:right w:val="nil"/>
+            </w:tcBorders>
+          </w:tcPr>
+          <w:p>
+            <w:pPr>
+              <w:rPr>
+                <w:rFonts w:ascii="Tahoma" w:hAnsi="Tahoma" w:cs="Tahoma"/>
+              </w:rPr>
+            </w:pPr>
+          </w:p>
+        </w:tc>
+      </w:tr>
+      <w:tr>
+        <w:tc>
+          <w:tcPr>
+            <w:tcW w:w="2800" w:type="dxa"/>
+            <w:tcBorders>
+              <w:top w:val="nil"/>
+              <w:left w:val="nil"/>
+              <w:bottom w:val="nil"/>
+              <w:right w:val="nil"/>
+            </w:tcBorders>
+          </w:tcPr>
+          <w:p>
+            <w:pPr>
+              <w:rPr>
+                <w:rFonts w:ascii="Tahoma" w:hAnsi="Tahoma" w:cs="Tahoma"/>
+                <w:u w:val="single"/>
+              </w:rPr>
+            </w:pPr>
+          </w:p>
+        </w:tc>
+        <w:tc>
+          <w:tcPr>
+            <w:tcW w:w="6560" w:type="dxa"/>
+            <w:tcBorders>
+              <w:top w:val="nil"/>
+              <w:left w:val="nil"/>
+              <w:bottom w:val="nil"/>
+              <w:right w:val="nil"/>
+            </w:tcBorders>
+          </w:tcPr>
+          <w:p>
+            <w:pPr>
+              <w:rPr>
+                <w:rFonts w:ascii="Tahoma" w:hAnsi="Tahoma" w:cs="Tahoma"/>
+              </w:rPr>
+            </w:pPr>
+          </w:p>
+        </w:tc>
+      </w:tr>
     </w:tbl>
     <w:p>
       <w:pPr>
@@ -2893,18 +3039,8 @@
     </w:p>
     <w:p>
       <w:pPr>
-        <w:spacing w:before="360"/>
-        <w:rPr>
-          <w:rFonts w:ascii="Tahoma" w:hAnsi="Tahoma" w:cs="Tahoma"/>
-          <w:b/>
-          <w:bCs/>
-          <w:sz w:val="19"/>
-          <w:szCs w:val="19"/>
-        </w:rPr>
-      </w:pPr>
-    </w:p>
-    <w:p>
-      <w:pPr>
+        <w:keepNext/>
+        <w:keepLines/>
         <w:spacing w:before="360"/>
         <w:rPr>
           <w:rFonts w:ascii="Tahoma" w:hAnsi="Tahoma" w:cs="Tahoma"/>
@@ -2941,6 +3077,8 @@
     </w:p>
     <w:p>
       <w:pPr>
+        <w:keepNext/>
+        <w:keepLines/>
         <w:spacing w:before="300"/>
         <w:rPr>
           <w:rFonts w:ascii="Tahoma" w:hAnsi="Tahoma" w:cs="Tahoma"/>
@@ -2957,6 +3095,8 @@
     </w:p>
     <w:p>
       <w:pPr>
+        <w:keepNext/>
+        <w:keepLines/>
         <w:rPr>
           <w:rFonts w:ascii="Tahoma" w:hAnsi="Tahoma" w:cs="Tahoma"/>
         </w:rPr>
@@ -2965,11 +3105,27 @@
         <w:rPr>
           <w:rFonts w:ascii="Tahoma" w:hAnsi="Tahoma" w:cs="Tahoma"/>
         </w:rPr>
-        <w:t>{{cargo}} – Proios S.A.</w:t>
+        <w:t xml:space="preserve">{{cargo}} – </w:t>
+      </w:r>
+      <w:proofErr w:type="spellStart"/>
+      <w:r>
+        <w:rPr>
+          <w:rFonts w:ascii="Tahoma" w:hAnsi="Tahoma" w:cs="Tahoma"/>
+        </w:rPr>
+        <w:t>Proios</w:t>
+      </w:r>
+      <w:proofErr w:type="spellEnd"/>
+      <w:r>
+        <w:rPr>
+          <w:rFonts w:ascii="Tahoma" w:hAnsi="Tahoma" w:cs="Tahoma"/>
+        </w:rPr>
+        <w:t xml:space="preserve"> S.A.</w:t>
       </w:r>
     </w:p>
     <w:p>
       <w:pPr>
+        <w:keepNext/>
+        <w:keepLines/>
         <w:rPr>
           <w:rFonts w:ascii="Tahoma" w:hAnsi="Tahoma" w:cs="Tahoma"/>
         </w:rPr>
@@ -2994,6 +3150,19 @@
         </w:rPr>
         <w:t>}}</w:t>
       </w:r>
+    </w:p>
+    <w:p>
+      <w:pPr>
+        <w:spacing w:before="240" w:after="90"/>
+      </w:pPr>
+    </w:p>
+    <w:p>
+      <w:pPr>
+        <w:spacing w:before="240" w:after="90"/>
+        <w:rPr>
+          <w:rFonts w:ascii="Tahoma" w:hAnsi="Tahoma" w:cs="Tahoma"/>
+        </w:rPr>
+      </w:pPr>
     </w:p>
     <w:sectPr>
       <w:headerReference w:type="default" r:id="rId8"/>
@@ -3008,7 +3177,7 @@
 </file>
 
 <file path=word/endnotes.xml><?xml version="1.0" encoding="utf-8"?>
-<w:endnotes xmlns:wpc="http://schemas.microsoft.com/office/word/2010/wordprocessingCanvas" xmlns:cx="http://schemas.microsoft.com/office/drawing/2014/chartex" xmlns:cx1="http://schemas.microsoft.com/office/drawing/2015/9/8/chartex" xmlns:cx2="http://schemas.microsoft.com/office/drawing/2015/10/21/chartex" xmlns:cx3="http://schemas.microsoft.com/office/drawing/2016/5/9/chartex" xmlns:cx4="http://schemas.microsoft.com/office/drawing/2016/5/10/chartex" xmlns:cx5="http://schemas.microsoft.com/office/drawing/2016/5/11/chartex" xmlns:cx6="http://schemas.microsoft.com/office/drawing/2016/5/12/chartex" xmlns:cx7="http://schemas.microsoft.com/office/drawing/2016/5/13/chartex" xmlns:cx8="http://schemas.microsoft.com/office/drawing/2016/5/14/chartex" xmlns:mc="http://schemas.openxmlformats.org/markup-compatibility/2006" xmlns:aink="http://schemas.microsoft.com/office/drawing/2016/ink" xmlns:am3d="http://schemas.microsoft.com/office/drawing/2017/model3d" xmlns:o="urn:schemas-microsoft-com:office:office" xmlns:oel="http://schemas.microsoft.com/office/2019/extlst" xmlns:r="http://schemas.openxmlformats.org/officeDocument/2006/relationships" xmlns:m="http://schemas.openxmlformats.org/officeDocument/2006/math" xmlns:v="urn:schemas-microsoft-com:vml" xmlns:wp14="http://schemas.microsoft.com/office/word/2010/wordprocessingDrawing" xmlns:wp="http://schemas.openxmlformats.org/drawingml/2006/wordprocessingDrawing" xmlns:w10="urn:schemas-microsoft-com:office:word" xmlns:w="http://schemas.openxmlformats.org/wordprocessingml/2006/main" xmlns:w14="http://schemas.microsoft.com/office/word/2010/wordml" xmlns:w15="http://schemas.microsoft.com/office/word/2012/wordml" xmlns:w16cex="http://schemas.microsoft.com/office/word/2018/wordml/cex" xmlns:w16cid="http://schemas.microsoft.com/office/word/2016/wordml/cid" xmlns:w16="http://schemas.microsoft.com/office/word/2018/wordml" xmlns:w16du="http://schemas.microsoft.com/office/word/2023/wordml/word16du" xmlns:w16sdtdh="http://schemas.microsoft.com/office/word/2020/wordml/sdtdatahash" xmlns:w16sdtfl="http://schemas.microsoft.com/office/word/2024/wordml/sdtformatlock" xmlns:w16se="http://schemas.microsoft.com/office/word/2015/wordml/symex" xmlns:wpg="http://schemas.microsoft.com/office/word/2010/wordprocessingGroup" xmlns:wpi="http://schemas.microsoft.com/office/word/2010/wordprocessingInk" xmlns:wne="http://schemas.microsoft.com/office/word/2006/wordml" xmlns:wps="http://schemas.microsoft.com/office/word/2010/wordprocessingShape" mc:Ignorable="w14 w15 w16se w16cid w16 w16cex w16sdtdh w16sdtfl w16du wp14">
+<w:endnotes xmlns:wpc="http://schemas.microsoft.com/office/word/2010/wordprocessingCanvas" xmlns:cx="http://schemas.microsoft.com/office/drawing/2014/chartex" xmlns:cx1="http://schemas.microsoft.com/office/drawing/2015/9/8/chartex" xmlns:cx2="http://schemas.microsoft.com/office/drawing/2015/10/21/chartex" xmlns:cx3="http://schemas.microsoft.com/office/drawing/2016/5/9/chartex" xmlns:cx4="http://schemas.microsoft.com/office/drawing/2016/5/10/chartex" xmlns:cx5="http://schemas.microsoft.com/office/drawing/2016/5/11/chartex" xmlns:cx6="http://schemas.microsoft.com/office/drawing/2016/5/12/chartex" xmlns:cx7="http://schemas.microsoft.com/office/drawing/2016/5/13/chartex" xmlns:cx8="http://schemas.microsoft.com/office/drawing/2016/5/14/chartex" xmlns:mc="http://schemas.openxmlformats.org/markup-compatibility/2006" xmlns:aink="http://schemas.microsoft.com/office/drawing/2016/ink" xmlns:am3d="http://schemas.microsoft.com/office/drawing/2017/model3d" xmlns:o="urn:schemas-microsoft-com:office:office" xmlns:r="http://schemas.openxmlformats.org/officeDocument/2006/relationships" xmlns:m="http://schemas.openxmlformats.org/officeDocument/2006/math" xmlns:v="urn:schemas-microsoft-com:vml" xmlns:wp14="http://schemas.microsoft.com/office/word/2010/wordprocessingDrawing" xmlns:wp="http://schemas.openxmlformats.org/drawingml/2006/wordprocessingDrawing" xmlns:w10="urn:schemas-microsoft-com:office:word" xmlns:w="http://schemas.openxmlformats.org/wordprocessingml/2006/main" xmlns:w14="http://schemas.microsoft.com/office/word/2010/wordml" xmlns:w15="http://schemas.microsoft.com/office/word/2012/wordml" xmlns:w16cex="http://schemas.microsoft.com/office/word/2018/wordml/cex" xmlns:w16cid="http://schemas.microsoft.com/office/word/2016/wordml/cid" xmlns:w16="http://schemas.microsoft.com/office/word/2018/wordml" xmlns:w16sdtdh="http://schemas.microsoft.com/office/word/2020/wordml/sdtdatahash" xmlns:w16se="http://schemas.microsoft.com/office/word/2015/wordml/symex" xmlns:wpg="http://schemas.microsoft.com/office/word/2010/wordprocessingGroup" xmlns:wpi="http://schemas.microsoft.com/office/word/2010/wordprocessingInk" xmlns:wne="http://schemas.microsoft.com/office/word/2006/wordml" xmlns:wps="http://schemas.microsoft.com/office/word/2010/wordprocessingShape" mc:Ignorable="w14 w15 w16se w16cid w16 w16cex w16sdtdh wp14">
   <w:endnote w:type="separator" w:id="-1">
     <w:p>
       <w:r>
@@ -3027,7 +3196,7 @@
 </file>
 
 <file path=word/footer1.xml><?xml version="1.0" encoding="utf-8"?>
-<w:ftr xmlns:wpc="http://schemas.microsoft.com/office/word/2010/wordprocessingCanvas" xmlns:cx="http://schemas.microsoft.com/office/drawing/2014/chartex" xmlns:cx1="http://schemas.microsoft.com/office/drawing/2015/9/8/chartex" xmlns:cx2="http://schemas.microsoft.com/office/drawing/2015/10/21/chartex" xmlns:cx3="http://schemas.microsoft.com/office/drawing/2016/5/9/chartex" xmlns:cx4="http://schemas.microsoft.com/office/drawing/2016/5/10/chartex" xmlns:cx5="http://schemas.microsoft.com/office/drawing/2016/5/11/chartex" xmlns:cx6="http://schemas.microsoft.com/office/drawing/2016/5/12/chartex" xmlns:cx7="http://schemas.microsoft.com/office/drawing/2016/5/13/chartex" xmlns:cx8="http://schemas.microsoft.com/office/drawing/2016/5/14/chartex" xmlns:mc="http://schemas.openxmlformats.org/markup-compatibility/2006" xmlns:aink="http://schemas.microsoft.com/office/drawing/2016/ink" xmlns:am3d="http://schemas.microsoft.com/office/drawing/2017/model3d" xmlns:o="urn:schemas-microsoft-com:office:office" xmlns:oel="http://schemas.microsoft.com/office/2019/extlst" xmlns:r="http://schemas.openxmlformats.org/officeDocument/2006/relationships" xmlns:m="http://schemas.openxmlformats.org/officeDocument/2006/math" xmlns:v="urn:schemas-microsoft-com:vml" xmlns:wp14="http://schemas.microsoft.com/office/word/2010/wordprocessingDrawing" xmlns:wp="http://schemas.openxmlformats.org/drawingml/2006/wordprocessingDrawing" xmlns:w10="urn:schemas-microsoft-com:office:word" xmlns:w="http://schemas.openxmlformats.org/wordprocessingml/2006/main" xmlns:w14="http://schemas.microsoft.com/office/word/2010/wordml" xmlns:w15="http://schemas.microsoft.com/office/word/2012/wordml" xmlns:w16cex="http://schemas.microsoft.com/office/word/2018/wordml/cex" xmlns:w16cid="http://schemas.microsoft.com/office/word/2016/wordml/cid" xmlns:w16="http://schemas.microsoft.com/office/word/2018/wordml" xmlns:w16du="http://schemas.microsoft.com/office/word/2023/wordml/word16du" xmlns:w16sdtdh="http://schemas.microsoft.com/office/word/2020/wordml/sdtdatahash" xmlns:w16sdtfl="http://schemas.microsoft.com/office/word/2024/wordml/sdtformatlock" xmlns:w16se="http://schemas.microsoft.com/office/word/2015/wordml/symex" xmlns:wpg="http://schemas.microsoft.com/office/word/2010/wordprocessingGroup" xmlns:wpi="http://schemas.microsoft.com/office/word/2010/wordprocessingInk" xmlns:wne="http://schemas.microsoft.com/office/word/2006/wordml" xmlns:wps="http://schemas.microsoft.com/office/word/2010/wordprocessingShape" mc:Ignorable="w14 w15 w16se w16cid w16 w16cex w16sdtdh w16sdtfl w16du wp14">
+<w:ftr xmlns:wpc="http://schemas.microsoft.com/office/word/2010/wordprocessingCanvas" xmlns:cx="http://schemas.microsoft.com/office/drawing/2014/chartex" xmlns:cx1="http://schemas.microsoft.com/office/drawing/2015/9/8/chartex" xmlns:cx2="http://schemas.microsoft.com/office/drawing/2015/10/21/chartex" xmlns:cx3="http://schemas.microsoft.com/office/drawing/2016/5/9/chartex" xmlns:cx4="http://schemas.microsoft.com/office/drawing/2016/5/10/chartex" xmlns:cx5="http://schemas.microsoft.com/office/drawing/2016/5/11/chartex" xmlns:cx6="http://schemas.microsoft.com/office/drawing/2016/5/12/chartex" xmlns:cx7="http://schemas.microsoft.com/office/drawing/2016/5/13/chartex" xmlns:cx8="http://schemas.microsoft.com/office/drawing/2016/5/14/chartex" xmlns:mc="http://schemas.openxmlformats.org/markup-compatibility/2006" xmlns:aink="http://schemas.microsoft.com/office/drawing/2016/ink" xmlns:am3d="http://schemas.microsoft.com/office/drawing/2017/model3d" xmlns:o="urn:schemas-microsoft-com:office:office" xmlns:r="http://schemas.openxmlformats.org/officeDocument/2006/relationships" xmlns:m="http://schemas.openxmlformats.org/officeDocument/2006/math" xmlns:v="urn:schemas-microsoft-com:vml" xmlns:wp14="http://schemas.microsoft.com/office/word/2010/wordprocessingDrawing" xmlns:wp="http://schemas.openxmlformats.org/drawingml/2006/wordprocessingDrawing" xmlns:w10="urn:schemas-microsoft-com:office:word" xmlns:w="http://schemas.openxmlformats.org/wordprocessingml/2006/main" xmlns:w14="http://schemas.microsoft.com/office/word/2010/wordml" xmlns:w15="http://schemas.microsoft.com/office/word/2012/wordml" xmlns:w16cex="http://schemas.microsoft.com/office/word/2018/wordml/cex" xmlns:w16cid="http://schemas.microsoft.com/office/word/2016/wordml/cid" xmlns:w16="http://schemas.microsoft.com/office/word/2018/wordml" xmlns:w16sdtdh="http://schemas.microsoft.com/office/word/2020/wordml/sdtdatahash" xmlns:w16se="http://schemas.microsoft.com/office/word/2015/wordml/symex" xmlns:wpg="http://schemas.microsoft.com/office/word/2010/wordprocessingGroup" xmlns:wpi="http://schemas.microsoft.com/office/word/2010/wordprocessingInk" xmlns:wne="http://schemas.microsoft.com/office/word/2006/wordml" xmlns:wps="http://schemas.microsoft.com/office/word/2010/wordprocessingShape" mc:Ignorable="w14 w15 w16se w16cid w16 w16cex w16sdtdh wp14">
   <w:p>
     <w:pPr>
       <w:pBdr>
@@ -3042,7 +3211,23 @@
         <w:sz w:val="14"/>
         <w:szCs w:val="14"/>
       </w:rPr>
-      <w:t xml:space="preserve">Proios S.A. · Comodoro Pedro Zanni 351, 5th </w:t>
+      <w:t xml:space="preserve">Proios S.A. · Comodoro Pedro </w:t>
+    </w:r>
+    <w:proofErr w:type="spellStart"/>
+    <w:r>
+      <w:rPr>
+        <w:sz w:val="14"/>
+        <w:szCs w:val="14"/>
+      </w:rPr>
+      <w:t>Zanni</w:t>
+    </w:r>
+    <w:proofErr w:type="spellEnd"/>
+    <w:r>
+      <w:rPr>
+        <w:sz w:val="14"/>
+        <w:szCs w:val="14"/>
+      </w:rPr>
+      <w:t xml:space="preserve"> 351, 5th </w:t>
     </w:r>
     <w:proofErr w:type="spellStart"/>
     <w:r>
@@ -3074,23 +3259,7 @@
         <w:sz w:val="14"/>
         <w:szCs w:val="14"/>
       </w:rPr>
-      <w:t xml:space="preserve">  </w:t>
-    </w:r>
-    <w:proofErr w:type="gramStart"/>
-    <w:r>
-      <w:rPr>
-        <w:sz w:val="14"/>
-        <w:szCs w:val="14"/>
-      </w:rPr>
-      <w:t>info@proios.com  ·</w:t>
-    </w:r>
-    <w:proofErr w:type="gramEnd"/>
-    <w:r>
-      <w:rPr>
-        <w:sz w:val="14"/>
-        <w:szCs w:val="14"/>
-      </w:rPr>
-      <w:t xml:space="preserve">  www.proios.com</w:t>
+      <w:t xml:space="preserve">  info@proios.com  ·  www.proios.com</w:t>
     </w:r>
     <w:r>
       <w:rPr>
@@ -3141,7 +3310,7 @@
 </file>
 
 <file path=word/footnotes.xml><?xml version="1.0" encoding="utf-8"?>
-<w:footnotes xmlns:wpc="http://schemas.microsoft.com/office/word/2010/wordprocessingCanvas" xmlns:cx="http://schemas.microsoft.com/office/drawing/2014/chartex" xmlns:cx1="http://schemas.microsoft.com/office/drawing/2015/9/8/chartex" xmlns:cx2="http://schemas.microsoft.com/office/drawing/2015/10/21/chartex" xmlns:cx3="http://schemas.microsoft.com/office/drawing/2016/5/9/chartex" xmlns:cx4="http://schemas.microsoft.com/office/drawing/2016/5/10/chartex" xmlns:cx5="http://schemas.microsoft.com/office/drawing/2016/5/11/chartex" xmlns:cx6="http://schemas.microsoft.com/office/drawing/2016/5/12/chartex" xmlns:cx7="http://schemas.microsoft.com/office/drawing/2016/5/13/chartex" xmlns:cx8="http://schemas.microsoft.com/office/drawing/2016/5/14/chartex" xmlns:mc="http://schemas.openxmlformats.org/markup-compatibility/2006" xmlns:aink="http://schemas.microsoft.com/office/drawing/2016/ink" xmlns:am3d="http://schemas.microsoft.com/office/drawing/2017/model3d" xmlns:o="urn:schemas-microsoft-com:office:office" xmlns:oel="http://schemas.microsoft.com/office/2019/extlst" xmlns:r="http://schemas.openxmlformats.org/officeDocument/2006/relationships" xmlns:m="http://schemas.openxmlformats.org/officeDocument/2006/math" xmlns:v="urn:schemas-microsoft-com:vml" xmlns:wp14="http://schemas.microsoft.com/office/word/2010/wordprocessingDrawing" xmlns:wp="http://schemas.openxmlformats.org/drawingml/2006/wordprocessingDrawing" xmlns:w10="urn:schemas-microsoft-com:office:word" xmlns:w="http://schemas.openxmlformats.org/wordprocessingml/2006/main" xmlns:w14="http://schemas.microsoft.com/office/word/2010/wordml" xmlns:w15="http://schemas.microsoft.com/office/word/2012/wordml" xmlns:w16cex="http://schemas.microsoft.com/office/word/2018/wordml/cex" xmlns:w16cid="http://schemas.microsoft.com/office/word/2016/wordml/cid" xmlns:w16="http://schemas.microsoft.com/office/word/2018/wordml" xmlns:w16du="http://schemas.microsoft.com/office/word/2023/wordml/word16du" xmlns:w16sdtdh="http://schemas.microsoft.com/office/word/2020/wordml/sdtdatahash" xmlns:w16sdtfl="http://schemas.microsoft.com/office/word/2024/wordml/sdtformatlock" xmlns:w16se="http://schemas.microsoft.com/office/word/2015/wordml/symex" xmlns:wpg="http://schemas.microsoft.com/office/word/2010/wordprocessingGroup" xmlns:wpi="http://schemas.microsoft.com/office/word/2010/wordprocessingInk" xmlns:wne="http://schemas.microsoft.com/office/word/2006/wordml" xmlns:wps="http://schemas.microsoft.com/office/word/2010/wordprocessingShape" mc:Ignorable="w14 w15 w16se w16cid w16 w16cex w16sdtdh w16sdtfl w16du wp14">
+<w:footnotes xmlns:wpc="http://schemas.microsoft.com/office/word/2010/wordprocessingCanvas" xmlns:cx="http://schemas.microsoft.com/office/drawing/2014/chartex" xmlns:cx1="http://schemas.microsoft.com/office/drawing/2015/9/8/chartex" xmlns:cx2="http://schemas.microsoft.com/office/drawing/2015/10/21/chartex" xmlns:cx3="http://schemas.microsoft.com/office/drawing/2016/5/9/chartex" xmlns:cx4="http://schemas.microsoft.com/office/drawing/2016/5/10/chartex" xmlns:cx5="http://schemas.microsoft.com/office/drawing/2016/5/11/chartex" xmlns:cx6="http://schemas.microsoft.com/office/drawing/2016/5/12/chartex" xmlns:cx7="http://schemas.microsoft.com/office/drawing/2016/5/13/chartex" xmlns:cx8="http://schemas.microsoft.com/office/drawing/2016/5/14/chartex" xmlns:mc="http://schemas.openxmlformats.org/markup-compatibility/2006" xmlns:aink="http://schemas.microsoft.com/office/drawing/2016/ink" xmlns:am3d="http://schemas.microsoft.com/office/drawing/2017/model3d" xmlns:o="urn:schemas-microsoft-com:office:office" xmlns:r="http://schemas.openxmlformats.org/officeDocument/2006/relationships" xmlns:m="http://schemas.openxmlformats.org/officeDocument/2006/math" xmlns:v="urn:schemas-microsoft-com:vml" xmlns:wp14="http://schemas.microsoft.com/office/word/2010/wordprocessingDrawing" xmlns:wp="http://schemas.openxmlformats.org/drawingml/2006/wordprocessingDrawing" xmlns:w10="urn:schemas-microsoft-com:office:word" xmlns:w="http://schemas.openxmlformats.org/wordprocessingml/2006/main" xmlns:w14="http://schemas.microsoft.com/office/word/2010/wordml" xmlns:w15="http://schemas.microsoft.com/office/word/2012/wordml" xmlns:w16cex="http://schemas.microsoft.com/office/word/2018/wordml/cex" xmlns:w16cid="http://schemas.microsoft.com/office/word/2016/wordml/cid" xmlns:w16="http://schemas.microsoft.com/office/word/2018/wordml" xmlns:w16sdtdh="http://schemas.microsoft.com/office/word/2020/wordml/sdtdatahash" xmlns:w16se="http://schemas.microsoft.com/office/word/2015/wordml/symex" xmlns:wpg="http://schemas.microsoft.com/office/word/2010/wordprocessingGroup" xmlns:wpi="http://schemas.microsoft.com/office/word/2010/wordprocessingInk" xmlns:wne="http://schemas.microsoft.com/office/word/2006/wordml" xmlns:wps="http://schemas.microsoft.com/office/word/2010/wordprocessingShape" mc:Ignorable="w14 w15 w16se w16cid w16 w16cex w16sdtdh wp14">
   <w:footnote w:type="separator" w:id="-1">
     <w:p>
       <w:r>
@@ -3160,7 +3329,7 @@
 </file>
 
 <file path=word/header1.xml><?xml version="1.0" encoding="utf-8"?>
-<w:hdr xmlns:wpc="http://schemas.microsoft.com/office/word/2010/wordprocessingCanvas" xmlns:cx="http://schemas.microsoft.com/office/drawing/2014/chartex" xmlns:cx1="http://schemas.microsoft.com/office/drawing/2015/9/8/chartex" xmlns:cx2="http://schemas.microsoft.com/office/drawing/2015/10/21/chartex" xmlns:cx3="http://schemas.microsoft.com/office/drawing/2016/5/9/chartex" xmlns:cx4="http://schemas.microsoft.com/office/drawing/2016/5/10/chartex" xmlns:cx5="http://schemas.microsoft.com/office/drawing/2016/5/11/chartex" xmlns:cx6="http://schemas.microsoft.com/office/drawing/2016/5/12/chartex" xmlns:cx7="http://schemas.microsoft.com/office/drawing/2016/5/13/chartex" xmlns:cx8="http://schemas.microsoft.com/office/drawing/2016/5/14/chartex" xmlns:mc="http://schemas.openxmlformats.org/markup-compatibility/2006" xmlns:aink="http://schemas.microsoft.com/office/drawing/2016/ink" xmlns:am3d="http://schemas.microsoft.com/office/drawing/2017/model3d" xmlns:o="urn:schemas-microsoft-com:office:office" xmlns:oel="http://schemas.microsoft.com/office/2019/extlst" xmlns:r="http://schemas.openxmlformats.org/officeDocument/2006/relationships" xmlns:m="http://schemas.openxmlformats.org/officeDocument/2006/math" xmlns:v="urn:schemas-microsoft-com:vml" xmlns:wp14="http://schemas.microsoft.com/office/word/2010/wordprocessingDrawing" xmlns:wp="http://schemas.openxmlformats.org/drawingml/2006/wordprocessingDrawing" xmlns:w10="urn:schemas-microsoft-com:office:word" xmlns:w="http://schemas.openxmlformats.org/wordprocessingml/2006/main" xmlns:w14="http://schemas.microsoft.com/office/word/2010/wordml" xmlns:w15="http://schemas.microsoft.com/office/word/2012/wordml" xmlns:w16cex="http://schemas.microsoft.com/office/word/2018/wordml/cex" xmlns:w16cid="http://schemas.microsoft.com/office/word/2016/wordml/cid" xmlns:w16="http://schemas.microsoft.com/office/word/2018/wordml" xmlns:w16du="http://schemas.microsoft.com/office/word/2023/wordml/word16du" xmlns:w16sdtdh="http://schemas.microsoft.com/office/word/2020/wordml/sdtdatahash" xmlns:w16sdtfl="http://schemas.microsoft.com/office/word/2024/wordml/sdtformatlock" xmlns:w16se="http://schemas.microsoft.com/office/word/2015/wordml/symex" xmlns:wpg="http://schemas.microsoft.com/office/word/2010/wordprocessingGroup" xmlns:wpi="http://schemas.microsoft.com/office/word/2010/wordprocessingInk" xmlns:wne="http://schemas.microsoft.com/office/word/2006/wordml" xmlns:wps="http://schemas.microsoft.com/office/word/2010/wordprocessingShape" mc:Ignorable="w14 w15 w16se w16cid w16 w16cex w16sdtdh w16sdtfl w16du wp14">
+<w:hdr xmlns:wpc="http://schemas.microsoft.com/office/word/2010/wordprocessingCanvas" xmlns:cx="http://schemas.microsoft.com/office/drawing/2014/chartex" xmlns:cx1="http://schemas.microsoft.com/office/drawing/2015/9/8/chartex" xmlns:cx2="http://schemas.microsoft.com/office/drawing/2015/10/21/chartex" xmlns:cx3="http://schemas.microsoft.com/office/drawing/2016/5/9/chartex" xmlns:cx4="http://schemas.microsoft.com/office/drawing/2016/5/10/chartex" xmlns:cx5="http://schemas.microsoft.com/office/drawing/2016/5/11/chartex" xmlns:cx6="http://schemas.microsoft.com/office/drawing/2016/5/12/chartex" xmlns:cx7="http://schemas.microsoft.com/office/drawing/2016/5/13/chartex" xmlns:cx8="http://schemas.microsoft.com/office/drawing/2016/5/14/chartex" xmlns:mc="http://schemas.openxmlformats.org/markup-compatibility/2006" xmlns:aink="http://schemas.microsoft.com/office/drawing/2016/ink" xmlns:am3d="http://schemas.microsoft.com/office/drawing/2017/model3d" xmlns:o="urn:schemas-microsoft-com:office:office" xmlns:r="http://schemas.openxmlformats.org/officeDocument/2006/relationships" xmlns:m="http://schemas.openxmlformats.org/officeDocument/2006/math" xmlns:v="urn:schemas-microsoft-com:vml" xmlns:wp14="http://schemas.microsoft.com/office/word/2010/wordprocessingDrawing" xmlns:wp="http://schemas.openxmlformats.org/drawingml/2006/wordprocessingDrawing" xmlns:w10="urn:schemas-microsoft-com:office:word" xmlns:w="http://schemas.openxmlformats.org/wordprocessingml/2006/main" xmlns:w14="http://schemas.microsoft.com/office/word/2010/wordml" xmlns:w15="http://schemas.microsoft.com/office/word/2012/wordml" xmlns:w16cex="http://schemas.microsoft.com/office/word/2018/wordml/cex" xmlns:w16cid="http://schemas.microsoft.com/office/word/2016/wordml/cid" xmlns:w16="http://schemas.microsoft.com/office/word/2018/wordml" xmlns:w16sdtdh="http://schemas.microsoft.com/office/word/2020/wordml/sdtdatahash" xmlns:w16se="http://schemas.microsoft.com/office/word/2015/wordml/symex" xmlns:wpg="http://schemas.microsoft.com/office/word/2010/wordprocessingGroup" xmlns:wpi="http://schemas.microsoft.com/office/word/2010/wordprocessingInk" xmlns:wne="http://schemas.microsoft.com/office/word/2006/wordml" xmlns:wps="http://schemas.microsoft.com/office/word/2010/wordprocessingShape" mc:Ignorable="w14 w15 w16se w16cid w16 w16cex w16sdtdh wp14">
   <w:tbl>
     <w:tblPr>
       <w:tblW w:w="9360" w:type="dxa"/>
@@ -3175,6 +3344,9 @@
       <w:gridCol w:w="3140"/>
     </w:tblGrid>
     <w:tr>
+      <w:trPr>
+        <w:trHeight w:hRule="exact" w:val="2410"/>
+      </w:trPr>
       <w:tc>
         <w:tcPr>
           <w:tcW w:w="8060" w:type="dxa"/>
@@ -3262,7 +3434,7 @@
 </file>
 
 <file path=word/numbering.xml><?xml version="1.0" encoding="utf-8"?>
-<w:numbering xmlns:wpc="http://schemas.microsoft.com/office/word/2010/wordprocessingCanvas" xmlns:cx="http://schemas.microsoft.com/office/drawing/2014/chartex" xmlns:cx1="http://schemas.microsoft.com/office/drawing/2015/9/8/chartex" xmlns:cx2="http://schemas.microsoft.com/office/drawing/2015/10/21/chartex" xmlns:cx3="http://schemas.microsoft.com/office/drawing/2016/5/9/chartex" xmlns:cx4="http://schemas.microsoft.com/office/drawing/2016/5/10/chartex" xmlns:cx5="http://schemas.microsoft.com/office/drawing/2016/5/11/chartex" xmlns:cx6="http://schemas.microsoft.com/office/drawing/2016/5/12/chartex" xmlns:cx7="http://schemas.microsoft.com/office/drawing/2016/5/13/chartex" xmlns:cx8="http://schemas.microsoft.com/office/drawing/2016/5/14/chartex" xmlns:mc="http://schemas.openxmlformats.org/markup-compatibility/2006" xmlns:aink="http://schemas.microsoft.com/office/drawing/2016/ink" xmlns:am3d="http://schemas.microsoft.com/office/drawing/2017/model3d" xmlns:o="urn:schemas-microsoft-com:office:office" xmlns:oel="http://schemas.microsoft.com/office/2019/extlst" xmlns:r="http://schemas.openxmlformats.org/officeDocument/2006/relationships" xmlns:m="http://schemas.openxmlformats.org/officeDocument/2006/math" xmlns:v="urn:schemas-microsoft-com:vml" xmlns:wp14="http://schemas.microsoft.com/office/word/2010/wordprocessingDrawing" xmlns:wp="http://schemas.openxmlformats.org/drawingml/2006/wordprocessingDrawing" xmlns:w10="urn:schemas-microsoft-com:office:word" xmlns:w="http://schemas.openxmlformats.org/wordprocessingml/2006/main" xmlns:w14="http://schemas.microsoft.com/office/word/2010/wordml" xmlns:w15="http://schemas.microsoft.com/office/word/2012/wordml" xmlns:w16cex="http://schemas.microsoft.com/office/word/2018/wordml/cex" xmlns:w16cid="http://schemas.microsoft.com/office/word/2016/wordml/cid" xmlns:w16="http://schemas.microsoft.com/office/word/2018/wordml" xmlns:w16du="http://schemas.microsoft.com/office/word/2023/wordml/word16du" xmlns:w16sdtdh="http://schemas.microsoft.com/office/word/2020/wordml/sdtdatahash" xmlns:w16sdtfl="http://schemas.microsoft.com/office/word/2024/wordml/sdtformatlock" xmlns:w16se="http://schemas.microsoft.com/office/word/2015/wordml/symex" xmlns:wpg="http://schemas.microsoft.com/office/word/2010/wordprocessingGroup" xmlns:wpi="http://schemas.microsoft.com/office/word/2010/wordprocessingInk" xmlns:wne="http://schemas.microsoft.com/office/word/2006/wordml" xmlns:wps="http://schemas.microsoft.com/office/word/2010/wordprocessingShape" mc:Ignorable="w14 w15 w16se w16cid w16 w16cex w16sdtdh w16sdtfl w16du wp14">
+<w:numbering xmlns:wpc="http://schemas.microsoft.com/office/word/2010/wordprocessingCanvas" xmlns:cx="http://schemas.microsoft.com/office/drawing/2014/chartex" xmlns:cx1="http://schemas.microsoft.com/office/drawing/2015/9/8/chartex" xmlns:cx2="http://schemas.microsoft.com/office/drawing/2015/10/21/chartex" xmlns:cx3="http://schemas.microsoft.com/office/drawing/2016/5/9/chartex" xmlns:cx4="http://schemas.microsoft.com/office/drawing/2016/5/10/chartex" xmlns:cx5="http://schemas.microsoft.com/office/drawing/2016/5/11/chartex" xmlns:cx6="http://schemas.microsoft.com/office/drawing/2016/5/12/chartex" xmlns:cx7="http://schemas.microsoft.com/office/drawing/2016/5/13/chartex" xmlns:cx8="http://schemas.microsoft.com/office/drawing/2016/5/14/chartex" xmlns:mc="http://schemas.openxmlformats.org/markup-compatibility/2006" xmlns:aink="http://schemas.microsoft.com/office/drawing/2016/ink" xmlns:am3d="http://schemas.microsoft.com/office/drawing/2017/model3d" xmlns:o="urn:schemas-microsoft-com:office:office" xmlns:r="http://schemas.openxmlformats.org/officeDocument/2006/relationships" xmlns:m="http://schemas.openxmlformats.org/officeDocument/2006/math" xmlns:v="urn:schemas-microsoft-com:vml" xmlns:wp14="http://schemas.microsoft.com/office/word/2010/wordprocessingDrawing" xmlns:wp="http://schemas.openxmlformats.org/drawingml/2006/wordprocessingDrawing" xmlns:w10="urn:schemas-microsoft-com:office:word" xmlns:w="http://schemas.openxmlformats.org/wordprocessingml/2006/main" xmlns:w14="http://schemas.microsoft.com/office/word/2010/wordml" xmlns:w15="http://schemas.microsoft.com/office/word/2012/wordml" xmlns:w16cex="http://schemas.microsoft.com/office/word/2018/wordml/cex" xmlns:w16cid="http://schemas.microsoft.com/office/word/2016/wordml/cid" xmlns:w16="http://schemas.microsoft.com/office/word/2018/wordml" xmlns:w16sdtdh="http://schemas.microsoft.com/office/word/2020/wordml/sdtdatahash" xmlns:w16se="http://schemas.microsoft.com/office/word/2015/wordml/symex" xmlns:wpg="http://schemas.microsoft.com/office/word/2010/wordprocessingGroup" xmlns:wpi="http://schemas.microsoft.com/office/word/2010/wordprocessingInk" xmlns:wne="http://schemas.microsoft.com/office/word/2006/wordml" xmlns:wps="http://schemas.microsoft.com/office/word/2010/wordprocessingShape" mc:Ignorable="w14 w15 w16se w16cid w16 w16cex w16sdtdh wp14">
   <w:abstractNum w:abstractNumId="0" w15:restartNumberingAfterBreak="0">
     <w:nsid w:val="090B0C57"/>
     <w:multiLevelType w:val="hybridMultilevel"/>
@@ -3403,13 +3575,13 @@
       <w:lvlJc w:val="left"/>
     </w:lvl>
   </w:abstractNum>
-  <w:num w:numId="1" w16cid:durableId="118648451">
+  <w:num w:numId="1">
     <w:abstractNumId w:val="0"/>
     <w:lvlOverride w:ilvl="0">
       <w:startOverride w:val="1"/>
     </w:lvlOverride>
   </w:num>
-  <w:num w:numId="2" w16cid:durableId="476993915">
+  <w:num w:numId="2">
     <w:abstractNumId w:val="1"/>
     <w:lvlOverride w:ilvl="0">
       <w:startOverride w:val="1"/>
@@ -3419,7 +3591,7 @@
 </file>
 
 <file path=word/styles.xml><?xml version="1.0" encoding="utf-8"?>
-<w:styles xmlns:mc="http://schemas.openxmlformats.org/markup-compatibility/2006" xmlns:r="http://schemas.openxmlformats.org/officeDocument/2006/relationships" xmlns:w="http://schemas.openxmlformats.org/wordprocessingml/2006/main" xmlns:w14="http://schemas.microsoft.com/office/word/2010/wordml" xmlns:w15="http://schemas.microsoft.com/office/word/2012/wordml" xmlns:w16cex="http://schemas.microsoft.com/office/word/2018/wordml/cex" xmlns:w16cid="http://schemas.microsoft.com/office/word/2016/wordml/cid" xmlns:w16="http://schemas.microsoft.com/office/word/2018/wordml" xmlns:w16du="http://schemas.microsoft.com/office/word/2023/wordml/word16du" xmlns:w16sdtdh="http://schemas.microsoft.com/office/word/2020/wordml/sdtdatahash" xmlns:w16sdtfl="http://schemas.microsoft.com/office/word/2024/wordml/sdtformatlock" xmlns:w16se="http://schemas.microsoft.com/office/word/2015/wordml/symex" mc:Ignorable="w14 w15 w16se w16cid w16 w16cex w16sdtdh w16sdtfl w16du">
+<w:styles xmlns:mc="http://schemas.openxmlformats.org/markup-compatibility/2006" xmlns:r="http://schemas.openxmlformats.org/officeDocument/2006/relationships" xmlns:w="http://schemas.openxmlformats.org/wordprocessingml/2006/main" xmlns:w14="http://schemas.microsoft.com/office/word/2010/wordml" xmlns:w15="http://schemas.microsoft.com/office/word/2012/wordml" xmlns:w16cex="http://schemas.microsoft.com/office/word/2018/wordml/cex" xmlns:w16cid="http://schemas.microsoft.com/office/word/2016/wordml/cid" xmlns:w16="http://schemas.microsoft.com/office/word/2018/wordml" xmlns:w16sdtdh="http://schemas.microsoft.com/office/word/2020/wordml/sdtdatahash" xmlns:w16se="http://schemas.microsoft.com/office/word/2015/wordml/symex" mc:Ignorable="w14 w15 w16se w16cid w16 w16cex w16sdtdh">
   <w:docDefaults>
     <w:rPrDefault>
       <w:rPr>
